--- a/tp1/Informe.docx
+++ b/tp1/Informe.docx
@@ -475,7 +475,15 @@
         <w:jc w:val="both"/>
       </w:pPr>
       <w:r>
-        <w:t>El uso de dispositivos electrónicos y redes sociales forma parte de la vida cotidiana de los adolescentes. La exposición a pantallas puede producir cambios en los hábitos de descanso, particularmente cuando su utilización se extiende hasta las horas cercanas al momento de dormir.</w:t>
+        <w:t xml:space="preserve">El uso de dispositivos electrónicos, redes sociales, videojuegos y servicios de televisión o </w:t>
+      </w:r>
+      <w:proofErr w:type="spellStart"/>
+      <w:r>
+        <w:t>streaming</w:t>
+      </w:r>
+      <w:proofErr w:type="spellEnd"/>
+      <w:r>
+        <w:t xml:space="preserve"> forma parte de la vida cotidiana de los adolescentes. Sin embargo, el comportamiento digital no necesariamente es homogéneo: dos adolescentes pueden presentar una cantidad similar de horas de exposición a pantallas y, aun así, distribuir ese tiempo de manera muy diferente entre redes sociales, videojuegos, juegos en dispositivos móviles, contenido audiovisual u otras actividades.</w:t>
       </w:r>
     </w:p>
     <w:p>
@@ -490,7 +498,7 @@
         <w:jc w:val="both"/>
       </w:pPr>
       <w:r>
-        <w:t>El sueño durante la adolescencia es especialmente relevante debido a su relación con el bienestar, el funcionamiento durante el día y el desempeño escolar.</w:t>
+        <w:t xml:space="preserve">El sueño durante la adolescencia es especialmente relevante por su relación con el bienestar, el funcionamiento durante el día y el desempeño escolar. </w:t>
       </w:r>
     </w:p>
     <w:p>
@@ -505,7 +513,15 @@
         <w:jc w:val="both"/>
       </w:pPr>
       <w:r>
-        <w:t>En este contexto, resulta interesante analizar si los hábitos relacionados con el uso de pantallas permiten predecir patrones de sueño insuficiente en adolescentes.</w:t>
+        <w:t xml:space="preserve">A partir de la revisión del </w:t>
+      </w:r>
+      <w:proofErr w:type="spellStart"/>
+      <w:r>
+        <w:t>dataset</w:t>
+      </w:r>
+      <w:proofErr w:type="spellEnd"/>
+      <w:r>
+        <w:t xml:space="preserve"> se propone un enfoque orientado de aprendizaje no supervisado, donde el objetivo central será descubrir estructuras o perfiles naturales dentro de la población según sus patrones de comportamiento digital.</w:t>
       </w:r>
     </w:p>
     <w:p>
@@ -520,7 +536,16 @@
         <w:jc w:val="both"/>
       </w:pPr>
       <w:r>
-        <w:t xml:space="preserve">El </w:t>
+        <w:t>C</w:t>
+      </w:r>
+      <w:r>
+        <w:t xml:space="preserve">onsideramos que </w:t>
+      </w:r>
+      <w:r>
+        <w:t>e</w:t>
+      </w:r>
+      <w:r>
+        <w:t xml:space="preserve">l </w:t>
       </w:r>
       <w:proofErr w:type="spellStart"/>
       <w:r>
@@ -528,13 +553,40 @@
       </w:r>
       <w:proofErr w:type="spellEnd"/>
       <w:r>
-        <w:t xml:space="preserve"> seleccionado consideramos que es adecuado porque contiene información de adolescentes argentinos sobre uso de redes sociales, videojuegos, televisión/streaming y otros dispositivos, además</w:t>
-      </w:r>
-      <w:r>
-        <w:t xml:space="preserve"> de información sobre horarios,</w:t>
-      </w:r>
-      <w:r>
-        <w:t xml:space="preserve"> duración del sueño y somnolencia diurna. Los datos fueron recolectados en 1.257 adolescentes de entre 12 y 18 años pertenecientes a 52 escuelas de zonas urbanas y suburbanas de Argentina.</w:t>
+        <w:t xml:space="preserve"> seleccionado </w:t>
+      </w:r>
+      <w:r>
+        <w:t xml:space="preserve">es adecuado porque contiene información de adolescentes </w:t>
+      </w:r>
+      <w:r>
+        <w:t>argentinos sobre variables demográficas, uso de distintos tipos de pantallas y dispositivos, uso próximo al horario de descanso, hábito</w:t>
+      </w:r>
+      <w:r>
+        <w:t>s de sueño, somnolencia diurna,</w:t>
+      </w:r>
+      <w:r>
+        <w:t xml:space="preserve"> rendimiento académico</w:t>
+      </w:r>
+      <w:r>
+        <w:t xml:space="preserve"> entre otras variables relevantes</w:t>
+      </w:r>
+      <w:r>
+        <w:t>. Esta combinación permite abordar el problema desde una perspectiva de segmentación y caracterización de grupos.</w:t>
+      </w:r>
+    </w:p>
+    <w:p>
+      <w:pPr>
+        <w:pBdr>
+          <w:top w:val="nil"/>
+          <w:left w:val="nil"/>
+          <w:bottom w:val="nil"/>
+          <w:right w:val="nil"/>
+          <w:between w:val="nil"/>
+        </w:pBdr>
+        <w:jc w:val="both"/>
+      </w:pPr>
+      <w:r>
+        <w:t>Los datos fueron recolectados en 1.257 adolescentes de entre 12 y 18 años pertenecientes a 52 escuelas de zonas urbanas y suburbanas de Argentina.</w:t>
       </w:r>
     </w:p>
     <w:p>
@@ -550,46 +602,6 @@
       </w:pPr>
       <w:bookmarkStart w:id="4" w:name="_75rf4vta81ax" w:colFirst="0" w:colLast="0"/>
       <w:bookmarkEnd w:id="4"/>
-      <w:r>
-        <w:t xml:space="preserve">Problema </w:t>
-      </w:r>
-    </w:p>
-    <w:p>
-      <w:pPr>
-        <w:spacing w:before="240" w:after="240"/>
-        <w:jc w:val="both"/>
-      </w:pPr>
-      <w:bookmarkStart w:id="5" w:name="_GoBack"/>
-      <w:bookmarkEnd w:id="5"/>
-      <w:r>
-        <w:t xml:space="preserve">La pregunta que proponemos abordar mediante Machine </w:t>
-      </w:r>
-      <w:proofErr w:type="spellStart"/>
-      <w:r>
-        <w:t>Learning</w:t>
-      </w:r>
-      <w:proofErr w:type="spellEnd"/>
-      <w:r>
-        <w:t xml:space="preserve"> es:</w:t>
-      </w:r>
-    </w:p>
-    <w:p>
-      <w:pPr>
-        <w:spacing w:before="240" w:after="240"/>
-        <w:ind w:right="600"/>
-        <w:jc w:val="both"/>
-        <w:rPr>
-          <w:b/>
-          <w:bCs/>
-        </w:rPr>
-      </w:pPr>
-      <w:r>
-        <w:rPr>
-          <w:b/>
-          <w:bCs/>
-        </w:rPr>
-        <w:t>¿Es posible predecir si un adolescente argentino presenta un patrón de sueño insuficiente a partir de sus características demográficas y sus hábitos de uso de pantallas, especialmente el uso de redes sociales?</w:t>
-      </w:r>
     </w:p>
     <w:p>
       <w:pPr>
@@ -602,64 +614,6 @@
           <w:between w:val="nil"/>
         </w:pBdr>
       </w:pPr>
-      <w:r>
-        <w:t>Propósito de la predicción</w:t>
-      </w:r>
-    </w:p>
-    <w:p>
-      <w:pPr>
-        <w:spacing w:before="240" w:after="240"/>
-        <w:ind w:right="600"/>
-        <w:jc w:val="both"/>
-        <w:rPr>
-          <w:lang w:val="es-AR"/>
-        </w:rPr>
-      </w:pPr>
-      <w:r>
-        <w:rPr>
-          <w:lang w:val="es-AR"/>
-        </w:rPr>
-        <w:t>El propósito es desarrollar un modelo de aprendizaje automático capaz de identificar adolescentes con mayor probabilidad de presentar un patrón de sueño insuficiente a partir de información disponible sobre sus características personales y hábitos cotidianos.</w:t>
-      </w:r>
-    </w:p>
-    <w:p>
-      <w:pPr>
-        <w:spacing w:before="240" w:after="240"/>
-        <w:ind w:right="600"/>
-        <w:jc w:val="both"/>
-        <w:rPr>
-          <w:lang w:val="es-AR"/>
-        </w:rPr>
-      </w:pPr>
-      <w:r>
-        <w:rPr>
-          <w:lang w:val="es-AR"/>
-        </w:rPr>
-        <w:t xml:space="preserve">Una herramienta de este tipo podría utilizarse como mecanismo de identificación temprana de grupos potencialmente vulnerables a hábitos de descanso inadecuados, permitiendo orientar acciones preventivas y de concientización relacionadas con la higiene del sueño y el uso </w:t>
-      </w:r>
-      <w:r>
-        <w:rPr>
-          <w:lang w:val="es-AR"/>
-        </w:rPr>
-        <w:lastRenderedPageBreak/>
-        <w:t>responsable de dispositivos electrónicos.</w:t>
-      </w:r>
-    </w:p>
-    <w:p>
-      <w:pPr>
-        <w:spacing w:before="240" w:after="240"/>
-        <w:ind w:right="600"/>
-        <w:jc w:val="both"/>
-        <w:rPr>
-          <w:lang w:val="es-AR"/>
-        </w:rPr>
-      </w:pPr>
-      <w:r>
-        <w:rPr>
-          <w:lang w:val="es-AR"/>
-        </w:rPr>
-        <w:t>El objetivo del proyecto no es establecer una relación causal entre el uso de redes sociales y la falta de sueño, sino evaluar si los hábitos de uso de pantallas contienen información suficiente para realizar una predicción.</w:t>
-      </w:r>
     </w:p>
     <w:p>
       <w:pPr>
@@ -672,7 +626,275 @@
           <w:between w:val="nil"/>
         </w:pBdr>
       </w:pPr>
-      <w:r>
+    </w:p>
+    <w:p>
+      <w:pPr>
+        <w:pStyle w:val="Ttulo1"/>
+        <w:pBdr>
+          <w:top w:val="nil"/>
+          <w:left w:val="nil"/>
+          <w:bottom w:val="nil"/>
+          <w:right w:val="nil"/>
+          <w:between w:val="nil"/>
+        </w:pBdr>
+      </w:pPr>
+    </w:p>
+    <w:p>
+      <w:pPr>
+        <w:pStyle w:val="Ttulo1"/>
+        <w:pBdr>
+          <w:top w:val="nil"/>
+          <w:left w:val="nil"/>
+          <w:bottom w:val="nil"/>
+          <w:right w:val="nil"/>
+          <w:between w:val="nil"/>
+        </w:pBdr>
+      </w:pPr>
+      <w:r>
+        <w:lastRenderedPageBreak/>
+        <w:t xml:space="preserve">Problema </w:t>
+      </w:r>
+    </w:p>
+    <w:p>
+      <w:r>
+        <w:t>Un análisis</w:t>
+      </w:r>
+      <w:r>
+        <w:t xml:space="preserve"> del tiempo de pantalla puede ocultar patrones re</w:t>
+      </w:r>
+      <w:r>
+        <w:t>levantes dentro de la población, es decir s</w:t>
+      </w:r>
+      <w:r>
+        <w:t>i todos los adolescentes son tratados como un único grupo, se pierde información sobre qué actividades predominan, qué dispositivos se utilizan con mayor frecuencia, en qué etapas etarias o escolares aparecen determinados comportamientos y cómo se distribuyen posteriormente variables relacionadas con el sueño o la somnolencia.</w:t>
+      </w:r>
+    </w:p>
+    <w:p>
+      <w:pPr>
+        <w:spacing w:before="240" w:after="240"/>
+        <w:jc w:val="both"/>
+      </w:pPr>
+      <w:r>
+        <w:t xml:space="preserve">La pregunta que proponemos abordar mediante Machine </w:t>
+      </w:r>
+      <w:proofErr w:type="spellStart"/>
+      <w:r>
+        <w:t>Learning</w:t>
+      </w:r>
+      <w:proofErr w:type="spellEnd"/>
+      <w:r>
+        <w:t xml:space="preserve"> es:</w:t>
+      </w:r>
+    </w:p>
+    <w:p>
+      <w:pPr>
+        <w:pStyle w:val="Ttulo1"/>
+        <w:pBdr>
+          <w:top w:val="nil"/>
+          <w:left w:val="nil"/>
+          <w:bottom w:val="nil"/>
+          <w:right w:val="nil"/>
+          <w:between w:val="nil"/>
+        </w:pBdr>
+        <w:rPr>
+          <w:rFonts w:ascii="Droid Serif" w:eastAsia="Droid Serif" w:hAnsi="Droid Serif" w:cs="Droid Serif"/>
+          <w:b/>
+          <w:bCs/>
+          <w:color w:val="666666"/>
+          <w:sz w:val="22"/>
+          <w:szCs w:val="22"/>
+        </w:rPr>
+      </w:pPr>
+      <w:r>
+        <w:rPr>
+          <w:rFonts w:ascii="Droid Serif" w:eastAsia="Droid Serif" w:hAnsi="Droid Serif" w:cs="Droid Serif"/>
+          <w:b/>
+          <w:bCs/>
+          <w:color w:val="666666"/>
+          <w:sz w:val="22"/>
+          <w:szCs w:val="22"/>
+        </w:rPr>
+        <w:t>¿Es posible identificar perfiles diferenciados de adolescentes según sus patrones de uso de pantallas mediante técnicas de aprendizaje automático no supervisado y caracterizar dichos perfiles a partir de sus hábitos de sueño, niveles de somnolencia y otras variables relevantes?</w:t>
+      </w:r>
+    </w:p>
+    <w:p>
+      <w:pPr>
+        <w:pStyle w:val="Ttulo1"/>
+        <w:pBdr>
+          <w:top w:val="nil"/>
+          <w:left w:val="nil"/>
+          <w:bottom w:val="nil"/>
+          <w:right w:val="nil"/>
+          <w:between w:val="nil"/>
+        </w:pBdr>
+      </w:pPr>
+      <w:r>
+        <w:t>Propósito de</w:t>
+      </w:r>
+      <w:r>
+        <w:t>l análisis</w:t>
+      </w:r>
+    </w:p>
+    <w:p>
+      <w:pPr>
+        <w:pStyle w:val="Ttulo1"/>
+        <w:pBdr>
+          <w:top w:val="nil"/>
+          <w:left w:val="nil"/>
+          <w:bottom w:val="nil"/>
+          <w:right w:val="nil"/>
+          <w:between w:val="nil"/>
+        </w:pBdr>
+        <w:rPr>
+          <w:rFonts w:ascii="Droid Serif" w:eastAsia="Droid Serif" w:hAnsi="Droid Serif" w:cs="Droid Serif"/>
+          <w:color w:val="666666"/>
+          <w:sz w:val="22"/>
+          <w:szCs w:val="22"/>
+          <w:lang w:val="es-AR"/>
+        </w:rPr>
+      </w:pPr>
+      <w:r>
+        <w:rPr>
+          <w:rFonts w:ascii="Droid Serif" w:eastAsia="Droid Serif" w:hAnsi="Droid Serif" w:cs="Droid Serif"/>
+          <w:color w:val="666666"/>
+          <w:sz w:val="22"/>
+          <w:szCs w:val="22"/>
+          <w:lang w:val="es-AR"/>
+        </w:rPr>
+        <w:t xml:space="preserve">El propósito del trabajo es identificar estructuras y perfiles naturales dentro de la población adolescente a partir de sus características demográficas y patrones de uso de pantallas, utilizando </w:t>
+      </w:r>
+      <w:r>
+        <w:rPr>
+          <w:rFonts w:ascii="Droid Serif" w:eastAsia="Droid Serif" w:hAnsi="Droid Serif" w:cs="Droid Serif"/>
+          <w:b/>
+          <w:color w:val="666666"/>
+          <w:sz w:val="22"/>
+          <w:szCs w:val="22"/>
+          <w:lang w:val="es-AR"/>
+        </w:rPr>
+        <w:t>técnicas de aprendizaje automático no supervisado</w:t>
+      </w:r>
+      <w:r>
+        <w:rPr>
+          <w:rFonts w:ascii="Droid Serif" w:eastAsia="Droid Serif" w:hAnsi="Droid Serif" w:cs="Droid Serif"/>
+          <w:color w:val="666666"/>
+          <w:sz w:val="22"/>
+          <w:szCs w:val="22"/>
+          <w:lang w:val="es-AR"/>
+        </w:rPr>
+        <w:t>.</w:t>
+      </w:r>
+      <w:r>
+        <w:rPr>
+          <w:rFonts w:ascii="Droid Serif" w:eastAsia="Droid Serif" w:hAnsi="Droid Serif" w:cs="Droid Serif"/>
+          <w:color w:val="666666"/>
+          <w:sz w:val="22"/>
+          <w:szCs w:val="22"/>
+          <w:lang w:val="es-AR"/>
+        </w:rPr>
+        <w:t xml:space="preserve"> </w:t>
+      </w:r>
+    </w:p>
+    <w:p>
+      <w:pPr>
+        <w:pStyle w:val="Ttulo1"/>
+        <w:pBdr>
+          <w:top w:val="nil"/>
+          <w:left w:val="nil"/>
+          <w:bottom w:val="nil"/>
+          <w:right w:val="nil"/>
+          <w:between w:val="nil"/>
+        </w:pBdr>
+      </w:pPr>
+      <w:r>
+        <w:rPr>
+          <w:rFonts w:ascii="Droid Serif" w:eastAsia="Droid Serif" w:hAnsi="Droid Serif" w:cs="Droid Serif"/>
+          <w:color w:val="666666"/>
+          <w:sz w:val="22"/>
+          <w:szCs w:val="22"/>
+          <w:lang w:val="es-AR"/>
+        </w:rPr>
+        <w:t>Los grupos se formarán exclusivamente a partir de variables seleccionadas para el proceso de segmentación. Posteriormente, se analizarán otras variables —como hábitos de sueño, somnolencia diurna y rendimiento académico— para caracterizar y comprender mejor las particularidades de cada segmento.</w:t>
+      </w:r>
+      <w:r>
+        <w:rPr>
+          <w:rFonts w:ascii="Droid Serif" w:eastAsia="Droid Serif" w:hAnsi="Droid Serif" w:cs="Droid Serif"/>
+          <w:color w:val="666666"/>
+          <w:sz w:val="22"/>
+          <w:szCs w:val="22"/>
+          <w:lang w:val="es-AR"/>
+        </w:rPr>
+        <w:t xml:space="preserve"> Este </w:t>
+      </w:r>
+      <w:r>
+        <w:rPr>
+          <w:rFonts w:ascii="Droid Serif" w:eastAsia="Droid Serif" w:hAnsi="Droid Serif" w:cs="Droid Serif"/>
+          <w:color w:val="666666"/>
+          <w:sz w:val="22"/>
+          <w:szCs w:val="22"/>
+          <w:lang w:val="es-AR"/>
+        </w:rPr>
+        <w:t xml:space="preserve">análisis no busca establecer relaciones causales entre el uso de pantallas y variables como el sueño, la somnolencia o el rendimiento académico, sino </w:t>
+      </w:r>
+      <w:r>
+        <w:rPr>
+          <w:rFonts w:ascii="Droid Serif" w:eastAsia="Droid Serif" w:hAnsi="Droid Serif" w:cs="Droid Serif"/>
+          <w:b/>
+          <w:color w:val="666666"/>
+          <w:sz w:val="22"/>
+          <w:szCs w:val="22"/>
+          <w:lang w:val="es-AR"/>
+        </w:rPr>
+        <w:t>identificar perfiles, explorar asociaciones y generar conocimiento</w:t>
+      </w:r>
+      <w:r>
+        <w:rPr>
+          <w:rFonts w:ascii="Droid Serif" w:eastAsia="Droid Serif" w:hAnsi="Droid Serif" w:cs="Droid Serif"/>
+          <w:color w:val="666666"/>
+          <w:sz w:val="22"/>
+          <w:szCs w:val="22"/>
+          <w:lang w:val="es-AR"/>
+        </w:rPr>
+        <w:t xml:space="preserve"> que pueda servir como base para investigaciones posteriores o para el diseño de estrategias diferenciadas de prevención, educación, concientización y comunicación.</w:t>
+      </w:r>
+    </w:p>
+    <w:p>
+      <w:pPr>
+        <w:pStyle w:val="Ttulo1"/>
+        <w:pBdr>
+          <w:top w:val="nil"/>
+          <w:left w:val="nil"/>
+          <w:bottom w:val="nil"/>
+          <w:right w:val="nil"/>
+          <w:between w:val="nil"/>
+        </w:pBdr>
+      </w:pPr>
+    </w:p>
+    <w:p>
+      <w:pPr>
+        <w:pStyle w:val="Ttulo1"/>
+        <w:pBdr>
+          <w:top w:val="nil"/>
+          <w:left w:val="nil"/>
+          <w:bottom w:val="nil"/>
+          <w:right w:val="nil"/>
+          <w:between w:val="nil"/>
+        </w:pBdr>
+      </w:pPr>
+    </w:p>
+    <w:p>
+      <w:pPr>
+        <w:pStyle w:val="Ttulo1"/>
+        <w:pBdr>
+          <w:top w:val="nil"/>
+          <w:left w:val="nil"/>
+          <w:bottom w:val="nil"/>
+          <w:right w:val="nil"/>
+          <w:between w:val="nil"/>
+        </w:pBdr>
+      </w:pPr>
+      <w:r>
+        <w:lastRenderedPageBreak/>
         <w:t xml:space="preserve">Descripción del </w:t>
       </w:r>
       <w:proofErr w:type="spellStart"/>
@@ -906,7 +1128,25 @@
           <w:bCs/>
           <w:lang w:val="es-AR"/>
         </w:rPr>
-        <w:t xml:space="preserve">Daniel Pérez-Chada, Sergio Arias Bioch, Daniel </w:t>
+        <w:t xml:space="preserve">Daniel Pérez-Chada, Sergio Arias </w:t>
+      </w:r>
+      <w:proofErr w:type="spellStart"/>
+      <w:r>
+        <w:rPr>
+          <w:b/>
+          <w:bCs/>
+          <w:lang w:val="es-AR"/>
+        </w:rPr>
+        <w:t>Bioch</w:t>
+      </w:r>
+      <w:proofErr w:type="spellEnd"/>
+      <w:r>
+        <w:rPr>
+          <w:b/>
+          <w:bCs/>
+          <w:lang w:val="es-AR"/>
+        </w:rPr>
+        <w:t xml:space="preserve">, Daniel </w:t>
       </w:r>
       <w:proofErr w:type="spellStart"/>
       <w:r>
@@ -1147,8 +1387,8 @@
           <w:between w:val="nil"/>
         </w:pBdr>
       </w:pPr>
-      <w:bookmarkStart w:id="6" w:name="_kn5uvgo00ajj" w:colFirst="0" w:colLast="0"/>
-      <w:bookmarkEnd w:id="6"/>
+      <w:bookmarkStart w:id="5" w:name="_kn5uvgo00ajj" w:colFirst="0" w:colLast="0"/>
+      <w:bookmarkEnd w:id="5"/>
       <w:r>
         <w:t xml:space="preserve">Características del </w:t>
       </w:r>
@@ -1362,9 +1602,23 @@
         </w:pBdr>
         <w:spacing w:after="200"/>
       </w:pPr>
-      <w:bookmarkStart w:id="7" w:name="_o8rmzovhszmh" w:colFirst="0" w:colLast="0"/>
-      <w:bookmarkEnd w:id="7"/>
-      <w:r>
+      <w:bookmarkStart w:id="6" w:name="_o8rmzovhszmh" w:colFirst="0" w:colLast="0"/>
+      <w:bookmarkEnd w:id="6"/>
+    </w:p>
+    <w:p>
+      <w:pPr>
+        <w:pStyle w:val="Ttulo1"/>
+        <w:pBdr>
+          <w:top w:val="nil"/>
+          <w:left w:val="nil"/>
+          <w:bottom w:val="nil"/>
+          <w:right w:val="nil"/>
+          <w:between w:val="nil"/>
+        </w:pBdr>
+        <w:spacing w:after="200"/>
+      </w:pPr>
+      <w:r>
+        <w:lastRenderedPageBreak/>
         <w:t xml:space="preserve">Nuestro archivo </w:t>
       </w:r>
     </w:p>
@@ -1450,8 +1704,8 @@
           <w:between w:val="nil"/>
         </w:pBdr>
       </w:pPr>
-      <w:bookmarkStart w:id="8" w:name="_chou9188p6co" w:colFirst="0" w:colLast="0"/>
-      <w:bookmarkEnd w:id="8"/>
+      <w:bookmarkStart w:id="7" w:name="_chou9188p6co" w:colFirst="0" w:colLast="0"/>
+      <w:bookmarkEnd w:id="7"/>
       <w:r>
         <w:t xml:space="preserve">Semántica de las variables </w:t>
       </w:r>
@@ -2028,117 +2282,117 @@
                 <w:sz w:val="20"/>
                 <w:szCs w:val="20"/>
               </w:rPr>
+              <w:t>edad</w:t>
+            </w:r>
+          </w:p>
+        </w:tc>
+        <w:tc>
+          <w:tcPr>
+            <w:tcW w:w="6570" w:type="dxa"/>
+            <w:tcBorders>
+              <w:top w:val="single" w:sz="5" w:space="0" w:color="44B3E1"/>
+              <w:left w:val="nil"/>
+              <w:bottom w:val="single" w:sz="5" w:space="0" w:color="44B3E1"/>
+              <w:right w:val="single" w:sz="5" w:space="0" w:color="44B3E1"/>
+            </w:tcBorders>
+            <w:shd w:val="clear" w:color="auto" w:fill="C0E6F5"/>
+            <w:tcMar>
+              <w:top w:w="100" w:type="dxa"/>
+              <w:left w:w="100" w:type="dxa"/>
+              <w:bottom w:w="100" w:type="dxa"/>
+              <w:right w:w="100" w:type="dxa"/>
+            </w:tcMar>
+          </w:tcPr>
+          <w:p>
+            <w:r>
+              <w:t>Edad del adolescente, en años.</w:t>
+            </w:r>
+          </w:p>
+        </w:tc>
+      </w:tr>
+      <w:tr>
+        <w:trPr>
+          <w:trHeight w:val="500"/>
+        </w:trPr>
+        <w:tc>
+          <w:tcPr>
+            <w:tcW w:w="2790" w:type="dxa"/>
+            <w:tcBorders>
+              <w:top w:val="single" w:sz="5" w:space="0" w:color="44B3E1"/>
+              <w:left w:val="single" w:sz="5" w:space="0" w:color="44B3E1"/>
+              <w:bottom w:val="single" w:sz="5" w:space="0" w:color="44B3E1"/>
+              <w:right w:val="nil"/>
+            </w:tcBorders>
+            <w:tcMar>
+              <w:top w:w="100" w:type="dxa"/>
+              <w:left w:w="100" w:type="dxa"/>
+              <w:bottom w:w="100" w:type="dxa"/>
+              <w:right w:w="100" w:type="dxa"/>
+            </w:tcMar>
+          </w:tcPr>
+          <w:p>
+            <w:r>
+              <w:rPr>
+                <w:color w:val="000000"/>
+                <w:sz w:val="20"/>
+                <w:szCs w:val="20"/>
+              </w:rPr>
+              <w:t>Fecha de nacimiento</w:t>
+            </w:r>
+          </w:p>
+        </w:tc>
+        <w:tc>
+          <w:tcPr>
+            <w:tcW w:w="6570" w:type="dxa"/>
+            <w:tcBorders>
+              <w:top w:val="single" w:sz="5" w:space="0" w:color="44B3E1"/>
+              <w:left w:val="nil"/>
+              <w:bottom w:val="single" w:sz="5" w:space="0" w:color="44B3E1"/>
+              <w:right w:val="single" w:sz="5" w:space="0" w:color="44B3E1"/>
+            </w:tcBorders>
+            <w:tcMar>
+              <w:top w:w="100" w:type="dxa"/>
+              <w:left w:w="100" w:type="dxa"/>
+              <w:bottom w:w="100" w:type="dxa"/>
+              <w:right w:w="100" w:type="dxa"/>
+            </w:tcMar>
+          </w:tcPr>
+          <w:p>
+            <w:r>
+              <w:t>Fecha de nacimiento declarada por el participante.</w:t>
+            </w:r>
+          </w:p>
+        </w:tc>
+      </w:tr>
+      <w:tr>
+        <w:trPr>
+          <w:trHeight w:val="500"/>
+        </w:trPr>
+        <w:tc>
+          <w:tcPr>
+            <w:tcW w:w="2790" w:type="dxa"/>
+            <w:tcBorders>
+              <w:top w:val="single" w:sz="5" w:space="0" w:color="44B3E1"/>
+              <w:left w:val="single" w:sz="5" w:space="0" w:color="44B3E1"/>
+              <w:bottom w:val="single" w:sz="5" w:space="0" w:color="44B3E1"/>
+              <w:right w:val="nil"/>
+            </w:tcBorders>
+            <w:shd w:val="clear" w:color="auto" w:fill="C0E6F5"/>
+            <w:tcMar>
+              <w:top w:w="100" w:type="dxa"/>
+              <w:left w:w="100" w:type="dxa"/>
+              <w:bottom w:w="100" w:type="dxa"/>
+              <w:right w:w="100" w:type="dxa"/>
+            </w:tcMar>
+          </w:tcPr>
+          <w:p>
+            <w:r>
+              <w:rPr>
+                <w:color w:val="000000"/>
+                <w:sz w:val="20"/>
+                <w:szCs w:val="20"/>
+              </w:rPr>
               <w:lastRenderedPageBreak/>
-              <w:t>edad</w:t>
-            </w:r>
-          </w:p>
-        </w:tc>
-        <w:tc>
-          <w:tcPr>
-            <w:tcW w:w="6570" w:type="dxa"/>
-            <w:tcBorders>
-              <w:top w:val="single" w:sz="5" w:space="0" w:color="44B3E1"/>
-              <w:left w:val="nil"/>
-              <w:bottom w:val="single" w:sz="5" w:space="0" w:color="44B3E1"/>
-              <w:right w:val="single" w:sz="5" w:space="0" w:color="44B3E1"/>
-            </w:tcBorders>
-            <w:shd w:val="clear" w:color="auto" w:fill="C0E6F5"/>
-            <w:tcMar>
-              <w:top w:w="100" w:type="dxa"/>
-              <w:left w:w="100" w:type="dxa"/>
-              <w:bottom w:w="100" w:type="dxa"/>
-              <w:right w:w="100" w:type="dxa"/>
-            </w:tcMar>
-          </w:tcPr>
-          <w:p>
-            <w:r>
-              <w:t>Edad del adolescente, en años.</w:t>
-            </w:r>
-          </w:p>
-        </w:tc>
-      </w:tr>
-      <w:tr>
-        <w:trPr>
-          <w:trHeight w:val="500"/>
-        </w:trPr>
-        <w:tc>
-          <w:tcPr>
-            <w:tcW w:w="2790" w:type="dxa"/>
-            <w:tcBorders>
-              <w:top w:val="single" w:sz="5" w:space="0" w:color="44B3E1"/>
-              <w:left w:val="single" w:sz="5" w:space="0" w:color="44B3E1"/>
-              <w:bottom w:val="single" w:sz="5" w:space="0" w:color="44B3E1"/>
-              <w:right w:val="nil"/>
-            </w:tcBorders>
-            <w:tcMar>
-              <w:top w:w="100" w:type="dxa"/>
-              <w:left w:w="100" w:type="dxa"/>
-              <w:bottom w:w="100" w:type="dxa"/>
-              <w:right w:w="100" w:type="dxa"/>
-            </w:tcMar>
-          </w:tcPr>
-          <w:p>
-            <w:r>
-              <w:rPr>
-                <w:color w:val="000000"/>
-                <w:sz w:val="20"/>
-                <w:szCs w:val="20"/>
-              </w:rPr>
-              <w:t>Fecha de nacimiento</w:t>
-            </w:r>
-          </w:p>
-        </w:tc>
-        <w:tc>
-          <w:tcPr>
-            <w:tcW w:w="6570" w:type="dxa"/>
-            <w:tcBorders>
-              <w:top w:val="single" w:sz="5" w:space="0" w:color="44B3E1"/>
-              <w:left w:val="nil"/>
-              <w:bottom w:val="single" w:sz="5" w:space="0" w:color="44B3E1"/>
-              <w:right w:val="single" w:sz="5" w:space="0" w:color="44B3E1"/>
-            </w:tcBorders>
-            <w:tcMar>
-              <w:top w:w="100" w:type="dxa"/>
-              <w:left w:w="100" w:type="dxa"/>
-              <w:bottom w:w="100" w:type="dxa"/>
-              <w:right w:w="100" w:type="dxa"/>
-            </w:tcMar>
-          </w:tcPr>
-          <w:p>
-            <w:r>
-              <w:t>Fecha de nacimiento declarada por el participante.</w:t>
-            </w:r>
-          </w:p>
-        </w:tc>
-      </w:tr>
-      <w:tr>
-        <w:trPr>
-          <w:trHeight w:val="500"/>
-        </w:trPr>
-        <w:tc>
-          <w:tcPr>
-            <w:tcW w:w="2790" w:type="dxa"/>
-            <w:tcBorders>
-              <w:top w:val="single" w:sz="5" w:space="0" w:color="44B3E1"/>
-              <w:left w:val="single" w:sz="5" w:space="0" w:color="44B3E1"/>
-              <w:bottom w:val="single" w:sz="5" w:space="0" w:color="44B3E1"/>
-              <w:right w:val="nil"/>
-            </w:tcBorders>
-            <w:shd w:val="clear" w:color="auto" w:fill="C0E6F5"/>
-            <w:tcMar>
-              <w:top w:w="100" w:type="dxa"/>
-              <w:left w:w="100" w:type="dxa"/>
-              <w:bottom w:w="100" w:type="dxa"/>
-              <w:right w:w="100" w:type="dxa"/>
-            </w:tcMar>
-          </w:tcPr>
-          <w:p>
-            <w:r>
-              <w:rPr>
-                <w:color w:val="000000"/>
-                <w:sz w:val="20"/>
-                <w:szCs w:val="20"/>
-              </w:rPr>
               <w:t>FECHA_NAC_RECOD</w:t>
             </w:r>
           </w:p>
@@ -2695,7 +2949,341 @@
                 <w:sz w:val="20"/>
                 <w:szCs w:val="20"/>
               </w:rPr>
+              <w:t>¿Cuántas personas además de vos viven en el hogar?</w:t>
+            </w:r>
+          </w:p>
+        </w:tc>
+        <w:tc>
+          <w:tcPr>
+            <w:tcW w:w="6570" w:type="dxa"/>
+            <w:tcBorders>
+              <w:top w:val="single" w:sz="5" w:space="0" w:color="44B3E1"/>
+              <w:left w:val="nil"/>
+              <w:bottom w:val="single" w:sz="5" w:space="0" w:color="44B3E1"/>
+              <w:right w:val="single" w:sz="5" w:space="0" w:color="44B3E1"/>
+            </w:tcBorders>
+            <w:shd w:val="clear" w:color="auto" w:fill="C0E6F5"/>
+            <w:tcMar>
+              <w:top w:w="100" w:type="dxa"/>
+              <w:left w:w="100" w:type="dxa"/>
+              <w:bottom w:w="100" w:type="dxa"/>
+              <w:right w:w="100" w:type="dxa"/>
+            </w:tcMar>
+          </w:tcPr>
+          <w:p>
+            <w:r>
+              <w:t>Cantidad de personas que viven en el hogar además del participante.</w:t>
+            </w:r>
+          </w:p>
+        </w:tc>
+      </w:tr>
+      <w:tr>
+        <w:trPr>
+          <w:trHeight w:val="500"/>
+        </w:trPr>
+        <w:tc>
+          <w:tcPr>
+            <w:tcW w:w="2790" w:type="dxa"/>
+            <w:tcBorders>
+              <w:top w:val="single" w:sz="5" w:space="0" w:color="44B3E1"/>
+              <w:left w:val="single" w:sz="5" w:space="0" w:color="44B3E1"/>
+              <w:bottom w:val="single" w:sz="5" w:space="0" w:color="44B3E1"/>
+              <w:right w:val="nil"/>
+            </w:tcBorders>
+            <w:tcMar>
+              <w:top w:w="100" w:type="dxa"/>
+              <w:left w:w="100" w:type="dxa"/>
+              <w:bottom w:w="100" w:type="dxa"/>
+              <w:right w:w="100" w:type="dxa"/>
+            </w:tcMar>
+          </w:tcPr>
+          <w:p>
+            <w:proofErr w:type="spellStart"/>
+            <w:r>
+              <w:rPr>
+                <w:color w:val="000000"/>
+                <w:sz w:val="20"/>
+                <w:szCs w:val="20"/>
+              </w:rPr>
+              <w:t>cantpersonasviviendaRECOD</w:t>
+            </w:r>
+            <w:proofErr w:type="spellEnd"/>
+          </w:p>
+        </w:tc>
+        <w:tc>
+          <w:tcPr>
+            <w:tcW w:w="6570" w:type="dxa"/>
+            <w:tcBorders>
+              <w:top w:val="single" w:sz="5" w:space="0" w:color="44B3E1"/>
+              <w:left w:val="nil"/>
+              <w:bottom w:val="single" w:sz="5" w:space="0" w:color="44B3E1"/>
+              <w:right w:val="single" w:sz="5" w:space="0" w:color="44B3E1"/>
+            </w:tcBorders>
+            <w:tcMar>
+              <w:top w:w="100" w:type="dxa"/>
+              <w:left w:w="100" w:type="dxa"/>
+              <w:bottom w:w="100" w:type="dxa"/>
+              <w:right w:w="100" w:type="dxa"/>
+            </w:tcMar>
+          </w:tcPr>
+          <w:p>
+            <w:r>
+              <w:t>Cantidad de personas del hogar después de aplicar una recodificación.</w:t>
+            </w:r>
+          </w:p>
+        </w:tc>
+      </w:tr>
+      <w:tr>
+        <w:trPr>
+          <w:trHeight w:val="500"/>
+        </w:trPr>
+        <w:tc>
+          <w:tcPr>
+            <w:tcW w:w="2790" w:type="dxa"/>
+            <w:tcBorders>
+              <w:top w:val="single" w:sz="5" w:space="0" w:color="44B3E1"/>
+              <w:left w:val="single" w:sz="5" w:space="0" w:color="44B3E1"/>
+              <w:bottom w:val="single" w:sz="5" w:space="0" w:color="44B3E1"/>
+              <w:right w:val="nil"/>
+            </w:tcBorders>
+            <w:shd w:val="clear" w:color="auto" w:fill="C0E6F5"/>
+            <w:tcMar>
+              <w:top w:w="100" w:type="dxa"/>
+              <w:left w:w="100" w:type="dxa"/>
+              <w:bottom w:w="100" w:type="dxa"/>
+              <w:right w:w="100" w:type="dxa"/>
+            </w:tcMar>
+          </w:tcPr>
+          <w:p>
+            <w:r>
+              <w:rPr>
+                <w:color w:val="000000"/>
+                <w:sz w:val="20"/>
+                <w:szCs w:val="20"/>
+              </w:rPr>
               <w:lastRenderedPageBreak/>
+              <w:t>¿Cuál es el máximo nivel educativo alcanzado por tu padre, madre o tutor?</w:t>
+            </w:r>
+          </w:p>
+        </w:tc>
+        <w:tc>
+          <w:tcPr>
+            <w:tcW w:w="6570" w:type="dxa"/>
+            <w:tcBorders>
+              <w:top w:val="single" w:sz="5" w:space="0" w:color="44B3E1"/>
+              <w:left w:val="nil"/>
+              <w:bottom w:val="single" w:sz="5" w:space="0" w:color="44B3E1"/>
+              <w:right w:val="single" w:sz="5" w:space="0" w:color="44B3E1"/>
+            </w:tcBorders>
+            <w:shd w:val="clear" w:color="auto" w:fill="C0E6F5"/>
+            <w:tcMar>
+              <w:top w:w="100" w:type="dxa"/>
+              <w:left w:w="100" w:type="dxa"/>
+              <w:bottom w:w="100" w:type="dxa"/>
+              <w:right w:w="100" w:type="dxa"/>
+            </w:tcMar>
+          </w:tcPr>
+          <w:p>
+            <w:r>
+              <w:t>Nivel educativo máximo alcanzado por el padre, madre o tutor.</w:t>
+            </w:r>
+          </w:p>
+        </w:tc>
+      </w:tr>
+      <w:tr>
+        <w:trPr>
+          <w:trHeight w:val="500"/>
+        </w:trPr>
+        <w:tc>
+          <w:tcPr>
+            <w:tcW w:w="2790" w:type="dxa"/>
+            <w:tcBorders>
+              <w:top w:val="single" w:sz="5" w:space="0" w:color="44B3E1"/>
+              <w:left w:val="single" w:sz="5" w:space="0" w:color="44B3E1"/>
+              <w:bottom w:val="single" w:sz="5" w:space="0" w:color="44B3E1"/>
+              <w:right w:val="nil"/>
+            </w:tcBorders>
+            <w:tcMar>
+              <w:top w:w="100" w:type="dxa"/>
+              <w:left w:w="100" w:type="dxa"/>
+              <w:bottom w:w="100" w:type="dxa"/>
+              <w:right w:w="100" w:type="dxa"/>
+            </w:tcMar>
+          </w:tcPr>
+          <w:p>
+            <w:proofErr w:type="spellStart"/>
+            <w:r>
+              <w:rPr>
+                <w:color w:val="000000"/>
+                <w:sz w:val="20"/>
+                <w:szCs w:val="20"/>
+              </w:rPr>
+              <w:t>niveducpadresRECOD</w:t>
+            </w:r>
+            <w:proofErr w:type="spellEnd"/>
+          </w:p>
+        </w:tc>
+        <w:tc>
+          <w:tcPr>
+            <w:tcW w:w="6570" w:type="dxa"/>
+            <w:tcBorders>
+              <w:top w:val="single" w:sz="5" w:space="0" w:color="44B3E1"/>
+              <w:left w:val="nil"/>
+              <w:bottom w:val="single" w:sz="5" w:space="0" w:color="44B3E1"/>
+              <w:right w:val="single" w:sz="5" w:space="0" w:color="44B3E1"/>
+            </w:tcBorders>
+            <w:tcMar>
+              <w:top w:w="100" w:type="dxa"/>
+              <w:left w:w="100" w:type="dxa"/>
+              <w:bottom w:w="100" w:type="dxa"/>
+              <w:right w:w="100" w:type="dxa"/>
+            </w:tcMar>
+          </w:tcPr>
+          <w:p>
+            <w:r>
+              <w:t>Nivel educativo de los padres/tutores después de la recodificación de las respuestas originales.</w:t>
+            </w:r>
+          </w:p>
+        </w:tc>
+      </w:tr>
+      <w:tr>
+        <w:trPr>
+          <w:trHeight w:val="500"/>
+        </w:trPr>
+        <w:tc>
+          <w:tcPr>
+            <w:tcW w:w="2790" w:type="dxa"/>
+            <w:tcBorders>
+              <w:top w:val="single" w:sz="5" w:space="0" w:color="44B3E1"/>
+              <w:left w:val="single" w:sz="5" w:space="0" w:color="44B3E1"/>
+              <w:bottom w:val="single" w:sz="5" w:space="0" w:color="44B3E1"/>
+              <w:right w:val="nil"/>
+            </w:tcBorders>
+            <w:shd w:val="clear" w:color="auto" w:fill="C0E6F5"/>
+            <w:tcMar>
+              <w:top w:w="100" w:type="dxa"/>
+              <w:left w:w="100" w:type="dxa"/>
+              <w:bottom w:w="100" w:type="dxa"/>
+              <w:right w:w="100" w:type="dxa"/>
+            </w:tcMar>
+          </w:tcPr>
+          <w:p>
+            <w:r>
+              <w:rPr>
+                <w:color w:val="000000"/>
+                <w:sz w:val="20"/>
+                <w:szCs w:val="20"/>
+              </w:rPr>
+              <w:t>¿Cuántos ambientes/habitaciones tiene el hogar donde vivís? (sin contar cocina y baño)</w:t>
+            </w:r>
+          </w:p>
+        </w:tc>
+        <w:tc>
+          <w:tcPr>
+            <w:tcW w:w="6570" w:type="dxa"/>
+            <w:tcBorders>
+              <w:top w:val="single" w:sz="5" w:space="0" w:color="44B3E1"/>
+              <w:left w:val="nil"/>
+              <w:bottom w:val="single" w:sz="5" w:space="0" w:color="44B3E1"/>
+              <w:right w:val="single" w:sz="5" w:space="0" w:color="44B3E1"/>
+            </w:tcBorders>
+            <w:shd w:val="clear" w:color="auto" w:fill="C0E6F5"/>
+            <w:tcMar>
+              <w:top w:w="100" w:type="dxa"/>
+              <w:left w:w="100" w:type="dxa"/>
+              <w:bottom w:w="100" w:type="dxa"/>
+              <w:right w:w="100" w:type="dxa"/>
+            </w:tcMar>
+          </w:tcPr>
+          <w:p>
+            <w:r>
+              <w:t>Cantidad de ambientes o habitaciones disponibles en el hogar, excluyendo cocina y baño.</w:t>
+            </w:r>
+          </w:p>
+        </w:tc>
+      </w:tr>
+      <w:tr>
+        <w:trPr>
+          <w:trHeight w:val="500"/>
+        </w:trPr>
+        <w:tc>
+          <w:tcPr>
+            <w:tcW w:w="2790" w:type="dxa"/>
+            <w:tcBorders>
+              <w:top w:val="single" w:sz="5" w:space="0" w:color="44B3E1"/>
+              <w:left w:val="single" w:sz="5" w:space="0" w:color="44B3E1"/>
+              <w:bottom w:val="single" w:sz="5" w:space="0" w:color="44B3E1"/>
+              <w:right w:val="nil"/>
+            </w:tcBorders>
+            <w:tcMar>
+              <w:top w:w="100" w:type="dxa"/>
+              <w:left w:w="100" w:type="dxa"/>
+              <w:bottom w:w="100" w:type="dxa"/>
+              <w:right w:w="100" w:type="dxa"/>
+            </w:tcMar>
+          </w:tcPr>
+          <w:p>
+            <w:r>
+              <w:rPr>
+                <w:color w:val="000000"/>
+                <w:sz w:val="20"/>
+                <w:szCs w:val="20"/>
+              </w:rPr>
+              <w:t>¿Cuántos de estos ambientes/habitaciones se usan para dormir?</w:t>
+            </w:r>
+          </w:p>
+        </w:tc>
+        <w:tc>
+          <w:tcPr>
+            <w:tcW w:w="6570" w:type="dxa"/>
+            <w:tcBorders>
+              <w:top w:val="single" w:sz="5" w:space="0" w:color="44B3E1"/>
+              <w:left w:val="nil"/>
+              <w:bottom w:val="single" w:sz="5" w:space="0" w:color="44B3E1"/>
+              <w:right w:val="single" w:sz="5" w:space="0" w:color="44B3E1"/>
+            </w:tcBorders>
+            <w:tcMar>
+              <w:top w:w="100" w:type="dxa"/>
+              <w:left w:w="100" w:type="dxa"/>
+              <w:bottom w:w="100" w:type="dxa"/>
+              <w:right w:w="100" w:type="dxa"/>
+            </w:tcMar>
+          </w:tcPr>
+          <w:p>
+            <w:r>
+              <w:t>Cantidad de habitaciones del hogar utilizadas para dormir.</w:t>
+            </w:r>
+          </w:p>
+        </w:tc>
+      </w:tr>
+      <w:tr>
+        <w:trPr>
+          <w:trHeight w:val="500"/>
+        </w:trPr>
+        <w:tc>
+          <w:tcPr>
+            <w:tcW w:w="2790" w:type="dxa"/>
+            <w:tcBorders>
+              <w:top w:val="single" w:sz="5" w:space="0" w:color="44B3E1"/>
+              <w:left w:val="single" w:sz="5" w:space="0" w:color="44B3E1"/>
+              <w:bottom w:val="single" w:sz="5" w:space="0" w:color="44B3E1"/>
+              <w:right w:val="nil"/>
+            </w:tcBorders>
+            <w:shd w:val="clear" w:color="auto" w:fill="C0E6F5"/>
+            <w:tcMar>
+              <w:top w:w="100" w:type="dxa"/>
+              <w:left w:w="100" w:type="dxa"/>
+              <w:bottom w:w="100" w:type="dxa"/>
+              <w:right w:w="100" w:type="dxa"/>
+            </w:tcMar>
+          </w:tcPr>
+          <w:p>
+            <w:r>
+              <w:rPr>
+                <w:color w:val="000000"/>
+                <w:sz w:val="20"/>
+                <w:szCs w:val="20"/>
+              </w:rPr>
               <w:t>¿Cuántas personas además de vos viven en el hogar?</w:t>
             </w:r>
           </w:p>
@@ -2782,56 +3370,56 @@
       </w:tr>
       <w:tr>
         <w:trPr>
-          <w:trHeight w:val="500"/>
-        </w:trPr>
-        <w:tc>
-          <w:tcPr>
-            <w:tcW w:w="2790" w:type="dxa"/>
-            <w:tcBorders>
-              <w:top w:val="single" w:sz="5" w:space="0" w:color="44B3E1"/>
-              <w:left w:val="single" w:sz="5" w:space="0" w:color="44B3E1"/>
-              <w:bottom w:val="single" w:sz="5" w:space="0" w:color="44B3E1"/>
-              <w:right w:val="nil"/>
-            </w:tcBorders>
-            <w:shd w:val="clear" w:color="auto" w:fill="C0E6F5"/>
-            <w:tcMar>
-              <w:top w:w="100" w:type="dxa"/>
-              <w:left w:w="100" w:type="dxa"/>
-              <w:bottom w:w="100" w:type="dxa"/>
-              <w:right w:w="100" w:type="dxa"/>
-            </w:tcMar>
-          </w:tcPr>
-          <w:p>
-            <w:r>
-              <w:rPr>
-                <w:color w:val="000000"/>
-                <w:sz w:val="20"/>
-                <w:szCs w:val="20"/>
-              </w:rPr>
-              <w:t>¿Cuál es el máximo nivel educativo alcanzado por tu padre, madre o tutor?</w:t>
-            </w:r>
-          </w:p>
-        </w:tc>
-        <w:tc>
-          <w:tcPr>
-            <w:tcW w:w="6570" w:type="dxa"/>
-            <w:tcBorders>
-              <w:top w:val="single" w:sz="5" w:space="0" w:color="44B3E1"/>
-              <w:left w:val="nil"/>
-              <w:bottom w:val="single" w:sz="5" w:space="0" w:color="44B3E1"/>
-              <w:right w:val="single" w:sz="5" w:space="0" w:color="44B3E1"/>
-            </w:tcBorders>
-            <w:shd w:val="clear" w:color="auto" w:fill="C0E6F5"/>
-            <w:tcMar>
-              <w:top w:w="100" w:type="dxa"/>
-              <w:left w:w="100" w:type="dxa"/>
-              <w:bottom w:w="100" w:type="dxa"/>
-              <w:right w:w="100" w:type="dxa"/>
-            </w:tcMar>
-          </w:tcPr>
-          <w:p>
-            <w:r>
-              <w:t>Nivel educativo máximo alcanzado por el padre, madre o tutor.</w:t>
+          <w:trHeight w:val="2475"/>
+        </w:trPr>
+        <w:tc>
+          <w:tcPr>
+            <w:tcW w:w="2790" w:type="dxa"/>
+            <w:tcBorders>
+              <w:top w:val="single" w:sz="5" w:space="0" w:color="44B3E1"/>
+              <w:left w:val="single" w:sz="5" w:space="0" w:color="44B3E1"/>
+              <w:bottom w:val="single" w:sz="5" w:space="0" w:color="44B3E1"/>
+              <w:right w:val="nil"/>
+            </w:tcBorders>
+            <w:shd w:val="clear" w:color="auto" w:fill="C0E6F5"/>
+            <w:tcMar>
+              <w:top w:w="100" w:type="dxa"/>
+              <w:left w:w="100" w:type="dxa"/>
+              <w:bottom w:w="100" w:type="dxa"/>
+              <w:right w:w="100" w:type="dxa"/>
+            </w:tcMar>
+          </w:tcPr>
+          <w:p>
+            <w:r>
+              <w:rPr>
+                <w:color w:val="000000"/>
+                <w:sz w:val="20"/>
+                <w:szCs w:val="20"/>
+              </w:rPr>
+              <w:t>¿Con qué frecuencia sentís tanto sueño que te cuesta prestar atención en la clase?</w:t>
+            </w:r>
+          </w:p>
+        </w:tc>
+        <w:tc>
+          <w:tcPr>
+            <w:tcW w:w="6570" w:type="dxa"/>
+            <w:tcBorders>
+              <w:top w:val="single" w:sz="5" w:space="0" w:color="44B3E1"/>
+              <w:left w:val="nil"/>
+              <w:bottom w:val="single" w:sz="5" w:space="0" w:color="44B3E1"/>
+              <w:right w:val="single" w:sz="5" w:space="0" w:color="44B3E1"/>
+            </w:tcBorders>
+            <w:shd w:val="clear" w:color="auto" w:fill="C0E6F5"/>
+            <w:tcMar>
+              <w:top w:w="100" w:type="dxa"/>
+              <w:left w:w="100" w:type="dxa"/>
+              <w:bottom w:w="100" w:type="dxa"/>
+              <w:right w:w="100" w:type="dxa"/>
+            </w:tcMar>
+          </w:tcPr>
+          <w:p>
+            <w:r>
+              <w:t>Frecuencia con la que el adolescente tiene sueño al punto de dificultar la atención en clase.</w:t>
             </w:r>
           </w:p>
         </w:tc>
@@ -2864,7 +3452,7 @@
                 <w:sz w:val="20"/>
                 <w:szCs w:val="20"/>
               </w:rPr>
-              <w:t>niveducpadresRECOD</w:t>
+              <w:t>problemasatencionrecod</w:t>
             </w:r>
             <w:proofErr w:type="spellEnd"/>
           </w:p>
@@ -2887,198 +3475,41 @@
           </w:tcPr>
           <w:p>
             <w:r>
-              <w:t>Nivel educativo de los padres/tutores después de la recodificación de las respuestas originales.</w:t>
-            </w:r>
-          </w:p>
-        </w:tc>
-      </w:tr>
-      <w:tr>
-        <w:trPr>
-          <w:trHeight w:val="500"/>
-        </w:trPr>
-        <w:tc>
-          <w:tcPr>
-            <w:tcW w:w="2790" w:type="dxa"/>
-            <w:tcBorders>
-              <w:top w:val="single" w:sz="5" w:space="0" w:color="44B3E1"/>
-              <w:left w:val="single" w:sz="5" w:space="0" w:color="44B3E1"/>
-              <w:bottom w:val="single" w:sz="5" w:space="0" w:color="44B3E1"/>
-              <w:right w:val="nil"/>
-            </w:tcBorders>
-            <w:shd w:val="clear" w:color="auto" w:fill="C0E6F5"/>
-            <w:tcMar>
-              <w:top w:w="100" w:type="dxa"/>
-              <w:left w:w="100" w:type="dxa"/>
-              <w:bottom w:w="100" w:type="dxa"/>
-              <w:right w:w="100" w:type="dxa"/>
-            </w:tcMar>
-          </w:tcPr>
-          <w:p>
-            <w:r>
-              <w:rPr>
-                <w:color w:val="000000"/>
-                <w:sz w:val="20"/>
-                <w:szCs w:val="20"/>
-              </w:rPr>
-              <w:t>¿Cuántos ambientes/habitaciones tiene el hogar donde vivís? (sin contar cocina y baño)</w:t>
-            </w:r>
-          </w:p>
-        </w:tc>
-        <w:tc>
-          <w:tcPr>
-            <w:tcW w:w="6570" w:type="dxa"/>
-            <w:tcBorders>
-              <w:top w:val="single" w:sz="5" w:space="0" w:color="44B3E1"/>
-              <w:left w:val="nil"/>
-              <w:bottom w:val="single" w:sz="5" w:space="0" w:color="44B3E1"/>
-              <w:right w:val="single" w:sz="5" w:space="0" w:color="44B3E1"/>
-            </w:tcBorders>
-            <w:shd w:val="clear" w:color="auto" w:fill="C0E6F5"/>
-            <w:tcMar>
-              <w:top w:w="100" w:type="dxa"/>
-              <w:left w:w="100" w:type="dxa"/>
-              <w:bottom w:w="100" w:type="dxa"/>
-              <w:right w:w="100" w:type="dxa"/>
-            </w:tcMar>
-          </w:tcPr>
-          <w:p>
-            <w:r>
-              <w:t>Cantidad de ambientes o habitaciones disponibles en el hogar, excluyendo cocina y baño.</w:t>
-            </w:r>
-          </w:p>
-        </w:tc>
-      </w:tr>
-      <w:tr>
-        <w:trPr>
-          <w:trHeight w:val="500"/>
-        </w:trPr>
-        <w:tc>
-          <w:tcPr>
-            <w:tcW w:w="2790" w:type="dxa"/>
-            <w:tcBorders>
-              <w:top w:val="single" w:sz="5" w:space="0" w:color="44B3E1"/>
-              <w:left w:val="single" w:sz="5" w:space="0" w:color="44B3E1"/>
-              <w:bottom w:val="single" w:sz="5" w:space="0" w:color="44B3E1"/>
-              <w:right w:val="nil"/>
-            </w:tcBorders>
-            <w:tcMar>
-              <w:top w:w="100" w:type="dxa"/>
-              <w:left w:w="100" w:type="dxa"/>
-              <w:bottom w:w="100" w:type="dxa"/>
-              <w:right w:w="100" w:type="dxa"/>
-            </w:tcMar>
-          </w:tcPr>
-          <w:p>
-            <w:r>
-              <w:rPr>
-                <w:color w:val="000000"/>
-                <w:sz w:val="20"/>
-                <w:szCs w:val="20"/>
-              </w:rPr>
-              <w:t>¿Cuántos de estos ambientes/habitaciones se usan para dormir?</w:t>
-            </w:r>
-          </w:p>
-        </w:tc>
-        <w:tc>
-          <w:tcPr>
-            <w:tcW w:w="6570" w:type="dxa"/>
-            <w:tcBorders>
-              <w:top w:val="single" w:sz="5" w:space="0" w:color="44B3E1"/>
-              <w:left w:val="nil"/>
-              <w:bottom w:val="single" w:sz="5" w:space="0" w:color="44B3E1"/>
-              <w:right w:val="single" w:sz="5" w:space="0" w:color="44B3E1"/>
-            </w:tcBorders>
-            <w:tcMar>
-              <w:top w:w="100" w:type="dxa"/>
-              <w:left w:w="100" w:type="dxa"/>
-              <w:bottom w:w="100" w:type="dxa"/>
-              <w:right w:w="100" w:type="dxa"/>
-            </w:tcMar>
-          </w:tcPr>
-          <w:p>
-            <w:r>
-              <w:t>Cantidad de habitaciones del hogar utilizadas para dormir.</w:t>
-            </w:r>
-          </w:p>
-        </w:tc>
-      </w:tr>
-      <w:tr>
-        <w:trPr>
-          <w:trHeight w:val="500"/>
-        </w:trPr>
-        <w:tc>
-          <w:tcPr>
-            <w:tcW w:w="2790" w:type="dxa"/>
-            <w:tcBorders>
-              <w:top w:val="single" w:sz="5" w:space="0" w:color="44B3E1"/>
-              <w:left w:val="single" w:sz="5" w:space="0" w:color="44B3E1"/>
-              <w:bottom w:val="single" w:sz="5" w:space="0" w:color="44B3E1"/>
-              <w:right w:val="nil"/>
-            </w:tcBorders>
-            <w:shd w:val="clear" w:color="auto" w:fill="C0E6F5"/>
-            <w:tcMar>
-              <w:top w:w="100" w:type="dxa"/>
-              <w:left w:w="100" w:type="dxa"/>
-              <w:bottom w:w="100" w:type="dxa"/>
-              <w:right w:w="100" w:type="dxa"/>
-            </w:tcMar>
-          </w:tcPr>
-          <w:p>
-            <w:r>
-              <w:rPr>
-                <w:color w:val="000000"/>
-                <w:sz w:val="20"/>
-                <w:szCs w:val="20"/>
-              </w:rPr>
-              <w:t>¿Cuántas personas además de vos viven en el hogar?</w:t>
-            </w:r>
-          </w:p>
-        </w:tc>
-        <w:tc>
-          <w:tcPr>
-            <w:tcW w:w="6570" w:type="dxa"/>
-            <w:tcBorders>
-              <w:top w:val="single" w:sz="5" w:space="0" w:color="44B3E1"/>
-              <w:left w:val="nil"/>
-              <w:bottom w:val="single" w:sz="5" w:space="0" w:color="44B3E1"/>
-              <w:right w:val="single" w:sz="5" w:space="0" w:color="44B3E1"/>
-            </w:tcBorders>
-            <w:shd w:val="clear" w:color="auto" w:fill="C0E6F5"/>
-            <w:tcMar>
-              <w:top w:w="100" w:type="dxa"/>
-              <w:left w:w="100" w:type="dxa"/>
-              <w:bottom w:w="100" w:type="dxa"/>
-              <w:right w:w="100" w:type="dxa"/>
-            </w:tcMar>
-          </w:tcPr>
-          <w:p>
-            <w:r>
-              <w:t>Cantidad de personas que viven en el hogar además del participante.</w:t>
-            </w:r>
-          </w:p>
-        </w:tc>
-      </w:tr>
-      <w:tr>
-        <w:trPr>
-          <w:trHeight w:val="500"/>
-        </w:trPr>
-        <w:tc>
-          <w:tcPr>
-            <w:tcW w:w="2790" w:type="dxa"/>
-            <w:tcBorders>
-              <w:top w:val="single" w:sz="5" w:space="0" w:color="44B3E1"/>
-              <w:left w:val="single" w:sz="5" w:space="0" w:color="44B3E1"/>
-              <w:bottom w:val="single" w:sz="5" w:space="0" w:color="44B3E1"/>
-              <w:right w:val="nil"/>
-            </w:tcBorders>
-            <w:tcMar>
-              <w:top w:w="100" w:type="dxa"/>
-              <w:left w:w="100" w:type="dxa"/>
-              <w:bottom w:w="100" w:type="dxa"/>
-              <w:right w:w="100" w:type="dxa"/>
-            </w:tcMar>
-          </w:tcPr>
-          <w:p>
+              <w:t>Misma información anterior, transformada a una codificación numérica.</w:t>
+            </w:r>
+          </w:p>
+        </w:tc>
+      </w:tr>
+      <w:tr>
+        <w:trPr>
+          <w:trHeight w:val="500"/>
+        </w:trPr>
+        <w:tc>
+          <w:tcPr>
+            <w:tcW w:w="2790" w:type="dxa"/>
+            <w:tcBorders>
+              <w:top w:val="single" w:sz="5" w:space="0" w:color="44B3E1"/>
+              <w:left w:val="single" w:sz="5" w:space="0" w:color="44B3E1"/>
+              <w:bottom w:val="single" w:sz="5" w:space="0" w:color="44B3E1"/>
+              <w:right w:val="nil"/>
+            </w:tcBorders>
+            <w:shd w:val="clear" w:color="auto" w:fill="C0E6F5"/>
+            <w:tcMar>
+              <w:top w:w="100" w:type="dxa"/>
+              <w:left w:w="100" w:type="dxa"/>
+              <w:bottom w:w="100" w:type="dxa"/>
+              <w:right w:w="100" w:type="dxa"/>
+            </w:tcMar>
+          </w:tcPr>
+          <w:p>
+            <w:r>
+              <w:rPr>
+                <w:color w:val="000000"/>
+                <w:sz w:val="20"/>
+                <w:szCs w:val="20"/>
+              </w:rPr>
+              <w:t xml:space="preserve">¿Con qué frecuencia te </w:t>
+            </w:r>
             <w:proofErr w:type="spellStart"/>
             <w:r>
               <w:rPr>
@@ -3086,111 +3517,17 @@
                 <w:sz w:val="20"/>
                 <w:szCs w:val="20"/>
               </w:rPr>
-              <w:t>cantpersonasviviendaRECOD</w:t>
+              <w:t>quedás</w:t>
             </w:r>
             <w:proofErr w:type="spellEnd"/>
-          </w:p>
-        </w:tc>
-        <w:tc>
-          <w:tcPr>
-            <w:tcW w:w="6570" w:type="dxa"/>
-            <w:tcBorders>
-              <w:top w:val="single" w:sz="5" w:space="0" w:color="44B3E1"/>
-              <w:left w:val="nil"/>
-              <w:bottom w:val="single" w:sz="5" w:space="0" w:color="44B3E1"/>
-              <w:right w:val="single" w:sz="5" w:space="0" w:color="44B3E1"/>
-            </w:tcBorders>
-            <w:tcMar>
-              <w:top w:w="100" w:type="dxa"/>
-              <w:left w:w="100" w:type="dxa"/>
-              <w:bottom w:w="100" w:type="dxa"/>
-              <w:right w:w="100" w:type="dxa"/>
-            </w:tcMar>
-          </w:tcPr>
-          <w:p>
-            <w:r>
-              <w:t>Cantidad de personas del hogar después de aplicar una recodificación.</w:t>
-            </w:r>
-          </w:p>
-        </w:tc>
-      </w:tr>
-      <w:tr>
-        <w:trPr>
-          <w:trHeight w:val="2475"/>
-        </w:trPr>
-        <w:tc>
-          <w:tcPr>
-            <w:tcW w:w="2790" w:type="dxa"/>
-            <w:tcBorders>
-              <w:top w:val="single" w:sz="5" w:space="0" w:color="44B3E1"/>
-              <w:left w:val="single" w:sz="5" w:space="0" w:color="44B3E1"/>
-              <w:bottom w:val="single" w:sz="5" w:space="0" w:color="44B3E1"/>
-              <w:right w:val="nil"/>
-            </w:tcBorders>
-            <w:shd w:val="clear" w:color="auto" w:fill="C0E6F5"/>
-            <w:tcMar>
-              <w:top w:w="100" w:type="dxa"/>
-              <w:left w:w="100" w:type="dxa"/>
-              <w:bottom w:w="100" w:type="dxa"/>
-              <w:right w:w="100" w:type="dxa"/>
-            </w:tcMar>
-          </w:tcPr>
-          <w:p>
-            <w:r>
-              <w:rPr>
-                <w:color w:val="000000"/>
-                <w:sz w:val="20"/>
-                <w:szCs w:val="20"/>
-              </w:rPr>
-              <w:t>¿Con qué frecuencia sentís tanto sueño que te cuesta prestar atención en la clase?</w:t>
-            </w:r>
-          </w:p>
-        </w:tc>
-        <w:tc>
-          <w:tcPr>
-            <w:tcW w:w="6570" w:type="dxa"/>
-            <w:tcBorders>
-              <w:top w:val="single" w:sz="5" w:space="0" w:color="44B3E1"/>
-              <w:left w:val="nil"/>
-              <w:bottom w:val="single" w:sz="5" w:space="0" w:color="44B3E1"/>
-              <w:right w:val="single" w:sz="5" w:space="0" w:color="44B3E1"/>
-            </w:tcBorders>
-            <w:shd w:val="clear" w:color="auto" w:fill="C0E6F5"/>
-            <w:tcMar>
-              <w:top w:w="100" w:type="dxa"/>
-              <w:left w:w="100" w:type="dxa"/>
-              <w:bottom w:w="100" w:type="dxa"/>
-              <w:right w:w="100" w:type="dxa"/>
-            </w:tcMar>
-          </w:tcPr>
-          <w:p>
-            <w:r>
-              <w:t>Frecuencia con la que el adolescente tiene sueño al punto de dificultar la atención en clase.</w:t>
-            </w:r>
-          </w:p>
-        </w:tc>
-      </w:tr>
-      <w:tr>
-        <w:trPr>
-          <w:trHeight w:val="500"/>
-        </w:trPr>
-        <w:tc>
-          <w:tcPr>
-            <w:tcW w:w="2790" w:type="dxa"/>
-            <w:tcBorders>
-              <w:top w:val="single" w:sz="5" w:space="0" w:color="44B3E1"/>
-              <w:left w:val="single" w:sz="5" w:space="0" w:color="44B3E1"/>
-              <w:bottom w:val="single" w:sz="5" w:space="0" w:color="44B3E1"/>
-              <w:right w:val="nil"/>
-            </w:tcBorders>
-            <w:tcMar>
-              <w:top w:w="100" w:type="dxa"/>
-              <w:left w:w="100" w:type="dxa"/>
-              <w:bottom w:w="100" w:type="dxa"/>
-              <w:right w:w="100" w:type="dxa"/>
-            </w:tcMar>
-          </w:tcPr>
-          <w:p>
+            <w:r>
+              <w:rPr>
+                <w:color w:val="000000"/>
+                <w:sz w:val="20"/>
+                <w:szCs w:val="20"/>
+              </w:rPr>
+              <w:t xml:space="preserve"> dormido/a o te da sueño mientras </w:t>
+            </w:r>
             <w:proofErr w:type="spellStart"/>
             <w:r>
               <w:rPr>
@@ -3198,48 +3535,56 @@
                 <w:sz w:val="20"/>
                 <w:szCs w:val="20"/>
               </w:rPr>
-              <w:t>problemasatencionrecod</w:t>
+              <w:t>hacés</w:t>
             </w:r>
             <w:proofErr w:type="spellEnd"/>
-          </w:p>
-        </w:tc>
-        <w:tc>
-          <w:tcPr>
-            <w:tcW w:w="6570" w:type="dxa"/>
-            <w:tcBorders>
-              <w:top w:val="single" w:sz="5" w:space="0" w:color="44B3E1"/>
-              <w:left w:val="nil"/>
-              <w:bottom w:val="single" w:sz="5" w:space="0" w:color="44B3E1"/>
-              <w:right w:val="single" w:sz="5" w:space="0" w:color="44B3E1"/>
-            </w:tcBorders>
-            <w:tcMar>
-              <w:top w:w="100" w:type="dxa"/>
-              <w:left w:w="100" w:type="dxa"/>
-              <w:bottom w:w="100" w:type="dxa"/>
-              <w:right w:w="100" w:type="dxa"/>
-            </w:tcMar>
-          </w:tcPr>
-          <w:p>
-            <w:r>
-              <w:t>Misma información anterior, transformada a una codificación numérica.</w:t>
-            </w:r>
-          </w:p>
-        </w:tc>
-      </w:tr>
-      <w:tr>
-        <w:trPr>
-          <w:trHeight w:val="500"/>
-        </w:trPr>
-        <w:tc>
-          <w:tcPr>
-            <w:tcW w:w="2790" w:type="dxa"/>
-            <w:tcBorders>
-              <w:top w:val="single" w:sz="5" w:space="0" w:color="44B3E1"/>
-              <w:left w:val="single" w:sz="5" w:space="0" w:color="44B3E1"/>
-              <w:bottom w:val="single" w:sz="5" w:space="0" w:color="44B3E1"/>
-              <w:right w:val="nil"/>
-            </w:tcBorders>
-            <w:shd w:val="clear" w:color="auto" w:fill="C0E6F5"/>
+            <w:r>
+              <w:rPr>
+                <w:color w:val="000000"/>
+                <w:sz w:val="20"/>
+                <w:szCs w:val="20"/>
+              </w:rPr>
+              <w:t xml:space="preserve"> la tarea?</w:t>
+            </w:r>
+          </w:p>
+        </w:tc>
+        <w:tc>
+          <w:tcPr>
+            <w:tcW w:w="6570" w:type="dxa"/>
+            <w:tcBorders>
+              <w:top w:val="single" w:sz="5" w:space="0" w:color="44B3E1"/>
+              <w:left w:val="nil"/>
+              <w:bottom w:val="single" w:sz="5" w:space="0" w:color="44B3E1"/>
+              <w:right w:val="single" w:sz="5" w:space="0" w:color="44B3E1"/>
+            </w:tcBorders>
+            <w:shd w:val="clear" w:color="auto" w:fill="C0E6F5"/>
+            <w:tcMar>
+              <w:top w:w="100" w:type="dxa"/>
+              <w:left w:w="100" w:type="dxa"/>
+              <w:bottom w:w="100" w:type="dxa"/>
+              <w:right w:w="100" w:type="dxa"/>
+            </w:tcMar>
+          </w:tcPr>
+          <w:p>
+            <w:r>
+              <w:t>Frecuencia con la que aparece sueño durante la realización de tareas escolares.</w:t>
+            </w:r>
+          </w:p>
+        </w:tc>
+      </w:tr>
+      <w:tr>
+        <w:trPr>
+          <w:trHeight w:val="500"/>
+        </w:trPr>
+        <w:tc>
+          <w:tcPr>
+            <w:tcW w:w="2790" w:type="dxa"/>
+            <w:tcBorders>
+              <w:top w:val="single" w:sz="5" w:space="0" w:color="44B3E1"/>
+              <w:left w:val="single" w:sz="5" w:space="0" w:color="44B3E1"/>
+              <w:bottom w:val="single" w:sz="5" w:space="0" w:color="44B3E1"/>
+              <w:right w:val="nil"/>
+            </w:tcBorders>
             <w:tcMar>
               <w:top w:w="100" w:type="dxa"/>
               <w:left w:w="100" w:type="dxa"/>
@@ -3255,7 +3600,172 @@
                 <w:szCs w:val="20"/>
               </w:rPr>
               <w:lastRenderedPageBreak/>
-              <w:t xml:space="preserve">¿Con qué frecuencia te </w:t>
+              <w:t>¿Estás atento/a o alerta en clase?</w:t>
+            </w:r>
+          </w:p>
+        </w:tc>
+        <w:tc>
+          <w:tcPr>
+            <w:tcW w:w="6570" w:type="dxa"/>
+            <w:tcBorders>
+              <w:top w:val="single" w:sz="5" w:space="0" w:color="44B3E1"/>
+              <w:left w:val="nil"/>
+              <w:bottom w:val="single" w:sz="5" w:space="0" w:color="44B3E1"/>
+              <w:right w:val="single" w:sz="5" w:space="0" w:color="44B3E1"/>
+            </w:tcBorders>
+            <w:tcMar>
+              <w:top w:w="100" w:type="dxa"/>
+              <w:left w:w="100" w:type="dxa"/>
+              <w:bottom w:w="100" w:type="dxa"/>
+              <w:right w:w="100" w:type="dxa"/>
+            </w:tcMar>
+          </w:tcPr>
+          <w:p>
+            <w:r>
+              <w:t>Nivel/frecuencia con la que el participante se mantiene atento o alerta durante las clases.</w:t>
+            </w:r>
+          </w:p>
+        </w:tc>
+      </w:tr>
+      <w:tr>
+        <w:trPr>
+          <w:trHeight w:val="500"/>
+        </w:trPr>
+        <w:tc>
+          <w:tcPr>
+            <w:tcW w:w="2790" w:type="dxa"/>
+            <w:tcBorders>
+              <w:top w:val="single" w:sz="5" w:space="0" w:color="44B3E1"/>
+              <w:left w:val="single" w:sz="5" w:space="0" w:color="44B3E1"/>
+              <w:bottom w:val="single" w:sz="5" w:space="0" w:color="44B3E1"/>
+              <w:right w:val="nil"/>
+            </w:tcBorders>
+            <w:shd w:val="clear" w:color="auto" w:fill="C0E6F5"/>
+            <w:tcMar>
+              <w:top w:w="100" w:type="dxa"/>
+              <w:left w:w="100" w:type="dxa"/>
+              <w:bottom w:w="100" w:type="dxa"/>
+              <w:right w:w="100" w:type="dxa"/>
+            </w:tcMar>
+          </w:tcPr>
+          <w:p>
+            <w:r>
+              <w:rPr>
+                <w:color w:val="000000"/>
+                <w:sz w:val="20"/>
+                <w:szCs w:val="20"/>
+              </w:rPr>
+              <w:t>¿Con qué frecuencia te sentís cansado y de mal humor durante el día?</w:t>
+            </w:r>
+          </w:p>
+        </w:tc>
+        <w:tc>
+          <w:tcPr>
+            <w:tcW w:w="6570" w:type="dxa"/>
+            <w:tcBorders>
+              <w:top w:val="single" w:sz="5" w:space="0" w:color="44B3E1"/>
+              <w:left w:val="nil"/>
+              <w:bottom w:val="single" w:sz="5" w:space="0" w:color="44B3E1"/>
+              <w:right w:val="single" w:sz="5" w:space="0" w:color="44B3E1"/>
+            </w:tcBorders>
+            <w:shd w:val="clear" w:color="auto" w:fill="C0E6F5"/>
+            <w:tcMar>
+              <w:top w:w="100" w:type="dxa"/>
+              <w:left w:w="100" w:type="dxa"/>
+              <w:bottom w:w="100" w:type="dxa"/>
+              <w:right w:w="100" w:type="dxa"/>
+            </w:tcMar>
+          </w:tcPr>
+          <w:p>
+            <w:r>
+              <w:t>Frecuencia de cansancio y mal humor durante el día.</w:t>
+            </w:r>
+          </w:p>
+        </w:tc>
+      </w:tr>
+      <w:tr>
+        <w:trPr>
+          <w:trHeight w:val="500"/>
+        </w:trPr>
+        <w:tc>
+          <w:tcPr>
+            <w:tcW w:w="2790" w:type="dxa"/>
+            <w:tcBorders>
+              <w:top w:val="single" w:sz="5" w:space="0" w:color="44B3E1"/>
+              <w:left w:val="single" w:sz="5" w:space="0" w:color="44B3E1"/>
+              <w:bottom w:val="single" w:sz="5" w:space="0" w:color="44B3E1"/>
+              <w:right w:val="nil"/>
+            </w:tcBorders>
+            <w:tcMar>
+              <w:top w:w="100" w:type="dxa"/>
+              <w:left w:w="100" w:type="dxa"/>
+              <w:bottom w:w="100" w:type="dxa"/>
+              <w:right w:w="100" w:type="dxa"/>
+            </w:tcMar>
+          </w:tcPr>
+          <w:p>
+            <w:r>
+              <w:rPr>
+                <w:color w:val="000000"/>
+                <w:sz w:val="20"/>
+                <w:szCs w:val="20"/>
+              </w:rPr>
+              <w:t>¿Te cuesta levantarte de la cama a la mañana?</w:t>
+            </w:r>
+          </w:p>
+        </w:tc>
+        <w:tc>
+          <w:tcPr>
+            <w:tcW w:w="6570" w:type="dxa"/>
+            <w:tcBorders>
+              <w:top w:val="single" w:sz="5" w:space="0" w:color="44B3E1"/>
+              <w:left w:val="nil"/>
+              <w:bottom w:val="single" w:sz="5" w:space="0" w:color="44B3E1"/>
+              <w:right w:val="single" w:sz="5" w:space="0" w:color="44B3E1"/>
+            </w:tcBorders>
+            <w:tcMar>
+              <w:top w:w="100" w:type="dxa"/>
+              <w:left w:w="100" w:type="dxa"/>
+              <w:bottom w:w="100" w:type="dxa"/>
+              <w:right w:w="100" w:type="dxa"/>
+            </w:tcMar>
+          </w:tcPr>
+          <w:p>
+            <w:r>
+              <w:t>Dificultad para levantarse por la mañana.</w:t>
+            </w:r>
+          </w:p>
+        </w:tc>
+      </w:tr>
+      <w:tr>
+        <w:trPr>
+          <w:trHeight w:val="500"/>
+        </w:trPr>
+        <w:tc>
+          <w:tcPr>
+            <w:tcW w:w="2790" w:type="dxa"/>
+            <w:tcBorders>
+              <w:top w:val="single" w:sz="5" w:space="0" w:color="44B3E1"/>
+              <w:left w:val="single" w:sz="5" w:space="0" w:color="44B3E1"/>
+              <w:bottom w:val="single" w:sz="5" w:space="0" w:color="44B3E1"/>
+              <w:right w:val="nil"/>
+            </w:tcBorders>
+            <w:shd w:val="clear" w:color="auto" w:fill="C0E6F5"/>
+            <w:tcMar>
+              <w:top w:w="100" w:type="dxa"/>
+              <w:left w:w="100" w:type="dxa"/>
+              <w:bottom w:w="100" w:type="dxa"/>
+              <w:right w:w="100" w:type="dxa"/>
+            </w:tcMar>
+          </w:tcPr>
+          <w:p>
+            <w:r>
+              <w:rPr>
+                <w:color w:val="000000"/>
+                <w:sz w:val="20"/>
+                <w:szCs w:val="20"/>
+              </w:rPr>
+              <w:t xml:space="preserve">¿Te </w:t>
             </w:r>
             <w:proofErr w:type="spellStart"/>
             <w:r>
@@ -3264,7 +3774,7 @@
                 <w:sz w:val="20"/>
                 <w:szCs w:val="20"/>
               </w:rPr>
-              <w:t>quedás</w:t>
+              <w:t>volvés</w:t>
             </w:r>
             <w:proofErr w:type="spellEnd"/>
             <w:r>
@@ -3273,7 +3783,62 @@
                 <w:sz w:val="20"/>
                 <w:szCs w:val="20"/>
               </w:rPr>
-              <w:t xml:space="preserve"> dormido/a o te da sueño mientras </w:t>
+              <w:t xml:space="preserve"> a quedar dormido/a después de que te despertaron a la mañana?</w:t>
+            </w:r>
+          </w:p>
+        </w:tc>
+        <w:tc>
+          <w:tcPr>
+            <w:tcW w:w="6570" w:type="dxa"/>
+            <w:tcBorders>
+              <w:top w:val="single" w:sz="5" w:space="0" w:color="44B3E1"/>
+              <w:left w:val="nil"/>
+              <w:bottom w:val="single" w:sz="5" w:space="0" w:color="44B3E1"/>
+              <w:right w:val="single" w:sz="5" w:space="0" w:color="44B3E1"/>
+            </w:tcBorders>
+            <w:shd w:val="clear" w:color="auto" w:fill="C0E6F5"/>
+            <w:tcMar>
+              <w:top w:w="100" w:type="dxa"/>
+              <w:left w:w="100" w:type="dxa"/>
+              <w:bottom w:w="100" w:type="dxa"/>
+              <w:right w:w="100" w:type="dxa"/>
+            </w:tcMar>
+          </w:tcPr>
+          <w:p>
+            <w:r>
+              <w:t>Frecuencia con la que vuelve a dormirse después de ser despertado.</w:t>
+            </w:r>
+          </w:p>
+        </w:tc>
+      </w:tr>
+      <w:tr>
+        <w:trPr>
+          <w:trHeight w:val="500"/>
+        </w:trPr>
+        <w:tc>
+          <w:tcPr>
+            <w:tcW w:w="2790" w:type="dxa"/>
+            <w:tcBorders>
+              <w:top w:val="single" w:sz="5" w:space="0" w:color="44B3E1"/>
+              <w:left w:val="single" w:sz="5" w:space="0" w:color="44B3E1"/>
+              <w:bottom w:val="single" w:sz="5" w:space="0" w:color="44B3E1"/>
+              <w:right w:val="nil"/>
+            </w:tcBorders>
+            <w:tcMar>
+              <w:top w:w="100" w:type="dxa"/>
+              <w:left w:w="100" w:type="dxa"/>
+              <w:bottom w:w="100" w:type="dxa"/>
+              <w:right w:w="100" w:type="dxa"/>
+            </w:tcMar>
+          </w:tcPr>
+          <w:p>
+            <w:r>
+              <w:rPr>
+                <w:color w:val="000000"/>
+                <w:sz w:val="20"/>
+                <w:szCs w:val="20"/>
+              </w:rPr>
+              <w:t>¿</w:t>
             </w:r>
             <w:proofErr w:type="spellStart"/>
             <w:r>
@@ -3282,7 +3847,7 @@
                 <w:sz w:val="20"/>
                 <w:szCs w:val="20"/>
               </w:rPr>
-              <w:t>hacés</w:t>
+              <w:t>Necesitás</w:t>
             </w:r>
             <w:proofErr w:type="spellEnd"/>
             <w:r>
@@ -3291,227 +3856,62 @@
                 <w:sz w:val="20"/>
                 <w:szCs w:val="20"/>
               </w:rPr>
-              <w:t xml:space="preserve"> la tarea?</w:t>
-            </w:r>
-          </w:p>
-        </w:tc>
-        <w:tc>
-          <w:tcPr>
-            <w:tcW w:w="6570" w:type="dxa"/>
-            <w:tcBorders>
-              <w:top w:val="single" w:sz="5" w:space="0" w:color="44B3E1"/>
-              <w:left w:val="nil"/>
-              <w:bottom w:val="single" w:sz="5" w:space="0" w:color="44B3E1"/>
-              <w:right w:val="single" w:sz="5" w:space="0" w:color="44B3E1"/>
-            </w:tcBorders>
-            <w:shd w:val="clear" w:color="auto" w:fill="C0E6F5"/>
-            <w:tcMar>
-              <w:top w:w="100" w:type="dxa"/>
-              <w:left w:w="100" w:type="dxa"/>
-              <w:bottom w:w="100" w:type="dxa"/>
-              <w:right w:w="100" w:type="dxa"/>
-            </w:tcMar>
-          </w:tcPr>
-          <w:p>
-            <w:r>
-              <w:t>Frecuencia con la que aparece sueño durante la realización de tareas escolares.</w:t>
-            </w:r>
-          </w:p>
-        </w:tc>
-      </w:tr>
-      <w:tr>
-        <w:trPr>
-          <w:trHeight w:val="500"/>
-        </w:trPr>
-        <w:tc>
-          <w:tcPr>
-            <w:tcW w:w="2790" w:type="dxa"/>
-            <w:tcBorders>
-              <w:top w:val="single" w:sz="5" w:space="0" w:color="44B3E1"/>
-              <w:left w:val="single" w:sz="5" w:space="0" w:color="44B3E1"/>
-              <w:bottom w:val="single" w:sz="5" w:space="0" w:color="44B3E1"/>
-              <w:right w:val="nil"/>
-            </w:tcBorders>
-            <w:tcMar>
-              <w:top w:w="100" w:type="dxa"/>
-              <w:left w:w="100" w:type="dxa"/>
-              <w:bottom w:w="100" w:type="dxa"/>
-              <w:right w:w="100" w:type="dxa"/>
-            </w:tcMar>
-          </w:tcPr>
-          <w:p>
-            <w:r>
-              <w:rPr>
-                <w:color w:val="000000"/>
-                <w:sz w:val="20"/>
-                <w:szCs w:val="20"/>
-              </w:rPr>
-              <w:t>¿Estás atento/a o alerta en clase?</w:t>
-            </w:r>
-          </w:p>
-        </w:tc>
-        <w:tc>
-          <w:tcPr>
-            <w:tcW w:w="6570" w:type="dxa"/>
-            <w:tcBorders>
-              <w:top w:val="single" w:sz="5" w:space="0" w:color="44B3E1"/>
-              <w:left w:val="nil"/>
-              <w:bottom w:val="single" w:sz="5" w:space="0" w:color="44B3E1"/>
-              <w:right w:val="single" w:sz="5" w:space="0" w:color="44B3E1"/>
-            </w:tcBorders>
-            <w:tcMar>
-              <w:top w:w="100" w:type="dxa"/>
-              <w:left w:w="100" w:type="dxa"/>
-              <w:bottom w:w="100" w:type="dxa"/>
-              <w:right w:w="100" w:type="dxa"/>
-            </w:tcMar>
-          </w:tcPr>
-          <w:p>
-            <w:r>
-              <w:t>Nivel/frecuencia con la que el participante se mantiene atento o alerta durante las clases.</w:t>
-            </w:r>
-          </w:p>
-        </w:tc>
-      </w:tr>
-      <w:tr>
-        <w:trPr>
-          <w:trHeight w:val="500"/>
-        </w:trPr>
-        <w:tc>
-          <w:tcPr>
-            <w:tcW w:w="2790" w:type="dxa"/>
-            <w:tcBorders>
-              <w:top w:val="single" w:sz="5" w:space="0" w:color="44B3E1"/>
-              <w:left w:val="single" w:sz="5" w:space="0" w:color="44B3E1"/>
-              <w:bottom w:val="single" w:sz="5" w:space="0" w:color="44B3E1"/>
-              <w:right w:val="nil"/>
-            </w:tcBorders>
-            <w:shd w:val="clear" w:color="auto" w:fill="C0E6F5"/>
-            <w:tcMar>
-              <w:top w:w="100" w:type="dxa"/>
-              <w:left w:w="100" w:type="dxa"/>
-              <w:bottom w:w="100" w:type="dxa"/>
-              <w:right w:w="100" w:type="dxa"/>
-            </w:tcMar>
-          </w:tcPr>
-          <w:p>
-            <w:r>
-              <w:rPr>
-                <w:color w:val="000000"/>
-                <w:sz w:val="20"/>
-                <w:szCs w:val="20"/>
-              </w:rPr>
-              <w:t>¿Con qué frecuencia te sentís cansado y de mal humor durante el día?</w:t>
-            </w:r>
-          </w:p>
-        </w:tc>
-        <w:tc>
-          <w:tcPr>
-            <w:tcW w:w="6570" w:type="dxa"/>
-            <w:tcBorders>
-              <w:top w:val="single" w:sz="5" w:space="0" w:color="44B3E1"/>
-              <w:left w:val="nil"/>
-              <w:bottom w:val="single" w:sz="5" w:space="0" w:color="44B3E1"/>
-              <w:right w:val="single" w:sz="5" w:space="0" w:color="44B3E1"/>
-            </w:tcBorders>
-            <w:shd w:val="clear" w:color="auto" w:fill="C0E6F5"/>
-            <w:tcMar>
-              <w:top w:w="100" w:type="dxa"/>
-              <w:left w:w="100" w:type="dxa"/>
-              <w:bottom w:w="100" w:type="dxa"/>
-              <w:right w:w="100" w:type="dxa"/>
-            </w:tcMar>
-          </w:tcPr>
-          <w:p>
-            <w:r>
-              <w:t>Frecuencia de cansancio y mal humor durante el día.</w:t>
-            </w:r>
-          </w:p>
-        </w:tc>
-      </w:tr>
-      <w:tr>
-        <w:trPr>
-          <w:trHeight w:val="500"/>
-        </w:trPr>
-        <w:tc>
-          <w:tcPr>
-            <w:tcW w:w="2790" w:type="dxa"/>
-            <w:tcBorders>
-              <w:top w:val="single" w:sz="5" w:space="0" w:color="44B3E1"/>
-              <w:left w:val="single" w:sz="5" w:space="0" w:color="44B3E1"/>
-              <w:bottom w:val="single" w:sz="5" w:space="0" w:color="44B3E1"/>
-              <w:right w:val="nil"/>
-            </w:tcBorders>
-            <w:tcMar>
-              <w:top w:w="100" w:type="dxa"/>
-              <w:left w:w="100" w:type="dxa"/>
-              <w:bottom w:w="100" w:type="dxa"/>
-              <w:right w:w="100" w:type="dxa"/>
-            </w:tcMar>
-          </w:tcPr>
-          <w:p>
-            <w:r>
-              <w:rPr>
-                <w:color w:val="000000"/>
-                <w:sz w:val="20"/>
-                <w:szCs w:val="20"/>
-              </w:rPr>
-              <w:t>¿Te cuesta levantarte de la cama a la mañana?</w:t>
-            </w:r>
-          </w:p>
-        </w:tc>
-        <w:tc>
-          <w:tcPr>
-            <w:tcW w:w="6570" w:type="dxa"/>
-            <w:tcBorders>
-              <w:top w:val="single" w:sz="5" w:space="0" w:color="44B3E1"/>
-              <w:left w:val="nil"/>
-              <w:bottom w:val="single" w:sz="5" w:space="0" w:color="44B3E1"/>
-              <w:right w:val="single" w:sz="5" w:space="0" w:color="44B3E1"/>
-            </w:tcBorders>
-            <w:tcMar>
-              <w:top w:w="100" w:type="dxa"/>
-              <w:left w:w="100" w:type="dxa"/>
-              <w:bottom w:w="100" w:type="dxa"/>
-              <w:right w:w="100" w:type="dxa"/>
-            </w:tcMar>
-          </w:tcPr>
-          <w:p>
-            <w:r>
-              <w:t>Dificultad para levantarse por la mañana.</w:t>
-            </w:r>
-          </w:p>
-        </w:tc>
-      </w:tr>
-      <w:tr>
-        <w:trPr>
-          <w:trHeight w:val="500"/>
-        </w:trPr>
-        <w:tc>
-          <w:tcPr>
-            <w:tcW w:w="2790" w:type="dxa"/>
-            <w:tcBorders>
-              <w:top w:val="single" w:sz="5" w:space="0" w:color="44B3E1"/>
-              <w:left w:val="single" w:sz="5" w:space="0" w:color="44B3E1"/>
-              <w:bottom w:val="single" w:sz="5" w:space="0" w:color="44B3E1"/>
-              <w:right w:val="nil"/>
-            </w:tcBorders>
-            <w:shd w:val="clear" w:color="auto" w:fill="C0E6F5"/>
-            <w:tcMar>
-              <w:top w:w="100" w:type="dxa"/>
-              <w:left w:w="100" w:type="dxa"/>
-              <w:bottom w:w="100" w:type="dxa"/>
-              <w:right w:w="100" w:type="dxa"/>
-            </w:tcMar>
-          </w:tcPr>
-          <w:p>
-            <w:r>
-              <w:rPr>
-                <w:color w:val="000000"/>
-                <w:sz w:val="20"/>
-                <w:szCs w:val="20"/>
-              </w:rPr>
-              <w:t xml:space="preserve">¿Te </w:t>
+              <w:t xml:space="preserve"> que alguien te despierte por la mañana?</w:t>
+            </w:r>
+          </w:p>
+        </w:tc>
+        <w:tc>
+          <w:tcPr>
+            <w:tcW w:w="6570" w:type="dxa"/>
+            <w:tcBorders>
+              <w:top w:val="single" w:sz="5" w:space="0" w:color="44B3E1"/>
+              <w:left w:val="nil"/>
+              <w:bottom w:val="single" w:sz="5" w:space="0" w:color="44B3E1"/>
+              <w:right w:val="single" w:sz="5" w:space="0" w:color="44B3E1"/>
+            </w:tcBorders>
+            <w:tcMar>
+              <w:top w:w="100" w:type="dxa"/>
+              <w:left w:w="100" w:type="dxa"/>
+              <w:bottom w:w="100" w:type="dxa"/>
+              <w:right w:w="100" w:type="dxa"/>
+            </w:tcMar>
+          </w:tcPr>
+          <w:p>
+            <w:r>
+              <w:t>Necesidad de otra persona para despertarse.</w:t>
+            </w:r>
+          </w:p>
+        </w:tc>
+      </w:tr>
+      <w:tr>
+        <w:trPr>
+          <w:trHeight w:val="1725"/>
+        </w:trPr>
+        <w:tc>
+          <w:tcPr>
+            <w:tcW w:w="2790" w:type="dxa"/>
+            <w:tcBorders>
+              <w:top w:val="single" w:sz="5" w:space="0" w:color="44B3E1"/>
+              <w:left w:val="single" w:sz="5" w:space="0" w:color="44B3E1"/>
+              <w:bottom w:val="single" w:sz="5" w:space="0" w:color="44B3E1"/>
+              <w:right w:val="nil"/>
+            </w:tcBorders>
+            <w:shd w:val="clear" w:color="auto" w:fill="C0E6F5"/>
+            <w:tcMar>
+              <w:top w:w="100" w:type="dxa"/>
+              <w:left w:w="100" w:type="dxa"/>
+              <w:bottom w:w="100" w:type="dxa"/>
+              <w:right w:w="100" w:type="dxa"/>
+            </w:tcMar>
+          </w:tcPr>
+          <w:p>
+            <w:r>
+              <w:rPr>
+                <w:color w:val="000000"/>
+                <w:sz w:val="20"/>
+                <w:szCs w:val="20"/>
+              </w:rPr>
+              <w:t xml:space="preserve">¿Con qué frecuencia sentís que </w:t>
             </w:r>
             <w:proofErr w:type="spellStart"/>
             <w:r>
@@ -3520,7 +3920,7 @@
                 <w:sz w:val="20"/>
                 <w:szCs w:val="20"/>
               </w:rPr>
-              <w:t>volvés</w:t>
+              <w:t>necesitás</w:t>
             </w:r>
             <w:proofErr w:type="spellEnd"/>
             <w:r>
@@ -3529,152 +3929,6 @@
                 <w:sz w:val="20"/>
                 <w:szCs w:val="20"/>
               </w:rPr>
-              <w:t xml:space="preserve"> a quedar dormido/a después de que te despertaron a la mañana?</w:t>
-            </w:r>
-          </w:p>
-        </w:tc>
-        <w:tc>
-          <w:tcPr>
-            <w:tcW w:w="6570" w:type="dxa"/>
-            <w:tcBorders>
-              <w:top w:val="single" w:sz="5" w:space="0" w:color="44B3E1"/>
-              <w:left w:val="nil"/>
-              <w:bottom w:val="single" w:sz="5" w:space="0" w:color="44B3E1"/>
-              <w:right w:val="single" w:sz="5" w:space="0" w:color="44B3E1"/>
-            </w:tcBorders>
-            <w:shd w:val="clear" w:color="auto" w:fill="C0E6F5"/>
-            <w:tcMar>
-              <w:top w:w="100" w:type="dxa"/>
-              <w:left w:w="100" w:type="dxa"/>
-              <w:bottom w:w="100" w:type="dxa"/>
-              <w:right w:w="100" w:type="dxa"/>
-            </w:tcMar>
-          </w:tcPr>
-          <w:p>
-            <w:r>
-              <w:t>Frecuencia con la que vuelve a dormirse después de ser despertado.</w:t>
-            </w:r>
-          </w:p>
-        </w:tc>
-      </w:tr>
-      <w:tr>
-        <w:trPr>
-          <w:trHeight w:val="500"/>
-        </w:trPr>
-        <w:tc>
-          <w:tcPr>
-            <w:tcW w:w="2790" w:type="dxa"/>
-            <w:tcBorders>
-              <w:top w:val="single" w:sz="5" w:space="0" w:color="44B3E1"/>
-              <w:left w:val="single" w:sz="5" w:space="0" w:color="44B3E1"/>
-              <w:bottom w:val="single" w:sz="5" w:space="0" w:color="44B3E1"/>
-              <w:right w:val="nil"/>
-            </w:tcBorders>
-            <w:tcMar>
-              <w:top w:w="100" w:type="dxa"/>
-              <w:left w:w="100" w:type="dxa"/>
-              <w:bottom w:w="100" w:type="dxa"/>
-              <w:right w:w="100" w:type="dxa"/>
-            </w:tcMar>
-          </w:tcPr>
-          <w:p>
-            <w:r>
-              <w:rPr>
-                <w:color w:val="000000"/>
-                <w:sz w:val="20"/>
-                <w:szCs w:val="20"/>
-              </w:rPr>
-              <w:t>¿</w:t>
-            </w:r>
-            <w:proofErr w:type="spellStart"/>
-            <w:r>
-              <w:rPr>
-                <w:color w:val="000000"/>
-                <w:sz w:val="20"/>
-                <w:szCs w:val="20"/>
-              </w:rPr>
-              <w:t>Necesitás</w:t>
-            </w:r>
-            <w:proofErr w:type="spellEnd"/>
-            <w:r>
-              <w:rPr>
-                <w:color w:val="000000"/>
-                <w:sz w:val="20"/>
-                <w:szCs w:val="20"/>
-              </w:rPr>
-              <w:t xml:space="preserve"> que alguien te despierte por la mañana?</w:t>
-            </w:r>
-          </w:p>
-        </w:tc>
-        <w:tc>
-          <w:tcPr>
-            <w:tcW w:w="6570" w:type="dxa"/>
-            <w:tcBorders>
-              <w:top w:val="single" w:sz="5" w:space="0" w:color="44B3E1"/>
-              <w:left w:val="nil"/>
-              <w:bottom w:val="single" w:sz="5" w:space="0" w:color="44B3E1"/>
-              <w:right w:val="single" w:sz="5" w:space="0" w:color="44B3E1"/>
-            </w:tcBorders>
-            <w:tcMar>
-              <w:top w:w="100" w:type="dxa"/>
-              <w:left w:w="100" w:type="dxa"/>
-              <w:bottom w:w="100" w:type="dxa"/>
-              <w:right w:w="100" w:type="dxa"/>
-            </w:tcMar>
-          </w:tcPr>
-          <w:p>
-            <w:r>
-              <w:t>Necesidad de otra persona para despertarse.</w:t>
-            </w:r>
-          </w:p>
-        </w:tc>
-      </w:tr>
-      <w:tr>
-        <w:trPr>
-          <w:trHeight w:val="1725"/>
-        </w:trPr>
-        <w:tc>
-          <w:tcPr>
-            <w:tcW w:w="2790" w:type="dxa"/>
-            <w:tcBorders>
-              <w:top w:val="single" w:sz="5" w:space="0" w:color="44B3E1"/>
-              <w:left w:val="single" w:sz="5" w:space="0" w:color="44B3E1"/>
-              <w:bottom w:val="single" w:sz="5" w:space="0" w:color="44B3E1"/>
-              <w:right w:val="nil"/>
-            </w:tcBorders>
-            <w:shd w:val="clear" w:color="auto" w:fill="C0E6F5"/>
-            <w:tcMar>
-              <w:top w:w="100" w:type="dxa"/>
-              <w:left w:w="100" w:type="dxa"/>
-              <w:bottom w:w="100" w:type="dxa"/>
-              <w:right w:w="100" w:type="dxa"/>
-            </w:tcMar>
-          </w:tcPr>
-          <w:p>
-            <w:r>
-              <w:rPr>
-                <w:color w:val="000000"/>
-                <w:sz w:val="20"/>
-                <w:szCs w:val="20"/>
-              </w:rPr>
-              <w:t xml:space="preserve">¿Con qué frecuencia sentís que </w:t>
-            </w:r>
-            <w:proofErr w:type="spellStart"/>
-            <w:r>
-              <w:rPr>
-                <w:color w:val="000000"/>
-                <w:sz w:val="20"/>
-                <w:szCs w:val="20"/>
-              </w:rPr>
-              <w:t>necesitás</w:t>
-            </w:r>
-            <w:proofErr w:type="spellEnd"/>
-            <w:r>
-              <w:rPr>
-                <w:color w:val="000000"/>
-                <w:sz w:val="20"/>
-                <w:szCs w:val="20"/>
-              </w:rPr>
               <w:t xml:space="preserve"> dormir más tiempo?</w:t>
             </w:r>
           </w:p>
@@ -3895,44 +4149,30 @@
                 <w:sz w:val="20"/>
                 <w:szCs w:val="20"/>
               </w:rPr>
-              <w:t xml:space="preserve">¿Cuánto tiempo tardas desde </w:t>
-            </w:r>
-            <w:r>
-              <w:rPr>
-                <w:color w:val="000000"/>
-                <w:sz w:val="20"/>
-                <w:szCs w:val="20"/>
-              </w:rPr>
-              <w:lastRenderedPageBreak/>
-              <w:t>que salís de tu casa hasta que llegas al colegio? (indica en horas, minutos)</w:t>
-            </w:r>
-          </w:p>
-        </w:tc>
-        <w:tc>
-          <w:tcPr>
-            <w:tcW w:w="6570" w:type="dxa"/>
-            <w:tcBorders>
-              <w:top w:val="single" w:sz="5" w:space="0" w:color="44B3E1"/>
-              <w:left w:val="nil"/>
-              <w:bottom w:val="single" w:sz="5" w:space="0" w:color="44B3E1"/>
-              <w:right w:val="single" w:sz="5" w:space="0" w:color="44B3E1"/>
-            </w:tcBorders>
-            <w:shd w:val="clear" w:color="auto" w:fill="C0E6F5"/>
-            <w:tcMar>
-              <w:top w:w="100" w:type="dxa"/>
-              <w:left w:w="100" w:type="dxa"/>
-              <w:bottom w:w="100" w:type="dxa"/>
-              <w:right w:w="100" w:type="dxa"/>
-            </w:tcMar>
-          </w:tcPr>
-          <w:p>
-            <w:r>
-              <w:lastRenderedPageBreak/>
-              <w:t xml:space="preserve">Tiempo que tarda el participante en trasladarse desde su casa hasta el </w:t>
-            </w:r>
-            <w:r>
-              <w:lastRenderedPageBreak/>
-              <w:t>colegio.</w:t>
+              <w:t>¿Cuánto tiempo tardas desde que salís de tu casa hasta que llegas al colegio? (indica en horas, minutos)</w:t>
+            </w:r>
+          </w:p>
+        </w:tc>
+        <w:tc>
+          <w:tcPr>
+            <w:tcW w:w="6570" w:type="dxa"/>
+            <w:tcBorders>
+              <w:top w:val="single" w:sz="5" w:space="0" w:color="44B3E1"/>
+              <w:left w:val="nil"/>
+              <w:bottom w:val="single" w:sz="5" w:space="0" w:color="44B3E1"/>
+              <w:right w:val="single" w:sz="5" w:space="0" w:color="44B3E1"/>
+            </w:tcBorders>
+            <w:shd w:val="clear" w:color="auto" w:fill="C0E6F5"/>
+            <w:tcMar>
+              <w:top w:w="100" w:type="dxa"/>
+              <w:left w:w="100" w:type="dxa"/>
+              <w:bottom w:w="100" w:type="dxa"/>
+              <w:right w:w="100" w:type="dxa"/>
+            </w:tcMar>
+          </w:tcPr>
+          <w:p>
+            <w:r>
+              <w:t>Tiempo que tarda el participante en trasladarse desde su casa hasta el colegio.</w:t>
             </w:r>
           </w:p>
         </w:tc>
@@ -4487,104 +4727,405 @@
                 <w:sz w:val="20"/>
                 <w:szCs w:val="20"/>
               </w:rPr>
+              <w:t>horasueñosemanahr</w:t>
+            </w:r>
+            <w:proofErr w:type="spellEnd"/>
+          </w:p>
+        </w:tc>
+        <w:tc>
+          <w:tcPr>
+            <w:tcW w:w="6570" w:type="dxa"/>
+            <w:tcBorders>
+              <w:top w:val="single" w:sz="5" w:space="0" w:color="44B3E1"/>
+              <w:left w:val="nil"/>
+              <w:bottom w:val="single" w:sz="5" w:space="0" w:color="44B3E1"/>
+              <w:right w:val="single" w:sz="5" w:space="0" w:color="44B3E1"/>
+            </w:tcBorders>
+            <w:shd w:val="clear" w:color="auto" w:fill="C0E6F5"/>
+            <w:tcMar>
+              <w:top w:w="100" w:type="dxa"/>
+              <w:left w:w="100" w:type="dxa"/>
+              <w:bottom w:w="100" w:type="dxa"/>
+              <w:right w:w="100" w:type="dxa"/>
+            </w:tcMar>
+          </w:tcPr>
+          <w:p>
+            <w:r>
+              <w:t>Hora de acostarse durante la semana en formato numérico ajustado para realizar cálculos de sueño.</w:t>
+            </w:r>
+          </w:p>
+        </w:tc>
+      </w:tr>
+      <w:tr>
+        <w:trPr>
+          <w:trHeight w:val="500"/>
+        </w:trPr>
+        <w:tc>
+          <w:tcPr>
+            <w:tcW w:w="2790" w:type="dxa"/>
+            <w:tcBorders>
+              <w:top w:val="single" w:sz="5" w:space="0" w:color="44B3E1"/>
+              <w:left w:val="single" w:sz="5" w:space="0" w:color="44B3E1"/>
+              <w:bottom w:val="single" w:sz="5" w:space="0" w:color="44B3E1"/>
+              <w:right w:val="nil"/>
+            </w:tcBorders>
+            <w:tcMar>
+              <w:top w:w="100" w:type="dxa"/>
+              <w:left w:w="100" w:type="dxa"/>
+              <w:bottom w:w="100" w:type="dxa"/>
+              <w:right w:w="100" w:type="dxa"/>
+            </w:tcMar>
+          </w:tcPr>
+          <w:p>
+            <w:r>
+              <w:rPr>
+                <w:color w:val="000000"/>
+                <w:sz w:val="20"/>
+                <w:szCs w:val="20"/>
+              </w:rPr>
               <w:lastRenderedPageBreak/>
-              <w:t>horasueñosemanahr</w:t>
+              <w:t>¿Cuánto tiempo en Minutos tardas en dormirte?</w:t>
+            </w:r>
+          </w:p>
+        </w:tc>
+        <w:tc>
+          <w:tcPr>
+            <w:tcW w:w="6570" w:type="dxa"/>
+            <w:tcBorders>
+              <w:top w:val="single" w:sz="5" w:space="0" w:color="44B3E1"/>
+              <w:left w:val="nil"/>
+              <w:bottom w:val="single" w:sz="5" w:space="0" w:color="44B3E1"/>
+              <w:right w:val="single" w:sz="5" w:space="0" w:color="44B3E1"/>
+            </w:tcBorders>
+            <w:tcMar>
+              <w:top w:w="100" w:type="dxa"/>
+              <w:left w:w="100" w:type="dxa"/>
+              <w:bottom w:w="100" w:type="dxa"/>
+              <w:right w:w="100" w:type="dxa"/>
+            </w:tcMar>
+          </w:tcPr>
+          <w:p>
+            <w:r>
+              <w:t>Tiempo de latencia del sueño: minutos que tarda en quedarse dormido después de acostarse.</w:t>
+            </w:r>
+          </w:p>
+        </w:tc>
+      </w:tr>
+      <w:tr>
+        <w:trPr>
+          <w:trHeight w:val="500"/>
+        </w:trPr>
+        <w:tc>
+          <w:tcPr>
+            <w:tcW w:w="2790" w:type="dxa"/>
+            <w:tcBorders>
+              <w:top w:val="single" w:sz="5" w:space="0" w:color="44B3E1"/>
+              <w:left w:val="single" w:sz="5" w:space="0" w:color="44B3E1"/>
+              <w:bottom w:val="single" w:sz="5" w:space="0" w:color="44B3E1"/>
+              <w:right w:val="nil"/>
+            </w:tcBorders>
+            <w:shd w:val="clear" w:color="auto" w:fill="C0E6F5"/>
+            <w:tcMar>
+              <w:top w:w="100" w:type="dxa"/>
+              <w:left w:w="100" w:type="dxa"/>
+              <w:bottom w:w="100" w:type="dxa"/>
+              <w:right w:w="100" w:type="dxa"/>
+            </w:tcMar>
+          </w:tcPr>
+          <w:p>
+            <w:r>
+              <w:rPr>
+                <w:color w:val="000000"/>
+                <w:sz w:val="20"/>
+                <w:szCs w:val="20"/>
+              </w:rPr>
+              <w:t xml:space="preserve">¿A qué hora te </w:t>
+            </w:r>
+            <w:proofErr w:type="spellStart"/>
+            <w:r>
+              <w:rPr>
+                <w:color w:val="000000"/>
+                <w:sz w:val="20"/>
+                <w:szCs w:val="20"/>
+              </w:rPr>
+              <w:t>levantás</w:t>
             </w:r>
             <w:proofErr w:type="spellEnd"/>
-          </w:p>
-        </w:tc>
-        <w:tc>
-          <w:tcPr>
-            <w:tcW w:w="6570" w:type="dxa"/>
-            <w:tcBorders>
-              <w:top w:val="single" w:sz="5" w:space="0" w:color="44B3E1"/>
-              <w:left w:val="nil"/>
-              <w:bottom w:val="single" w:sz="5" w:space="0" w:color="44B3E1"/>
-              <w:right w:val="single" w:sz="5" w:space="0" w:color="44B3E1"/>
-            </w:tcBorders>
-            <w:shd w:val="clear" w:color="auto" w:fill="C0E6F5"/>
-            <w:tcMar>
-              <w:top w:w="100" w:type="dxa"/>
-              <w:left w:w="100" w:type="dxa"/>
-              <w:bottom w:w="100" w:type="dxa"/>
-              <w:right w:w="100" w:type="dxa"/>
-            </w:tcMar>
-          </w:tcPr>
-          <w:p>
-            <w:r>
-              <w:t>Hora de acostarse durante la semana en formato numérico ajustado para realizar cálculos de sueño.</w:t>
-            </w:r>
-          </w:p>
-        </w:tc>
-      </w:tr>
-      <w:tr>
-        <w:trPr>
-          <w:trHeight w:val="500"/>
-        </w:trPr>
-        <w:tc>
-          <w:tcPr>
-            <w:tcW w:w="2790" w:type="dxa"/>
-            <w:tcBorders>
-              <w:top w:val="single" w:sz="5" w:space="0" w:color="44B3E1"/>
-              <w:left w:val="single" w:sz="5" w:space="0" w:color="44B3E1"/>
-              <w:bottom w:val="single" w:sz="5" w:space="0" w:color="44B3E1"/>
-              <w:right w:val="nil"/>
-            </w:tcBorders>
-            <w:tcMar>
-              <w:top w:w="100" w:type="dxa"/>
-              <w:left w:w="100" w:type="dxa"/>
-              <w:bottom w:w="100" w:type="dxa"/>
-              <w:right w:w="100" w:type="dxa"/>
-            </w:tcMar>
-          </w:tcPr>
-          <w:p>
-            <w:r>
-              <w:rPr>
-                <w:color w:val="000000"/>
-                <w:sz w:val="20"/>
-                <w:szCs w:val="20"/>
-              </w:rPr>
-              <w:t>¿Cuánto tiempo en Minutos tardas en dormirte?</w:t>
-            </w:r>
-          </w:p>
-        </w:tc>
-        <w:tc>
-          <w:tcPr>
-            <w:tcW w:w="6570" w:type="dxa"/>
-            <w:tcBorders>
-              <w:top w:val="single" w:sz="5" w:space="0" w:color="44B3E1"/>
-              <w:left w:val="nil"/>
-              <w:bottom w:val="single" w:sz="5" w:space="0" w:color="44B3E1"/>
-              <w:right w:val="single" w:sz="5" w:space="0" w:color="44B3E1"/>
-            </w:tcBorders>
-            <w:tcMar>
-              <w:top w:w="100" w:type="dxa"/>
-              <w:left w:w="100" w:type="dxa"/>
-              <w:bottom w:w="100" w:type="dxa"/>
-              <w:right w:w="100" w:type="dxa"/>
-            </w:tcMar>
-          </w:tcPr>
-          <w:p>
-            <w:r>
-              <w:t>Tiempo de latencia del sueño: minutos que tarda en quedarse dormido después de acostarse.</w:t>
-            </w:r>
-          </w:p>
-        </w:tc>
-      </w:tr>
-      <w:tr>
-        <w:trPr>
-          <w:trHeight w:val="500"/>
-        </w:trPr>
-        <w:tc>
-          <w:tcPr>
-            <w:tcW w:w="2790" w:type="dxa"/>
-            <w:tcBorders>
-              <w:top w:val="single" w:sz="5" w:space="0" w:color="44B3E1"/>
-              <w:left w:val="single" w:sz="5" w:space="0" w:color="44B3E1"/>
-              <w:bottom w:val="single" w:sz="5" w:space="0" w:color="44B3E1"/>
-              <w:right w:val="nil"/>
-            </w:tcBorders>
-            <w:shd w:val="clear" w:color="auto" w:fill="C0E6F5"/>
+            <w:r>
+              <w:rPr>
+                <w:color w:val="000000"/>
+                <w:sz w:val="20"/>
+                <w:szCs w:val="20"/>
+              </w:rPr>
+              <w:t xml:space="preserve"> los días de semana?</w:t>
+            </w:r>
+          </w:p>
+        </w:tc>
+        <w:tc>
+          <w:tcPr>
+            <w:tcW w:w="6570" w:type="dxa"/>
+            <w:tcBorders>
+              <w:top w:val="single" w:sz="5" w:space="0" w:color="44B3E1"/>
+              <w:left w:val="nil"/>
+              <w:bottom w:val="single" w:sz="5" w:space="0" w:color="44B3E1"/>
+              <w:right w:val="single" w:sz="5" w:space="0" w:color="44B3E1"/>
+            </w:tcBorders>
+            <w:shd w:val="clear" w:color="auto" w:fill="C0E6F5"/>
+            <w:tcMar>
+              <w:top w:w="100" w:type="dxa"/>
+              <w:left w:w="100" w:type="dxa"/>
+              <w:bottom w:w="100" w:type="dxa"/>
+              <w:right w:w="100" w:type="dxa"/>
+            </w:tcMar>
+          </w:tcPr>
+          <w:p>
+            <w:r>
+              <w:t>Hora habitual de levantarse durante los días de semana.</w:t>
+            </w:r>
+          </w:p>
+        </w:tc>
+      </w:tr>
+      <w:tr>
+        <w:trPr>
+          <w:trHeight w:val="500"/>
+        </w:trPr>
+        <w:tc>
+          <w:tcPr>
+            <w:tcW w:w="2790" w:type="dxa"/>
+            <w:tcBorders>
+              <w:top w:val="single" w:sz="5" w:space="0" w:color="44B3E1"/>
+              <w:left w:val="single" w:sz="5" w:space="0" w:color="44B3E1"/>
+              <w:bottom w:val="single" w:sz="5" w:space="0" w:color="44B3E1"/>
+              <w:right w:val="nil"/>
+            </w:tcBorders>
+            <w:tcMar>
+              <w:top w:w="100" w:type="dxa"/>
+              <w:left w:w="100" w:type="dxa"/>
+              <w:bottom w:w="100" w:type="dxa"/>
+              <w:right w:w="100" w:type="dxa"/>
+            </w:tcMar>
+          </w:tcPr>
+          <w:p>
+            <w:proofErr w:type="spellStart"/>
+            <w:r>
+              <w:rPr>
+                <w:color w:val="000000"/>
+                <w:sz w:val="20"/>
+                <w:szCs w:val="20"/>
+              </w:rPr>
+              <w:t>horalevantarsesemanahr</w:t>
+            </w:r>
+            <w:proofErr w:type="spellEnd"/>
+          </w:p>
+        </w:tc>
+        <w:tc>
+          <w:tcPr>
+            <w:tcW w:w="6570" w:type="dxa"/>
+            <w:tcBorders>
+              <w:top w:val="single" w:sz="5" w:space="0" w:color="44B3E1"/>
+              <w:left w:val="nil"/>
+              <w:bottom w:val="single" w:sz="5" w:space="0" w:color="44B3E1"/>
+              <w:right w:val="single" w:sz="5" w:space="0" w:color="44B3E1"/>
+            </w:tcBorders>
+            <w:tcMar>
+              <w:top w:w="100" w:type="dxa"/>
+              <w:left w:w="100" w:type="dxa"/>
+              <w:bottom w:w="100" w:type="dxa"/>
+              <w:right w:w="100" w:type="dxa"/>
+            </w:tcMar>
+          </w:tcPr>
+          <w:p>
+            <w:r>
+              <w:t>Hora de levantarse durante la semana convertida a formato numérico.</w:t>
+            </w:r>
+          </w:p>
+        </w:tc>
+      </w:tr>
+      <w:tr>
+        <w:trPr>
+          <w:trHeight w:val="500"/>
+        </w:trPr>
+        <w:tc>
+          <w:tcPr>
+            <w:tcW w:w="2790" w:type="dxa"/>
+            <w:tcBorders>
+              <w:top w:val="single" w:sz="5" w:space="0" w:color="44B3E1"/>
+              <w:left w:val="single" w:sz="5" w:space="0" w:color="44B3E1"/>
+              <w:bottom w:val="single" w:sz="5" w:space="0" w:color="44B3E1"/>
+              <w:right w:val="nil"/>
+            </w:tcBorders>
+            <w:shd w:val="clear" w:color="auto" w:fill="C0E6F5"/>
+            <w:tcMar>
+              <w:top w:w="100" w:type="dxa"/>
+              <w:left w:w="100" w:type="dxa"/>
+              <w:bottom w:w="100" w:type="dxa"/>
+              <w:right w:w="100" w:type="dxa"/>
+            </w:tcMar>
+          </w:tcPr>
+          <w:p>
+            <w:proofErr w:type="spellStart"/>
+            <w:r>
+              <w:rPr>
+                <w:color w:val="000000"/>
+                <w:sz w:val="20"/>
+                <w:szCs w:val="20"/>
+              </w:rPr>
+              <w:t>tposueñosem</w:t>
+            </w:r>
+            <w:proofErr w:type="spellEnd"/>
+          </w:p>
+        </w:tc>
+        <w:tc>
+          <w:tcPr>
+            <w:tcW w:w="6570" w:type="dxa"/>
+            <w:tcBorders>
+              <w:top w:val="single" w:sz="5" w:space="0" w:color="44B3E1"/>
+              <w:left w:val="nil"/>
+              <w:bottom w:val="single" w:sz="5" w:space="0" w:color="44B3E1"/>
+              <w:right w:val="single" w:sz="5" w:space="0" w:color="44B3E1"/>
+            </w:tcBorders>
+            <w:shd w:val="clear" w:color="auto" w:fill="C0E6F5"/>
+            <w:tcMar>
+              <w:top w:w="100" w:type="dxa"/>
+              <w:left w:w="100" w:type="dxa"/>
+              <w:bottom w:w="100" w:type="dxa"/>
+              <w:right w:w="100" w:type="dxa"/>
+            </w:tcMar>
+          </w:tcPr>
+          <w:p>
+            <w:r>
+              <w:t>Duración total del sueño durante los días de semana, expresada en horas.</w:t>
+            </w:r>
+          </w:p>
+        </w:tc>
+      </w:tr>
+      <w:tr>
+        <w:trPr>
+          <w:trHeight w:val="500"/>
+        </w:trPr>
+        <w:tc>
+          <w:tcPr>
+            <w:tcW w:w="2790" w:type="dxa"/>
+            <w:tcBorders>
+              <w:top w:val="single" w:sz="5" w:space="0" w:color="44B3E1"/>
+              <w:left w:val="single" w:sz="5" w:space="0" w:color="44B3E1"/>
+              <w:bottom w:val="single" w:sz="5" w:space="0" w:color="44B3E1"/>
+              <w:right w:val="nil"/>
+            </w:tcBorders>
+            <w:tcMar>
+              <w:top w:w="100" w:type="dxa"/>
+              <w:left w:w="100" w:type="dxa"/>
+              <w:bottom w:w="100" w:type="dxa"/>
+              <w:right w:w="100" w:type="dxa"/>
+            </w:tcMar>
+          </w:tcPr>
+          <w:p>
+            <w:proofErr w:type="spellStart"/>
+            <w:r>
+              <w:rPr>
+                <w:color w:val="000000"/>
+                <w:sz w:val="20"/>
+                <w:szCs w:val="20"/>
+              </w:rPr>
+              <w:t>tposueñosemTRIMMED</w:t>
+            </w:r>
+            <w:proofErr w:type="spellEnd"/>
+          </w:p>
+        </w:tc>
+        <w:tc>
+          <w:tcPr>
+            <w:tcW w:w="6570" w:type="dxa"/>
+            <w:tcBorders>
+              <w:top w:val="single" w:sz="5" w:space="0" w:color="44B3E1"/>
+              <w:left w:val="nil"/>
+              <w:bottom w:val="single" w:sz="5" w:space="0" w:color="44B3E1"/>
+              <w:right w:val="single" w:sz="5" w:space="0" w:color="44B3E1"/>
+            </w:tcBorders>
+            <w:tcMar>
+              <w:top w:w="100" w:type="dxa"/>
+              <w:left w:w="100" w:type="dxa"/>
+              <w:bottom w:w="100" w:type="dxa"/>
+              <w:right w:w="100" w:type="dxa"/>
+            </w:tcMar>
+          </w:tcPr>
+          <w:p>
+            <w:r>
+              <w:t>Duración del sueño durante los días de semana después del tratamiento/recorte de valores extremos.</w:t>
+            </w:r>
+          </w:p>
+        </w:tc>
+      </w:tr>
+      <w:tr>
+        <w:trPr>
+          <w:trHeight w:val="500"/>
+        </w:trPr>
+        <w:tc>
+          <w:tcPr>
+            <w:tcW w:w="2790" w:type="dxa"/>
+            <w:tcBorders>
+              <w:top w:val="single" w:sz="5" w:space="0" w:color="44B3E1"/>
+              <w:left w:val="single" w:sz="5" w:space="0" w:color="44B3E1"/>
+              <w:bottom w:val="single" w:sz="5" w:space="0" w:color="44B3E1"/>
+              <w:right w:val="nil"/>
+            </w:tcBorders>
+            <w:shd w:val="clear" w:color="auto" w:fill="C0E6F5"/>
+            <w:tcMar>
+              <w:top w:w="100" w:type="dxa"/>
+              <w:left w:w="100" w:type="dxa"/>
+              <w:bottom w:w="100" w:type="dxa"/>
+              <w:right w:w="100" w:type="dxa"/>
+            </w:tcMar>
+          </w:tcPr>
+          <w:p>
+            <w:proofErr w:type="spellStart"/>
+            <w:r>
+              <w:rPr>
+                <w:color w:val="000000"/>
+                <w:sz w:val="20"/>
+                <w:szCs w:val="20"/>
+              </w:rPr>
+              <w:t>tposueñosemCAT</w:t>
+            </w:r>
+            <w:proofErr w:type="spellEnd"/>
+          </w:p>
+        </w:tc>
+        <w:tc>
+          <w:tcPr>
+            <w:tcW w:w="6570" w:type="dxa"/>
+            <w:tcBorders>
+              <w:top w:val="single" w:sz="5" w:space="0" w:color="44B3E1"/>
+              <w:left w:val="nil"/>
+              <w:bottom w:val="single" w:sz="5" w:space="0" w:color="44B3E1"/>
+              <w:right w:val="single" w:sz="5" w:space="0" w:color="44B3E1"/>
+            </w:tcBorders>
+            <w:shd w:val="clear" w:color="auto" w:fill="C0E6F5"/>
+            <w:tcMar>
+              <w:top w:w="100" w:type="dxa"/>
+              <w:left w:w="100" w:type="dxa"/>
+              <w:bottom w:w="100" w:type="dxa"/>
+              <w:right w:w="100" w:type="dxa"/>
+            </w:tcMar>
+          </w:tcPr>
+          <w:p>
+            <w:r>
+              <w:t>Duración del sueño durante los días de semana convertida en categorías.</w:t>
+            </w:r>
+          </w:p>
+        </w:tc>
+      </w:tr>
+      <w:tr>
+        <w:trPr>
+          <w:trHeight w:val="500"/>
+        </w:trPr>
+        <w:tc>
+          <w:tcPr>
+            <w:tcW w:w="2790" w:type="dxa"/>
+            <w:tcBorders>
+              <w:top w:val="single" w:sz="5" w:space="0" w:color="44B3E1"/>
+              <w:left w:val="single" w:sz="5" w:space="0" w:color="44B3E1"/>
+              <w:bottom w:val="single" w:sz="5" w:space="0" w:color="44B3E1"/>
+              <w:right w:val="nil"/>
+            </w:tcBorders>
             <w:tcMar>
               <w:top w:w="100" w:type="dxa"/>
               <w:left w:w="100" w:type="dxa"/>
@@ -4608,6 +5149,136 @@
                 <w:sz w:val="20"/>
                 <w:szCs w:val="20"/>
               </w:rPr>
+              <w:t>acostás</w:t>
+            </w:r>
+            <w:proofErr w:type="spellEnd"/>
+            <w:r>
+              <w:rPr>
+                <w:color w:val="000000"/>
+                <w:sz w:val="20"/>
+                <w:szCs w:val="20"/>
+              </w:rPr>
+              <w:t xml:space="preserve"> los fines de semana?</w:t>
+            </w:r>
+          </w:p>
+        </w:tc>
+        <w:tc>
+          <w:tcPr>
+            <w:tcW w:w="6570" w:type="dxa"/>
+            <w:tcBorders>
+              <w:top w:val="single" w:sz="5" w:space="0" w:color="44B3E1"/>
+              <w:left w:val="nil"/>
+              <w:bottom w:val="single" w:sz="5" w:space="0" w:color="44B3E1"/>
+              <w:right w:val="single" w:sz="5" w:space="0" w:color="44B3E1"/>
+            </w:tcBorders>
+            <w:tcMar>
+              <w:top w:w="100" w:type="dxa"/>
+              <w:left w:w="100" w:type="dxa"/>
+              <w:bottom w:w="100" w:type="dxa"/>
+              <w:right w:w="100" w:type="dxa"/>
+            </w:tcMar>
+          </w:tcPr>
+          <w:p>
+            <w:r>
+              <w:t>Hora habitual de acostarse durante los fines de semana.</w:t>
+            </w:r>
+          </w:p>
+        </w:tc>
+      </w:tr>
+      <w:tr>
+        <w:trPr>
+          <w:trHeight w:val="500"/>
+        </w:trPr>
+        <w:tc>
+          <w:tcPr>
+            <w:tcW w:w="2790" w:type="dxa"/>
+            <w:tcBorders>
+              <w:top w:val="single" w:sz="5" w:space="0" w:color="44B3E1"/>
+              <w:left w:val="single" w:sz="5" w:space="0" w:color="44B3E1"/>
+              <w:bottom w:val="single" w:sz="5" w:space="0" w:color="44B3E1"/>
+              <w:right w:val="nil"/>
+            </w:tcBorders>
+            <w:shd w:val="clear" w:color="auto" w:fill="C0E6F5"/>
+            <w:tcMar>
+              <w:top w:w="100" w:type="dxa"/>
+              <w:left w:w="100" w:type="dxa"/>
+              <w:bottom w:w="100" w:type="dxa"/>
+              <w:right w:w="100" w:type="dxa"/>
+            </w:tcMar>
+          </w:tcPr>
+          <w:p>
+            <w:proofErr w:type="spellStart"/>
+            <w:r>
+              <w:rPr>
+                <w:color w:val="000000"/>
+                <w:sz w:val="20"/>
+                <w:szCs w:val="20"/>
+              </w:rPr>
+              <w:t>horaacostarfsemanahr</w:t>
+            </w:r>
+            <w:proofErr w:type="spellEnd"/>
+          </w:p>
+        </w:tc>
+        <w:tc>
+          <w:tcPr>
+            <w:tcW w:w="6570" w:type="dxa"/>
+            <w:tcBorders>
+              <w:top w:val="single" w:sz="5" w:space="0" w:color="44B3E1"/>
+              <w:left w:val="nil"/>
+              <w:bottom w:val="single" w:sz="5" w:space="0" w:color="44B3E1"/>
+              <w:right w:val="single" w:sz="5" w:space="0" w:color="44B3E1"/>
+            </w:tcBorders>
+            <w:shd w:val="clear" w:color="auto" w:fill="C0E6F5"/>
+            <w:tcMar>
+              <w:top w:w="100" w:type="dxa"/>
+              <w:left w:w="100" w:type="dxa"/>
+              <w:bottom w:w="100" w:type="dxa"/>
+              <w:right w:w="100" w:type="dxa"/>
+            </w:tcMar>
+          </w:tcPr>
+          <w:p>
+            <w:r>
+              <w:t>Hora de acostarse durante el fin de semana convertida a formato numérico.</w:t>
+            </w:r>
+          </w:p>
+        </w:tc>
+      </w:tr>
+      <w:tr>
+        <w:trPr>
+          <w:trHeight w:val="500"/>
+        </w:trPr>
+        <w:tc>
+          <w:tcPr>
+            <w:tcW w:w="2790" w:type="dxa"/>
+            <w:tcBorders>
+              <w:top w:val="single" w:sz="5" w:space="0" w:color="44B3E1"/>
+              <w:left w:val="single" w:sz="5" w:space="0" w:color="44B3E1"/>
+              <w:bottom w:val="single" w:sz="5" w:space="0" w:color="44B3E1"/>
+              <w:right w:val="nil"/>
+            </w:tcBorders>
+            <w:tcMar>
+              <w:top w:w="100" w:type="dxa"/>
+              <w:left w:w="100" w:type="dxa"/>
+              <w:bottom w:w="100" w:type="dxa"/>
+              <w:right w:w="100" w:type="dxa"/>
+            </w:tcMar>
+          </w:tcPr>
+          <w:p>
+            <w:r>
+              <w:rPr>
+                <w:color w:val="000000"/>
+                <w:sz w:val="20"/>
+                <w:szCs w:val="20"/>
+              </w:rPr>
+              <w:t xml:space="preserve">¿A qué hora te </w:t>
+            </w:r>
+            <w:proofErr w:type="spellStart"/>
+            <w:r>
+              <w:rPr>
+                <w:color w:val="000000"/>
+                <w:sz w:val="20"/>
+                <w:szCs w:val="20"/>
+              </w:rPr>
               <w:t>levantás</w:t>
             </w:r>
             <w:proofErr w:type="spellEnd"/>
@@ -4617,47 +5288,47 @@
                 <w:sz w:val="20"/>
                 <w:szCs w:val="20"/>
               </w:rPr>
-              <w:t xml:space="preserve"> los días de semana?</w:t>
-            </w:r>
-          </w:p>
-        </w:tc>
-        <w:tc>
-          <w:tcPr>
-            <w:tcW w:w="6570" w:type="dxa"/>
-            <w:tcBorders>
-              <w:top w:val="single" w:sz="5" w:space="0" w:color="44B3E1"/>
-              <w:left w:val="nil"/>
-              <w:bottom w:val="single" w:sz="5" w:space="0" w:color="44B3E1"/>
-              <w:right w:val="single" w:sz="5" w:space="0" w:color="44B3E1"/>
-            </w:tcBorders>
-            <w:shd w:val="clear" w:color="auto" w:fill="C0E6F5"/>
-            <w:tcMar>
-              <w:top w:w="100" w:type="dxa"/>
-              <w:left w:w="100" w:type="dxa"/>
-              <w:bottom w:w="100" w:type="dxa"/>
-              <w:right w:w="100" w:type="dxa"/>
-            </w:tcMar>
-          </w:tcPr>
-          <w:p>
-            <w:r>
-              <w:t>Hora habitual de levantarse durante los días de semana.</w:t>
-            </w:r>
-          </w:p>
-        </w:tc>
-      </w:tr>
-      <w:tr>
-        <w:trPr>
-          <w:trHeight w:val="500"/>
-        </w:trPr>
-        <w:tc>
-          <w:tcPr>
-            <w:tcW w:w="2790" w:type="dxa"/>
-            <w:tcBorders>
-              <w:top w:val="single" w:sz="5" w:space="0" w:color="44B3E1"/>
-              <w:left w:val="single" w:sz="5" w:space="0" w:color="44B3E1"/>
-              <w:bottom w:val="single" w:sz="5" w:space="0" w:color="44B3E1"/>
-              <w:right w:val="nil"/>
-            </w:tcBorders>
+              <w:t xml:space="preserve"> los fines de semana?</w:t>
+            </w:r>
+          </w:p>
+        </w:tc>
+        <w:tc>
+          <w:tcPr>
+            <w:tcW w:w="6570" w:type="dxa"/>
+            <w:tcBorders>
+              <w:top w:val="single" w:sz="5" w:space="0" w:color="44B3E1"/>
+              <w:left w:val="nil"/>
+              <w:bottom w:val="single" w:sz="5" w:space="0" w:color="44B3E1"/>
+              <w:right w:val="single" w:sz="5" w:space="0" w:color="44B3E1"/>
+            </w:tcBorders>
+            <w:tcMar>
+              <w:top w:w="100" w:type="dxa"/>
+              <w:left w:w="100" w:type="dxa"/>
+              <w:bottom w:w="100" w:type="dxa"/>
+              <w:right w:w="100" w:type="dxa"/>
+            </w:tcMar>
+          </w:tcPr>
+          <w:p>
+            <w:r>
+              <w:t>Hora habitual de levantarse durante los fines de semana.</w:t>
+            </w:r>
+          </w:p>
+        </w:tc>
+      </w:tr>
+      <w:tr>
+        <w:trPr>
+          <w:trHeight w:val="500"/>
+        </w:trPr>
+        <w:tc>
+          <w:tcPr>
+            <w:tcW w:w="2790" w:type="dxa"/>
+            <w:tcBorders>
+              <w:top w:val="single" w:sz="5" w:space="0" w:color="44B3E1"/>
+              <w:left w:val="single" w:sz="5" w:space="0" w:color="44B3E1"/>
+              <w:bottom w:val="single" w:sz="5" w:space="0" w:color="44B3E1"/>
+              <w:right w:val="nil"/>
+            </w:tcBorders>
+            <w:shd w:val="clear" w:color="auto" w:fill="C0E6F5"/>
             <w:tcMar>
               <w:top w:w="100" w:type="dxa"/>
               <w:left w:w="100" w:type="dxa"/>
@@ -4673,7 +5344,7 @@
                 <w:sz w:val="20"/>
                 <w:szCs w:val="20"/>
               </w:rPr>
-              <w:t>horalevantarsesemanahr</w:t>
+              <w:t>horalevantarsefsemanahr-proc</w:t>
             </w:r>
             <w:proofErr w:type="spellEnd"/>
           </w:p>
@@ -4687,34 +5358,34 @@
               <w:bottom w:val="single" w:sz="5" w:space="0" w:color="44B3E1"/>
               <w:right w:val="single" w:sz="5" w:space="0" w:color="44B3E1"/>
             </w:tcBorders>
-            <w:tcMar>
-              <w:top w:w="100" w:type="dxa"/>
-              <w:left w:w="100" w:type="dxa"/>
-              <w:bottom w:w="100" w:type="dxa"/>
-              <w:right w:w="100" w:type="dxa"/>
-            </w:tcMar>
-          </w:tcPr>
-          <w:p>
-            <w:r>
-              <w:t>Hora de levantarse durante la semana convertida a formato numérico.</w:t>
-            </w:r>
-          </w:p>
-        </w:tc>
-      </w:tr>
-      <w:tr>
-        <w:trPr>
-          <w:trHeight w:val="500"/>
-        </w:trPr>
-        <w:tc>
-          <w:tcPr>
-            <w:tcW w:w="2790" w:type="dxa"/>
-            <w:tcBorders>
-              <w:top w:val="single" w:sz="5" w:space="0" w:color="44B3E1"/>
-              <w:left w:val="single" w:sz="5" w:space="0" w:color="44B3E1"/>
-              <w:bottom w:val="single" w:sz="5" w:space="0" w:color="44B3E1"/>
-              <w:right w:val="nil"/>
-            </w:tcBorders>
-            <w:shd w:val="clear" w:color="auto" w:fill="C0E6F5"/>
+            <w:shd w:val="clear" w:color="auto" w:fill="C0E6F5"/>
+            <w:tcMar>
+              <w:top w:w="100" w:type="dxa"/>
+              <w:left w:w="100" w:type="dxa"/>
+              <w:bottom w:w="100" w:type="dxa"/>
+              <w:right w:w="100" w:type="dxa"/>
+            </w:tcMar>
+          </w:tcPr>
+          <w:p>
+            <w:r>
+              <w:t>Hora de levantarse durante el fin de semana procesada numéricamente.</w:t>
+            </w:r>
+          </w:p>
+        </w:tc>
+      </w:tr>
+      <w:tr>
+        <w:trPr>
+          <w:trHeight w:val="500"/>
+        </w:trPr>
+        <w:tc>
+          <w:tcPr>
+            <w:tcW w:w="2790" w:type="dxa"/>
+            <w:tcBorders>
+              <w:top w:val="single" w:sz="5" w:space="0" w:color="44B3E1"/>
+              <w:left w:val="single" w:sz="5" w:space="0" w:color="44B3E1"/>
+              <w:bottom w:val="single" w:sz="5" w:space="0" w:color="44B3E1"/>
+              <w:right w:val="nil"/>
+            </w:tcBorders>
             <w:tcMar>
               <w:top w:w="100" w:type="dxa"/>
               <w:left w:w="100" w:type="dxa"/>
@@ -4730,7 +5401,7 @@
                 <w:sz w:val="20"/>
                 <w:szCs w:val="20"/>
               </w:rPr>
-              <w:t>tposueñosem</w:t>
+              <w:t>tpofsueñosem</w:t>
             </w:r>
             <w:proofErr w:type="spellEnd"/>
           </w:p>
@@ -4744,34 +5415,34 @@
               <w:bottom w:val="single" w:sz="5" w:space="0" w:color="44B3E1"/>
               <w:right w:val="single" w:sz="5" w:space="0" w:color="44B3E1"/>
             </w:tcBorders>
-            <w:shd w:val="clear" w:color="auto" w:fill="C0E6F5"/>
-            <w:tcMar>
-              <w:top w:w="100" w:type="dxa"/>
-              <w:left w:w="100" w:type="dxa"/>
-              <w:bottom w:w="100" w:type="dxa"/>
-              <w:right w:w="100" w:type="dxa"/>
-            </w:tcMar>
-          </w:tcPr>
-          <w:p>
-            <w:r>
-              <w:t>Duración total del sueño durante los días de semana, expresada en horas.</w:t>
-            </w:r>
-          </w:p>
-        </w:tc>
-      </w:tr>
-      <w:tr>
-        <w:trPr>
-          <w:trHeight w:val="500"/>
-        </w:trPr>
-        <w:tc>
-          <w:tcPr>
-            <w:tcW w:w="2790" w:type="dxa"/>
-            <w:tcBorders>
-              <w:top w:val="single" w:sz="5" w:space="0" w:color="44B3E1"/>
-              <w:left w:val="single" w:sz="5" w:space="0" w:color="44B3E1"/>
-              <w:bottom w:val="single" w:sz="5" w:space="0" w:color="44B3E1"/>
-              <w:right w:val="nil"/>
-            </w:tcBorders>
+            <w:tcMar>
+              <w:top w:w="100" w:type="dxa"/>
+              <w:left w:w="100" w:type="dxa"/>
+              <w:bottom w:w="100" w:type="dxa"/>
+              <w:right w:w="100" w:type="dxa"/>
+            </w:tcMar>
+          </w:tcPr>
+          <w:p>
+            <w:r>
+              <w:t>Duración total del sueño durante los fines de semana, expresada en horas.</w:t>
+            </w:r>
+          </w:p>
+        </w:tc>
+      </w:tr>
+      <w:tr>
+        <w:trPr>
+          <w:trHeight w:val="500"/>
+        </w:trPr>
+        <w:tc>
+          <w:tcPr>
+            <w:tcW w:w="2790" w:type="dxa"/>
+            <w:tcBorders>
+              <w:top w:val="single" w:sz="5" w:space="0" w:color="44B3E1"/>
+              <w:left w:val="single" w:sz="5" w:space="0" w:color="44B3E1"/>
+              <w:bottom w:val="single" w:sz="5" w:space="0" w:color="44B3E1"/>
+              <w:right w:val="nil"/>
+            </w:tcBorders>
+            <w:shd w:val="clear" w:color="auto" w:fill="C0E6F5"/>
             <w:tcMar>
               <w:top w:w="100" w:type="dxa"/>
               <w:left w:w="100" w:type="dxa"/>
@@ -4787,7 +5458,7 @@
                 <w:sz w:val="20"/>
                 <w:szCs w:val="20"/>
               </w:rPr>
-              <w:t>tposueñosemTRIMMED</w:t>
+              <w:t>tposueñofsemTRIMMED</w:t>
             </w:r>
             <w:proofErr w:type="spellEnd"/>
           </w:p>
@@ -4801,34 +5472,34 @@
               <w:bottom w:val="single" w:sz="5" w:space="0" w:color="44B3E1"/>
               <w:right w:val="single" w:sz="5" w:space="0" w:color="44B3E1"/>
             </w:tcBorders>
-            <w:tcMar>
-              <w:top w:w="100" w:type="dxa"/>
-              <w:left w:w="100" w:type="dxa"/>
-              <w:bottom w:w="100" w:type="dxa"/>
-              <w:right w:w="100" w:type="dxa"/>
-            </w:tcMar>
-          </w:tcPr>
-          <w:p>
-            <w:r>
-              <w:t>Duración del sueño durante los días de semana después del tratamiento/recorte de valores extremos.</w:t>
-            </w:r>
-          </w:p>
-        </w:tc>
-      </w:tr>
-      <w:tr>
-        <w:trPr>
-          <w:trHeight w:val="500"/>
-        </w:trPr>
-        <w:tc>
-          <w:tcPr>
-            <w:tcW w:w="2790" w:type="dxa"/>
-            <w:tcBorders>
-              <w:top w:val="single" w:sz="5" w:space="0" w:color="44B3E1"/>
-              <w:left w:val="single" w:sz="5" w:space="0" w:color="44B3E1"/>
-              <w:bottom w:val="single" w:sz="5" w:space="0" w:color="44B3E1"/>
-              <w:right w:val="nil"/>
-            </w:tcBorders>
-            <w:shd w:val="clear" w:color="auto" w:fill="C0E6F5"/>
+            <w:shd w:val="clear" w:color="auto" w:fill="C0E6F5"/>
+            <w:tcMar>
+              <w:top w:w="100" w:type="dxa"/>
+              <w:left w:w="100" w:type="dxa"/>
+              <w:bottom w:w="100" w:type="dxa"/>
+              <w:right w:w="100" w:type="dxa"/>
+            </w:tcMar>
+          </w:tcPr>
+          <w:p>
+            <w:r>
+              <w:t>Duración del sueño durante los fines de semana después del tratamiento de valores extremos.</w:t>
+            </w:r>
+          </w:p>
+        </w:tc>
+      </w:tr>
+      <w:tr>
+        <w:trPr>
+          <w:trHeight w:val="500"/>
+        </w:trPr>
+        <w:tc>
+          <w:tcPr>
+            <w:tcW w:w="2790" w:type="dxa"/>
+            <w:tcBorders>
+              <w:top w:val="single" w:sz="5" w:space="0" w:color="44B3E1"/>
+              <w:left w:val="single" w:sz="5" w:space="0" w:color="44B3E1"/>
+              <w:bottom w:val="single" w:sz="5" w:space="0" w:color="44B3E1"/>
+              <w:right w:val="nil"/>
+            </w:tcBorders>
             <w:tcMar>
               <w:top w:w="100" w:type="dxa"/>
               <w:left w:w="100" w:type="dxa"/>
@@ -4844,7 +5515,8 @@
                 <w:sz w:val="20"/>
                 <w:szCs w:val="20"/>
               </w:rPr>
-              <w:t>tposueñosemCAT</w:t>
+              <w:lastRenderedPageBreak/>
+              <w:t>tposueñofsemCAT</w:t>
             </w:r>
             <w:proofErr w:type="spellEnd"/>
           </w:p>
@@ -4858,50 +5530,42 @@
               <w:bottom w:val="single" w:sz="5" w:space="0" w:color="44B3E1"/>
               <w:right w:val="single" w:sz="5" w:space="0" w:color="44B3E1"/>
             </w:tcBorders>
-            <w:shd w:val="clear" w:color="auto" w:fill="C0E6F5"/>
-            <w:tcMar>
-              <w:top w:w="100" w:type="dxa"/>
-              <w:left w:w="100" w:type="dxa"/>
-              <w:bottom w:w="100" w:type="dxa"/>
-              <w:right w:w="100" w:type="dxa"/>
-            </w:tcMar>
-          </w:tcPr>
-          <w:p>
-            <w:r>
-              <w:t>Duración del sueño durante los días de semana convertida en categorías.</w:t>
-            </w:r>
-          </w:p>
-        </w:tc>
-      </w:tr>
-      <w:tr>
-        <w:trPr>
-          <w:trHeight w:val="500"/>
-        </w:trPr>
-        <w:tc>
-          <w:tcPr>
-            <w:tcW w:w="2790" w:type="dxa"/>
-            <w:tcBorders>
-              <w:top w:val="single" w:sz="5" w:space="0" w:color="44B3E1"/>
-              <w:left w:val="single" w:sz="5" w:space="0" w:color="44B3E1"/>
-              <w:bottom w:val="single" w:sz="5" w:space="0" w:color="44B3E1"/>
-              <w:right w:val="nil"/>
-            </w:tcBorders>
-            <w:tcMar>
-              <w:top w:w="100" w:type="dxa"/>
-              <w:left w:w="100" w:type="dxa"/>
-              <w:bottom w:w="100" w:type="dxa"/>
-              <w:right w:w="100" w:type="dxa"/>
-            </w:tcMar>
-          </w:tcPr>
-          <w:p>
-            <w:r>
-              <w:rPr>
-                <w:color w:val="000000"/>
-                <w:sz w:val="20"/>
-                <w:szCs w:val="20"/>
-              </w:rPr>
-              <w:t xml:space="preserve">¿A qué hora te </w:t>
-            </w:r>
+            <w:tcMar>
+              <w:top w:w="100" w:type="dxa"/>
+              <w:left w:w="100" w:type="dxa"/>
+              <w:bottom w:w="100" w:type="dxa"/>
+              <w:right w:w="100" w:type="dxa"/>
+            </w:tcMar>
+          </w:tcPr>
+          <w:p>
+            <w:r>
+              <w:t>Duración del sueño durante los fines de semana convertida en categorías.</w:t>
+            </w:r>
+          </w:p>
+        </w:tc>
+      </w:tr>
+      <w:tr>
+        <w:trPr>
+          <w:trHeight w:val="500"/>
+        </w:trPr>
+        <w:tc>
+          <w:tcPr>
+            <w:tcW w:w="2790" w:type="dxa"/>
+            <w:tcBorders>
+              <w:top w:val="single" w:sz="5" w:space="0" w:color="44B3E1"/>
+              <w:left w:val="single" w:sz="5" w:space="0" w:color="44B3E1"/>
+              <w:bottom w:val="single" w:sz="5" w:space="0" w:color="44B3E1"/>
+              <w:right w:val="nil"/>
+            </w:tcBorders>
+            <w:shd w:val="clear" w:color="auto" w:fill="C0E6F5"/>
+            <w:tcMar>
+              <w:top w:w="100" w:type="dxa"/>
+              <w:left w:w="100" w:type="dxa"/>
+              <w:bottom w:w="100" w:type="dxa"/>
+              <w:right w:w="100" w:type="dxa"/>
+            </w:tcMar>
+          </w:tcPr>
+          <w:p>
             <w:proofErr w:type="spellStart"/>
             <w:r>
               <w:rPr>
@@ -4909,56 +5573,48 @@
                 <w:sz w:val="20"/>
                 <w:szCs w:val="20"/>
               </w:rPr>
-              <w:t>acostás</w:t>
+              <w:t>difonsetsueño</w:t>
             </w:r>
             <w:proofErr w:type="spellEnd"/>
-            <w:r>
-              <w:rPr>
-                <w:color w:val="000000"/>
-                <w:sz w:val="20"/>
-                <w:szCs w:val="20"/>
-              </w:rPr>
-              <w:t xml:space="preserve"> los fines de semana?</w:t>
-            </w:r>
-          </w:p>
-        </w:tc>
-        <w:tc>
-          <w:tcPr>
-            <w:tcW w:w="6570" w:type="dxa"/>
-            <w:tcBorders>
-              <w:top w:val="single" w:sz="5" w:space="0" w:color="44B3E1"/>
-              <w:left w:val="nil"/>
-              <w:bottom w:val="single" w:sz="5" w:space="0" w:color="44B3E1"/>
-              <w:right w:val="single" w:sz="5" w:space="0" w:color="44B3E1"/>
-            </w:tcBorders>
-            <w:tcMar>
-              <w:top w:w="100" w:type="dxa"/>
-              <w:left w:w="100" w:type="dxa"/>
-              <w:bottom w:w="100" w:type="dxa"/>
-              <w:right w:w="100" w:type="dxa"/>
-            </w:tcMar>
-          </w:tcPr>
-          <w:p>
-            <w:r>
-              <w:t>Hora habitual de acostarse durante los fines de semana.</w:t>
-            </w:r>
-          </w:p>
-        </w:tc>
-      </w:tr>
-      <w:tr>
-        <w:trPr>
-          <w:trHeight w:val="500"/>
-        </w:trPr>
-        <w:tc>
-          <w:tcPr>
-            <w:tcW w:w="2790" w:type="dxa"/>
-            <w:tcBorders>
-              <w:top w:val="single" w:sz="5" w:space="0" w:color="44B3E1"/>
-              <w:left w:val="single" w:sz="5" w:space="0" w:color="44B3E1"/>
-              <w:bottom w:val="single" w:sz="5" w:space="0" w:color="44B3E1"/>
-              <w:right w:val="nil"/>
-            </w:tcBorders>
-            <w:shd w:val="clear" w:color="auto" w:fill="C0E6F5"/>
+          </w:p>
+        </w:tc>
+        <w:tc>
+          <w:tcPr>
+            <w:tcW w:w="6570" w:type="dxa"/>
+            <w:tcBorders>
+              <w:top w:val="single" w:sz="5" w:space="0" w:color="44B3E1"/>
+              <w:left w:val="nil"/>
+              <w:bottom w:val="single" w:sz="5" w:space="0" w:color="44B3E1"/>
+              <w:right w:val="single" w:sz="5" w:space="0" w:color="44B3E1"/>
+            </w:tcBorders>
+            <w:shd w:val="clear" w:color="auto" w:fill="C0E6F5"/>
+            <w:tcMar>
+              <w:top w:w="100" w:type="dxa"/>
+              <w:left w:w="100" w:type="dxa"/>
+              <w:bottom w:w="100" w:type="dxa"/>
+              <w:right w:w="100" w:type="dxa"/>
+            </w:tcMar>
+          </w:tcPr>
+          <w:p>
+            <w:r>
+              <w:t>Diferencia entre los horarios de inicio del sueño de días de semana y fines de semana.</w:t>
+            </w:r>
+          </w:p>
+        </w:tc>
+      </w:tr>
+      <w:tr>
+        <w:trPr>
+          <w:trHeight w:val="500"/>
+        </w:trPr>
+        <w:tc>
+          <w:tcPr>
+            <w:tcW w:w="2790" w:type="dxa"/>
+            <w:tcBorders>
+              <w:top w:val="single" w:sz="5" w:space="0" w:color="44B3E1"/>
+              <w:left w:val="single" w:sz="5" w:space="0" w:color="44B3E1"/>
+              <w:bottom w:val="single" w:sz="5" w:space="0" w:color="44B3E1"/>
+              <w:right w:val="nil"/>
+            </w:tcBorders>
             <w:tcMar>
               <w:top w:w="100" w:type="dxa"/>
               <w:left w:w="100" w:type="dxa"/>
@@ -4974,7 +5630,7 @@
                 <w:sz w:val="20"/>
                 <w:szCs w:val="20"/>
               </w:rPr>
-              <w:t>horaacostarfsemanahr</w:t>
+              <w:t>tpopantallatotalhstrimmed</w:t>
             </w:r>
             <w:proofErr w:type="spellEnd"/>
           </w:p>
@@ -4988,50 +5644,42 @@
               <w:bottom w:val="single" w:sz="5" w:space="0" w:color="44B3E1"/>
               <w:right w:val="single" w:sz="5" w:space="0" w:color="44B3E1"/>
             </w:tcBorders>
-            <w:shd w:val="clear" w:color="auto" w:fill="C0E6F5"/>
-            <w:tcMar>
-              <w:top w:w="100" w:type="dxa"/>
-              <w:left w:w="100" w:type="dxa"/>
-              <w:bottom w:w="100" w:type="dxa"/>
-              <w:right w:w="100" w:type="dxa"/>
-            </w:tcMar>
-          </w:tcPr>
-          <w:p>
-            <w:r>
-              <w:t>Hora de acostarse durante el fin de semana convertida a formato numérico.</w:t>
-            </w:r>
-          </w:p>
-        </w:tc>
-      </w:tr>
-      <w:tr>
-        <w:trPr>
-          <w:trHeight w:val="500"/>
-        </w:trPr>
-        <w:tc>
-          <w:tcPr>
-            <w:tcW w:w="2790" w:type="dxa"/>
-            <w:tcBorders>
-              <w:top w:val="single" w:sz="5" w:space="0" w:color="44B3E1"/>
-              <w:left w:val="single" w:sz="5" w:space="0" w:color="44B3E1"/>
-              <w:bottom w:val="single" w:sz="5" w:space="0" w:color="44B3E1"/>
-              <w:right w:val="nil"/>
-            </w:tcBorders>
-            <w:tcMar>
-              <w:top w:w="100" w:type="dxa"/>
-              <w:left w:w="100" w:type="dxa"/>
-              <w:bottom w:w="100" w:type="dxa"/>
-              <w:right w:w="100" w:type="dxa"/>
-            </w:tcMar>
-          </w:tcPr>
-          <w:p>
-            <w:r>
-              <w:rPr>
-                <w:color w:val="000000"/>
-                <w:sz w:val="20"/>
-                <w:szCs w:val="20"/>
-              </w:rPr>
-              <w:t xml:space="preserve">¿A qué hora te </w:t>
-            </w:r>
+            <w:tcMar>
+              <w:top w:w="100" w:type="dxa"/>
+              <w:left w:w="100" w:type="dxa"/>
+              <w:bottom w:w="100" w:type="dxa"/>
+              <w:right w:w="100" w:type="dxa"/>
+            </w:tcMar>
+          </w:tcPr>
+          <w:p>
+            <w:r>
+              <w:t>Tiempo total de pantalla después del tratamiento/recorte de valores extremos.</w:t>
+            </w:r>
+          </w:p>
+        </w:tc>
+      </w:tr>
+      <w:tr>
+        <w:trPr>
+          <w:trHeight w:val="500"/>
+        </w:trPr>
+        <w:tc>
+          <w:tcPr>
+            <w:tcW w:w="2790" w:type="dxa"/>
+            <w:tcBorders>
+              <w:top w:val="single" w:sz="5" w:space="0" w:color="44B3E1"/>
+              <w:left w:val="single" w:sz="5" w:space="0" w:color="44B3E1"/>
+              <w:bottom w:val="single" w:sz="5" w:space="0" w:color="44B3E1"/>
+              <w:right w:val="nil"/>
+            </w:tcBorders>
+            <w:shd w:val="clear" w:color="auto" w:fill="C0E6F5"/>
+            <w:tcMar>
+              <w:top w:w="100" w:type="dxa"/>
+              <w:left w:w="100" w:type="dxa"/>
+              <w:bottom w:w="100" w:type="dxa"/>
+              <w:right w:w="100" w:type="dxa"/>
+            </w:tcMar>
+          </w:tcPr>
+          <w:p>
             <w:proofErr w:type="spellStart"/>
             <w:r>
               <w:rPr>
@@ -5039,38 +5687,85 @@
                 <w:sz w:val="20"/>
                 <w:szCs w:val="20"/>
               </w:rPr>
-              <w:t>levantás</w:t>
+              <w:t>tpopantallatotalhscat</w:t>
             </w:r>
             <w:proofErr w:type="spellEnd"/>
-            <w:r>
-              <w:rPr>
-                <w:color w:val="000000"/>
-                <w:sz w:val="20"/>
-                <w:szCs w:val="20"/>
-              </w:rPr>
-              <w:t xml:space="preserve"> los fines de semana?</w:t>
-            </w:r>
-          </w:p>
-        </w:tc>
-        <w:tc>
-          <w:tcPr>
-            <w:tcW w:w="6570" w:type="dxa"/>
-            <w:tcBorders>
-              <w:top w:val="single" w:sz="5" w:space="0" w:color="44B3E1"/>
-              <w:left w:val="nil"/>
-              <w:bottom w:val="single" w:sz="5" w:space="0" w:color="44B3E1"/>
-              <w:right w:val="single" w:sz="5" w:space="0" w:color="44B3E1"/>
-            </w:tcBorders>
-            <w:tcMar>
-              <w:top w:w="100" w:type="dxa"/>
-              <w:left w:w="100" w:type="dxa"/>
-              <w:bottom w:w="100" w:type="dxa"/>
-              <w:right w:w="100" w:type="dxa"/>
-            </w:tcMar>
-          </w:tcPr>
-          <w:p>
-            <w:r>
-              <w:t>Hora habitual de levantarse durante los fines de semana.</w:t>
+          </w:p>
+        </w:tc>
+        <w:tc>
+          <w:tcPr>
+            <w:tcW w:w="6570" w:type="dxa"/>
+            <w:tcBorders>
+              <w:top w:val="single" w:sz="5" w:space="0" w:color="44B3E1"/>
+              <w:left w:val="nil"/>
+              <w:bottom w:val="single" w:sz="5" w:space="0" w:color="44B3E1"/>
+              <w:right w:val="single" w:sz="5" w:space="0" w:color="44B3E1"/>
+            </w:tcBorders>
+            <w:shd w:val="clear" w:color="auto" w:fill="C0E6F5"/>
+            <w:tcMar>
+              <w:top w:w="100" w:type="dxa"/>
+              <w:left w:w="100" w:type="dxa"/>
+              <w:bottom w:w="100" w:type="dxa"/>
+              <w:right w:w="100" w:type="dxa"/>
+            </w:tcMar>
+          </w:tcPr>
+          <w:p>
+            <w:r>
+              <w:t>Tiempo total de exposición a pantallas convertido en categorías.</w:t>
+            </w:r>
+          </w:p>
+        </w:tc>
+      </w:tr>
+      <w:tr>
+        <w:trPr>
+          <w:trHeight w:val="1590"/>
+        </w:trPr>
+        <w:tc>
+          <w:tcPr>
+            <w:tcW w:w="2790" w:type="dxa"/>
+            <w:tcBorders>
+              <w:top w:val="single" w:sz="5" w:space="0" w:color="44B3E1"/>
+              <w:left w:val="single" w:sz="5" w:space="0" w:color="44B3E1"/>
+              <w:bottom w:val="single" w:sz="5" w:space="0" w:color="44B3E1"/>
+              <w:right w:val="nil"/>
+            </w:tcBorders>
+            <w:tcMar>
+              <w:top w:w="100" w:type="dxa"/>
+              <w:left w:w="100" w:type="dxa"/>
+              <w:bottom w:w="100" w:type="dxa"/>
+              <w:right w:w="100" w:type="dxa"/>
+            </w:tcMar>
+          </w:tcPr>
+          <w:p>
+            <w:r>
+              <w:rPr>
+                <w:color w:val="000000"/>
+                <w:sz w:val="20"/>
+                <w:szCs w:val="20"/>
+              </w:rPr>
+              <w:t>tpopantallatotalhscat2</w:t>
+            </w:r>
+          </w:p>
+        </w:tc>
+        <w:tc>
+          <w:tcPr>
+            <w:tcW w:w="6570" w:type="dxa"/>
+            <w:tcBorders>
+              <w:top w:val="single" w:sz="5" w:space="0" w:color="44B3E1"/>
+              <w:left w:val="nil"/>
+              <w:bottom w:val="single" w:sz="5" w:space="0" w:color="44B3E1"/>
+              <w:right w:val="single" w:sz="5" w:space="0" w:color="44B3E1"/>
+            </w:tcBorders>
+            <w:tcMar>
+              <w:top w:w="100" w:type="dxa"/>
+              <w:left w:w="100" w:type="dxa"/>
+              <w:bottom w:w="100" w:type="dxa"/>
+              <w:right w:w="100" w:type="dxa"/>
+            </w:tcMar>
+          </w:tcPr>
+          <w:p>
+            <w:r>
+              <w:t>Segunda versión categorizada del tiempo total de exposición a pantallas.</w:t>
             </w:r>
           </w:p>
         </w:tc>
@@ -5104,7 +5799,7 @@
                 <w:sz w:val="20"/>
                 <w:szCs w:val="20"/>
               </w:rPr>
-              <w:t>horalevantarsefsemanahr-proc</w:t>
+              <w:t>tpovideojuegoshstrimmed</w:t>
             </w:r>
             <w:proofErr w:type="spellEnd"/>
           </w:p>
@@ -5128,7 +5823,7 @@
           </w:tcPr>
           <w:p>
             <w:r>
-              <w:t>Hora de levantarse durante el fin de semana procesada numéricamente.</w:t>
+              <w:t>Tiempo de videojuegos después del tratamiento de valores extremos.</w:t>
             </w:r>
           </w:p>
         </w:tc>
@@ -5161,7 +5856,7 @@
                 <w:sz w:val="20"/>
                 <w:szCs w:val="20"/>
               </w:rPr>
-              <w:t>tpofsueñosem</w:t>
+              <w:t>tpojuegotabletcelhstrimmed</w:t>
             </w:r>
             <w:proofErr w:type="spellEnd"/>
           </w:p>
@@ -5184,42 +5879,278 @@
           </w:tcPr>
           <w:p>
             <w:r>
-              <w:t>Duración total del sueño durante los fines de semana, expresada en horas.</w:t>
-            </w:r>
-          </w:p>
-        </w:tc>
-      </w:tr>
-      <w:tr>
-        <w:trPr>
-          <w:trHeight w:val="500"/>
-        </w:trPr>
-        <w:tc>
-          <w:tcPr>
-            <w:tcW w:w="2790" w:type="dxa"/>
-            <w:tcBorders>
-              <w:top w:val="single" w:sz="5" w:space="0" w:color="44B3E1"/>
-              <w:left w:val="single" w:sz="5" w:space="0" w:color="44B3E1"/>
-              <w:bottom w:val="single" w:sz="5" w:space="0" w:color="44B3E1"/>
-              <w:right w:val="nil"/>
-            </w:tcBorders>
-            <w:shd w:val="clear" w:color="auto" w:fill="C0E6F5"/>
-            <w:tcMar>
-              <w:top w:w="100" w:type="dxa"/>
-              <w:left w:w="100" w:type="dxa"/>
-              <w:bottom w:w="100" w:type="dxa"/>
-              <w:right w:w="100" w:type="dxa"/>
-            </w:tcMar>
-          </w:tcPr>
-          <w:p>
+              <w:t xml:space="preserve">Tiempo de juegos en </w:t>
+            </w:r>
             <w:proofErr w:type="spellStart"/>
             <w:r>
+              <w:t>tablet</w:t>
+            </w:r>
+            <w:proofErr w:type="spellEnd"/>
+            <w:r>
+              <w:t>/celular después del tratamiento de valores extremos.</w:t>
+            </w:r>
+          </w:p>
+        </w:tc>
+      </w:tr>
+      <w:tr>
+        <w:trPr>
+          <w:trHeight w:val="500"/>
+        </w:trPr>
+        <w:tc>
+          <w:tcPr>
+            <w:tcW w:w="2790" w:type="dxa"/>
+            <w:tcBorders>
+              <w:top w:val="single" w:sz="5" w:space="0" w:color="44B3E1"/>
+              <w:left w:val="single" w:sz="5" w:space="0" w:color="44B3E1"/>
+              <w:bottom w:val="single" w:sz="5" w:space="0" w:color="44B3E1"/>
+              <w:right w:val="nil"/>
+            </w:tcBorders>
+            <w:shd w:val="clear" w:color="auto" w:fill="C0E6F5"/>
+            <w:tcMar>
+              <w:top w:w="100" w:type="dxa"/>
+              <w:left w:w="100" w:type="dxa"/>
+              <w:bottom w:w="100" w:type="dxa"/>
+              <w:right w:w="100" w:type="dxa"/>
+            </w:tcMar>
+          </w:tcPr>
+          <w:p>
+            <w:proofErr w:type="spellStart"/>
+            <w:r>
+              <w:rPr>
+                <w:color w:val="000000"/>
+                <w:sz w:val="20"/>
+                <w:szCs w:val="20"/>
+              </w:rPr>
+              <w:t>tporedeshstrimmed</w:t>
+            </w:r>
+            <w:proofErr w:type="spellEnd"/>
+          </w:p>
+        </w:tc>
+        <w:tc>
+          <w:tcPr>
+            <w:tcW w:w="6570" w:type="dxa"/>
+            <w:tcBorders>
+              <w:top w:val="single" w:sz="5" w:space="0" w:color="44B3E1"/>
+              <w:left w:val="nil"/>
+              <w:bottom w:val="single" w:sz="5" w:space="0" w:color="44B3E1"/>
+              <w:right w:val="single" w:sz="5" w:space="0" w:color="44B3E1"/>
+            </w:tcBorders>
+            <w:shd w:val="clear" w:color="auto" w:fill="C0E6F5"/>
+            <w:tcMar>
+              <w:top w:w="100" w:type="dxa"/>
+              <w:left w:w="100" w:type="dxa"/>
+              <w:bottom w:w="100" w:type="dxa"/>
+              <w:right w:w="100" w:type="dxa"/>
+            </w:tcMar>
+          </w:tcPr>
+          <w:p>
+            <w:r>
+              <w:t>Tiempo de uso de redes sociales después del tratamiento de valores extremos.</w:t>
+            </w:r>
+          </w:p>
+        </w:tc>
+      </w:tr>
+      <w:tr>
+        <w:trPr>
+          <w:trHeight w:val="500"/>
+        </w:trPr>
+        <w:tc>
+          <w:tcPr>
+            <w:tcW w:w="2790" w:type="dxa"/>
+            <w:tcBorders>
+              <w:top w:val="single" w:sz="5" w:space="0" w:color="44B3E1"/>
+              <w:left w:val="single" w:sz="5" w:space="0" w:color="44B3E1"/>
+              <w:bottom w:val="single" w:sz="5" w:space="0" w:color="44B3E1"/>
+              <w:right w:val="nil"/>
+            </w:tcBorders>
+            <w:tcMar>
+              <w:top w:w="100" w:type="dxa"/>
+              <w:left w:w="100" w:type="dxa"/>
+              <w:bottom w:w="100" w:type="dxa"/>
+              <w:right w:w="100" w:type="dxa"/>
+            </w:tcMar>
+          </w:tcPr>
+          <w:p>
+            <w:proofErr w:type="spellStart"/>
+            <w:r>
+              <w:rPr>
+                <w:color w:val="000000"/>
+                <w:sz w:val="20"/>
+                <w:szCs w:val="20"/>
+              </w:rPr>
+              <w:t>tpotvonlinehstrimeed</w:t>
+            </w:r>
+            <w:proofErr w:type="spellEnd"/>
+          </w:p>
+        </w:tc>
+        <w:tc>
+          <w:tcPr>
+            <w:tcW w:w="6570" w:type="dxa"/>
+            <w:tcBorders>
+              <w:top w:val="single" w:sz="5" w:space="0" w:color="44B3E1"/>
+              <w:left w:val="nil"/>
+              <w:bottom w:val="single" w:sz="5" w:space="0" w:color="44B3E1"/>
+              <w:right w:val="single" w:sz="5" w:space="0" w:color="44B3E1"/>
+            </w:tcBorders>
+            <w:tcMar>
+              <w:top w:w="100" w:type="dxa"/>
+              <w:left w:w="100" w:type="dxa"/>
+              <w:bottom w:w="100" w:type="dxa"/>
+              <w:right w:w="100" w:type="dxa"/>
+            </w:tcMar>
+          </w:tcPr>
+          <w:p>
+            <w:r>
+              <w:t>Tiempo de TV/contenido online después del tratamiento de valores extremos.</w:t>
+            </w:r>
+          </w:p>
+        </w:tc>
+      </w:tr>
+      <w:tr>
+        <w:trPr>
+          <w:trHeight w:val="500"/>
+        </w:trPr>
+        <w:tc>
+          <w:tcPr>
+            <w:tcW w:w="2790" w:type="dxa"/>
+            <w:tcBorders>
+              <w:top w:val="single" w:sz="5" w:space="0" w:color="44B3E1"/>
+              <w:left w:val="single" w:sz="5" w:space="0" w:color="44B3E1"/>
+              <w:bottom w:val="single" w:sz="5" w:space="0" w:color="44B3E1"/>
+              <w:right w:val="nil"/>
+            </w:tcBorders>
+            <w:shd w:val="clear" w:color="auto" w:fill="C0E6F5"/>
+            <w:tcMar>
+              <w:top w:w="100" w:type="dxa"/>
+              <w:left w:w="100" w:type="dxa"/>
+              <w:bottom w:w="100" w:type="dxa"/>
+              <w:right w:w="100" w:type="dxa"/>
+            </w:tcMar>
+          </w:tcPr>
+          <w:p>
+            <w:proofErr w:type="spellStart"/>
+            <w:r>
+              <w:rPr>
+                <w:color w:val="000000"/>
+                <w:sz w:val="20"/>
+                <w:szCs w:val="20"/>
+              </w:rPr>
+              <w:t>tpootrashstrimed</w:t>
+            </w:r>
+            <w:proofErr w:type="spellEnd"/>
+          </w:p>
+        </w:tc>
+        <w:tc>
+          <w:tcPr>
+            <w:tcW w:w="6570" w:type="dxa"/>
+            <w:tcBorders>
+              <w:top w:val="single" w:sz="5" w:space="0" w:color="44B3E1"/>
+              <w:left w:val="nil"/>
+              <w:bottom w:val="single" w:sz="5" w:space="0" w:color="44B3E1"/>
+              <w:right w:val="single" w:sz="5" w:space="0" w:color="44B3E1"/>
+            </w:tcBorders>
+            <w:shd w:val="clear" w:color="auto" w:fill="C0E6F5"/>
+            <w:tcMar>
+              <w:top w:w="100" w:type="dxa"/>
+              <w:left w:w="100" w:type="dxa"/>
+              <w:bottom w:w="100" w:type="dxa"/>
+              <w:right w:w="100" w:type="dxa"/>
+            </w:tcMar>
+          </w:tcPr>
+          <w:p>
+            <w:r>
+              <w:t>Tiempo de otras actividades frente a pantallas después del tratamiento de valores extremos.</w:t>
+            </w:r>
+          </w:p>
+        </w:tc>
+      </w:tr>
+      <w:tr>
+        <w:trPr>
+          <w:trHeight w:val="500"/>
+        </w:trPr>
+        <w:tc>
+          <w:tcPr>
+            <w:tcW w:w="2790" w:type="dxa"/>
+            <w:tcBorders>
+              <w:top w:val="single" w:sz="5" w:space="0" w:color="44B3E1"/>
+              <w:left w:val="single" w:sz="5" w:space="0" w:color="44B3E1"/>
+              <w:bottom w:val="single" w:sz="5" w:space="0" w:color="44B3E1"/>
+              <w:right w:val="nil"/>
+            </w:tcBorders>
+            <w:tcMar>
+              <w:top w:w="100" w:type="dxa"/>
+              <w:left w:w="100" w:type="dxa"/>
+              <w:bottom w:w="100" w:type="dxa"/>
+              <w:right w:w="100" w:type="dxa"/>
+            </w:tcMar>
+          </w:tcPr>
+          <w:p>
+            <w:proofErr w:type="spellStart"/>
+            <w:r>
+              <w:rPr>
+                <w:color w:val="000000"/>
+                <w:sz w:val="20"/>
+                <w:szCs w:val="20"/>
+              </w:rPr>
+              <w:t>tpovideojuegoshstrimmedCAT</w:t>
+            </w:r>
+            <w:proofErr w:type="spellEnd"/>
+          </w:p>
+        </w:tc>
+        <w:tc>
+          <w:tcPr>
+            <w:tcW w:w="6570" w:type="dxa"/>
+            <w:tcBorders>
+              <w:top w:val="single" w:sz="5" w:space="0" w:color="44B3E1"/>
+              <w:left w:val="nil"/>
+              <w:bottom w:val="single" w:sz="5" w:space="0" w:color="44B3E1"/>
+              <w:right w:val="single" w:sz="5" w:space="0" w:color="44B3E1"/>
+            </w:tcBorders>
+            <w:tcMar>
+              <w:top w:w="100" w:type="dxa"/>
+              <w:left w:w="100" w:type="dxa"/>
+              <w:bottom w:w="100" w:type="dxa"/>
+              <w:right w:w="100" w:type="dxa"/>
+            </w:tcMar>
+          </w:tcPr>
+          <w:p>
+            <w:r>
+              <w:t>Tiempo de videojuegos tratado y posteriormente convertido en categorías.</w:t>
+            </w:r>
+          </w:p>
+        </w:tc>
+      </w:tr>
+      <w:tr>
+        <w:trPr>
+          <w:trHeight w:val="500"/>
+        </w:trPr>
+        <w:tc>
+          <w:tcPr>
+            <w:tcW w:w="2790" w:type="dxa"/>
+            <w:tcBorders>
+              <w:top w:val="single" w:sz="5" w:space="0" w:color="44B3E1"/>
+              <w:left w:val="single" w:sz="5" w:space="0" w:color="44B3E1"/>
+              <w:bottom w:val="single" w:sz="5" w:space="0" w:color="44B3E1"/>
+              <w:right w:val="nil"/>
+            </w:tcBorders>
+            <w:shd w:val="clear" w:color="auto" w:fill="C0E6F5"/>
+            <w:tcMar>
+              <w:top w:w="100" w:type="dxa"/>
+              <w:left w:w="100" w:type="dxa"/>
+              <w:bottom w:w="100" w:type="dxa"/>
+              <w:right w:w="100" w:type="dxa"/>
+            </w:tcMar>
+          </w:tcPr>
+          <w:p>
+            <w:proofErr w:type="spellStart"/>
+            <w:r>
               <w:rPr>
                 <w:color w:val="000000"/>
                 <w:sz w:val="20"/>
                 <w:szCs w:val="20"/>
               </w:rPr>
               <w:lastRenderedPageBreak/>
-              <w:t>tposueñofsemTRIMMED</w:t>
+              <w:t>tpojuegotabletcelhstrimmedCAT</w:t>
             </w:r>
             <w:proofErr w:type="spellEnd"/>
           </w:p>
@@ -5243,81 +6174,32 @@
           </w:tcPr>
           <w:p>
             <w:r>
-              <w:t>Duración del sueño durante los fines de semana después del tratamiento de valores extremos.</w:t>
-            </w:r>
-          </w:p>
-        </w:tc>
-      </w:tr>
-      <w:tr>
-        <w:trPr>
-          <w:trHeight w:val="500"/>
-        </w:trPr>
-        <w:tc>
-          <w:tcPr>
-            <w:tcW w:w="2790" w:type="dxa"/>
-            <w:tcBorders>
-              <w:top w:val="single" w:sz="5" w:space="0" w:color="44B3E1"/>
-              <w:left w:val="single" w:sz="5" w:space="0" w:color="44B3E1"/>
-              <w:bottom w:val="single" w:sz="5" w:space="0" w:color="44B3E1"/>
-              <w:right w:val="nil"/>
-            </w:tcBorders>
-            <w:tcMar>
-              <w:top w:w="100" w:type="dxa"/>
-              <w:left w:w="100" w:type="dxa"/>
-              <w:bottom w:w="100" w:type="dxa"/>
-              <w:right w:w="100" w:type="dxa"/>
-            </w:tcMar>
-          </w:tcPr>
-          <w:p>
+              <w:t xml:space="preserve">Tiempo de juegos en </w:t>
+            </w:r>
             <w:proofErr w:type="spellStart"/>
             <w:r>
-              <w:rPr>
-                <w:color w:val="000000"/>
-                <w:sz w:val="20"/>
-                <w:szCs w:val="20"/>
-              </w:rPr>
-              <w:t>tposueñofsemCAT</w:t>
+              <w:t>tablet</w:t>
             </w:r>
             <w:proofErr w:type="spellEnd"/>
-          </w:p>
-        </w:tc>
-        <w:tc>
-          <w:tcPr>
-            <w:tcW w:w="6570" w:type="dxa"/>
-            <w:tcBorders>
-              <w:top w:val="single" w:sz="5" w:space="0" w:color="44B3E1"/>
-              <w:left w:val="nil"/>
-              <w:bottom w:val="single" w:sz="5" w:space="0" w:color="44B3E1"/>
-              <w:right w:val="single" w:sz="5" w:space="0" w:color="44B3E1"/>
-            </w:tcBorders>
-            <w:tcMar>
-              <w:top w:w="100" w:type="dxa"/>
-              <w:left w:w="100" w:type="dxa"/>
-              <w:bottom w:w="100" w:type="dxa"/>
-              <w:right w:w="100" w:type="dxa"/>
-            </w:tcMar>
-          </w:tcPr>
-          <w:p>
-            <w:r>
-              <w:t>Duración del sueño durante los fines de semana convertida en categorías.</w:t>
-            </w:r>
-          </w:p>
-        </w:tc>
-      </w:tr>
-      <w:tr>
-        <w:trPr>
-          <w:trHeight w:val="500"/>
-        </w:trPr>
-        <w:tc>
-          <w:tcPr>
-            <w:tcW w:w="2790" w:type="dxa"/>
-            <w:tcBorders>
-              <w:top w:val="single" w:sz="5" w:space="0" w:color="44B3E1"/>
-              <w:left w:val="single" w:sz="5" w:space="0" w:color="44B3E1"/>
-              <w:bottom w:val="single" w:sz="5" w:space="0" w:color="44B3E1"/>
-              <w:right w:val="nil"/>
-            </w:tcBorders>
-            <w:shd w:val="clear" w:color="auto" w:fill="C0E6F5"/>
+            <w:r>
+              <w:t>/celular tratado y convertido en categorías.</w:t>
+            </w:r>
+          </w:p>
+        </w:tc>
+      </w:tr>
+      <w:tr>
+        <w:trPr>
+          <w:trHeight w:val="500"/>
+        </w:trPr>
+        <w:tc>
+          <w:tcPr>
+            <w:tcW w:w="2790" w:type="dxa"/>
+            <w:tcBorders>
+              <w:top w:val="single" w:sz="5" w:space="0" w:color="44B3E1"/>
+              <w:left w:val="single" w:sz="5" w:space="0" w:color="44B3E1"/>
+              <w:bottom w:val="single" w:sz="5" w:space="0" w:color="44B3E1"/>
+              <w:right w:val="nil"/>
+            </w:tcBorders>
             <w:tcMar>
               <w:top w:w="100" w:type="dxa"/>
               <w:left w:w="100" w:type="dxa"/>
@@ -5333,7 +6215,7 @@
                 <w:sz w:val="20"/>
                 <w:szCs w:val="20"/>
               </w:rPr>
-              <w:t>difonsetsueño</w:t>
+              <w:t>tporedeshstrimmedCAT</w:t>
             </w:r>
             <w:proofErr w:type="spellEnd"/>
           </w:p>
@@ -5347,34 +6229,34 @@
               <w:bottom w:val="single" w:sz="5" w:space="0" w:color="44B3E1"/>
               <w:right w:val="single" w:sz="5" w:space="0" w:color="44B3E1"/>
             </w:tcBorders>
-            <w:shd w:val="clear" w:color="auto" w:fill="C0E6F5"/>
-            <w:tcMar>
-              <w:top w:w="100" w:type="dxa"/>
-              <w:left w:w="100" w:type="dxa"/>
-              <w:bottom w:w="100" w:type="dxa"/>
-              <w:right w:w="100" w:type="dxa"/>
-            </w:tcMar>
-          </w:tcPr>
-          <w:p>
-            <w:r>
-              <w:t>Diferencia entre los horarios de inicio del sueño de días de semana y fines de semana.</w:t>
-            </w:r>
-          </w:p>
-        </w:tc>
-      </w:tr>
-      <w:tr>
-        <w:trPr>
-          <w:trHeight w:val="500"/>
-        </w:trPr>
-        <w:tc>
-          <w:tcPr>
-            <w:tcW w:w="2790" w:type="dxa"/>
-            <w:tcBorders>
-              <w:top w:val="single" w:sz="5" w:space="0" w:color="44B3E1"/>
-              <w:left w:val="single" w:sz="5" w:space="0" w:color="44B3E1"/>
-              <w:bottom w:val="single" w:sz="5" w:space="0" w:color="44B3E1"/>
-              <w:right w:val="nil"/>
-            </w:tcBorders>
+            <w:tcMar>
+              <w:top w:w="100" w:type="dxa"/>
+              <w:left w:w="100" w:type="dxa"/>
+              <w:bottom w:w="100" w:type="dxa"/>
+              <w:right w:w="100" w:type="dxa"/>
+            </w:tcMar>
+          </w:tcPr>
+          <w:p>
+            <w:r>
+              <w:t>Tiempo de redes sociales tratado y convertido en categorías.</w:t>
+            </w:r>
+          </w:p>
+        </w:tc>
+      </w:tr>
+      <w:tr>
+        <w:trPr>
+          <w:trHeight w:val="500"/>
+        </w:trPr>
+        <w:tc>
+          <w:tcPr>
+            <w:tcW w:w="2790" w:type="dxa"/>
+            <w:tcBorders>
+              <w:top w:val="single" w:sz="5" w:space="0" w:color="44B3E1"/>
+              <w:left w:val="single" w:sz="5" w:space="0" w:color="44B3E1"/>
+              <w:bottom w:val="single" w:sz="5" w:space="0" w:color="44B3E1"/>
+              <w:right w:val="nil"/>
+            </w:tcBorders>
+            <w:shd w:val="clear" w:color="auto" w:fill="C0E6F5"/>
             <w:tcMar>
               <w:top w:w="100" w:type="dxa"/>
               <w:left w:w="100" w:type="dxa"/>
@@ -5390,6 +6272,120 @@
                 <w:sz w:val="20"/>
                 <w:szCs w:val="20"/>
               </w:rPr>
+              <w:t>tpotvonlinehstrimeedCAT</w:t>
+            </w:r>
+            <w:proofErr w:type="spellEnd"/>
+          </w:p>
+        </w:tc>
+        <w:tc>
+          <w:tcPr>
+            <w:tcW w:w="6570" w:type="dxa"/>
+            <w:tcBorders>
+              <w:top w:val="single" w:sz="5" w:space="0" w:color="44B3E1"/>
+              <w:left w:val="nil"/>
+              <w:bottom w:val="single" w:sz="5" w:space="0" w:color="44B3E1"/>
+              <w:right w:val="single" w:sz="5" w:space="0" w:color="44B3E1"/>
+            </w:tcBorders>
+            <w:shd w:val="clear" w:color="auto" w:fill="C0E6F5"/>
+            <w:tcMar>
+              <w:top w:w="100" w:type="dxa"/>
+              <w:left w:w="100" w:type="dxa"/>
+              <w:bottom w:w="100" w:type="dxa"/>
+              <w:right w:w="100" w:type="dxa"/>
+            </w:tcMar>
+          </w:tcPr>
+          <w:p>
+            <w:r>
+              <w:t>Tiempo de TV/contenido online tratado y convertido en categorías.</w:t>
+            </w:r>
+          </w:p>
+        </w:tc>
+      </w:tr>
+      <w:tr>
+        <w:trPr>
+          <w:trHeight w:val="500"/>
+        </w:trPr>
+        <w:tc>
+          <w:tcPr>
+            <w:tcW w:w="2790" w:type="dxa"/>
+            <w:tcBorders>
+              <w:top w:val="single" w:sz="5" w:space="0" w:color="44B3E1"/>
+              <w:left w:val="single" w:sz="5" w:space="0" w:color="44B3E1"/>
+              <w:bottom w:val="single" w:sz="5" w:space="0" w:color="44B3E1"/>
+              <w:right w:val="nil"/>
+            </w:tcBorders>
+            <w:tcMar>
+              <w:top w:w="100" w:type="dxa"/>
+              <w:left w:w="100" w:type="dxa"/>
+              <w:bottom w:w="100" w:type="dxa"/>
+              <w:right w:w="100" w:type="dxa"/>
+            </w:tcMar>
+          </w:tcPr>
+          <w:p>
+            <w:proofErr w:type="spellStart"/>
+            <w:r>
+              <w:rPr>
+                <w:color w:val="000000"/>
+                <w:sz w:val="20"/>
+                <w:szCs w:val="20"/>
+              </w:rPr>
+              <w:t>tpootrashstrimedCAT</w:t>
+            </w:r>
+            <w:proofErr w:type="spellEnd"/>
+          </w:p>
+        </w:tc>
+        <w:tc>
+          <w:tcPr>
+            <w:tcW w:w="6570" w:type="dxa"/>
+            <w:tcBorders>
+              <w:top w:val="single" w:sz="5" w:space="0" w:color="44B3E1"/>
+              <w:left w:val="nil"/>
+              <w:bottom w:val="single" w:sz="5" w:space="0" w:color="44B3E1"/>
+              <w:right w:val="single" w:sz="5" w:space="0" w:color="44B3E1"/>
+            </w:tcBorders>
+            <w:tcMar>
+              <w:top w:w="100" w:type="dxa"/>
+              <w:left w:w="100" w:type="dxa"/>
+              <w:bottom w:w="100" w:type="dxa"/>
+              <w:right w:w="100" w:type="dxa"/>
+            </w:tcMar>
+          </w:tcPr>
+          <w:p>
+            <w:r>
+              <w:t>Tiempo de otras actividades frente a pantallas tratado y convertido en categorías.</w:t>
+            </w:r>
+          </w:p>
+        </w:tc>
+      </w:tr>
+      <w:tr>
+        <w:trPr>
+          <w:trHeight w:val="500"/>
+        </w:trPr>
+        <w:tc>
+          <w:tcPr>
+            <w:tcW w:w="2790" w:type="dxa"/>
+            <w:tcBorders>
+              <w:top w:val="single" w:sz="5" w:space="0" w:color="44B3E1"/>
+              <w:left w:val="single" w:sz="5" w:space="0" w:color="44B3E1"/>
+              <w:bottom w:val="single" w:sz="5" w:space="0" w:color="44B3E1"/>
+              <w:right w:val="nil"/>
+            </w:tcBorders>
+            <w:shd w:val="clear" w:color="auto" w:fill="C0E6F5"/>
+            <w:tcMar>
+              <w:top w:w="100" w:type="dxa"/>
+              <w:left w:w="100" w:type="dxa"/>
+              <w:bottom w:w="100" w:type="dxa"/>
+              <w:right w:w="100" w:type="dxa"/>
+            </w:tcMar>
+          </w:tcPr>
+          <w:p>
+            <w:proofErr w:type="spellStart"/>
+            <w:r>
+              <w:rPr>
+                <w:color w:val="000000"/>
+                <w:sz w:val="20"/>
+                <w:szCs w:val="20"/>
+              </w:rPr>
               <w:t>tpopantallatotalhstrimmed</w:t>
             </w:r>
             <w:proofErr w:type="spellEnd"/>
@@ -5404,6 +6400,7 @@
               <w:bottom w:val="single" w:sz="5" w:space="0" w:color="44B3E1"/>
               <w:right w:val="single" w:sz="5" w:space="0" w:color="44B3E1"/>
             </w:tcBorders>
+            <w:shd w:val="clear" w:color="auto" w:fill="C0E6F5"/>
             <w:tcMar>
               <w:top w:w="100" w:type="dxa"/>
               <w:left w:w="100" w:type="dxa"/>
@@ -5431,7 +6428,6 @@
               <w:bottom w:val="single" w:sz="5" w:space="0" w:color="44B3E1"/>
               <w:right w:val="nil"/>
             </w:tcBorders>
-            <w:shd w:val="clear" w:color="auto" w:fill="C0E6F5"/>
             <w:tcMar>
               <w:top w:w="100" w:type="dxa"/>
               <w:left w:w="100" w:type="dxa"/>
@@ -5461,7 +6457,6 @@
               <w:bottom w:val="single" w:sz="5" w:space="0" w:color="44B3E1"/>
               <w:right w:val="single" w:sz="5" w:space="0" w:color="44B3E1"/>
             </w:tcBorders>
-            <w:shd w:val="clear" w:color="auto" w:fill="C0E6F5"/>
             <w:tcMar>
               <w:top w:w="100" w:type="dxa"/>
               <w:left w:w="100" w:type="dxa"/>
@@ -5478,17 +6473,18 @@
       </w:tr>
       <w:tr>
         <w:trPr>
-          <w:trHeight w:val="1590"/>
-        </w:trPr>
-        <w:tc>
-          <w:tcPr>
-            <w:tcW w:w="2790" w:type="dxa"/>
-            <w:tcBorders>
-              <w:top w:val="single" w:sz="5" w:space="0" w:color="44B3E1"/>
-              <w:left w:val="single" w:sz="5" w:space="0" w:color="44B3E1"/>
-              <w:bottom w:val="single" w:sz="5" w:space="0" w:color="44B3E1"/>
-              <w:right w:val="nil"/>
-            </w:tcBorders>
+          <w:trHeight w:val="500"/>
+        </w:trPr>
+        <w:tc>
+          <w:tcPr>
+            <w:tcW w:w="2790" w:type="dxa"/>
+            <w:tcBorders>
+              <w:top w:val="single" w:sz="5" w:space="0" w:color="44B3E1"/>
+              <w:left w:val="single" w:sz="5" w:space="0" w:color="44B3E1"/>
+              <w:bottom w:val="single" w:sz="5" w:space="0" w:color="44B3E1"/>
+              <w:right w:val="nil"/>
+            </w:tcBorders>
+            <w:shd w:val="clear" w:color="auto" w:fill="C0E6F5"/>
             <w:tcMar>
               <w:top w:w="100" w:type="dxa"/>
               <w:left w:w="100" w:type="dxa"/>
@@ -5516,6 +6512,7 @@
               <w:bottom w:val="single" w:sz="5" w:space="0" w:color="44B3E1"/>
               <w:right w:val="single" w:sz="5" w:space="0" w:color="44B3E1"/>
             </w:tcBorders>
+            <w:shd w:val="clear" w:color="auto" w:fill="C0E6F5"/>
             <w:tcMar>
               <w:top w:w="100" w:type="dxa"/>
               <w:left w:w="100" w:type="dxa"/>
@@ -5543,7 +6540,6 @@
               <w:bottom w:val="single" w:sz="5" w:space="0" w:color="44B3E1"/>
               <w:right w:val="nil"/>
             </w:tcBorders>
-            <w:shd w:val="clear" w:color="auto" w:fill="C0E6F5"/>
             <w:tcMar>
               <w:top w:w="100" w:type="dxa"/>
               <w:left w:w="100" w:type="dxa"/>
@@ -5573,7 +6569,6 @@
               <w:bottom w:val="single" w:sz="5" w:space="0" w:color="44B3E1"/>
               <w:right w:val="single" w:sz="5" w:space="0" w:color="44B3E1"/>
             </w:tcBorders>
-            <w:shd w:val="clear" w:color="auto" w:fill="C0E6F5"/>
             <w:tcMar>
               <w:top w:w="100" w:type="dxa"/>
               <w:left w:w="100" w:type="dxa"/>
@@ -5601,6 +6596,7 @@
               <w:bottom w:val="single" w:sz="5" w:space="0" w:color="44B3E1"/>
               <w:right w:val="nil"/>
             </w:tcBorders>
+            <w:shd w:val="clear" w:color="auto" w:fill="C0E6F5"/>
             <w:tcMar>
               <w:top w:w="100" w:type="dxa"/>
               <w:left w:w="100" w:type="dxa"/>
@@ -5630,6 +6626,7 @@
               <w:bottom w:val="single" w:sz="5" w:space="0" w:color="44B3E1"/>
               <w:right w:val="single" w:sz="5" w:space="0" w:color="44B3E1"/>
             </w:tcBorders>
+            <w:shd w:val="clear" w:color="auto" w:fill="C0E6F5"/>
             <w:tcMar>
               <w:top w:w="100" w:type="dxa"/>
               <w:left w:w="100" w:type="dxa"/>
@@ -5665,7 +6662,6 @@
               <w:bottom w:val="single" w:sz="5" w:space="0" w:color="44B3E1"/>
               <w:right w:val="nil"/>
             </w:tcBorders>
-            <w:shd w:val="clear" w:color="auto" w:fill="C0E6F5"/>
             <w:tcMar>
               <w:top w:w="100" w:type="dxa"/>
               <w:left w:w="100" w:type="dxa"/>
@@ -5695,7 +6691,6 @@
               <w:bottom w:val="single" w:sz="5" w:space="0" w:color="44B3E1"/>
               <w:right w:val="single" w:sz="5" w:space="0" w:color="44B3E1"/>
             </w:tcBorders>
-            <w:shd w:val="clear" w:color="auto" w:fill="C0E6F5"/>
             <w:tcMar>
               <w:top w:w="100" w:type="dxa"/>
               <w:left w:w="100" w:type="dxa"/>
@@ -5723,6 +6718,7 @@
               <w:bottom w:val="single" w:sz="5" w:space="0" w:color="44B3E1"/>
               <w:right w:val="nil"/>
             </w:tcBorders>
+            <w:shd w:val="clear" w:color="auto" w:fill="C0E6F5"/>
             <w:tcMar>
               <w:top w:w="100" w:type="dxa"/>
               <w:left w:w="100" w:type="dxa"/>
@@ -5752,6 +6748,7 @@
               <w:bottom w:val="single" w:sz="5" w:space="0" w:color="44B3E1"/>
               <w:right w:val="single" w:sz="5" w:space="0" w:color="44B3E1"/>
             </w:tcBorders>
+            <w:shd w:val="clear" w:color="auto" w:fill="C0E6F5"/>
             <w:tcMar>
               <w:top w:w="100" w:type="dxa"/>
               <w:left w:w="100" w:type="dxa"/>
@@ -5779,7 +6776,6 @@
               <w:bottom w:val="single" w:sz="5" w:space="0" w:color="44B3E1"/>
               <w:right w:val="nil"/>
             </w:tcBorders>
-            <w:shd w:val="clear" w:color="auto" w:fill="C0E6F5"/>
             <w:tcMar>
               <w:top w:w="100" w:type="dxa"/>
               <w:left w:w="100" w:type="dxa"/>
@@ -5809,7 +6805,6 @@
               <w:bottom w:val="single" w:sz="5" w:space="0" w:color="44B3E1"/>
               <w:right w:val="single" w:sz="5" w:space="0" w:color="44B3E1"/>
             </w:tcBorders>
-            <w:shd w:val="clear" w:color="auto" w:fill="C0E6F5"/>
             <w:tcMar>
               <w:top w:w="100" w:type="dxa"/>
               <w:left w:w="100" w:type="dxa"/>
@@ -5837,6 +6832,7 @@
               <w:bottom w:val="single" w:sz="5" w:space="0" w:color="44B3E1"/>
               <w:right w:val="nil"/>
             </w:tcBorders>
+            <w:shd w:val="clear" w:color="auto" w:fill="C0E6F5"/>
             <w:tcMar>
               <w:top w:w="100" w:type="dxa"/>
               <w:left w:w="100" w:type="dxa"/>
@@ -5852,8 +6848,69 @@
                 <w:sz w:val="20"/>
                 <w:szCs w:val="20"/>
               </w:rPr>
+              <w:t>tpovideojuegoshstrimmedCAT</w:t>
+            </w:r>
+            <w:proofErr w:type="spellEnd"/>
+          </w:p>
+        </w:tc>
+        <w:tc>
+          <w:tcPr>
+            <w:tcW w:w="6570" w:type="dxa"/>
+            <w:tcBorders>
+              <w:top w:val="single" w:sz="5" w:space="0" w:color="44B3E1"/>
+              <w:left w:val="nil"/>
+              <w:bottom w:val="single" w:sz="5" w:space="0" w:color="44B3E1"/>
+              <w:right w:val="single" w:sz="5" w:space="0" w:color="44B3E1"/>
+            </w:tcBorders>
+            <w:shd w:val="clear" w:color="auto" w:fill="C0E6F5"/>
+            <w:tcMar>
+              <w:top w:w="100" w:type="dxa"/>
+              <w:left w:w="100" w:type="dxa"/>
+              <w:bottom w:w="100" w:type="dxa"/>
+              <w:right w:w="100" w:type="dxa"/>
+            </w:tcMar>
+          </w:tcPr>
+          <w:p>
+            <w:r>
+              <w:t xml:space="preserve">Tiempo de videojuegos tratado y posteriormente convertido en </w:t>
+            </w:r>
+            <w:r>
               <w:lastRenderedPageBreak/>
-              <w:t>tpovideojuegoshstrimmedCAT</w:t>
+              <w:t>categorías.</w:t>
+            </w:r>
+          </w:p>
+        </w:tc>
+      </w:tr>
+      <w:tr>
+        <w:trPr>
+          <w:trHeight w:val="500"/>
+        </w:trPr>
+        <w:tc>
+          <w:tcPr>
+            <w:tcW w:w="2790" w:type="dxa"/>
+            <w:tcBorders>
+              <w:top w:val="single" w:sz="5" w:space="0" w:color="44B3E1"/>
+              <w:left w:val="single" w:sz="5" w:space="0" w:color="44B3E1"/>
+              <w:bottom w:val="single" w:sz="5" w:space="0" w:color="44B3E1"/>
+              <w:right w:val="nil"/>
+            </w:tcBorders>
+            <w:tcMar>
+              <w:top w:w="100" w:type="dxa"/>
+              <w:left w:w="100" w:type="dxa"/>
+              <w:bottom w:w="100" w:type="dxa"/>
+              <w:right w:w="100" w:type="dxa"/>
+            </w:tcMar>
+          </w:tcPr>
+          <w:p>
+            <w:proofErr w:type="spellStart"/>
+            <w:r>
+              <w:rPr>
+                <w:color w:val="000000"/>
+                <w:sz w:val="20"/>
+                <w:szCs w:val="20"/>
+              </w:rPr>
+              <w:lastRenderedPageBreak/>
+              <w:t>tpojuegotabletcelhstrimmedCAT</w:t>
             </w:r>
             <w:proofErr w:type="spellEnd"/>
           </w:p>
@@ -5876,73 +6933,309 @@
           </w:tcPr>
           <w:p>
             <w:r>
-              <w:t>Tiempo de videojuegos tratado y posteriormente convertido en categorías.</w:t>
-            </w:r>
-          </w:p>
-        </w:tc>
-      </w:tr>
-      <w:tr>
-        <w:trPr>
-          <w:trHeight w:val="500"/>
-        </w:trPr>
-        <w:tc>
-          <w:tcPr>
-            <w:tcW w:w="2790" w:type="dxa"/>
-            <w:tcBorders>
-              <w:top w:val="single" w:sz="5" w:space="0" w:color="44B3E1"/>
-              <w:left w:val="single" w:sz="5" w:space="0" w:color="44B3E1"/>
-              <w:bottom w:val="single" w:sz="5" w:space="0" w:color="44B3E1"/>
-              <w:right w:val="nil"/>
-            </w:tcBorders>
-            <w:shd w:val="clear" w:color="auto" w:fill="C0E6F5"/>
-            <w:tcMar>
-              <w:top w:w="100" w:type="dxa"/>
-              <w:left w:w="100" w:type="dxa"/>
-              <w:bottom w:w="100" w:type="dxa"/>
-              <w:right w:w="100" w:type="dxa"/>
-            </w:tcMar>
-          </w:tcPr>
-          <w:p>
+              <w:t xml:space="preserve">Tiempo de juegos en </w:t>
+            </w:r>
             <w:proofErr w:type="spellStart"/>
             <w:r>
-              <w:rPr>
-                <w:color w:val="000000"/>
-                <w:sz w:val="20"/>
-                <w:szCs w:val="20"/>
-              </w:rPr>
-              <w:t>tpojuegotabletcelhstrimmedCAT</w:t>
+              <w:t>tablet</w:t>
             </w:r>
             <w:proofErr w:type="spellEnd"/>
-          </w:p>
-        </w:tc>
-        <w:tc>
-          <w:tcPr>
-            <w:tcW w:w="6570" w:type="dxa"/>
-            <w:tcBorders>
-              <w:top w:val="single" w:sz="5" w:space="0" w:color="44B3E1"/>
-              <w:left w:val="nil"/>
-              <w:bottom w:val="single" w:sz="5" w:space="0" w:color="44B3E1"/>
-              <w:right w:val="single" w:sz="5" w:space="0" w:color="44B3E1"/>
-            </w:tcBorders>
-            <w:shd w:val="clear" w:color="auto" w:fill="C0E6F5"/>
-            <w:tcMar>
-              <w:top w:w="100" w:type="dxa"/>
-              <w:left w:w="100" w:type="dxa"/>
-              <w:bottom w:w="100" w:type="dxa"/>
-              <w:right w:w="100" w:type="dxa"/>
-            </w:tcMar>
-          </w:tcPr>
-          <w:p>
-            <w:r>
-              <w:t xml:space="preserve">Tiempo de juegos en </w:t>
-            </w:r>
+            <w:r>
+              <w:t>/celular tratado y convertido en categorías.</w:t>
+            </w:r>
+          </w:p>
+        </w:tc>
+      </w:tr>
+      <w:tr>
+        <w:trPr>
+          <w:trHeight w:val="500"/>
+        </w:trPr>
+        <w:tc>
+          <w:tcPr>
+            <w:tcW w:w="2790" w:type="dxa"/>
+            <w:tcBorders>
+              <w:top w:val="single" w:sz="5" w:space="0" w:color="44B3E1"/>
+              <w:left w:val="single" w:sz="5" w:space="0" w:color="44B3E1"/>
+              <w:bottom w:val="single" w:sz="5" w:space="0" w:color="44B3E1"/>
+              <w:right w:val="nil"/>
+            </w:tcBorders>
+            <w:shd w:val="clear" w:color="auto" w:fill="C0E6F5"/>
+            <w:tcMar>
+              <w:top w:w="100" w:type="dxa"/>
+              <w:left w:w="100" w:type="dxa"/>
+              <w:bottom w:w="100" w:type="dxa"/>
+              <w:right w:w="100" w:type="dxa"/>
+            </w:tcMar>
+          </w:tcPr>
+          <w:p>
             <w:proofErr w:type="spellStart"/>
             <w:r>
+              <w:rPr>
+                <w:color w:val="000000"/>
+                <w:sz w:val="20"/>
+                <w:szCs w:val="20"/>
+              </w:rPr>
+              <w:t>tporedeshstrimmedCAT</w:t>
+            </w:r>
+            <w:proofErr w:type="spellEnd"/>
+          </w:p>
+        </w:tc>
+        <w:tc>
+          <w:tcPr>
+            <w:tcW w:w="6570" w:type="dxa"/>
+            <w:tcBorders>
+              <w:top w:val="single" w:sz="5" w:space="0" w:color="44B3E1"/>
+              <w:left w:val="nil"/>
+              <w:bottom w:val="single" w:sz="5" w:space="0" w:color="44B3E1"/>
+              <w:right w:val="single" w:sz="5" w:space="0" w:color="44B3E1"/>
+            </w:tcBorders>
+            <w:shd w:val="clear" w:color="auto" w:fill="C0E6F5"/>
+            <w:tcMar>
+              <w:top w:w="100" w:type="dxa"/>
+              <w:left w:w="100" w:type="dxa"/>
+              <w:bottom w:w="100" w:type="dxa"/>
+              <w:right w:w="100" w:type="dxa"/>
+            </w:tcMar>
+          </w:tcPr>
+          <w:p>
+            <w:r>
+              <w:t>Tiempo de redes sociales tratado y convertido en categorías.</w:t>
+            </w:r>
+          </w:p>
+        </w:tc>
+      </w:tr>
+      <w:tr>
+        <w:trPr>
+          <w:trHeight w:val="1530"/>
+        </w:trPr>
+        <w:tc>
+          <w:tcPr>
+            <w:tcW w:w="2790" w:type="dxa"/>
+            <w:tcBorders>
+              <w:top w:val="single" w:sz="5" w:space="0" w:color="44B3E1"/>
+              <w:left w:val="single" w:sz="5" w:space="0" w:color="44B3E1"/>
+              <w:bottom w:val="single" w:sz="5" w:space="0" w:color="44B3E1"/>
+              <w:right w:val="nil"/>
+            </w:tcBorders>
+            <w:tcMar>
+              <w:top w:w="100" w:type="dxa"/>
+              <w:left w:w="100" w:type="dxa"/>
+              <w:bottom w:w="100" w:type="dxa"/>
+              <w:right w:w="100" w:type="dxa"/>
+            </w:tcMar>
+          </w:tcPr>
+          <w:p>
+            <w:proofErr w:type="spellStart"/>
+            <w:r>
+              <w:rPr>
+                <w:color w:val="000000"/>
+                <w:sz w:val="20"/>
+                <w:szCs w:val="20"/>
+              </w:rPr>
+              <w:t>tpotvonlinehstrimeedCAT</w:t>
+            </w:r>
+            <w:proofErr w:type="spellEnd"/>
+          </w:p>
+        </w:tc>
+        <w:tc>
+          <w:tcPr>
+            <w:tcW w:w="6570" w:type="dxa"/>
+            <w:tcBorders>
+              <w:top w:val="single" w:sz="5" w:space="0" w:color="44B3E1"/>
+              <w:left w:val="nil"/>
+              <w:bottom w:val="single" w:sz="5" w:space="0" w:color="44B3E1"/>
+              <w:right w:val="single" w:sz="5" w:space="0" w:color="44B3E1"/>
+            </w:tcBorders>
+            <w:tcMar>
+              <w:top w:w="100" w:type="dxa"/>
+              <w:left w:w="100" w:type="dxa"/>
+              <w:bottom w:w="100" w:type="dxa"/>
+              <w:right w:w="100" w:type="dxa"/>
+            </w:tcMar>
+          </w:tcPr>
+          <w:p>
+            <w:r>
+              <w:t>Tiempo de TV/contenido online tratado y convertido en categorías.</w:t>
+            </w:r>
+          </w:p>
+        </w:tc>
+      </w:tr>
+      <w:tr>
+        <w:trPr>
+          <w:trHeight w:val="500"/>
+        </w:trPr>
+        <w:tc>
+          <w:tcPr>
+            <w:tcW w:w="2790" w:type="dxa"/>
+            <w:tcBorders>
+              <w:top w:val="single" w:sz="5" w:space="0" w:color="44B3E1"/>
+              <w:left w:val="single" w:sz="5" w:space="0" w:color="44B3E1"/>
+              <w:bottom w:val="single" w:sz="5" w:space="0" w:color="44B3E1"/>
+              <w:right w:val="nil"/>
+            </w:tcBorders>
+            <w:shd w:val="clear" w:color="auto" w:fill="C0E6F5"/>
+            <w:tcMar>
+              <w:top w:w="100" w:type="dxa"/>
+              <w:left w:w="100" w:type="dxa"/>
+              <w:bottom w:w="100" w:type="dxa"/>
+              <w:right w:w="100" w:type="dxa"/>
+            </w:tcMar>
+          </w:tcPr>
+          <w:p>
+            <w:proofErr w:type="spellStart"/>
+            <w:r>
+              <w:rPr>
+                <w:color w:val="000000"/>
+                <w:sz w:val="20"/>
+                <w:szCs w:val="20"/>
+              </w:rPr>
+              <w:t>tpootrashstrimedCAT</w:t>
+            </w:r>
+            <w:proofErr w:type="spellEnd"/>
+          </w:p>
+        </w:tc>
+        <w:tc>
+          <w:tcPr>
+            <w:tcW w:w="6570" w:type="dxa"/>
+            <w:tcBorders>
+              <w:top w:val="single" w:sz="5" w:space="0" w:color="44B3E1"/>
+              <w:left w:val="nil"/>
+              <w:bottom w:val="single" w:sz="5" w:space="0" w:color="44B3E1"/>
+              <w:right w:val="single" w:sz="5" w:space="0" w:color="44B3E1"/>
+            </w:tcBorders>
+            <w:shd w:val="clear" w:color="auto" w:fill="C0E6F5"/>
+            <w:tcMar>
+              <w:top w:w="100" w:type="dxa"/>
+              <w:left w:w="100" w:type="dxa"/>
+              <w:bottom w:w="100" w:type="dxa"/>
+              <w:right w:w="100" w:type="dxa"/>
+            </w:tcMar>
+          </w:tcPr>
+          <w:p>
+            <w:r>
+              <w:t>Tiempo de otras actividades frente a pantallas tratado y convertido en categorías.</w:t>
+            </w:r>
+          </w:p>
+        </w:tc>
+      </w:tr>
+      <w:tr>
+        <w:trPr>
+          <w:trHeight w:val="500"/>
+        </w:trPr>
+        <w:tc>
+          <w:tcPr>
+            <w:tcW w:w="2790" w:type="dxa"/>
+            <w:tcBorders>
+              <w:top w:val="single" w:sz="5" w:space="0" w:color="44B3E1"/>
+              <w:left w:val="single" w:sz="5" w:space="0" w:color="44B3E1"/>
+              <w:bottom w:val="single" w:sz="5" w:space="0" w:color="44B3E1"/>
+              <w:right w:val="nil"/>
+            </w:tcBorders>
+            <w:tcMar>
+              <w:top w:w="100" w:type="dxa"/>
+              <w:left w:w="100" w:type="dxa"/>
+              <w:bottom w:w="100" w:type="dxa"/>
+              <w:right w:w="100" w:type="dxa"/>
+            </w:tcMar>
+          </w:tcPr>
+          <w:p>
+            <w:proofErr w:type="spellStart"/>
+            <w:r>
+              <w:rPr>
+                <w:color w:val="000000"/>
+                <w:sz w:val="20"/>
+                <w:szCs w:val="20"/>
+              </w:rPr>
+              <w:t>tpovideojuegosPORC</w:t>
+            </w:r>
+            <w:proofErr w:type="spellEnd"/>
+          </w:p>
+        </w:tc>
+        <w:tc>
+          <w:tcPr>
+            <w:tcW w:w="6570" w:type="dxa"/>
+            <w:tcBorders>
+              <w:top w:val="single" w:sz="5" w:space="0" w:color="44B3E1"/>
+              <w:left w:val="nil"/>
+              <w:bottom w:val="single" w:sz="5" w:space="0" w:color="44B3E1"/>
+              <w:right w:val="single" w:sz="5" w:space="0" w:color="44B3E1"/>
+            </w:tcBorders>
+            <w:tcMar>
+              <w:top w:w="100" w:type="dxa"/>
+              <w:left w:w="100" w:type="dxa"/>
+              <w:bottom w:w="100" w:type="dxa"/>
+              <w:right w:w="100" w:type="dxa"/>
+            </w:tcMar>
+          </w:tcPr>
+          <w:p>
+            <w:r>
+              <w:t>Porcentaje del tiempo total de pantalla dedicado a videojuegos.</w:t>
+            </w:r>
+          </w:p>
+        </w:tc>
+      </w:tr>
+      <w:tr>
+        <w:trPr>
+          <w:trHeight w:val="500"/>
+        </w:trPr>
+        <w:tc>
+          <w:tcPr>
+            <w:tcW w:w="2790" w:type="dxa"/>
+            <w:tcBorders>
+              <w:top w:val="single" w:sz="5" w:space="0" w:color="44B3E1"/>
+              <w:left w:val="single" w:sz="5" w:space="0" w:color="44B3E1"/>
+              <w:bottom w:val="single" w:sz="5" w:space="0" w:color="44B3E1"/>
+              <w:right w:val="nil"/>
+            </w:tcBorders>
+            <w:shd w:val="clear" w:color="auto" w:fill="C0E6F5"/>
+            <w:tcMar>
+              <w:top w:w="100" w:type="dxa"/>
+              <w:left w:w="100" w:type="dxa"/>
+              <w:bottom w:w="100" w:type="dxa"/>
+              <w:right w:w="100" w:type="dxa"/>
+            </w:tcMar>
+          </w:tcPr>
+          <w:p>
+            <w:proofErr w:type="spellStart"/>
+            <w:r>
+              <w:rPr>
+                <w:color w:val="000000"/>
+                <w:sz w:val="20"/>
+                <w:szCs w:val="20"/>
+              </w:rPr>
+              <w:t>tpotabletPORC</w:t>
+            </w:r>
+            <w:proofErr w:type="spellEnd"/>
+          </w:p>
+        </w:tc>
+        <w:tc>
+          <w:tcPr>
+            <w:tcW w:w="6570" w:type="dxa"/>
+            <w:tcBorders>
+              <w:top w:val="single" w:sz="5" w:space="0" w:color="44B3E1"/>
+              <w:left w:val="nil"/>
+              <w:bottom w:val="single" w:sz="5" w:space="0" w:color="44B3E1"/>
+              <w:right w:val="single" w:sz="5" w:space="0" w:color="44B3E1"/>
+            </w:tcBorders>
+            <w:shd w:val="clear" w:color="auto" w:fill="C0E6F5"/>
+            <w:tcMar>
+              <w:top w:w="100" w:type="dxa"/>
+              <w:left w:w="100" w:type="dxa"/>
+              <w:bottom w:w="100" w:type="dxa"/>
+              <w:right w:w="100" w:type="dxa"/>
+            </w:tcMar>
+          </w:tcPr>
+          <w:p>
+            <w:r>
+              <w:t xml:space="preserve">Porcentaje del tiempo total de pantalla dedicado a juegos en </w:t>
+            </w:r>
+            <w:proofErr w:type="spellStart"/>
+            <w:r>
               <w:t>tablet</w:t>
             </w:r>
             <w:proofErr w:type="spellEnd"/>
             <w:r>
-              <w:t>/celular tratado y convertido en categorías.</w:t>
+              <w:t>/teléfono celular.</w:t>
             </w:r>
           </w:p>
         </w:tc>
@@ -5975,7 +7268,7 @@
                 <w:sz w:val="20"/>
                 <w:szCs w:val="20"/>
               </w:rPr>
-              <w:t>tporedeshstrimmedCAT</w:t>
+              <w:t>tporedesPORC</w:t>
             </w:r>
             <w:proofErr w:type="spellEnd"/>
           </w:p>
@@ -5998,7 +7291,7 @@
           </w:tcPr>
           <w:p>
             <w:r>
-              <w:t>Tiempo de redes sociales tratado y convertido en categorías.</w:t>
+              <w:t>Porcentaje del tiempo total de pantalla dedicado a redes sociales.</w:t>
             </w:r>
           </w:p>
         </w:tc>
@@ -6032,7 +7325,7 @@
                 <w:sz w:val="20"/>
                 <w:szCs w:val="20"/>
               </w:rPr>
-              <w:t>tpotvonlinehstrimeedCAT</w:t>
+              <w:t>tpotvonlinePORC</w:t>
             </w:r>
             <w:proofErr w:type="spellEnd"/>
           </w:p>
@@ -6056,7 +7349,7 @@
           </w:tcPr>
           <w:p>
             <w:r>
-              <w:t>Tiempo de TV/contenido online tratado y convertido en categorías.</w:t>
+              <w:t>Porcentaje del tiempo total de pantalla dedicado a TV, streaming o contenido online.</w:t>
             </w:r>
           </w:p>
         </w:tc>
@@ -6089,7 +7382,7 @@
                 <w:sz w:val="20"/>
                 <w:szCs w:val="20"/>
               </w:rPr>
-              <w:t>tpootrashstrimedCAT</w:t>
+              <w:t>tpootrasPORC</w:t>
             </w:r>
             <w:proofErr w:type="spellEnd"/>
           </w:p>
@@ -6112,373 +7405,899 @@
           </w:tcPr>
           <w:p>
             <w:r>
-              <w:t>Tiempo de otras actividades frente a pantallas tratado y convertido en categorías.</w:t>
-            </w:r>
-          </w:p>
-        </w:tc>
-      </w:tr>
-      <w:tr>
-        <w:trPr>
-          <w:trHeight w:val="500"/>
-        </w:trPr>
-        <w:tc>
-          <w:tcPr>
-            <w:tcW w:w="2790" w:type="dxa"/>
-            <w:tcBorders>
-              <w:top w:val="single" w:sz="5" w:space="0" w:color="44B3E1"/>
-              <w:left w:val="single" w:sz="5" w:space="0" w:color="44B3E1"/>
-              <w:bottom w:val="single" w:sz="5" w:space="0" w:color="44B3E1"/>
-              <w:right w:val="nil"/>
-            </w:tcBorders>
-            <w:shd w:val="clear" w:color="auto" w:fill="C0E6F5"/>
-            <w:tcMar>
-              <w:top w:w="100" w:type="dxa"/>
-              <w:left w:w="100" w:type="dxa"/>
-              <w:bottom w:w="100" w:type="dxa"/>
-              <w:right w:w="100" w:type="dxa"/>
-            </w:tcMar>
-          </w:tcPr>
-          <w:p>
+              <w:t>Porcentaje del tiempo total de pantalla correspondiente a otras actividades.</w:t>
+            </w:r>
+          </w:p>
+        </w:tc>
+      </w:tr>
+      <w:tr>
+        <w:trPr>
+          <w:trHeight w:val="500"/>
+        </w:trPr>
+        <w:tc>
+          <w:tcPr>
+            <w:tcW w:w="2790" w:type="dxa"/>
+            <w:tcBorders>
+              <w:top w:val="single" w:sz="5" w:space="0" w:color="44B3E1"/>
+              <w:left w:val="single" w:sz="5" w:space="0" w:color="44B3E1"/>
+              <w:bottom w:val="single" w:sz="5" w:space="0" w:color="44B3E1"/>
+              <w:right w:val="nil"/>
+            </w:tcBorders>
+            <w:shd w:val="clear" w:color="auto" w:fill="C0E6F5"/>
+            <w:tcMar>
+              <w:top w:w="100" w:type="dxa"/>
+              <w:left w:w="100" w:type="dxa"/>
+              <w:bottom w:w="100" w:type="dxa"/>
+              <w:right w:w="100" w:type="dxa"/>
+            </w:tcMar>
+          </w:tcPr>
+          <w:p>
+            <w:r>
+              <w:rPr>
+                <w:color w:val="000000"/>
+                <w:sz w:val="20"/>
+                <w:szCs w:val="20"/>
+              </w:rPr>
+              <w:t>tpovideojuegoshstrimmed01</w:t>
+            </w:r>
+          </w:p>
+        </w:tc>
+        <w:tc>
+          <w:tcPr>
+            <w:tcW w:w="6570" w:type="dxa"/>
+            <w:tcBorders>
+              <w:top w:val="single" w:sz="5" w:space="0" w:color="44B3E1"/>
+              <w:left w:val="nil"/>
+              <w:bottom w:val="single" w:sz="5" w:space="0" w:color="44B3E1"/>
+              <w:right w:val="single" w:sz="5" w:space="0" w:color="44B3E1"/>
+            </w:tcBorders>
+            <w:shd w:val="clear" w:color="auto" w:fill="C0E6F5"/>
+            <w:tcMar>
+              <w:top w:w="100" w:type="dxa"/>
+              <w:left w:w="100" w:type="dxa"/>
+              <w:bottom w:w="100" w:type="dxa"/>
+              <w:right w:w="100" w:type="dxa"/>
+            </w:tcMar>
+          </w:tcPr>
+          <w:p>
+            <w:r>
+              <w:t>Indicador binario de uso de videojuegos después del tratamiento de los datos.</w:t>
+            </w:r>
+          </w:p>
+        </w:tc>
+      </w:tr>
+      <w:tr>
+        <w:trPr>
+          <w:trHeight w:val="500"/>
+        </w:trPr>
+        <w:tc>
+          <w:tcPr>
+            <w:tcW w:w="2790" w:type="dxa"/>
+            <w:tcBorders>
+              <w:top w:val="single" w:sz="5" w:space="0" w:color="44B3E1"/>
+              <w:left w:val="single" w:sz="5" w:space="0" w:color="44B3E1"/>
+              <w:bottom w:val="single" w:sz="5" w:space="0" w:color="44B3E1"/>
+              <w:right w:val="nil"/>
+            </w:tcBorders>
+            <w:tcMar>
+              <w:top w:w="100" w:type="dxa"/>
+              <w:left w:w="100" w:type="dxa"/>
+              <w:bottom w:w="100" w:type="dxa"/>
+              <w:right w:w="100" w:type="dxa"/>
+            </w:tcMar>
+          </w:tcPr>
+          <w:p>
+            <w:r>
+              <w:rPr>
+                <w:color w:val="000000"/>
+                <w:sz w:val="20"/>
+                <w:szCs w:val="20"/>
+              </w:rPr>
+              <w:t>tpojuegotabletcelhstrimmed01</w:t>
+            </w:r>
+          </w:p>
+        </w:tc>
+        <w:tc>
+          <w:tcPr>
+            <w:tcW w:w="6570" w:type="dxa"/>
+            <w:tcBorders>
+              <w:top w:val="single" w:sz="5" w:space="0" w:color="44B3E1"/>
+              <w:left w:val="nil"/>
+              <w:bottom w:val="single" w:sz="5" w:space="0" w:color="44B3E1"/>
+              <w:right w:val="single" w:sz="5" w:space="0" w:color="44B3E1"/>
+            </w:tcBorders>
+            <w:tcMar>
+              <w:top w:w="100" w:type="dxa"/>
+              <w:left w:w="100" w:type="dxa"/>
+              <w:bottom w:w="100" w:type="dxa"/>
+              <w:right w:w="100" w:type="dxa"/>
+            </w:tcMar>
+          </w:tcPr>
+          <w:p>
+            <w:r>
+              <w:t xml:space="preserve">Indicador binario de uso de juegos en </w:t>
+            </w:r>
             <w:proofErr w:type="spellStart"/>
             <w:r>
-              <w:rPr>
-                <w:color w:val="000000"/>
-                <w:sz w:val="20"/>
-                <w:szCs w:val="20"/>
-              </w:rPr>
-              <w:t>tpopantallatotalhstrimmed</w:t>
+              <w:t>tablet</w:t>
             </w:r>
             <w:proofErr w:type="spellEnd"/>
-          </w:p>
-        </w:tc>
-        <w:tc>
-          <w:tcPr>
-            <w:tcW w:w="6570" w:type="dxa"/>
-            <w:tcBorders>
-              <w:top w:val="single" w:sz="5" w:space="0" w:color="44B3E1"/>
-              <w:left w:val="nil"/>
-              <w:bottom w:val="single" w:sz="5" w:space="0" w:color="44B3E1"/>
-              <w:right w:val="single" w:sz="5" w:space="0" w:color="44B3E1"/>
-            </w:tcBorders>
-            <w:shd w:val="clear" w:color="auto" w:fill="C0E6F5"/>
-            <w:tcMar>
-              <w:top w:w="100" w:type="dxa"/>
-              <w:left w:w="100" w:type="dxa"/>
-              <w:bottom w:w="100" w:type="dxa"/>
-              <w:right w:w="100" w:type="dxa"/>
-            </w:tcMar>
-          </w:tcPr>
-          <w:p>
-            <w:r>
-              <w:t>Tiempo total de pantalla después del tratamiento/recorte de valores extremos.</w:t>
-            </w:r>
-          </w:p>
-        </w:tc>
-      </w:tr>
-      <w:tr>
-        <w:trPr>
-          <w:trHeight w:val="500"/>
-        </w:trPr>
-        <w:tc>
-          <w:tcPr>
-            <w:tcW w:w="2790" w:type="dxa"/>
-            <w:tcBorders>
-              <w:top w:val="single" w:sz="5" w:space="0" w:color="44B3E1"/>
-              <w:left w:val="single" w:sz="5" w:space="0" w:color="44B3E1"/>
-              <w:bottom w:val="single" w:sz="5" w:space="0" w:color="44B3E1"/>
-              <w:right w:val="nil"/>
-            </w:tcBorders>
-            <w:tcMar>
-              <w:top w:w="100" w:type="dxa"/>
-              <w:left w:w="100" w:type="dxa"/>
-              <w:bottom w:w="100" w:type="dxa"/>
-              <w:right w:w="100" w:type="dxa"/>
-            </w:tcMar>
-          </w:tcPr>
-          <w:p>
+            <w:r>
+              <w:t>/celular.</w:t>
+            </w:r>
+          </w:p>
+        </w:tc>
+      </w:tr>
+      <w:tr>
+        <w:trPr>
+          <w:trHeight w:val="500"/>
+        </w:trPr>
+        <w:tc>
+          <w:tcPr>
+            <w:tcW w:w="2790" w:type="dxa"/>
+            <w:tcBorders>
+              <w:top w:val="single" w:sz="5" w:space="0" w:color="44B3E1"/>
+              <w:left w:val="single" w:sz="5" w:space="0" w:color="44B3E1"/>
+              <w:bottom w:val="single" w:sz="5" w:space="0" w:color="44B3E1"/>
+              <w:right w:val="nil"/>
+            </w:tcBorders>
+            <w:shd w:val="clear" w:color="auto" w:fill="C0E6F5"/>
+            <w:tcMar>
+              <w:top w:w="100" w:type="dxa"/>
+              <w:left w:w="100" w:type="dxa"/>
+              <w:bottom w:w="100" w:type="dxa"/>
+              <w:right w:w="100" w:type="dxa"/>
+            </w:tcMar>
+          </w:tcPr>
+          <w:p>
+            <w:r>
+              <w:rPr>
+                <w:color w:val="000000"/>
+                <w:sz w:val="20"/>
+                <w:szCs w:val="20"/>
+              </w:rPr>
+              <w:t>tporedeshstrimmed01</w:t>
+            </w:r>
+          </w:p>
+        </w:tc>
+        <w:tc>
+          <w:tcPr>
+            <w:tcW w:w="6570" w:type="dxa"/>
+            <w:tcBorders>
+              <w:top w:val="single" w:sz="5" w:space="0" w:color="44B3E1"/>
+              <w:left w:val="nil"/>
+              <w:bottom w:val="single" w:sz="5" w:space="0" w:color="44B3E1"/>
+              <w:right w:val="single" w:sz="5" w:space="0" w:color="44B3E1"/>
+            </w:tcBorders>
+            <w:shd w:val="clear" w:color="auto" w:fill="C0E6F5"/>
+            <w:tcMar>
+              <w:top w:w="100" w:type="dxa"/>
+              <w:left w:w="100" w:type="dxa"/>
+              <w:bottom w:w="100" w:type="dxa"/>
+              <w:right w:w="100" w:type="dxa"/>
+            </w:tcMar>
+          </w:tcPr>
+          <w:p>
+            <w:r>
+              <w:t>Indicador binario de uso de redes sociales.</w:t>
+            </w:r>
+          </w:p>
+        </w:tc>
+      </w:tr>
+      <w:tr>
+        <w:trPr>
+          <w:trHeight w:val="500"/>
+        </w:trPr>
+        <w:tc>
+          <w:tcPr>
+            <w:tcW w:w="2790" w:type="dxa"/>
+            <w:tcBorders>
+              <w:top w:val="single" w:sz="5" w:space="0" w:color="44B3E1"/>
+              <w:left w:val="single" w:sz="5" w:space="0" w:color="44B3E1"/>
+              <w:bottom w:val="single" w:sz="5" w:space="0" w:color="44B3E1"/>
+              <w:right w:val="nil"/>
+            </w:tcBorders>
+            <w:tcMar>
+              <w:top w:w="100" w:type="dxa"/>
+              <w:left w:w="100" w:type="dxa"/>
+              <w:bottom w:w="100" w:type="dxa"/>
+              <w:right w:w="100" w:type="dxa"/>
+            </w:tcMar>
+          </w:tcPr>
+          <w:p>
+            <w:r>
+              <w:rPr>
+                <w:color w:val="000000"/>
+                <w:sz w:val="20"/>
+                <w:szCs w:val="20"/>
+              </w:rPr>
+              <w:lastRenderedPageBreak/>
+              <w:t>tpotvonlinehstrimeed01</w:t>
+            </w:r>
+          </w:p>
+        </w:tc>
+        <w:tc>
+          <w:tcPr>
+            <w:tcW w:w="6570" w:type="dxa"/>
+            <w:tcBorders>
+              <w:top w:val="single" w:sz="5" w:space="0" w:color="44B3E1"/>
+              <w:left w:val="nil"/>
+              <w:bottom w:val="single" w:sz="5" w:space="0" w:color="44B3E1"/>
+              <w:right w:val="single" w:sz="5" w:space="0" w:color="44B3E1"/>
+            </w:tcBorders>
+            <w:tcMar>
+              <w:top w:w="100" w:type="dxa"/>
+              <w:left w:w="100" w:type="dxa"/>
+              <w:bottom w:w="100" w:type="dxa"/>
+              <w:right w:w="100" w:type="dxa"/>
+            </w:tcMar>
+          </w:tcPr>
+          <w:p>
+            <w:r>
+              <w:t>Indicador binario de uso de TV/contenido online.</w:t>
+            </w:r>
+          </w:p>
+        </w:tc>
+      </w:tr>
+      <w:tr>
+        <w:trPr>
+          <w:trHeight w:val="500"/>
+        </w:trPr>
+        <w:tc>
+          <w:tcPr>
+            <w:tcW w:w="2790" w:type="dxa"/>
+            <w:tcBorders>
+              <w:top w:val="single" w:sz="5" w:space="0" w:color="44B3E1"/>
+              <w:left w:val="single" w:sz="5" w:space="0" w:color="44B3E1"/>
+              <w:bottom w:val="single" w:sz="5" w:space="0" w:color="44B3E1"/>
+              <w:right w:val="nil"/>
+            </w:tcBorders>
+            <w:shd w:val="clear" w:color="auto" w:fill="C0E6F5"/>
+            <w:tcMar>
+              <w:top w:w="100" w:type="dxa"/>
+              <w:left w:w="100" w:type="dxa"/>
+              <w:bottom w:w="100" w:type="dxa"/>
+              <w:right w:w="100" w:type="dxa"/>
+            </w:tcMar>
+          </w:tcPr>
+          <w:p>
+            <w:r>
+              <w:rPr>
+                <w:color w:val="000000"/>
+                <w:sz w:val="20"/>
+                <w:szCs w:val="20"/>
+              </w:rPr>
+              <w:t>cantdiascompus01</w:t>
+            </w:r>
+          </w:p>
+        </w:tc>
+        <w:tc>
+          <w:tcPr>
+            <w:tcW w:w="6570" w:type="dxa"/>
+            <w:tcBorders>
+              <w:top w:val="single" w:sz="5" w:space="0" w:color="44B3E1"/>
+              <w:left w:val="nil"/>
+              <w:bottom w:val="single" w:sz="5" w:space="0" w:color="44B3E1"/>
+              <w:right w:val="single" w:sz="5" w:space="0" w:color="44B3E1"/>
+            </w:tcBorders>
+            <w:shd w:val="clear" w:color="auto" w:fill="C0E6F5"/>
+            <w:tcMar>
+              <w:top w:w="100" w:type="dxa"/>
+              <w:left w:w="100" w:type="dxa"/>
+              <w:bottom w:w="100" w:type="dxa"/>
+              <w:right w:w="100" w:type="dxa"/>
+            </w:tcMar>
+          </w:tcPr>
+          <w:p>
+            <w:r>
+              <w:t>Indicador binario de uso de computadora/laptop durante la semana.</w:t>
+            </w:r>
+          </w:p>
+        </w:tc>
+      </w:tr>
+      <w:tr>
+        <w:trPr>
+          <w:trHeight w:val="500"/>
+        </w:trPr>
+        <w:tc>
+          <w:tcPr>
+            <w:tcW w:w="2790" w:type="dxa"/>
+            <w:tcBorders>
+              <w:top w:val="single" w:sz="5" w:space="0" w:color="44B3E1"/>
+              <w:left w:val="single" w:sz="5" w:space="0" w:color="44B3E1"/>
+              <w:bottom w:val="single" w:sz="5" w:space="0" w:color="44B3E1"/>
+              <w:right w:val="nil"/>
+            </w:tcBorders>
+            <w:tcMar>
+              <w:top w:w="100" w:type="dxa"/>
+              <w:left w:w="100" w:type="dxa"/>
+              <w:bottom w:w="100" w:type="dxa"/>
+              <w:right w:w="100" w:type="dxa"/>
+            </w:tcMar>
+          </w:tcPr>
+          <w:p>
+            <w:r>
+              <w:rPr>
+                <w:color w:val="000000"/>
+                <w:sz w:val="20"/>
+                <w:szCs w:val="20"/>
+              </w:rPr>
+              <w:t>cantdiascelular01</w:t>
+            </w:r>
+          </w:p>
+        </w:tc>
+        <w:tc>
+          <w:tcPr>
+            <w:tcW w:w="6570" w:type="dxa"/>
+            <w:tcBorders>
+              <w:top w:val="single" w:sz="5" w:space="0" w:color="44B3E1"/>
+              <w:left w:val="nil"/>
+              <w:bottom w:val="single" w:sz="5" w:space="0" w:color="44B3E1"/>
+              <w:right w:val="single" w:sz="5" w:space="0" w:color="44B3E1"/>
+            </w:tcBorders>
+            <w:tcMar>
+              <w:top w:w="100" w:type="dxa"/>
+              <w:left w:w="100" w:type="dxa"/>
+              <w:bottom w:w="100" w:type="dxa"/>
+              <w:right w:w="100" w:type="dxa"/>
+            </w:tcMar>
+          </w:tcPr>
+          <w:p>
+            <w:r>
+              <w:t>Indicador binario de uso del teléfono celular durante la semana.</w:t>
+            </w:r>
+          </w:p>
+        </w:tc>
+      </w:tr>
+      <w:tr>
+        <w:trPr>
+          <w:trHeight w:val="500"/>
+        </w:trPr>
+        <w:tc>
+          <w:tcPr>
+            <w:tcW w:w="2790" w:type="dxa"/>
+            <w:tcBorders>
+              <w:top w:val="single" w:sz="5" w:space="0" w:color="44B3E1"/>
+              <w:left w:val="single" w:sz="5" w:space="0" w:color="44B3E1"/>
+              <w:bottom w:val="single" w:sz="5" w:space="0" w:color="44B3E1"/>
+              <w:right w:val="nil"/>
+            </w:tcBorders>
+            <w:shd w:val="clear" w:color="auto" w:fill="C0E6F5"/>
+            <w:tcMar>
+              <w:top w:w="100" w:type="dxa"/>
+              <w:left w:w="100" w:type="dxa"/>
+              <w:bottom w:w="100" w:type="dxa"/>
+              <w:right w:w="100" w:type="dxa"/>
+            </w:tcMar>
+          </w:tcPr>
+          <w:p>
+            <w:r>
+              <w:rPr>
+                <w:color w:val="000000"/>
+                <w:sz w:val="20"/>
+                <w:szCs w:val="20"/>
+              </w:rPr>
+              <w:t>cantdiastablet01</w:t>
+            </w:r>
+          </w:p>
+        </w:tc>
+        <w:tc>
+          <w:tcPr>
+            <w:tcW w:w="6570" w:type="dxa"/>
+            <w:tcBorders>
+              <w:top w:val="single" w:sz="5" w:space="0" w:color="44B3E1"/>
+              <w:left w:val="nil"/>
+              <w:bottom w:val="single" w:sz="5" w:space="0" w:color="44B3E1"/>
+              <w:right w:val="single" w:sz="5" w:space="0" w:color="44B3E1"/>
+            </w:tcBorders>
+            <w:shd w:val="clear" w:color="auto" w:fill="C0E6F5"/>
+            <w:tcMar>
+              <w:top w:w="100" w:type="dxa"/>
+              <w:left w:w="100" w:type="dxa"/>
+              <w:bottom w:w="100" w:type="dxa"/>
+              <w:right w:w="100" w:type="dxa"/>
+            </w:tcMar>
+          </w:tcPr>
+          <w:p>
+            <w:r>
+              <w:t xml:space="preserve">Indicador binario de uso de </w:t>
+            </w:r>
             <w:proofErr w:type="spellStart"/>
             <w:r>
-              <w:rPr>
-                <w:color w:val="000000"/>
-                <w:sz w:val="20"/>
-                <w:szCs w:val="20"/>
-              </w:rPr>
-              <w:t>tpopantallatotalhscat</w:t>
+              <w:t>tablet</w:t>
             </w:r>
             <w:proofErr w:type="spellEnd"/>
-          </w:p>
-        </w:tc>
-        <w:tc>
-          <w:tcPr>
-            <w:tcW w:w="6570" w:type="dxa"/>
-            <w:tcBorders>
-              <w:top w:val="single" w:sz="5" w:space="0" w:color="44B3E1"/>
-              <w:left w:val="nil"/>
-              <w:bottom w:val="single" w:sz="5" w:space="0" w:color="44B3E1"/>
-              <w:right w:val="single" w:sz="5" w:space="0" w:color="44B3E1"/>
-            </w:tcBorders>
-            <w:tcMar>
-              <w:top w:w="100" w:type="dxa"/>
-              <w:left w:w="100" w:type="dxa"/>
-              <w:bottom w:w="100" w:type="dxa"/>
-              <w:right w:w="100" w:type="dxa"/>
-            </w:tcMar>
-          </w:tcPr>
-          <w:p>
-            <w:r>
-              <w:t>Tiempo total de exposición a pantallas convertido en categorías.</w:t>
-            </w:r>
-          </w:p>
-        </w:tc>
-      </w:tr>
-      <w:tr>
-        <w:trPr>
-          <w:trHeight w:val="500"/>
-        </w:trPr>
-        <w:tc>
-          <w:tcPr>
-            <w:tcW w:w="2790" w:type="dxa"/>
-            <w:tcBorders>
-              <w:top w:val="single" w:sz="5" w:space="0" w:color="44B3E1"/>
-              <w:left w:val="single" w:sz="5" w:space="0" w:color="44B3E1"/>
-              <w:bottom w:val="single" w:sz="5" w:space="0" w:color="44B3E1"/>
-              <w:right w:val="nil"/>
-            </w:tcBorders>
-            <w:shd w:val="clear" w:color="auto" w:fill="C0E6F5"/>
-            <w:tcMar>
-              <w:top w:w="100" w:type="dxa"/>
-              <w:left w:w="100" w:type="dxa"/>
-              <w:bottom w:w="100" w:type="dxa"/>
-              <w:right w:w="100" w:type="dxa"/>
-            </w:tcMar>
-          </w:tcPr>
-          <w:p>
-            <w:r>
-              <w:rPr>
-                <w:color w:val="000000"/>
-                <w:sz w:val="20"/>
-                <w:szCs w:val="20"/>
-              </w:rPr>
-              <w:t>tpopantallatotalhscat2</w:t>
-            </w:r>
-          </w:p>
-        </w:tc>
-        <w:tc>
-          <w:tcPr>
-            <w:tcW w:w="6570" w:type="dxa"/>
-            <w:tcBorders>
-              <w:top w:val="single" w:sz="5" w:space="0" w:color="44B3E1"/>
-              <w:left w:val="nil"/>
-              <w:bottom w:val="single" w:sz="5" w:space="0" w:color="44B3E1"/>
-              <w:right w:val="single" w:sz="5" w:space="0" w:color="44B3E1"/>
-            </w:tcBorders>
-            <w:shd w:val="clear" w:color="auto" w:fill="C0E6F5"/>
-            <w:tcMar>
-              <w:top w:w="100" w:type="dxa"/>
-              <w:left w:w="100" w:type="dxa"/>
-              <w:bottom w:w="100" w:type="dxa"/>
-              <w:right w:w="100" w:type="dxa"/>
-            </w:tcMar>
-          </w:tcPr>
-          <w:p>
-            <w:r>
-              <w:t>Segunda versión categorizada del tiempo total de exposición a pantallas.</w:t>
-            </w:r>
-          </w:p>
-        </w:tc>
-      </w:tr>
-      <w:tr>
-        <w:trPr>
-          <w:trHeight w:val="500"/>
-        </w:trPr>
-        <w:tc>
-          <w:tcPr>
-            <w:tcW w:w="2790" w:type="dxa"/>
-            <w:tcBorders>
-              <w:top w:val="single" w:sz="5" w:space="0" w:color="44B3E1"/>
-              <w:left w:val="single" w:sz="5" w:space="0" w:color="44B3E1"/>
-              <w:bottom w:val="single" w:sz="5" w:space="0" w:color="44B3E1"/>
-              <w:right w:val="nil"/>
-            </w:tcBorders>
-            <w:tcMar>
-              <w:top w:w="100" w:type="dxa"/>
-              <w:left w:w="100" w:type="dxa"/>
-              <w:bottom w:w="100" w:type="dxa"/>
-              <w:right w:w="100" w:type="dxa"/>
-            </w:tcMar>
-          </w:tcPr>
-          <w:p>
+            <w:r>
+              <w:t xml:space="preserve"> durante la semana.</w:t>
+            </w:r>
+          </w:p>
+        </w:tc>
+      </w:tr>
+      <w:tr>
+        <w:trPr>
+          <w:trHeight w:val="500"/>
+        </w:trPr>
+        <w:tc>
+          <w:tcPr>
+            <w:tcW w:w="2790" w:type="dxa"/>
+            <w:tcBorders>
+              <w:top w:val="single" w:sz="5" w:space="0" w:color="44B3E1"/>
+              <w:left w:val="single" w:sz="5" w:space="0" w:color="44B3E1"/>
+              <w:bottom w:val="single" w:sz="5" w:space="0" w:color="44B3E1"/>
+              <w:right w:val="nil"/>
+            </w:tcBorders>
+            <w:tcMar>
+              <w:top w:w="100" w:type="dxa"/>
+              <w:left w:w="100" w:type="dxa"/>
+              <w:bottom w:w="100" w:type="dxa"/>
+              <w:right w:w="100" w:type="dxa"/>
+            </w:tcMar>
+          </w:tcPr>
+          <w:p>
+            <w:r>
+              <w:rPr>
+                <w:color w:val="000000"/>
+                <w:sz w:val="20"/>
+                <w:szCs w:val="20"/>
+              </w:rPr>
+              <w:t>cantdiasconsolajuegos01</w:t>
+            </w:r>
+          </w:p>
+        </w:tc>
+        <w:tc>
+          <w:tcPr>
+            <w:tcW w:w="6570" w:type="dxa"/>
+            <w:tcBorders>
+              <w:top w:val="single" w:sz="5" w:space="0" w:color="44B3E1"/>
+              <w:left w:val="nil"/>
+              <w:bottom w:val="single" w:sz="5" w:space="0" w:color="44B3E1"/>
+              <w:right w:val="single" w:sz="5" w:space="0" w:color="44B3E1"/>
+            </w:tcBorders>
+            <w:tcMar>
+              <w:top w:w="100" w:type="dxa"/>
+              <w:left w:w="100" w:type="dxa"/>
+              <w:bottom w:w="100" w:type="dxa"/>
+              <w:right w:w="100" w:type="dxa"/>
+            </w:tcMar>
+          </w:tcPr>
+          <w:p>
+            <w:r>
+              <w:t>Indicador binario de uso de consola de videojuegos durante la semana.</w:t>
+            </w:r>
+          </w:p>
+        </w:tc>
+      </w:tr>
+      <w:tr>
+        <w:trPr>
+          <w:trHeight w:val="500"/>
+        </w:trPr>
+        <w:tc>
+          <w:tcPr>
+            <w:tcW w:w="2790" w:type="dxa"/>
+            <w:tcBorders>
+              <w:top w:val="single" w:sz="5" w:space="0" w:color="44B3E1"/>
+              <w:left w:val="single" w:sz="5" w:space="0" w:color="44B3E1"/>
+              <w:bottom w:val="single" w:sz="5" w:space="0" w:color="44B3E1"/>
+              <w:right w:val="nil"/>
+            </w:tcBorders>
+            <w:shd w:val="clear" w:color="auto" w:fill="C0E6F5"/>
+            <w:tcMar>
+              <w:top w:w="100" w:type="dxa"/>
+              <w:left w:w="100" w:type="dxa"/>
+              <w:bottom w:w="100" w:type="dxa"/>
+              <w:right w:w="100" w:type="dxa"/>
+            </w:tcMar>
+          </w:tcPr>
+          <w:p>
+            <w:r>
+              <w:rPr>
+                <w:color w:val="000000"/>
+                <w:sz w:val="20"/>
+                <w:szCs w:val="20"/>
+              </w:rPr>
+              <w:t>cantdiastv01</w:t>
+            </w:r>
+          </w:p>
+        </w:tc>
+        <w:tc>
+          <w:tcPr>
+            <w:tcW w:w="6570" w:type="dxa"/>
+            <w:tcBorders>
+              <w:top w:val="single" w:sz="5" w:space="0" w:color="44B3E1"/>
+              <w:left w:val="nil"/>
+              <w:bottom w:val="single" w:sz="5" w:space="0" w:color="44B3E1"/>
+              <w:right w:val="single" w:sz="5" w:space="0" w:color="44B3E1"/>
+            </w:tcBorders>
+            <w:shd w:val="clear" w:color="auto" w:fill="C0E6F5"/>
+            <w:tcMar>
+              <w:top w:w="100" w:type="dxa"/>
+              <w:left w:w="100" w:type="dxa"/>
+              <w:bottom w:w="100" w:type="dxa"/>
+              <w:right w:w="100" w:type="dxa"/>
+            </w:tcMar>
+          </w:tcPr>
+          <w:p>
+            <w:r>
+              <w:t>Indicador binario de uso de TV/Smart TV durante la semana.</w:t>
+            </w:r>
+          </w:p>
+        </w:tc>
+      </w:tr>
+      <w:tr>
+        <w:trPr>
+          <w:trHeight w:val="500"/>
+        </w:trPr>
+        <w:tc>
+          <w:tcPr>
+            <w:tcW w:w="2790" w:type="dxa"/>
+            <w:tcBorders>
+              <w:top w:val="single" w:sz="5" w:space="0" w:color="44B3E1"/>
+              <w:left w:val="single" w:sz="5" w:space="0" w:color="44B3E1"/>
+              <w:bottom w:val="single" w:sz="5" w:space="0" w:color="44B3E1"/>
+              <w:right w:val="nil"/>
+            </w:tcBorders>
+            <w:tcMar>
+              <w:top w:w="100" w:type="dxa"/>
+              <w:left w:w="100" w:type="dxa"/>
+              <w:bottom w:w="100" w:type="dxa"/>
+              <w:right w:w="100" w:type="dxa"/>
+            </w:tcMar>
+          </w:tcPr>
+          <w:p>
+            <w:r>
+              <w:rPr>
+                <w:color w:val="000000"/>
+                <w:sz w:val="20"/>
+                <w:szCs w:val="20"/>
+              </w:rPr>
+              <w:t>WATCHTVbedtime7D01</w:t>
+            </w:r>
+          </w:p>
+        </w:tc>
+        <w:tc>
+          <w:tcPr>
+            <w:tcW w:w="6570" w:type="dxa"/>
+            <w:tcBorders>
+              <w:top w:val="single" w:sz="5" w:space="0" w:color="44B3E1"/>
+              <w:left w:val="nil"/>
+              <w:bottom w:val="single" w:sz="5" w:space="0" w:color="44B3E1"/>
+              <w:right w:val="single" w:sz="5" w:space="0" w:color="44B3E1"/>
+            </w:tcBorders>
+            <w:tcMar>
+              <w:top w:w="100" w:type="dxa"/>
+              <w:left w:w="100" w:type="dxa"/>
+              <w:bottom w:w="100" w:type="dxa"/>
+              <w:right w:w="100" w:type="dxa"/>
+            </w:tcMar>
+          </w:tcPr>
+          <w:p>
+            <w:r>
+              <w:t>Indicador binario de utilización de TV/contenido audiovisual durante el período previo al sueño, considerando los días registrados.</w:t>
+            </w:r>
+          </w:p>
+        </w:tc>
+      </w:tr>
+      <w:tr>
+        <w:trPr>
+          <w:trHeight w:val="500"/>
+        </w:trPr>
+        <w:tc>
+          <w:tcPr>
+            <w:tcW w:w="2790" w:type="dxa"/>
+            <w:tcBorders>
+              <w:top w:val="single" w:sz="5" w:space="0" w:color="44B3E1"/>
+              <w:left w:val="single" w:sz="5" w:space="0" w:color="44B3E1"/>
+              <w:bottom w:val="single" w:sz="5" w:space="0" w:color="44B3E1"/>
+              <w:right w:val="nil"/>
+            </w:tcBorders>
+            <w:shd w:val="clear" w:color="auto" w:fill="C0E6F5"/>
+            <w:tcMar>
+              <w:top w:w="100" w:type="dxa"/>
+              <w:left w:w="100" w:type="dxa"/>
+              <w:bottom w:w="100" w:type="dxa"/>
+              <w:right w:w="100" w:type="dxa"/>
+            </w:tcMar>
+          </w:tcPr>
+          <w:p>
+            <w:r>
+              <w:rPr>
+                <w:color w:val="000000"/>
+                <w:sz w:val="20"/>
+                <w:szCs w:val="20"/>
+              </w:rPr>
+              <w:t>COMPUbedtime1D01</w:t>
+            </w:r>
+          </w:p>
+        </w:tc>
+        <w:tc>
+          <w:tcPr>
+            <w:tcW w:w="6570" w:type="dxa"/>
+            <w:tcBorders>
+              <w:top w:val="single" w:sz="5" w:space="0" w:color="44B3E1"/>
+              <w:left w:val="nil"/>
+              <w:bottom w:val="single" w:sz="5" w:space="0" w:color="44B3E1"/>
+              <w:right w:val="single" w:sz="5" w:space="0" w:color="44B3E1"/>
+            </w:tcBorders>
+            <w:shd w:val="clear" w:color="auto" w:fill="C0E6F5"/>
+            <w:tcMar>
+              <w:top w:w="100" w:type="dxa"/>
+              <w:left w:w="100" w:type="dxa"/>
+              <w:bottom w:w="100" w:type="dxa"/>
+              <w:right w:w="100" w:type="dxa"/>
+            </w:tcMar>
+          </w:tcPr>
+          <w:p>
+            <w:r>
+              <w:t>Indicador binario de uso de computadora cerca de la hora de dormir.</w:t>
+            </w:r>
+          </w:p>
+        </w:tc>
+      </w:tr>
+      <w:tr>
+        <w:trPr>
+          <w:trHeight w:val="500"/>
+        </w:trPr>
+        <w:tc>
+          <w:tcPr>
+            <w:tcW w:w="2790" w:type="dxa"/>
+            <w:tcBorders>
+              <w:top w:val="single" w:sz="5" w:space="0" w:color="44B3E1"/>
+              <w:left w:val="single" w:sz="5" w:space="0" w:color="44B3E1"/>
+              <w:bottom w:val="single" w:sz="5" w:space="0" w:color="44B3E1"/>
+              <w:right w:val="nil"/>
+            </w:tcBorders>
+            <w:tcMar>
+              <w:top w:w="100" w:type="dxa"/>
+              <w:left w:w="100" w:type="dxa"/>
+              <w:bottom w:w="100" w:type="dxa"/>
+              <w:right w:w="100" w:type="dxa"/>
+            </w:tcMar>
+          </w:tcPr>
+          <w:p>
+            <w:r>
+              <w:rPr>
+                <w:color w:val="000000"/>
+                <w:sz w:val="20"/>
+                <w:szCs w:val="20"/>
+              </w:rPr>
+              <w:t>COMPUbedtime2D01</w:t>
+            </w:r>
+          </w:p>
+        </w:tc>
+        <w:tc>
+          <w:tcPr>
+            <w:tcW w:w="6570" w:type="dxa"/>
+            <w:tcBorders>
+              <w:top w:val="single" w:sz="5" w:space="0" w:color="44B3E1"/>
+              <w:left w:val="nil"/>
+              <w:bottom w:val="single" w:sz="5" w:space="0" w:color="44B3E1"/>
+              <w:right w:val="single" w:sz="5" w:space="0" w:color="44B3E1"/>
+            </w:tcBorders>
+            <w:tcMar>
+              <w:top w:w="100" w:type="dxa"/>
+              <w:left w:w="100" w:type="dxa"/>
+              <w:bottom w:w="100" w:type="dxa"/>
+              <w:right w:w="100" w:type="dxa"/>
+            </w:tcMar>
+          </w:tcPr>
+          <w:p>
+            <w:r>
+              <w:t>Segundo indicador binario relacionado con el uso de computadora cerca de la hora de dormir.</w:t>
+            </w:r>
+          </w:p>
+        </w:tc>
+      </w:tr>
+      <w:tr>
+        <w:trPr>
+          <w:trHeight w:val="500"/>
+        </w:trPr>
+        <w:tc>
+          <w:tcPr>
+            <w:tcW w:w="2790" w:type="dxa"/>
+            <w:tcBorders>
+              <w:top w:val="single" w:sz="5" w:space="0" w:color="44B3E1"/>
+              <w:left w:val="single" w:sz="5" w:space="0" w:color="44B3E1"/>
+              <w:bottom w:val="single" w:sz="5" w:space="0" w:color="44B3E1"/>
+              <w:right w:val="nil"/>
+            </w:tcBorders>
+            <w:shd w:val="clear" w:color="auto" w:fill="C0E6F5"/>
+            <w:tcMar>
+              <w:top w:w="100" w:type="dxa"/>
+              <w:left w:w="100" w:type="dxa"/>
+              <w:bottom w:w="100" w:type="dxa"/>
+              <w:right w:w="100" w:type="dxa"/>
+            </w:tcMar>
+          </w:tcPr>
+          <w:p>
+            <w:r>
+              <w:rPr>
+                <w:color w:val="000000"/>
+                <w:sz w:val="20"/>
+                <w:szCs w:val="20"/>
+              </w:rPr>
+              <w:t>WAZ</w:t>
+            </w:r>
+          </w:p>
+        </w:tc>
+        <w:tc>
+          <w:tcPr>
+            <w:tcW w:w="6570" w:type="dxa"/>
+            <w:tcBorders>
+              <w:top w:val="single" w:sz="5" w:space="0" w:color="44B3E1"/>
+              <w:left w:val="nil"/>
+              <w:bottom w:val="single" w:sz="5" w:space="0" w:color="44B3E1"/>
+              <w:right w:val="single" w:sz="5" w:space="0" w:color="44B3E1"/>
+            </w:tcBorders>
+            <w:shd w:val="clear" w:color="auto" w:fill="C0E6F5"/>
+            <w:tcMar>
+              <w:top w:w="100" w:type="dxa"/>
+              <w:left w:w="100" w:type="dxa"/>
+              <w:bottom w:w="100" w:type="dxa"/>
+              <w:right w:w="100" w:type="dxa"/>
+            </w:tcMar>
+          </w:tcPr>
+          <w:p>
+            <w:r>
+              <w:t>Puntaje Z de peso para la edad (</w:t>
+            </w:r>
             <w:proofErr w:type="spellStart"/>
             <w:r>
-              <w:rPr>
-                <w:color w:val="000000"/>
-                <w:sz w:val="20"/>
-                <w:szCs w:val="20"/>
-              </w:rPr>
-              <w:t>tpovideojuegoshstrimmed</w:t>
+              <w:t>Weight-for-Age</w:t>
             </w:r>
             <w:proofErr w:type="spellEnd"/>
-          </w:p>
-        </w:tc>
-        <w:tc>
-          <w:tcPr>
-            <w:tcW w:w="6570" w:type="dxa"/>
-            <w:tcBorders>
-              <w:top w:val="single" w:sz="5" w:space="0" w:color="44B3E1"/>
-              <w:left w:val="nil"/>
-              <w:bottom w:val="single" w:sz="5" w:space="0" w:color="44B3E1"/>
-              <w:right w:val="single" w:sz="5" w:space="0" w:color="44B3E1"/>
-            </w:tcBorders>
-            <w:tcMar>
-              <w:top w:w="100" w:type="dxa"/>
-              <w:left w:w="100" w:type="dxa"/>
-              <w:bottom w:w="100" w:type="dxa"/>
-              <w:right w:w="100" w:type="dxa"/>
-            </w:tcMar>
-          </w:tcPr>
-          <w:p>
-            <w:r>
-              <w:t>Tiempo de videojuegos después del tratamiento de valores extremos.</w:t>
-            </w:r>
-          </w:p>
-        </w:tc>
-      </w:tr>
-      <w:tr>
-        <w:trPr>
-          <w:trHeight w:val="500"/>
-        </w:trPr>
-        <w:tc>
-          <w:tcPr>
-            <w:tcW w:w="2790" w:type="dxa"/>
-            <w:tcBorders>
-              <w:top w:val="single" w:sz="5" w:space="0" w:color="44B3E1"/>
-              <w:left w:val="single" w:sz="5" w:space="0" w:color="44B3E1"/>
-              <w:bottom w:val="single" w:sz="5" w:space="0" w:color="44B3E1"/>
-              <w:right w:val="nil"/>
-            </w:tcBorders>
-            <w:shd w:val="clear" w:color="auto" w:fill="C0E6F5"/>
-            <w:tcMar>
-              <w:top w:w="100" w:type="dxa"/>
-              <w:left w:w="100" w:type="dxa"/>
-              <w:bottom w:w="100" w:type="dxa"/>
-              <w:right w:w="100" w:type="dxa"/>
-            </w:tcMar>
-          </w:tcPr>
-          <w:p>
+            <w:r>
+              <w:t xml:space="preserve"> Z-score).</w:t>
+            </w:r>
+          </w:p>
+        </w:tc>
+      </w:tr>
+      <w:tr>
+        <w:trPr>
+          <w:trHeight w:val="500"/>
+        </w:trPr>
+        <w:tc>
+          <w:tcPr>
+            <w:tcW w:w="2790" w:type="dxa"/>
+            <w:tcBorders>
+              <w:top w:val="single" w:sz="5" w:space="0" w:color="44B3E1"/>
+              <w:left w:val="single" w:sz="5" w:space="0" w:color="44B3E1"/>
+              <w:bottom w:val="single" w:sz="5" w:space="0" w:color="44B3E1"/>
+              <w:right w:val="nil"/>
+            </w:tcBorders>
+            <w:tcMar>
+              <w:top w:w="100" w:type="dxa"/>
+              <w:left w:w="100" w:type="dxa"/>
+              <w:bottom w:w="100" w:type="dxa"/>
+              <w:right w:w="100" w:type="dxa"/>
+            </w:tcMar>
+          </w:tcPr>
+          <w:p>
+            <w:r>
+              <w:rPr>
+                <w:color w:val="000000"/>
+                <w:sz w:val="20"/>
+                <w:szCs w:val="20"/>
+              </w:rPr>
+              <w:t>HAZ</w:t>
+            </w:r>
+          </w:p>
+        </w:tc>
+        <w:tc>
+          <w:tcPr>
+            <w:tcW w:w="6570" w:type="dxa"/>
+            <w:tcBorders>
+              <w:top w:val="single" w:sz="5" w:space="0" w:color="44B3E1"/>
+              <w:left w:val="nil"/>
+              <w:bottom w:val="single" w:sz="5" w:space="0" w:color="44B3E1"/>
+              <w:right w:val="single" w:sz="5" w:space="0" w:color="44B3E1"/>
+            </w:tcBorders>
+            <w:tcMar>
+              <w:top w:w="100" w:type="dxa"/>
+              <w:left w:w="100" w:type="dxa"/>
+              <w:bottom w:w="100" w:type="dxa"/>
+              <w:right w:w="100" w:type="dxa"/>
+            </w:tcMar>
+          </w:tcPr>
+          <w:p>
+            <w:r>
+              <w:t>Puntaje Z de talla/altura para la edad (</w:t>
+            </w:r>
             <w:proofErr w:type="spellStart"/>
             <w:r>
-              <w:rPr>
-                <w:color w:val="000000"/>
-                <w:sz w:val="20"/>
-                <w:szCs w:val="20"/>
-              </w:rPr>
-              <w:t>tpojuegotabletcelhstrimmed</w:t>
+              <w:t>Height-for-Age</w:t>
             </w:r>
             <w:proofErr w:type="spellEnd"/>
-          </w:p>
-        </w:tc>
-        <w:tc>
-          <w:tcPr>
-            <w:tcW w:w="6570" w:type="dxa"/>
-            <w:tcBorders>
-              <w:top w:val="single" w:sz="5" w:space="0" w:color="44B3E1"/>
-              <w:left w:val="nil"/>
-              <w:bottom w:val="single" w:sz="5" w:space="0" w:color="44B3E1"/>
-              <w:right w:val="single" w:sz="5" w:space="0" w:color="44B3E1"/>
-            </w:tcBorders>
-            <w:shd w:val="clear" w:color="auto" w:fill="C0E6F5"/>
-            <w:tcMar>
-              <w:top w:w="100" w:type="dxa"/>
-              <w:left w:w="100" w:type="dxa"/>
-              <w:bottom w:w="100" w:type="dxa"/>
-              <w:right w:w="100" w:type="dxa"/>
-            </w:tcMar>
-          </w:tcPr>
-          <w:p>
-            <w:r>
-              <w:t xml:space="preserve">Tiempo de juegos en </w:t>
+            <w:r>
+              <w:t xml:space="preserve"> Z-score).</w:t>
+            </w:r>
+          </w:p>
+        </w:tc>
+      </w:tr>
+      <w:tr>
+        <w:trPr>
+          <w:trHeight w:val="500"/>
+        </w:trPr>
+        <w:tc>
+          <w:tcPr>
+            <w:tcW w:w="2790" w:type="dxa"/>
+            <w:tcBorders>
+              <w:top w:val="single" w:sz="5" w:space="0" w:color="44B3E1"/>
+              <w:left w:val="single" w:sz="5" w:space="0" w:color="44B3E1"/>
+              <w:bottom w:val="single" w:sz="5" w:space="0" w:color="44B3E1"/>
+              <w:right w:val="nil"/>
+            </w:tcBorders>
+            <w:shd w:val="clear" w:color="auto" w:fill="C0E6F5"/>
+            <w:tcMar>
+              <w:top w:w="100" w:type="dxa"/>
+              <w:left w:w="100" w:type="dxa"/>
+              <w:bottom w:w="100" w:type="dxa"/>
+              <w:right w:w="100" w:type="dxa"/>
+            </w:tcMar>
+          </w:tcPr>
+          <w:p>
+            <w:r>
+              <w:rPr>
+                <w:color w:val="000000"/>
+                <w:sz w:val="20"/>
+                <w:szCs w:val="20"/>
+              </w:rPr>
+              <w:t>BAZ</w:t>
+            </w:r>
+          </w:p>
+        </w:tc>
+        <w:tc>
+          <w:tcPr>
+            <w:tcW w:w="6570" w:type="dxa"/>
+            <w:tcBorders>
+              <w:top w:val="single" w:sz="5" w:space="0" w:color="44B3E1"/>
+              <w:left w:val="nil"/>
+              <w:bottom w:val="single" w:sz="5" w:space="0" w:color="44B3E1"/>
+              <w:right w:val="single" w:sz="5" w:space="0" w:color="44B3E1"/>
+            </w:tcBorders>
+            <w:shd w:val="clear" w:color="auto" w:fill="C0E6F5"/>
+            <w:tcMar>
+              <w:top w:w="100" w:type="dxa"/>
+              <w:left w:w="100" w:type="dxa"/>
+              <w:bottom w:w="100" w:type="dxa"/>
+              <w:right w:w="100" w:type="dxa"/>
+            </w:tcMar>
+          </w:tcPr>
+          <w:p>
+            <w:r>
+              <w:t>Puntaje Z relacionado con el IMC/masa corporal según edad (BMI-</w:t>
             </w:r>
             <w:proofErr w:type="spellStart"/>
             <w:r>
-              <w:t>tablet</w:t>
+              <w:t>for</w:t>
             </w:r>
             <w:proofErr w:type="spellEnd"/>
             <w:r>
-              <w:t>/celular después del tratamiento de valores extremos.</w:t>
-            </w:r>
-          </w:p>
-        </w:tc>
-      </w:tr>
-      <w:tr>
-        <w:trPr>
-          <w:trHeight w:val="500"/>
-        </w:trPr>
-        <w:tc>
-          <w:tcPr>
-            <w:tcW w:w="2790" w:type="dxa"/>
-            <w:tcBorders>
-              <w:top w:val="single" w:sz="5" w:space="0" w:color="44B3E1"/>
-              <w:left w:val="single" w:sz="5" w:space="0" w:color="44B3E1"/>
-              <w:bottom w:val="single" w:sz="5" w:space="0" w:color="44B3E1"/>
-              <w:right w:val="nil"/>
-            </w:tcBorders>
-            <w:tcMar>
-              <w:top w:w="100" w:type="dxa"/>
-              <w:left w:w="100" w:type="dxa"/>
-              <w:bottom w:w="100" w:type="dxa"/>
-              <w:right w:w="100" w:type="dxa"/>
-            </w:tcMar>
-          </w:tcPr>
-          <w:p>
+              <w:t>-</w:t>
+            </w:r>
             <w:proofErr w:type="spellStart"/>
             <w:r>
-              <w:rPr>
-                <w:color w:val="000000"/>
-                <w:sz w:val="20"/>
-                <w:szCs w:val="20"/>
-              </w:rPr>
-              <w:t>tporedeshstrimmed</w:t>
+              <w:t>Age</w:t>
             </w:r>
             <w:proofErr w:type="spellEnd"/>
-          </w:p>
-        </w:tc>
-        <w:tc>
-          <w:tcPr>
-            <w:tcW w:w="6570" w:type="dxa"/>
-            <w:tcBorders>
-              <w:top w:val="single" w:sz="5" w:space="0" w:color="44B3E1"/>
-              <w:left w:val="nil"/>
-              <w:bottom w:val="single" w:sz="5" w:space="0" w:color="44B3E1"/>
-              <w:right w:val="single" w:sz="5" w:space="0" w:color="44B3E1"/>
-            </w:tcBorders>
-            <w:tcMar>
-              <w:top w:w="100" w:type="dxa"/>
-              <w:left w:w="100" w:type="dxa"/>
-              <w:bottom w:w="100" w:type="dxa"/>
-              <w:right w:w="100" w:type="dxa"/>
-            </w:tcMar>
-          </w:tcPr>
-          <w:p>
-            <w:r>
-              <w:t>Tiempo de uso de redes sociales después del tratamiento de valores extremos.</w:t>
-            </w:r>
-          </w:p>
-        </w:tc>
-      </w:tr>
-      <w:tr>
-        <w:trPr>
-          <w:trHeight w:val="500"/>
-        </w:trPr>
-        <w:tc>
-          <w:tcPr>
-            <w:tcW w:w="2790" w:type="dxa"/>
-            <w:tcBorders>
-              <w:top w:val="single" w:sz="5" w:space="0" w:color="44B3E1"/>
-              <w:left w:val="single" w:sz="5" w:space="0" w:color="44B3E1"/>
-              <w:bottom w:val="single" w:sz="5" w:space="0" w:color="44B3E1"/>
-              <w:right w:val="nil"/>
-            </w:tcBorders>
-            <w:shd w:val="clear" w:color="auto" w:fill="C0E6F5"/>
+            <w:r>
+              <w:t xml:space="preserve"> Z-score).</w:t>
+            </w:r>
+          </w:p>
+        </w:tc>
+      </w:tr>
+      <w:tr>
+        <w:trPr>
+          <w:trHeight w:val="500"/>
+        </w:trPr>
+        <w:tc>
+          <w:tcPr>
+            <w:tcW w:w="2790" w:type="dxa"/>
+            <w:tcBorders>
+              <w:top w:val="single" w:sz="5" w:space="0" w:color="44B3E1"/>
+              <w:left w:val="single" w:sz="5" w:space="0" w:color="44B3E1"/>
+              <w:bottom w:val="single" w:sz="5" w:space="0" w:color="44B3E1"/>
+              <w:right w:val="nil"/>
+            </w:tcBorders>
             <w:tcMar>
               <w:top w:w="100" w:type="dxa"/>
               <w:left w:w="100" w:type="dxa"/>
@@ -6494,7 +8313,7 @@
                 <w:sz w:val="20"/>
                 <w:szCs w:val="20"/>
               </w:rPr>
-              <w:t>tpotvonlinehstrimeed</w:t>
+              <w:t>BMIzscoreCAT</w:t>
             </w:r>
             <w:proofErr w:type="spellEnd"/>
           </w:p>
@@ -6508,17 +8327,72 @@
               <w:bottom w:val="single" w:sz="5" w:space="0" w:color="44B3E1"/>
               <w:right w:val="single" w:sz="5" w:space="0" w:color="44B3E1"/>
             </w:tcBorders>
-            <w:shd w:val="clear" w:color="auto" w:fill="C0E6F5"/>
-            <w:tcMar>
-              <w:top w:w="100" w:type="dxa"/>
-              <w:left w:w="100" w:type="dxa"/>
-              <w:bottom w:w="100" w:type="dxa"/>
-              <w:right w:w="100" w:type="dxa"/>
-            </w:tcMar>
-          </w:tcPr>
-          <w:p>
-            <w:r>
-              <w:t>Tiempo de TV/contenido online después del tratamiento de valores extremos.</w:t>
+            <w:tcMar>
+              <w:top w:w="100" w:type="dxa"/>
+              <w:left w:w="100" w:type="dxa"/>
+              <w:bottom w:w="100" w:type="dxa"/>
+              <w:right w:w="100" w:type="dxa"/>
+            </w:tcMar>
+          </w:tcPr>
+          <w:p>
+            <w:r>
+              <w:t>Categoría derivada del puntaje Z del IMC.</w:t>
+            </w:r>
+          </w:p>
+        </w:tc>
+      </w:tr>
+      <w:tr>
+        <w:trPr>
+          <w:trHeight w:val="500"/>
+        </w:trPr>
+        <w:tc>
+          <w:tcPr>
+            <w:tcW w:w="2790" w:type="dxa"/>
+            <w:tcBorders>
+              <w:top w:val="single" w:sz="5" w:space="0" w:color="44B3E1"/>
+              <w:left w:val="single" w:sz="5" w:space="0" w:color="44B3E1"/>
+              <w:bottom w:val="single" w:sz="5" w:space="0" w:color="44B3E1"/>
+              <w:right w:val="nil"/>
+            </w:tcBorders>
+            <w:shd w:val="clear" w:color="auto" w:fill="C0E6F5"/>
+            <w:tcMar>
+              <w:top w:w="100" w:type="dxa"/>
+              <w:left w:w="100" w:type="dxa"/>
+              <w:bottom w:w="100" w:type="dxa"/>
+              <w:right w:w="100" w:type="dxa"/>
+            </w:tcMar>
+          </w:tcPr>
+          <w:p>
+            <w:r>
+              <w:rPr>
+                <w:color w:val="000000"/>
+                <w:sz w:val="20"/>
+                <w:szCs w:val="20"/>
+              </w:rPr>
+              <w:t>lengua</w:t>
+            </w:r>
+          </w:p>
+        </w:tc>
+        <w:tc>
+          <w:tcPr>
+            <w:tcW w:w="6570" w:type="dxa"/>
+            <w:tcBorders>
+              <w:top w:val="single" w:sz="5" w:space="0" w:color="44B3E1"/>
+              <w:left w:val="nil"/>
+              <w:bottom w:val="single" w:sz="5" w:space="0" w:color="44B3E1"/>
+              <w:right w:val="single" w:sz="5" w:space="0" w:color="44B3E1"/>
+            </w:tcBorders>
+            <w:shd w:val="clear" w:color="auto" w:fill="C0E6F5"/>
+            <w:tcMar>
+              <w:top w:w="100" w:type="dxa"/>
+              <w:left w:w="100" w:type="dxa"/>
+              <w:bottom w:w="100" w:type="dxa"/>
+              <w:right w:w="100" w:type="dxa"/>
+            </w:tcMar>
+          </w:tcPr>
+          <w:p>
+            <w:r>
+              <w:t>Calificación obtenida en la asignatura Lengua.</w:t>
             </w:r>
           </w:p>
         </w:tc>
@@ -6551,7 +8425,7 @@
                 <w:sz w:val="20"/>
                 <w:szCs w:val="20"/>
               </w:rPr>
-              <w:t>tpootrashstrimed</w:t>
+              <w:t>matematica</w:t>
             </w:r>
             <w:proofErr w:type="spellEnd"/>
           </w:p>
@@ -6574,1675 +8448,41 @@
           </w:tcPr>
           <w:p>
             <w:r>
-              <w:t xml:space="preserve">Tiempo de otras actividades frente a pantallas después del tratamiento </w:t>
-            </w:r>
-            <w:r>
+              <w:t>Calificación obtenida en la asignatura Matemática.</w:t>
+            </w:r>
+          </w:p>
+        </w:tc>
+      </w:tr>
+      <w:tr>
+        <w:trPr>
+          <w:trHeight w:val="500"/>
+        </w:trPr>
+        <w:tc>
+          <w:tcPr>
+            <w:tcW w:w="2790" w:type="dxa"/>
+            <w:tcBorders>
+              <w:top w:val="single" w:sz="5" w:space="0" w:color="44B3E1"/>
+              <w:left w:val="single" w:sz="5" w:space="0" w:color="44B3E1"/>
+              <w:bottom w:val="single" w:sz="5" w:space="0" w:color="44B3E1"/>
+              <w:right w:val="nil"/>
+            </w:tcBorders>
+            <w:shd w:val="clear" w:color="auto" w:fill="C0E6F5"/>
+            <w:tcMar>
+              <w:top w:w="100" w:type="dxa"/>
+              <w:left w:w="100" w:type="dxa"/>
+              <w:bottom w:w="100" w:type="dxa"/>
+              <w:right w:w="100" w:type="dxa"/>
+            </w:tcMar>
+          </w:tcPr>
+          <w:p>
+            <w:proofErr w:type="spellStart"/>
+            <w:r>
+              <w:rPr>
+                <w:color w:val="000000"/>
+                <w:sz w:val="20"/>
+                <w:szCs w:val="20"/>
+              </w:rPr>
               <w:lastRenderedPageBreak/>
-              <w:t>de valores extremos.</w:t>
-            </w:r>
-          </w:p>
-        </w:tc>
-      </w:tr>
-      <w:tr>
-        <w:trPr>
-          <w:trHeight w:val="500"/>
-        </w:trPr>
-        <w:tc>
-          <w:tcPr>
-            <w:tcW w:w="2790" w:type="dxa"/>
-            <w:tcBorders>
-              <w:top w:val="single" w:sz="5" w:space="0" w:color="44B3E1"/>
-              <w:left w:val="single" w:sz="5" w:space="0" w:color="44B3E1"/>
-              <w:bottom w:val="single" w:sz="5" w:space="0" w:color="44B3E1"/>
-              <w:right w:val="nil"/>
-            </w:tcBorders>
-            <w:shd w:val="clear" w:color="auto" w:fill="C0E6F5"/>
-            <w:tcMar>
-              <w:top w:w="100" w:type="dxa"/>
-              <w:left w:w="100" w:type="dxa"/>
-              <w:bottom w:w="100" w:type="dxa"/>
-              <w:right w:w="100" w:type="dxa"/>
-            </w:tcMar>
-          </w:tcPr>
-          <w:p>
-            <w:proofErr w:type="spellStart"/>
-            <w:r>
-              <w:rPr>
-                <w:color w:val="000000"/>
-                <w:sz w:val="20"/>
-                <w:szCs w:val="20"/>
-              </w:rPr>
-              <w:lastRenderedPageBreak/>
-              <w:t>tpovideojuegoshstrimmedCAT</w:t>
-            </w:r>
-            <w:proofErr w:type="spellEnd"/>
-          </w:p>
-        </w:tc>
-        <w:tc>
-          <w:tcPr>
-            <w:tcW w:w="6570" w:type="dxa"/>
-            <w:tcBorders>
-              <w:top w:val="single" w:sz="5" w:space="0" w:color="44B3E1"/>
-              <w:left w:val="nil"/>
-              <w:bottom w:val="single" w:sz="5" w:space="0" w:color="44B3E1"/>
-              <w:right w:val="single" w:sz="5" w:space="0" w:color="44B3E1"/>
-            </w:tcBorders>
-            <w:shd w:val="clear" w:color="auto" w:fill="C0E6F5"/>
-            <w:tcMar>
-              <w:top w:w="100" w:type="dxa"/>
-              <w:left w:w="100" w:type="dxa"/>
-              <w:bottom w:w="100" w:type="dxa"/>
-              <w:right w:w="100" w:type="dxa"/>
-            </w:tcMar>
-          </w:tcPr>
-          <w:p>
-            <w:r>
-              <w:t>Tiempo de videojuegos tratado y posteriormente convertido en categorías.</w:t>
-            </w:r>
-          </w:p>
-        </w:tc>
-      </w:tr>
-      <w:tr>
-        <w:trPr>
-          <w:trHeight w:val="500"/>
-        </w:trPr>
-        <w:tc>
-          <w:tcPr>
-            <w:tcW w:w="2790" w:type="dxa"/>
-            <w:tcBorders>
-              <w:top w:val="single" w:sz="5" w:space="0" w:color="44B3E1"/>
-              <w:left w:val="single" w:sz="5" w:space="0" w:color="44B3E1"/>
-              <w:bottom w:val="single" w:sz="5" w:space="0" w:color="44B3E1"/>
-              <w:right w:val="nil"/>
-            </w:tcBorders>
-            <w:tcMar>
-              <w:top w:w="100" w:type="dxa"/>
-              <w:left w:w="100" w:type="dxa"/>
-              <w:bottom w:w="100" w:type="dxa"/>
-              <w:right w:w="100" w:type="dxa"/>
-            </w:tcMar>
-          </w:tcPr>
-          <w:p>
-            <w:proofErr w:type="spellStart"/>
-            <w:r>
-              <w:rPr>
-                <w:color w:val="000000"/>
-                <w:sz w:val="20"/>
-                <w:szCs w:val="20"/>
-              </w:rPr>
-              <w:t>tpojuegotabletcelhstrimmedCAT</w:t>
-            </w:r>
-            <w:proofErr w:type="spellEnd"/>
-          </w:p>
-        </w:tc>
-        <w:tc>
-          <w:tcPr>
-            <w:tcW w:w="6570" w:type="dxa"/>
-            <w:tcBorders>
-              <w:top w:val="single" w:sz="5" w:space="0" w:color="44B3E1"/>
-              <w:left w:val="nil"/>
-              <w:bottom w:val="single" w:sz="5" w:space="0" w:color="44B3E1"/>
-              <w:right w:val="single" w:sz="5" w:space="0" w:color="44B3E1"/>
-            </w:tcBorders>
-            <w:tcMar>
-              <w:top w:w="100" w:type="dxa"/>
-              <w:left w:w="100" w:type="dxa"/>
-              <w:bottom w:w="100" w:type="dxa"/>
-              <w:right w:w="100" w:type="dxa"/>
-            </w:tcMar>
-          </w:tcPr>
-          <w:p>
-            <w:r>
-              <w:t xml:space="preserve">Tiempo de juegos en </w:t>
-            </w:r>
-            <w:proofErr w:type="spellStart"/>
-            <w:r>
-              <w:t>tablet</w:t>
-            </w:r>
-            <w:proofErr w:type="spellEnd"/>
-            <w:r>
-              <w:t>/celular tratado y convertido en categorías.</w:t>
-            </w:r>
-          </w:p>
-        </w:tc>
-      </w:tr>
-      <w:tr>
-        <w:trPr>
-          <w:trHeight w:val="500"/>
-        </w:trPr>
-        <w:tc>
-          <w:tcPr>
-            <w:tcW w:w="2790" w:type="dxa"/>
-            <w:tcBorders>
-              <w:top w:val="single" w:sz="5" w:space="0" w:color="44B3E1"/>
-              <w:left w:val="single" w:sz="5" w:space="0" w:color="44B3E1"/>
-              <w:bottom w:val="single" w:sz="5" w:space="0" w:color="44B3E1"/>
-              <w:right w:val="nil"/>
-            </w:tcBorders>
-            <w:shd w:val="clear" w:color="auto" w:fill="C0E6F5"/>
-            <w:tcMar>
-              <w:top w:w="100" w:type="dxa"/>
-              <w:left w:w="100" w:type="dxa"/>
-              <w:bottom w:w="100" w:type="dxa"/>
-              <w:right w:w="100" w:type="dxa"/>
-            </w:tcMar>
-          </w:tcPr>
-          <w:p>
-            <w:proofErr w:type="spellStart"/>
-            <w:r>
-              <w:rPr>
-                <w:color w:val="000000"/>
-                <w:sz w:val="20"/>
-                <w:szCs w:val="20"/>
-              </w:rPr>
-              <w:t>tporedeshstrimmedCAT</w:t>
-            </w:r>
-            <w:proofErr w:type="spellEnd"/>
-          </w:p>
-        </w:tc>
-        <w:tc>
-          <w:tcPr>
-            <w:tcW w:w="6570" w:type="dxa"/>
-            <w:tcBorders>
-              <w:top w:val="single" w:sz="5" w:space="0" w:color="44B3E1"/>
-              <w:left w:val="nil"/>
-              <w:bottom w:val="single" w:sz="5" w:space="0" w:color="44B3E1"/>
-              <w:right w:val="single" w:sz="5" w:space="0" w:color="44B3E1"/>
-            </w:tcBorders>
-            <w:shd w:val="clear" w:color="auto" w:fill="C0E6F5"/>
-            <w:tcMar>
-              <w:top w:w="100" w:type="dxa"/>
-              <w:left w:w="100" w:type="dxa"/>
-              <w:bottom w:w="100" w:type="dxa"/>
-              <w:right w:w="100" w:type="dxa"/>
-            </w:tcMar>
-          </w:tcPr>
-          <w:p>
-            <w:r>
-              <w:t>Tiempo de redes sociales tratado y convertido en categorías.</w:t>
-            </w:r>
-          </w:p>
-        </w:tc>
-      </w:tr>
-      <w:tr>
-        <w:trPr>
-          <w:trHeight w:val="1530"/>
-        </w:trPr>
-        <w:tc>
-          <w:tcPr>
-            <w:tcW w:w="2790" w:type="dxa"/>
-            <w:tcBorders>
-              <w:top w:val="single" w:sz="5" w:space="0" w:color="44B3E1"/>
-              <w:left w:val="single" w:sz="5" w:space="0" w:color="44B3E1"/>
-              <w:bottom w:val="single" w:sz="5" w:space="0" w:color="44B3E1"/>
-              <w:right w:val="nil"/>
-            </w:tcBorders>
-            <w:tcMar>
-              <w:top w:w="100" w:type="dxa"/>
-              <w:left w:w="100" w:type="dxa"/>
-              <w:bottom w:w="100" w:type="dxa"/>
-              <w:right w:w="100" w:type="dxa"/>
-            </w:tcMar>
-          </w:tcPr>
-          <w:p>
-            <w:proofErr w:type="spellStart"/>
-            <w:r>
-              <w:rPr>
-                <w:color w:val="000000"/>
-                <w:sz w:val="20"/>
-                <w:szCs w:val="20"/>
-              </w:rPr>
-              <w:t>tpotvonlinehstrimeedCAT</w:t>
-            </w:r>
-            <w:proofErr w:type="spellEnd"/>
-          </w:p>
-        </w:tc>
-        <w:tc>
-          <w:tcPr>
-            <w:tcW w:w="6570" w:type="dxa"/>
-            <w:tcBorders>
-              <w:top w:val="single" w:sz="5" w:space="0" w:color="44B3E1"/>
-              <w:left w:val="nil"/>
-              <w:bottom w:val="single" w:sz="5" w:space="0" w:color="44B3E1"/>
-              <w:right w:val="single" w:sz="5" w:space="0" w:color="44B3E1"/>
-            </w:tcBorders>
-            <w:tcMar>
-              <w:top w:w="100" w:type="dxa"/>
-              <w:left w:w="100" w:type="dxa"/>
-              <w:bottom w:w="100" w:type="dxa"/>
-              <w:right w:w="100" w:type="dxa"/>
-            </w:tcMar>
-          </w:tcPr>
-          <w:p>
-            <w:r>
-              <w:t>Tiempo de TV/contenido online tratado y convertido en categorías.</w:t>
-            </w:r>
-          </w:p>
-        </w:tc>
-      </w:tr>
-      <w:tr>
-        <w:trPr>
-          <w:trHeight w:val="500"/>
-        </w:trPr>
-        <w:tc>
-          <w:tcPr>
-            <w:tcW w:w="2790" w:type="dxa"/>
-            <w:tcBorders>
-              <w:top w:val="single" w:sz="5" w:space="0" w:color="44B3E1"/>
-              <w:left w:val="single" w:sz="5" w:space="0" w:color="44B3E1"/>
-              <w:bottom w:val="single" w:sz="5" w:space="0" w:color="44B3E1"/>
-              <w:right w:val="nil"/>
-            </w:tcBorders>
-            <w:shd w:val="clear" w:color="auto" w:fill="C0E6F5"/>
-            <w:tcMar>
-              <w:top w:w="100" w:type="dxa"/>
-              <w:left w:w="100" w:type="dxa"/>
-              <w:bottom w:w="100" w:type="dxa"/>
-              <w:right w:w="100" w:type="dxa"/>
-            </w:tcMar>
-          </w:tcPr>
-          <w:p>
-            <w:proofErr w:type="spellStart"/>
-            <w:r>
-              <w:rPr>
-                <w:color w:val="000000"/>
-                <w:sz w:val="20"/>
-                <w:szCs w:val="20"/>
-              </w:rPr>
-              <w:t>tpootrashstrimedCAT</w:t>
-            </w:r>
-            <w:proofErr w:type="spellEnd"/>
-          </w:p>
-        </w:tc>
-        <w:tc>
-          <w:tcPr>
-            <w:tcW w:w="6570" w:type="dxa"/>
-            <w:tcBorders>
-              <w:top w:val="single" w:sz="5" w:space="0" w:color="44B3E1"/>
-              <w:left w:val="nil"/>
-              <w:bottom w:val="single" w:sz="5" w:space="0" w:color="44B3E1"/>
-              <w:right w:val="single" w:sz="5" w:space="0" w:color="44B3E1"/>
-            </w:tcBorders>
-            <w:shd w:val="clear" w:color="auto" w:fill="C0E6F5"/>
-            <w:tcMar>
-              <w:top w:w="100" w:type="dxa"/>
-              <w:left w:w="100" w:type="dxa"/>
-              <w:bottom w:w="100" w:type="dxa"/>
-              <w:right w:w="100" w:type="dxa"/>
-            </w:tcMar>
-          </w:tcPr>
-          <w:p>
-            <w:r>
-              <w:t>Tiempo de otras actividades frente a pantallas tratado y convertido en categorías.</w:t>
-            </w:r>
-          </w:p>
-        </w:tc>
-      </w:tr>
-      <w:tr>
-        <w:trPr>
-          <w:trHeight w:val="500"/>
-        </w:trPr>
-        <w:tc>
-          <w:tcPr>
-            <w:tcW w:w="2790" w:type="dxa"/>
-            <w:tcBorders>
-              <w:top w:val="single" w:sz="5" w:space="0" w:color="44B3E1"/>
-              <w:left w:val="single" w:sz="5" w:space="0" w:color="44B3E1"/>
-              <w:bottom w:val="single" w:sz="5" w:space="0" w:color="44B3E1"/>
-              <w:right w:val="nil"/>
-            </w:tcBorders>
-            <w:tcMar>
-              <w:top w:w="100" w:type="dxa"/>
-              <w:left w:w="100" w:type="dxa"/>
-              <w:bottom w:w="100" w:type="dxa"/>
-              <w:right w:w="100" w:type="dxa"/>
-            </w:tcMar>
-          </w:tcPr>
-          <w:p>
-            <w:proofErr w:type="spellStart"/>
-            <w:r>
-              <w:rPr>
-                <w:color w:val="000000"/>
-                <w:sz w:val="20"/>
-                <w:szCs w:val="20"/>
-              </w:rPr>
-              <w:t>tpovideojuegosPORC</w:t>
-            </w:r>
-            <w:proofErr w:type="spellEnd"/>
-          </w:p>
-        </w:tc>
-        <w:tc>
-          <w:tcPr>
-            <w:tcW w:w="6570" w:type="dxa"/>
-            <w:tcBorders>
-              <w:top w:val="single" w:sz="5" w:space="0" w:color="44B3E1"/>
-              <w:left w:val="nil"/>
-              <w:bottom w:val="single" w:sz="5" w:space="0" w:color="44B3E1"/>
-              <w:right w:val="single" w:sz="5" w:space="0" w:color="44B3E1"/>
-            </w:tcBorders>
-            <w:tcMar>
-              <w:top w:w="100" w:type="dxa"/>
-              <w:left w:w="100" w:type="dxa"/>
-              <w:bottom w:w="100" w:type="dxa"/>
-              <w:right w:w="100" w:type="dxa"/>
-            </w:tcMar>
-          </w:tcPr>
-          <w:p>
-            <w:r>
-              <w:t>Porcentaje del tiempo total de pantalla dedicado a videojuegos.</w:t>
-            </w:r>
-          </w:p>
-        </w:tc>
-      </w:tr>
-      <w:tr>
-        <w:trPr>
-          <w:trHeight w:val="500"/>
-        </w:trPr>
-        <w:tc>
-          <w:tcPr>
-            <w:tcW w:w="2790" w:type="dxa"/>
-            <w:tcBorders>
-              <w:top w:val="single" w:sz="5" w:space="0" w:color="44B3E1"/>
-              <w:left w:val="single" w:sz="5" w:space="0" w:color="44B3E1"/>
-              <w:bottom w:val="single" w:sz="5" w:space="0" w:color="44B3E1"/>
-              <w:right w:val="nil"/>
-            </w:tcBorders>
-            <w:shd w:val="clear" w:color="auto" w:fill="C0E6F5"/>
-            <w:tcMar>
-              <w:top w:w="100" w:type="dxa"/>
-              <w:left w:w="100" w:type="dxa"/>
-              <w:bottom w:w="100" w:type="dxa"/>
-              <w:right w:w="100" w:type="dxa"/>
-            </w:tcMar>
-          </w:tcPr>
-          <w:p>
-            <w:proofErr w:type="spellStart"/>
-            <w:r>
-              <w:rPr>
-                <w:color w:val="000000"/>
-                <w:sz w:val="20"/>
-                <w:szCs w:val="20"/>
-              </w:rPr>
-              <w:t>tpotabletPORC</w:t>
-            </w:r>
-            <w:proofErr w:type="spellEnd"/>
-          </w:p>
-        </w:tc>
-        <w:tc>
-          <w:tcPr>
-            <w:tcW w:w="6570" w:type="dxa"/>
-            <w:tcBorders>
-              <w:top w:val="single" w:sz="5" w:space="0" w:color="44B3E1"/>
-              <w:left w:val="nil"/>
-              <w:bottom w:val="single" w:sz="5" w:space="0" w:color="44B3E1"/>
-              <w:right w:val="single" w:sz="5" w:space="0" w:color="44B3E1"/>
-            </w:tcBorders>
-            <w:shd w:val="clear" w:color="auto" w:fill="C0E6F5"/>
-            <w:tcMar>
-              <w:top w:w="100" w:type="dxa"/>
-              <w:left w:w="100" w:type="dxa"/>
-              <w:bottom w:w="100" w:type="dxa"/>
-              <w:right w:w="100" w:type="dxa"/>
-            </w:tcMar>
-          </w:tcPr>
-          <w:p>
-            <w:r>
-              <w:t xml:space="preserve">Porcentaje del tiempo total de pantalla dedicado a juegos en </w:t>
-            </w:r>
-            <w:proofErr w:type="spellStart"/>
-            <w:r>
-              <w:t>tablet</w:t>
-            </w:r>
-            <w:proofErr w:type="spellEnd"/>
-            <w:r>
-              <w:t>/teléfono celular.</w:t>
-            </w:r>
-          </w:p>
-        </w:tc>
-      </w:tr>
-      <w:tr>
-        <w:trPr>
-          <w:trHeight w:val="500"/>
-        </w:trPr>
-        <w:tc>
-          <w:tcPr>
-            <w:tcW w:w="2790" w:type="dxa"/>
-            <w:tcBorders>
-              <w:top w:val="single" w:sz="5" w:space="0" w:color="44B3E1"/>
-              <w:left w:val="single" w:sz="5" w:space="0" w:color="44B3E1"/>
-              <w:bottom w:val="single" w:sz="5" w:space="0" w:color="44B3E1"/>
-              <w:right w:val="nil"/>
-            </w:tcBorders>
-            <w:tcMar>
-              <w:top w:w="100" w:type="dxa"/>
-              <w:left w:w="100" w:type="dxa"/>
-              <w:bottom w:w="100" w:type="dxa"/>
-              <w:right w:w="100" w:type="dxa"/>
-            </w:tcMar>
-          </w:tcPr>
-          <w:p>
-            <w:proofErr w:type="spellStart"/>
-            <w:r>
-              <w:rPr>
-                <w:color w:val="000000"/>
-                <w:sz w:val="20"/>
-                <w:szCs w:val="20"/>
-              </w:rPr>
-              <w:t>tporedesPORC</w:t>
-            </w:r>
-            <w:proofErr w:type="spellEnd"/>
-          </w:p>
-        </w:tc>
-        <w:tc>
-          <w:tcPr>
-            <w:tcW w:w="6570" w:type="dxa"/>
-            <w:tcBorders>
-              <w:top w:val="single" w:sz="5" w:space="0" w:color="44B3E1"/>
-              <w:left w:val="nil"/>
-              <w:bottom w:val="single" w:sz="5" w:space="0" w:color="44B3E1"/>
-              <w:right w:val="single" w:sz="5" w:space="0" w:color="44B3E1"/>
-            </w:tcBorders>
-            <w:tcMar>
-              <w:top w:w="100" w:type="dxa"/>
-              <w:left w:w="100" w:type="dxa"/>
-              <w:bottom w:w="100" w:type="dxa"/>
-              <w:right w:w="100" w:type="dxa"/>
-            </w:tcMar>
-          </w:tcPr>
-          <w:p>
-            <w:r>
-              <w:t>Porcentaje del tiempo total de pantalla dedicado a redes sociales.</w:t>
-            </w:r>
-          </w:p>
-        </w:tc>
-      </w:tr>
-      <w:tr>
-        <w:trPr>
-          <w:trHeight w:val="500"/>
-        </w:trPr>
-        <w:tc>
-          <w:tcPr>
-            <w:tcW w:w="2790" w:type="dxa"/>
-            <w:tcBorders>
-              <w:top w:val="single" w:sz="5" w:space="0" w:color="44B3E1"/>
-              <w:left w:val="single" w:sz="5" w:space="0" w:color="44B3E1"/>
-              <w:bottom w:val="single" w:sz="5" w:space="0" w:color="44B3E1"/>
-              <w:right w:val="nil"/>
-            </w:tcBorders>
-            <w:shd w:val="clear" w:color="auto" w:fill="C0E6F5"/>
-            <w:tcMar>
-              <w:top w:w="100" w:type="dxa"/>
-              <w:left w:w="100" w:type="dxa"/>
-              <w:bottom w:w="100" w:type="dxa"/>
-              <w:right w:w="100" w:type="dxa"/>
-            </w:tcMar>
-          </w:tcPr>
-          <w:p>
-            <w:proofErr w:type="spellStart"/>
-            <w:r>
-              <w:rPr>
-                <w:color w:val="000000"/>
-                <w:sz w:val="20"/>
-                <w:szCs w:val="20"/>
-              </w:rPr>
-              <w:t>tpotvonlinePORC</w:t>
-            </w:r>
-            <w:proofErr w:type="spellEnd"/>
-          </w:p>
-        </w:tc>
-        <w:tc>
-          <w:tcPr>
-            <w:tcW w:w="6570" w:type="dxa"/>
-            <w:tcBorders>
-              <w:top w:val="single" w:sz="5" w:space="0" w:color="44B3E1"/>
-              <w:left w:val="nil"/>
-              <w:bottom w:val="single" w:sz="5" w:space="0" w:color="44B3E1"/>
-              <w:right w:val="single" w:sz="5" w:space="0" w:color="44B3E1"/>
-            </w:tcBorders>
-            <w:shd w:val="clear" w:color="auto" w:fill="C0E6F5"/>
-            <w:tcMar>
-              <w:top w:w="100" w:type="dxa"/>
-              <w:left w:w="100" w:type="dxa"/>
-              <w:bottom w:w="100" w:type="dxa"/>
-              <w:right w:w="100" w:type="dxa"/>
-            </w:tcMar>
-          </w:tcPr>
-          <w:p>
-            <w:r>
-              <w:t>Porcentaje del tiempo total de pantalla dedicado a TV, streaming o contenido online.</w:t>
-            </w:r>
-          </w:p>
-        </w:tc>
-      </w:tr>
-      <w:tr>
-        <w:trPr>
-          <w:trHeight w:val="500"/>
-        </w:trPr>
-        <w:tc>
-          <w:tcPr>
-            <w:tcW w:w="2790" w:type="dxa"/>
-            <w:tcBorders>
-              <w:top w:val="single" w:sz="5" w:space="0" w:color="44B3E1"/>
-              <w:left w:val="single" w:sz="5" w:space="0" w:color="44B3E1"/>
-              <w:bottom w:val="single" w:sz="5" w:space="0" w:color="44B3E1"/>
-              <w:right w:val="nil"/>
-            </w:tcBorders>
-            <w:tcMar>
-              <w:top w:w="100" w:type="dxa"/>
-              <w:left w:w="100" w:type="dxa"/>
-              <w:bottom w:w="100" w:type="dxa"/>
-              <w:right w:w="100" w:type="dxa"/>
-            </w:tcMar>
-          </w:tcPr>
-          <w:p>
-            <w:proofErr w:type="spellStart"/>
-            <w:r>
-              <w:rPr>
-                <w:color w:val="000000"/>
-                <w:sz w:val="20"/>
-                <w:szCs w:val="20"/>
-              </w:rPr>
-              <w:t>tpootrasPORC</w:t>
-            </w:r>
-            <w:proofErr w:type="spellEnd"/>
-          </w:p>
-        </w:tc>
-        <w:tc>
-          <w:tcPr>
-            <w:tcW w:w="6570" w:type="dxa"/>
-            <w:tcBorders>
-              <w:top w:val="single" w:sz="5" w:space="0" w:color="44B3E1"/>
-              <w:left w:val="nil"/>
-              <w:bottom w:val="single" w:sz="5" w:space="0" w:color="44B3E1"/>
-              <w:right w:val="single" w:sz="5" w:space="0" w:color="44B3E1"/>
-            </w:tcBorders>
-            <w:tcMar>
-              <w:top w:w="100" w:type="dxa"/>
-              <w:left w:w="100" w:type="dxa"/>
-              <w:bottom w:w="100" w:type="dxa"/>
-              <w:right w:w="100" w:type="dxa"/>
-            </w:tcMar>
-          </w:tcPr>
-          <w:p>
-            <w:r>
-              <w:t>Porcentaje del tiempo total de pantalla correspondiente a otras actividades.</w:t>
-            </w:r>
-          </w:p>
-        </w:tc>
-      </w:tr>
-      <w:tr>
-        <w:trPr>
-          <w:trHeight w:val="500"/>
-        </w:trPr>
-        <w:tc>
-          <w:tcPr>
-            <w:tcW w:w="2790" w:type="dxa"/>
-            <w:tcBorders>
-              <w:top w:val="single" w:sz="5" w:space="0" w:color="44B3E1"/>
-              <w:left w:val="single" w:sz="5" w:space="0" w:color="44B3E1"/>
-              <w:bottom w:val="single" w:sz="5" w:space="0" w:color="44B3E1"/>
-              <w:right w:val="nil"/>
-            </w:tcBorders>
-            <w:shd w:val="clear" w:color="auto" w:fill="C0E6F5"/>
-            <w:tcMar>
-              <w:top w:w="100" w:type="dxa"/>
-              <w:left w:w="100" w:type="dxa"/>
-              <w:bottom w:w="100" w:type="dxa"/>
-              <w:right w:w="100" w:type="dxa"/>
-            </w:tcMar>
-          </w:tcPr>
-          <w:p>
-            <w:r>
-              <w:rPr>
-                <w:color w:val="000000"/>
-                <w:sz w:val="20"/>
-                <w:szCs w:val="20"/>
-              </w:rPr>
-              <w:t>tpovideojuegoshstrimmed01</w:t>
-            </w:r>
-          </w:p>
-        </w:tc>
-        <w:tc>
-          <w:tcPr>
-            <w:tcW w:w="6570" w:type="dxa"/>
-            <w:tcBorders>
-              <w:top w:val="single" w:sz="5" w:space="0" w:color="44B3E1"/>
-              <w:left w:val="nil"/>
-              <w:bottom w:val="single" w:sz="5" w:space="0" w:color="44B3E1"/>
-              <w:right w:val="single" w:sz="5" w:space="0" w:color="44B3E1"/>
-            </w:tcBorders>
-            <w:shd w:val="clear" w:color="auto" w:fill="C0E6F5"/>
-            <w:tcMar>
-              <w:top w:w="100" w:type="dxa"/>
-              <w:left w:w="100" w:type="dxa"/>
-              <w:bottom w:w="100" w:type="dxa"/>
-              <w:right w:w="100" w:type="dxa"/>
-            </w:tcMar>
-          </w:tcPr>
-          <w:p>
-            <w:r>
-              <w:t>Indicador binario de uso de videojuegos después del tratamiento de los datos.</w:t>
-            </w:r>
-          </w:p>
-        </w:tc>
-      </w:tr>
-      <w:tr>
-        <w:trPr>
-          <w:trHeight w:val="500"/>
-        </w:trPr>
-        <w:tc>
-          <w:tcPr>
-            <w:tcW w:w="2790" w:type="dxa"/>
-            <w:tcBorders>
-              <w:top w:val="single" w:sz="5" w:space="0" w:color="44B3E1"/>
-              <w:left w:val="single" w:sz="5" w:space="0" w:color="44B3E1"/>
-              <w:bottom w:val="single" w:sz="5" w:space="0" w:color="44B3E1"/>
-              <w:right w:val="nil"/>
-            </w:tcBorders>
-            <w:tcMar>
-              <w:top w:w="100" w:type="dxa"/>
-              <w:left w:w="100" w:type="dxa"/>
-              <w:bottom w:w="100" w:type="dxa"/>
-              <w:right w:w="100" w:type="dxa"/>
-            </w:tcMar>
-          </w:tcPr>
-          <w:p>
-            <w:r>
-              <w:rPr>
-                <w:color w:val="000000"/>
-                <w:sz w:val="20"/>
-                <w:szCs w:val="20"/>
-              </w:rPr>
-              <w:lastRenderedPageBreak/>
-              <w:t>tpojuegotabletcelhstrimmed01</w:t>
-            </w:r>
-          </w:p>
-        </w:tc>
-        <w:tc>
-          <w:tcPr>
-            <w:tcW w:w="6570" w:type="dxa"/>
-            <w:tcBorders>
-              <w:top w:val="single" w:sz="5" w:space="0" w:color="44B3E1"/>
-              <w:left w:val="nil"/>
-              <w:bottom w:val="single" w:sz="5" w:space="0" w:color="44B3E1"/>
-              <w:right w:val="single" w:sz="5" w:space="0" w:color="44B3E1"/>
-            </w:tcBorders>
-            <w:tcMar>
-              <w:top w:w="100" w:type="dxa"/>
-              <w:left w:w="100" w:type="dxa"/>
-              <w:bottom w:w="100" w:type="dxa"/>
-              <w:right w:w="100" w:type="dxa"/>
-            </w:tcMar>
-          </w:tcPr>
-          <w:p>
-            <w:r>
-              <w:t xml:space="preserve">Indicador binario de uso de juegos en </w:t>
-            </w:r>
-            <w:proofErr w:type="spellStart"/>
-            <w:r>
-              <w:t>tablet</w:t>
-            </w:r>
-            <w:proofErr w:type="spellEnd"/>
-            <w:r>
-              <w:t>/celular.</w:t>
-            </w:r>
-          </w:p>
-        </w:tc>
-      </w:tr>
-      <w:tr>
-        <w:trPr>
-          <w:trHeight w:val="500"/>
-        </w:trPr>
-        <w:tc>
-          <w:tcPr>
-            <w:tcW w:w="2790" w:type="dxa"/>
-            <w:tcBorders>
-              <w:top w:val="single" w:sz="5" w:space="0" w:color="44B3E1"/>
-              <w:left w:val="single" w:sz="5" w:space="0" w:color="44B3E1"/>
-              <w:bottom w:val="single" w:sz="5" w:space="0" w:color="44B3E1"/>
-              <w:right w:val="nil"/>
-            </w:tcBorders>
-            <w:shd w:val="clear" w:color="auto" w:fill="C0E6F5"/>
-            <w:tcMar>
-              <w:top w:w="100" w:type="dxa"/>
-              <w:left w:w="100" w:type="dxa"/>
-              <w:bottom w:w="100" w:type="dxa"/>
-              <w:right w:w="100" w:type="dxa"/>
-            </w:tcMar>
-          </w:tcPr>
-          <w:p>
-            <w:r>
-              <w:rPr>
-                <w:color w:val="000000"/>
-                <w:sz w:val="20"/>
-                <w:szCs w:val="20"/>
-              </w:rPr>
-              <w:t>tporedeshstrimmed01</w:t>
-            </w:r>
-          </w:p>
-        </w:tc>
-        <w:tc>
-          <w:tcPr>
-            <w:tcW w:w="6570" w:type="dxa"/>
-            <w:tcBorders>
-              <w:top w:val="single" w:sz="5" w:space="0" w:color="44B3E1"/>
-              <w:left w:val="nil"/>
-              <w:bottom w:val="single" w:sz="5" w:space="0" w:color="44B3E1"/>
-              <w:right w:val="single" w:sz="5" w:space="0" w:color="44B3E1"/>
-            </w:tcBorders>
-            <w:shd w:val="clear" w:color="auto" w:fill="C0E6F5"/>
-            <w:tcMar>
-              <w:top w:w="100" w:type="dxa"/>
-              <w:left w:w="100" w:type="dxa"/>
-              <w:bottom w:w="100" w:type="dxa"/>
-              <w:right w:w="100" w:type="dxa"/>
-            </w:tcMar>
-          </w:tcPr>
-          <w:p>
-            <w:r>
-              <w:t>Indicador binario de uso de redes sociales.</w:t>
-            </w:r>
-          </w:p>
-        </w:tc>
-      </w:tr>
-      <w:tr>
-        <w:trPr>
-          <w:trHeight w:val="500"/>
-        </w:trPr>
-        <w:tc>
-          <w:tcPr>
-            <w:tcW w:w="2790" w:type="dxa"/>
-            <w:tcBorders>
-              <w:top w:val="single" w:sz="5" w:space="0" w:color="44B3E1"/>
-              <w:left w:val="single" w:sz="5" w:space="0" w:color="44B3E1"/>
-              <w:bottom w:val="single" w:sz="5" w:space="0" w:color="44B3E1"/>
-              <w:right w:val="nil"/>
-            </w:tcBorders>
-            <w:tcMar>
-              <w:top w:w="100" w:type="dxa"/>
-              <w:left w:w="100" w:type="dxa"/>
-              <w:bottom w:w="100" w:type="dxa"/>
-              <w:right w:w="100" w:type="dxa"/>
-            </w:tcMar>
-          </w:tcPr>
-          <w:p>
-            <w:r>
-              <w:rPr>
-                <w:color w:val="000000"/>
-                <w:sz w:val="20"/>
-                <w:szCs w:val="20"/>
-              </w:rPr>
-              <w:t>tpotvonlinehstrimeed01</w:t>
-            </w:r>
-          </w:p>
-        </w:tc>
-        <w:tc>
-          <w:tcPr>
-            <w:tcW w:w="6570" w:type="dxa"/>
-            <w:tcBorders>
-              <w:top w:val="single" w:sz="5" w:space="0" w:color="44B3E1"/>
-              <w:left w:val="nil"/>
-              <w:bottom w:val="single" w:sz="5" w:space="0" w:color="44B3E1"/>
-              <w:right w:val="single" w:sz="5" w:space="0" w:color="44B3E1"/>
-            </w:tcBorders>
-            <w:tcMar>
-              <w:top w:w="100" w:type="dxa"/>
-              <w:left w:w="100" w:type="dxa"/>
-              <w:bottom w:w="100" w:type="dxa"/>
-              <w:right w:w="100" w:type="dxa"/>
-            </w:tcMar>
-          </w:tcPr>
-          <w:p>
-            <w:r>
-              <w:t>Indicador binario de uso de TV/contenido online.</w:t>
-            </w:r>
-          </w:p>
-        </w:tc>
-      </w:tr>
-      <w:tr>
-        <w:trPr>
-          <w:trHeight w:val="500"/>
-        </w:trPr>
-        <w:tc>
-          <w:tcPr>
-            <w:tcW w:w="2790" w:type="dxa"/>
-            <w:tcBorders>
-              <w:top w:val="single" w:sz="5" w:space="0" w:color="44B3E1"/>
-              <w:left w:val="single" w:sz="5" w:space="0" w:color="44B3E1"/>
-              <w:bottom w:val="single" w:sz="5" w:space="0" w:color="44B3E1"/>
-              <w:right w:val="nil"/>
-            </w:tcBorders>
-            <w:shd w:val="clear" w:color="auto" w:fill="C0E6F5"/>
-            <w:tcMar>
-              <w:top w:w="100" w:type="dxa"/>
-              <w:left w:w="100" w:type="dxa"/>
-              <w:bottom w:w="100" w:type="dxa"/>
-              <w:right w:w="100" w:type="dxa"/>
-            </w:tcMar>
-          </w:tcPr>
-          <w:p>
-            <w:r>
-              <w:rPr>
-                <w:color w:val="000000"/>
-                <w:sz w:val="20"/>
-                <w:szCs w:val="20"/>
-              </w:rPr>
-              <w:t>cantdiascompus01</w:t>
-            </w:r>
-          </w:p>
-        </w:tc>
-        <w:tc>
-          <w:tcPr>
-            <w:tcW w:w="6570" w:type="dxa"/>
-            <w:tcBorders>
-              <w:top w:val="single" w:sz="5" w:space="0" w:color="44B3E1"/>
-              <w:left w:val="nil"/>
-              <w:bottom w:val="single" w:sz="5" w:space="0" w:color="44B3E1"/>
-              <w:right w:val="single" w:sz="5" w:space="0" w:color="44B3E1"/>
-            </w:tcBorders>
-            <w:shd w:val="clear" w:color="auto" w:fill="C0E6F5"/>
-            <w:tcMar>
-              <w:top w:w="100" w:type="dxa"/>
-              <w:left w:w="100" w:type="dxa"/>
-              <w:bottom w:w="100" w:type="dxa"/>
-              <w:right w:w="100" w:type="dxa"/>
-            </w:tcMar>
-          </w:tcPr>
-          <w:p>
-            <w:r>
-              <w:t>Indicador binario de uso de computadora/laptop durante la semana.</w:t>
-            </w:r>
-          </w:p>
-        </w:tc>
-      </w:tr>
-      <w:tr>
-        <w:trPr>
-          <w:trHeight w:val="500"/>
-        </w:trPr>
-        <w:tc>
-          <w:tcPr>
-            <w:tcW w:w="2790" w:type="dxa"/>
-            <w:tcBorders>
-              <w:top w:val="single" w:sz="5" w:space="0" w:color="44B3E1"/>
-              <w:left w:val="single" w:sz="5" w:space="0" w:color="44B3E1"/>
-              <w:bottom w:val="single" w:sz="5" w:space="0" w:color="44B3E1"/>
-              <w:right w:val="nil"/>
-            </w:tcBorders>
-            <w:tcMar>
-              <w:top w:w="100" w:type="dxa"/>
-              <w:left w:w="100" w:type="dxa"/>
-              <w:bottom w:w="100" w:type="dxa"/>
-              <w:right w:w="100" w:type="dxa"/>
-            </w:tcMar>
-          </w:tcPr>
-          <w:p>
-            <w:r>
-              <w:rPr>
-                <w:color w:val="000000"/>
-                <w:sz w:val="20"/>
-                <w:szCs w:val="20"/>
-              </w:rPr>
-              <w:t>cantdiascelular01</w:t>
-            </w:r>
-          </w:p>
-        </w:tc>
-        <w:tc>
-          <w:tcPr>
-            <w:tcW w:w="6570" w:type="dxa"/>
-            <w:tcBorders>
-              <w:top w:val="single" w:sz="5" w:space="0" w:color="44B3E1"/>
-              <w:left w:val="nil"/>
-              <w:bottom w:val="single" w:sz="5" w:space="0" w:color="44B3E1"/>
-              <w:right w:val="single" w:sz="5" w:space="0" w:color="44B3E1"/>
-            </w:tcBorders>
-            <w:tcMar>
-              <w:top w:w="100" w:type="dxa"/>
-              <w:left w:w="100" w:type="dxa"/>
-              <w:bottom w:w="100" w:type="dxa"/>
-              <w:right w:w="100" w:type="dxa"/>
-            </w:tcMar>
-          </w:tcPr>
-          <w:p>
-            <w:r>
-              <w:t>Indicador binario de uso del teléfono celular durante la semana.</w:t>
-            </w:r>
-          </w:p>
-        </w:tc>
-      </w:tr>
-      <w:tr>
-        <w:trPr>
-          <w:trHeight w:val="500"/>
-        </w:trPr>
-        <w:tc>
-          <w:tcPr>
-            <w:tcW w:w="2790" w:type="dxa"/>
-            <w:tcBorders>
-              <w:top w:val="single" w:sz="5" w:space="0" w:color="44B3E1"/>
-              <w:left w:val="single" w:sz="5" w:space="0" w:color="44B3E1"/>
-              <w:bottom w:val="single" w:sz="5" w:space="0" w:color="44B3E1"/>
-              <w:right w:val="nil"/>
-            </w:tcBorders>
-            <w:shd w:val="clear" w:color="auto" w:fill="C0E6F5"/>
-            <w:tcMar>
-              <w:top w:w="100" w:type="dxa"/>
-              <w:left w:w="100" w:type="dxa"/>
-              <w:bottom w:w="100" w:type="dxa"/>
-              <w:right w:w="100" w:type="dxa"/>
-            </w:tcMar>
-          </w:tcPr>
-          <w:p>
-            <w:r>
-              <w:rPr>
-                <w:color w:val="000000"/>
-                <w:sz w:val="20"/>
-                <w:szCs w:val="20"/>
-              </w:rPr>
-              <w:t>cantdiastablet01</w:t>
-            </w:r>
-          </w:p>
-        </w:tc>
-        <w:tc>
-          <w:tcPr>
-            <w:tcW w:w="6570" w:type="dxa"/>
-            <w:tcBorders>
-              <w:top w:val="single" w:sz="5" w:space="0" w:color="44B3E1"/>
-              <w:left w:val="nil"/>
-              <w:bottom w:val="single" w:sz="5" w:space="0" w:color="44B3E1"/>
-              <w:right w:val="single" w:sz="5" w:space="0" w:color="44B3E1"/>
-            </w:tcBorders>
-            <w:shd w:val="clear" w:color="auto" w:fill="C0E6F5"/>
-            <w:tcMar>
-              <w:top w:w="100" w:type="dxa"/>
-              <w:left w:w="100" w:type="dxa"/>
-              <w:bottom w:w="100" w:type="dxa"/>
-              <w:right w:w="100" w:type="dxa"/>
-            </w:tcMar>
-          </w:tcPr>
-          <w:p>
-            <w:r>
-              <w:t xml:space="preserve">Indicador binario de uso de </w:t>
-            </w:r>
-            <w:proofErr w:type="spellStart"/>
-            <w:r>
-              <w:t>tablet</w:t>
-            </w:r>
-            <w:proofErr w:type="spellEnd"/>
-            <w:r>
-              <w:t xml:space="preserve"> durante la semana.</w:t>
-            </w:r>
-          </w:p>
-        </w:tc>
-      </w:tr>
-      <w:tr>
-        <w:trPr>
-          <w:trHeight w:val="500"/>
-        </w:trPr>
-        <w:tc>
-          <w:tcPr>
-            <w:tcW w:w="2790" w:type="dxa"/>
-            <w:tcBorders>
-              <w:top w:val="single" w:sz="5" w:space="0" w:color="44B3E1"/>
-              <w:left w:val="single" w:sz="5" w:space="0" w:color="44B3E1"/>
-              <w:bottom w:val="single" w:sz="5" w:space="0" w:color="44B3E1"/>
-              <w:right w:val="nil"/>
-            </w:tcBorders>
-            <w:tcMar>
-              <w:top w:w="100" w:type="dxa"/>
-              <w:left w:w="100" w:type="dxa"/>
-              <w:bottom w:w="100" w:type="dxa"/>
-              <w:right w:w="100" w:type="dxa"/>
-            </w:tcMar>
-          </w:tcPr>
-          <w:p>
-            <w:r>
-              <w:rPr>
-                <w:color w:val="000000"/>
-                <w:sz w:val="20"/>
-                <w:szCs w:val="20"/>
-              </w:rPr>
-              <w:t>cantdiasconsolajuegos01</w:t>
-            </w:r>
-          </w:p>
-        </w:tc>
-        <w:tc>
-          <w:tcPr>
-            <w:tcW w:w="6570" w:type="dxa"/>
-            <w:tcBorders>
-              <w:top w:val="single" w:sz="5" w:space="0" w:color="44B3E1"/>
-              <w:left w:val="nil"/>
-              <w:bottom w:val="single" w:sz="5" w:space="0" w:color="44B3E1"/>
-              <w:right w:val="single" w:sz="5" w:space="0" w:color="44B3E1"/>
-            </w:tcBorders>
-            <w:tcMar>
-              <w:top w:w="100" w:type="dxa"/>
-              <w:left w:w="100" w:type="dxa"/>
-              <w:bottom w:w="100" w:type="dxa"/>
-              <w:right w:w="100" w:type="dxa"/>
-            </w:tcMar>
-          </w:tcPr>
-          <w:p>
-            <w:r>
-              <w:t>Indicador binario de uso de consola de videojuegos durante la semana.</w:t>
-            </w:r>
-          </w:p>
-        </w:tc>
-      </w:tr>
-      <w:tr>
-        <w:trPr>
-          <w:trHeight w:val="500"/>
-        </w:trPr>
-        <w:tc>
-          <w:tcPr>
-            <w:tcW w:w="2790" w:type="dxa"/>
-            <w:tcBorders>
-              <w:top w:val="single" w:sz="5" w:space="0" w:color="44B3E1"/>
-              <w:left w:val="single" w:sz="5" w:space="0" w:color="44B3E1"/>
-              <w:bottom w:val="single" w:sz="5" w:space="0" w:color="44B3E1"/>
-              <w:right w:val="nil"/>
-            </w:tcBorders>
-            <w:shd w:val="clear" w:color="auto" w:fill="C0E6F5"/>
-            <w:tcMar>
-              <w:top w:w="100" w:type="dxa"/>
-              <w:left w:w="100" w:type="dxa"/>
-              <w:bottom w:w="100" w:type="dxa"/>
-              <w:right w:w="100" w:type="dxa"/>
-            </w:tcMar>
-          </w:tcPr>
-          <w:p>
-            <w:r>
-              <w:rPr>
-                <w:color w:val="000000"/>
-                <w:sz w:val="20"/>
-                <w:szCs w:val="20"/>
-              </w:rPr>
-              <w:t>cantdiastv01</w:t>
-            </w:r>
-          </w:p>
-        </w:tc>
-        <w:tc>
-          <w:tcPr>
-            <w:tcW w:w="6570" w:type="dxa"/>
-            <w:tcBorders>
-              <w:top w:val="single" w:sz="5" w:space="0" w:color="44B3E1"/>
-              <w:left w:val="nil"/>
-              <w:bottom w:val="single" w:sz="5" w:space="0" w:color="44B3E1"/>
-              <w:right w:val="single" w:sz="5" w:space="0" w:color="44B3E1"/>
-            </w:tcBorders>
-            <w:shd w:val="clear" w:color="auto" w:fill="C0E6F5"/>
-            <w:tcMar>
-              <w:top w:w="100" w:type="dxa"/>
-              <w:left w:w="100" w:type="dxa"/>
-              <w:bottom w:w="100" w:type="dxa"/>
-              <w:right w:w="100" w:type="dxa"/>
-            </w:tcMar>
-          </w:tcPr>
-          <w:p>
-            <w:r>
-              <w:t>Indicador binario de uso de TV/Smart TV durante la semana.</w:t>
-            </w:r>
-          </w:p>
-        </w:tc>
-      </w:tr>
-      <w:tr>
-        <w:trPr>
-          <w:trHeight w:val="500"/>
-        </w:trPr>
-        <w:tc>
-          <w:tcPr>
-            <w:tcW w:w="2790" w:type="dxa"/>
-            <w:tcBorders>
-              <w:top w:val="single" w:sz="5" w:space="0" w:color="44B3E1"/>
-              <w:left w:val="single" w:sz="5" w:space="0" w:color="44B3E1"/>
-              <w:bottom w:val="single" w:sz="5" w:space="0" w:color="44B3E1"/>
-              <w:right w:val="nil"/>
-            </w:tcBorders>
-            <w:tcMar>
-              <w:top w:w="100" w:type="dxa"/>
-              <w:left w:w="100" w:type="dxa"/>
-              <w:bottom w:w="100" w:type="dxa"/>
-              <w:right w:w="100" w:type="dxa"/>
-            </w:tcMar>
-          </w:tcPr>
-          <w:p>
-            <w:r>
-              <w:rPr>
-                <w:color w:val="000000"/>
-                <w:sz w:val="20"/>
-                <w:szCs w:val="20"/>
-              </w:rPr>
-              <w:t>WATCHTVbedtime7D01</w:t>
-            </w:r>
-          </w:p>
-        </w:tc>
-        <w:tc>
-          <w:tcPr>
-            <w:tcW w:w="6570" w:type="dxa"/>
-            <w:tcBorders>
-              <w:top w:val="single" w:sz="5" w:space="0" w:color="44B3E1"/>
-              <w:left w:val="nil"/>
-              <w:bottom w:val="single" w:sz="5" w:space="0" w:color="44B3E1"/>
-              <w:right w:val="single" w:sz="5" w:space="0" w:color="44B3E1"/>
-            </w:tcBorders>
-            <w:tcMar>
-              <w:top w:w="100" w:type="dxa"/>
-              <w:left w:w="100" w:type="dxa"/>
-              <w:bottom w:w="100" w:type="dxa"/>
-              <w:right w:w="100" w:type="dxa"/>
-            </w:tcMar>
-          </w:tcPr>
-          <w:p>
-            <w:r>
-              <w:t>Indicador binario de utilización de TV/contenido audiovisual durante el período previo al sueño, considerando los días registrados.</w:t>
-            </w:r>
-          </w:p>
-        </w:tc>
-      </w:tr>
-      <w:tr>
-        <w:trPr>
-          <w:trHeight w:val="500"/>
-        </w:trPr>
-        <w:tc>
-          <w:tcPr>
-            <w:tcW w:w="2790" w:type="dxa"/>
-            <w:tcBorders>
-              <w:top w:val="single" w:sz="5" w:space="0" w:color="44B3E1"/>
-              <w:left w:val="single" w:sz="5" w:space="0" w:color="44B3E1"/>
-              <w:bottom w:val="single" w:sz="5" w:space="0" w:color="44B3E1"/>
-              <w:right w:val="nil"/>
-            </w:tcBorders>
-            <w:shd w:val="clear" w:color="auto" w:fill="C0E6F5"/>
-            <w:tcMar>
-              <w:top w:w="100" w:type="dxa"/>
-              <w:left w:w="100" w:type="dxa"/>
-              <w:bottom w:w="100" w:type="dxa"/>
-              <w:right w:w="100" w:type="dxa"/>
-            </w:tcMar>
-          </w:tcPr>
-          <w:p>
-            <w:r>
-              <w:rPr>
-                <w:color w:val="000000"/>
-                <w:sz w:val="20"/>
-                <w:szCs w:val="20"/>
-              </w:rPr>
-              <w:t>COMPUbedtime1D01</w:t>
-            </w:r>
-          </w:p>
-        </w:tc>
-        <w:tc>
-          <w:tcPr>
-            <w:tcW w:w="6570" w:type="dxa"/>
-            <w:tcBorders>
-              <w:top w:val="single" w:sz="5" w:space="0" w:color="44B3E1"/>
-              <w:left w:val="nil"/>
-              <w:bottom w:val="single" w:sz="5" w:space="0" w:color="44B3E1"/>
-              <w:right w:val="single" w:sz="5" w:space="0" w:color="44B3E1"/>
-            </w:tcBorders>
-            <w:shd w:val="clear" w:color="auto" w:fill="C0E6F5"/>
-            <w:tcMar>
-              <w:top w:w="100" w:type="dxa"/>
-              <w:left w:w="100" w:type="dxa"/>
-              <w:bottom w:w="100" w:type="dxa"/>
-              <w:right w:w="100" w:type="dxa"/>
-            </w:tcMar>
-          </w:tcPr>
-          <w:p>
-            <w:r>
-              <w:t>Indicador binario de uso de computadora cerca de la hora de dormir.</w:t>
-            </w:r>
-          </w:p>
-        </w:tc>
-      </w:tr>
-      <w:tr>
-        <w:trPr>
-          <w:trHeight w:val="500"/>
-        </w:trPr>
-        <w:tc>
-          <w:tcPr>
-            <w:tcW w:w="2790" w:type="dxa"/>
-            <w:tcBorders>
-              <w:top w:val="single" w:sz="5" w:space="0" w:color="44B3E1"/>
-              <w:left w:val="single" w:sz="5" w:space="0" w:color="44B3E1"/>
-              <w:bottom w:val="single" w:sz="5" w:space="0" w:color="44B3E1"/>
-              <w:right w:val="nil"/>
-            </w:tcBorders>
-            <w:tcMar>
-              <w:top w:w="100" w:type="dxa"/>
-              <w:left w:w="100" w:type="dxa"/>
-              <w:bottom w:w="100" w:type="dxa"/>
-              <w:right w:w="100" w:type="dxa"/>
-            </w:tcMar>
-          </w:tcPr>
-          <w:p>
-            <w:r>
-              <w:rPr>
-                <w:color w:val="000000"/>
-                <w:sz w:val="20"/>
-                <w:szCs w:val="20"/>
-              </w:rPr>
-              <w:t>COMPUbedtime2D01</w:t>
-            </w:r>
-          </w:p>
-        </w:tc>
-        <w:tc>
-          <w:tcPr>
-            <w:tcW w:w="6570" w:type="dxa"/>
-            <w:tcBorders>
-              <w:top w:val="single" w:sz="5" w:space="0" w:color="44B3E1"/>
-              <w:left w:val="nil"/>
-              <w:bottom w:val="single" w:sz="5" w:space="0" w:color="44B3E1"/>
-              <w:right w:val="single" w:sz="5" w:space="0" w:color="44B3E1"/>
-            </w:tcBorders>
-            <w:tcMar>
-              <w:top w:w="100" w:type="dxa"/>
-              <w:left w:w="100" w:type="dxa"/>
-              <w:bottom w:w="100" w:type="dxa"/>
-              <w:right w:w="100" w:type="dxa"/>
-            </w:tcMar>
-          </w:tcPr>
-          <w:p>
-            <w:r>
-              <w:t>Segundo indicador binario relacionado con el uso de computadora cerca de la hora de dormir.</w:t>
-            </w:r>
-          </w:p>
-        </w:tc>
-      </w:tr>
-      <w:tr>
-        <w:trPr>
-          <w:trHeight w:val="500"/>
-        </w:trPr>
-        <w:tc>
-          <w:tcPr>
-            <w:tcW w:w="2790" w:type="dxa"/>
-            <w:tcBorders>
-              <w:top w:val="single" w:sz="5" w:space="0" w:color="44B3E1"/>
-              <w:left w:val="single" w:sz="5" w:space="0" w:color="44B3E1"/>
-              <w:bottom w:val="single" w:sz="5" w:space="0" w:color="44B3E1"/>
-              <w:right w:val="nil"/>
-            </w:tcBorders>
-            <w:shd w:val="clear" w:color="auto" w:fill="C0E6F5"/>
-            <w:tcMar>
-              <w:top w:w="100" w:type="dxa"/>
-              <w:left w:w="100" w:type="dxa"/>
-              <w:bottom w:w="100" w:type="dxa"/>
-              <w:right w:w="100" w:type="dxa"/>
-            </w:tcMar>
-          </w:tcPr>
-          <w:p>
-            <w:r>
-              <w:rPr>
-                <w:color w:val="000000"/>
-                <w:sz w:val="20"/>
-                <w:szCs w:val="20"/>
-              </w:rPr>
-              <w:t>WAZ</w:t>
-            </w:r>
-          </w:p>
-        </w:tc>
-        <w:tc>
-          <w:tcPr>
-            <w:tcW w:w="6570" w:type="dxa"/>
-            <w:tcBorders>
-              <w:top w:val="single" w:sz="5" w:space="0" w:color="44B3E1"/>
-              <w:left w:val="nil"/>
-              <w:bottom w:val="single" w:sz="5" w:space="0" w:color="44B3E1"/>
-              <w:right w:val="single" w:sz="5" w:space="0" w:color="44B3E1"/>
-            </w:tcBorders>
-            <w:shd w:val="clear" w:color="auto" w:fill="C0E6F5"/>
-            <w:tcMar>
-              <w:top w:w="100" w:type="dxa"/>
-              <w:left w:w="100" w:type="dxa"/>
-              <w:bottom w:w="100" w:type="dxa"/>
-              <w:right w:w="100" w:type="dxa"/>
-            </w:tcMar>
-          </w:tcPr>
-          <w:p>
-            <w:r>
-              <w:t>Puntaje Z de peso para la edad (</w:t>
-            </w:r>
-            <w:proofErr w:type="spellStart"/>
-            <w:r>
-              <w:t>Weight-for-Age</w:t>
-            </w:r>
-            <w:proofErr w:type="spellEnd"/>
-            <w:r>
-              <w:t xml:space="preserve"> Z-score).</w:t>
-            </w:r>
-          </w:p>
-        </w:tc>
-      </w:tr>
-      <w:tr>
-        <w:trPr>
-          <w:trHeight w:val="500"/>
-        </w:trPr>
-        <w:tc>
-          <w:tcPr>
-            <w:tcW w:w="2790" w:type="dxa"/>
-            <w:tcBorders>
-              <w:top w:val="single" w:sz="5" w:space="0" w:color="44B3E1"/>
-              <w:left w:val="single" w:sz="5" w:space="0" w:color="44B3E1"/>
-              <w:bottom w:val="single" w:sz="5" w:space="0" w:color="44B3E1"/>
-              <w:right w:val="nil"/>
-            </w:tcBorders>
-            <w:tcMar>
-              <w:top w:w="100" w:type="dxa"/>
-              <w:left w:w="100" w:type="dxa"/>
-              <w:bottom w:w="100" w:type="dxa"/>
-              <w:right w:w="100" w:type="dxa"/>
-            </w:tcMar>
-          </w:tcPr>
-          <w:p>
-            <w:r>
-              <w:rPr>
-                <w:color w:val="000000"/>
-                <w:sz w:val="20"/>
-                <w:szCs w:val="20"/>
-              </w:rPr>
-              <w:t>HAZ</w:t>
-            </w:r>
-          </w:p>
-        </w:tc>
-        <w:tc>
-          <w:tcPr>
-            <w:tcW w:w="6570" w:type="dxa"/>
-            <w:tcBorders>
-              <w:top w:val="single" w:sz="5" w:space="0" w:color="44B3E1"/>
-              <w:left w:val="nil"/>
-              <w:bottom w:val="single" w:sz="5" w:space="0" w:color="44B3E1"/>
-              <w:right w:val="single" w:sz="5" w:space="0" w:color="44B3E1"/>
-            </w:tcBorders>
-            <w:tcMar>
-              <w:top w:w="100" w:type="dxa"/>
-              <w:left w:w="100" w:type="dxa"/>
-              <w:bottom w:w="100" w:type="dxa"/>
-              <w:right w:w="100" w:type="dxa"/>
-            </w:tcMar>
-          </w:tcPr>
-          <w:p>
-            <w:r>
-              <w:t>Puntaje Z de talla/altura para la edad (</w:t>
-            </w:r>
-            <w:proofErr w:type="spellStart"/>
-            <w:r>
-              <w:t>Height-for-Age</w:t>
-            </w:r>
-            <w:proofErr w:type="spellEnd"/>
-            <w:r>
-              <w:t xml:space="preserve"> Z-score).</w:t>
-            </w:r>
-          </w:p>
-        </w:tc>
-      </w:tr>
-      <w:tr>
-        <w:trPr>
-          <w:trHeight w:val="500"/>
-        </w:trPr>
-        <w:tc>
-          <w:tcPr>
-            <w:tcW w:w="2790" w:type="dxa"/>
-            <w:tcBorders>
-              <w:top w:val="single" w:sz="5" w:space="0" w:color="44B3E1"/>
-              <w:left w:val="single" w:sz="5" w:space="0" w:color="44B3E1"/>
-              <w:bottom w:val="single" w:sz="5" w:space="0" w:color="44B3E1"/>
-              <w:right w:val="nil"/>
-            </w:tcBorders>
-            <w:shd w:val="clear" w:color="auto" w:fill="C0E6F5"/>
-            <w:tcMar>
-              <w:top w:w="100" w:type="dxa"/>
-              <w:left w:w="100" w:type="dxa"/>
-              <w:bottom w:w="100" w:type="dxa"/>
-              <w:right w:w="100" w:type="dxa"/>
-            </w:tcMar>
-          </w:tcPr>
-          <w:p>
-            <w:r>
-              <w:rPr>
-                <w:color w:val="000000"/>
-                <w:sz w:val="20"/>
-                <w:szCs w:val="20"/>
-              </w:rPr>
-              <w:t>BAZ</w:t>
-            </w:r>
-          </w:p>
-        </w:tc>
-        <w:tc>
-          <w:tcPr>
-            <w:tcW w:w="6570" w:type="dxa"/>
-            <w:tcBorders>
-              <w:top w:val="single" w:sz="5" w:space="0" w:color="44B3E1"/>
-              <w:left w:val="nil"/>
-              <w:bottom w:val="single" w:sz="5" w:space="0" w:color="44B3E1"/>
-              <w:right w:val="single" w:sz="5" w:space="0" w:color="44B3E1"/>
-            </w:tcBorders>
-            <w:shd w:val="clear" w:color="auto" w:fill="C0E6F5"/>
-            <w:tcMar>
-              <w:top w:w="100" w:type="dxa"/>
-              <w:left w:w="100" w:type="dxa"/>
-              <w:bottom w:w="100" w:type="dxa"/>
-              <w:right w:w="100" w:type="dxa"/>
-            </w:tcMar>
-          </w:tcPr>
-          <w:p>
-            <w:r>
-              <w:t>Puntaje Z relacionado con el IMC/masa corporal según edad (BMI-</w:t>
-            </w:r>
-            <w:proofErr w:type="spellStart"/>
-            <w:r>
-              <w:t>for</w:t>
-            </w:r>
-            <w:proofErr w:type="spellEnd"/>
-            <w:r>
-              <w:t>-</w:t>
-            </w:r>
-            <w:proofErr w:type="spellStart"/>
-            <w:r>
-              <w:t>Age</w:t>
-            </w:r>
-            <w:proofErr w:type="spellEnd"/>
-            <w:r>
-              <w:t xml:space="preserve"> Z-score).</w:t>
-            </w:r>
-          </w:p>
-        </w:tc>
-      </w:tr>
-      <w:tr>
-        <w:trPr>
-          <w:trHeight w:val="500"/>
-        </w:trPr>
-        <w:tc>
-          <w:tcPr>
-            <w:tcW w:w="2790" w:type="dxa"/>
-            <w:tcBorders>
-              <w:top w:val="single" w:sz="5" w:space="0" w:color="44B3E1"/>
-              <w:left w:val="single" w:sz="5" w:space="0" w:color="44B3E1"/>
-              <w:bottom w:val="single" w:sz="5" w:space="0" w:color="44B3E1"/>
-              <w:right w:val="nil"/>
-            </w:tcBorders>
-            <w:tcMar>
-              <w:top w:w="100" w:type="dxa"/>
-              <w:left w:w="100" w:type="dxa"/>
-              <w:bottom w:w="100" w:type="dxa"/>
-              <w:right w:w="100" w:type="dxa"/>
-            </w:tcMar>
-          </w:tcPr>
-          <w:p>
-            <w:proofErr w:type="spellStart"/>
-            <w:r>
-              <w:rPr>
-                <w:color w:val="000000"/>
-                <w:sz w:val="20"/>
-                <w:szCs w:val="20"/>
-              </w:rPr>
-              <w:t>BMIzscoreCAT</w:t>
-            </w:r>
-            <w:proofErr w:type="spellEnd"/>
-          </w:p>
-        </w:tc>
-        <w:tc>
-          <w:tcPr>
-            <w:tcW w:w="6570" w:type="dxa"/>
-            <w:tcBorders>
-              <w:top w:val="single" w:sz="5" w:space="0" w:color="44B3E1"/>
-              <w:left w:val="nil"/>
-              <w:bottom w:val="single" w:sz="5" w:space="0" w:color="44B3E1"/>
-              <w:right w:val="single" w:sz="5" w:space="0" w:color="44B3E1"/>
-            </w:tcBorders>
-            <w:tcMar>
-              <w:top w:w="100" w:type="dxa"/>
-              <w:left w:w="100" w:type="dxa"/>
-              <w:bottom w:w="100" w:type="dxa"/>
-              <w:right w:w="100" w:type="dxa"/>
-            </w:tcMar>
-          </w:tcPr>
-          <w:p>
-            <w:r>
-              <w:t>Categoría derivada del puntaje Z del IMC.</w:t>
-            </w:r>
-          </w:p>
-        </w:tc>
-      </w:tr>
-      <w:tr>
-        <w:trPr>
-          <w:trHeight w:val="500"/>
-        </w:trPr>
-        <w:tc>
-          <w:tcPr>
-            <w:tcW w:w="2790" w:type="dxa"/>
-            <w:tcBorders>
-              <w:top w:val="single" w:sz="5" w:space="0" w:color="44B3E1"/>
-              <w:left w:val="single" w:sz="5" w:space="0" w:color="44B3E1"/>
-              <w:bottom w:val="single" w:sz="5" w:space="0" w:color="44B3E1"/>
-              <w:right w:val="nil"/>
-            </w:tcBorders>
-            <w:shd w:val="clear" w:color="auto" w:fill="C0E6F5"/>
-            <w:tcMar>
-              <w:top w:w="100" w:type="dxa"/>
-              <w:left w:w="100" w:type="dxa"/>
-              <w:bottom w:w="100" w:type="dxa"/>
-              <w:right w:w="100" w:type="dxa"/>
-            </w:tcMar>
-          </w:tcPr>
-          <w:p>
-            <w:r>
-              <w:rPr>
-                <w:color w:val="000000"/>
-                <w:sz w:val="20"/>
-                <w:szCs w:val="20"/>
-              </w:rPr>
-              <w:lastRenderedPageBreak/>
-              <w:t>lengua</w:t>
-            </w:r>
-          </w:p>
-        </w:tc>
-        <w:tc>
-          <w:tcPr>
-            <w:tcW w:w="6570" w:type="dxa"/>
-            <w:tcBorders>
-              <w:top w:val="single" w:sz="5" w:space="0" w:color="44B3E1"/>
-              <w:left w:val="nil"/>
-              <w:bottom w:val="single" w:sz="5" w:space="0" w:color="44B3E1"/>
-              <w:right w:val="single" w:sz="5" w:space="0" w:color="44B3E1"/>
-            </w:tcBorders>
-            <w:shd w:val="clear" w:color="auto" w:fill="C0E6F5"/>
-            <w:tcMar>
-              <w:top w:w="100" w:type="dxa"/>
-              <w:left w:w="100" w:type="dxa"/>
-              <w:bottom w:w="100" w:type="dxa"/>
-              <w:right w:w="100" w:type="dxa"/>
-            </w:tcMar>
-          </w:tcPr>
-          <w:p>
-            <w:r>
-              <w:t>Calificación obtenida en la asignatura Lengua.</w:t>
-            </w:r>
-          </w:p>
-        </w:tc>
-      </w:tr>
-      <w:tr>
-        <w:trPr>
-          <w:trHeight w:val="500"/>
-        </w:trPr>
-        <w:tc>
-          <w:tcPr>
-            <w:tcW w:w="2790" w:type="dxa"/>
-            <w:tcBorders>
-              <w:top w:val="single" w:sz="5" w:space="0" w:color="44B3E1"/>
-              <w:left w:val="single" w:sz="5" w:space="0" w:color="44B3E1"/>
-              <w:bottom w:val="single" w:sz="5" w:space="0" w:color="44B3E1"/>
-              <w:right w:val="nil"/>
-            </w:tcBorders>
-            <w:tcMar>
-              <w:top w:w="100" w:type="dxa"/>
-              <w:left w:w="100" w:type="dxa"/>
-              <w:bottom w:w="100" w:type="dxa"/>
-              <w:right w:w="100" w:type="dxa"/>
-            </w:tcMar>
-          </w:tcPr>
-          <w:p>
-            <w:proofErr w:type="spellStart"/>
-            <w:r>
-              <w:rPr>
-                <w:color w:val="000000"/>
-                <w:sz w:val="20"/>
-                <w:szCs w:val="20"/>
-              </w:rPr>
-              <w:t>matematica</w:t>
-            </w:r>
-            <w:proofErr w:type="spellEnd"/>
-          </w:p>
-        </w:tc>
-        <w:tc>
-          <w:tcPr>
-            <w:tcW w:w="6570" w:type="dxa"/>
-            <w:tcBorders>
-              <w:top w:val="single" w:sz="5" w:space="0" w:color="44B3E1"/>
-              <w:left w:val="nil"/>
-              <w:bottom w:val="single" w:sz="5" w:space="0" w:color="44B3E1"/>
-              <w:right w:val="single" w:sz="5" w:space="0" w:color="44B3E1"/>
-            </w:tcBorders>
-            <w:tcMar>
-              <w:top w:w="100" w:type="dxa"/>
-              <w:left w:w="100" w:type="dxa"/>
-              <w:bottom w:w="100" w:type="dxa"/>
-              <w:right w:w="100" w:type="dxa"/>
-            </w:tcMar>
-          </w:tcPr>
-          <w:p>
-            <w:r>
-              <w:t>Calificación obtenida en la asignatura Matemática.</w:t>
-            </w:r>
-          </w:p>
-        </w:tc>
-      </w:tr>
-      <w:tr>
-        <w:trPr>
-          <w:trHeight w:val="500"/>
-        </w:trPr>
-        <w:tc>
-          <w:tcPr>
-            <w:tcW w:w="2790" w:type="dxa"/>
-            <w:tcBorders>
-              <w:top w:val="single" w:sz="5" w:space="0" w:color="44B3E1"/>
-              <w:left w:val="single" w:sz="5" w:space="0" w:color="44B3E1"/>
-              <w:bottom w:val="single" w:sz="5" w:space="0" w:color="44B3E1"/>
-              <w:right w:val="nil"/>
-            </w:tcBorders>
-            <w:shd w:val="clear" w:color="auto" w:fill="C0E6F5"/>
-            <w:tcMar>
-              <w:top w:w="100" w:type="dxa"/>
-              <w:left w:w="100" w:type="dxa"/>
-              <w:bottom w:w="100" w:type="dxa"/>
-              <w:right w:w="100" w:type="dxa"/>
-            </w:tcMar>
-          </w:tcPr>
-          <w:p>
-            <w:proofErr w:type="spellStart"/>
-            <w:r>
-              <w:rPr>
-                <w:color w:val="000000"/>
-                <w:sz w:val="20"/>
-                <w:szCs w:val="20"/>
-              </w:rPr>
               <w:t>prom</w:t>
             </w:r>
             <w:proofErr w:type="spellEnd"/>
@@ -8747,12 +8987,69 @@
           <w:between w:val="nil"/>
         </w:pBdr>
       </w:pPr>
-      <w:bookmarkStart w:id="9" w:name="_9erzzv7symc" w:colFirst="0" w:colLast="0"/>
-      <w:bookmarkStart w:id="10" w:name="_upsdn5xevax7" w:colFirst="0" w:colLast="0"/>
+      <w:bookmarkStart w:id="8" w:name="_9erzzv7symc" w:colFirst="0" w:colLast="0"/>
+      <w:bookmarkStart w:id="9" w:name="_upsdn5xevax7" w:colFirst="0" w:colLast="0"/>
+      <w:bookmarkEnd w:id="8"/>
       <w:bookmarkEnd w:id="9"/>
-      <w:bookmarkEnd w:id="10"/>
-      <w:r>
-        <w:t xml:space="preserve">Propuesta de preprocesamiento y limpieza </w:t>
+    </w:p>
+    <w:p>
+      <w:pPr>
+        <w:pStyle w:val="Ttulo1"/>
+        <w:pBdr>
+          <w:top w:val="nil"/>
+          <w:left w:val="nil"/>
+          <w:bottom w:val="nil"/>
+          <w:right w:val="nil"/>
+          <w:between w:val="nil"/>
+        </w:pBdr>
+      </w:pPr>
+    </w:p>
+    <w:p>
+      <w:pPr>
+        <w:pStyle w:val="Ttulo1"/>
+        <w:pBdr>
+          <w:top w:val="nil"/>
+          <w:left w:val="nil"/>
+          <w:bottom w:val="nil"/>
+          <w:right w:val="nil"/>
+          <w:between w:val="nil"/>
+        </w:pBdr>
+      </w:pPr>
+    </w:p>
+    <w:p>
+      <w:pPr>
+        <w:pStyle w:val="Ttulo1"/>
+        <w:pBdr>
+          <w:top w:val="nil"/>
+          <w:left w:val="nil"/>
+          <w:bottom w:val="nil"/>
+          <w:right w:val="nil"/>
+          <w:between w:val="nil"/>
+        </w:pBdr>
+      </w:pPr>
+    </w:p>
+    <w:p>
+      <w:pPr>
+        <w:pStyle w:val="Ttulo1"/>
+        <w:pBdr>
+          <w:top w:val="nil"/>
+          <w:left w:val="nil"/>
+          <w:bottom w:val="nil"/>
+          <w:right w:val="nil"/>
+          <w:between w:val="nil"/>
+        </w:pBdr>
+      </w:pPr>
+      <w:r>
+        <w:lastRenderedPageBreak/>
+        <w:t xml:space="preserve">Propuesta de </w:t>
+      </w:r>
+      <w:proofErr w:type="spellStart"/>
+      <w:r>
+        <w:t>preprocesamiento</w:t>
+      </w:r>
+      <w:proofErr w:type="spellEnd"/>
+      <w:r>
+        <w:t xml:space="preserve"> y limpieza </w:t>
       </w:r>
     </w:p>
     <w:p>
@@ -8822,7 +9119,6 @@
           <w:szCs w:val="22"/>
           <w:lang w:val="es" w:eastAsia="es-AR"/>
         </w:rPr>
-        <w:lastRenderedPageBreak/>
         <w:t>1. Eliminación de variables no relevantes</w:t>
       </w:r>
     </w:p>
@@ -8846,9 +9142,8 @@
           <w:szCs w:val="22"/>
           <w:lang w:val="es" w:eastAsia="es-AR"/>
         </w:rPr>
-        <w:t xml:space="preserve">Se identificarán y excluirán aquellas variables que no aporten información útil para la predicción, como identificadores administrativos (IP, </w:t>
-      </w:r>
-      <w:proofErr w:type="spellStart"/>
+        <w:t>Se identificarán y excluirán aquellas variables que n</w:t>
+      </w:r>
       <w:r>
         <w:rPr>
           <w:rFonts w:ascii="Droid Serif" w:eastAsia="Droid Serif" w:hAnsi="Droid Serif" w:cs="Droid Serif"/>
@@ -8857,9 +9152,8 @@
           <w:szCs w:val="22"/>
           <w:lang w:val="es" w:eastAsia="es-AR"/>
         </w:rPr>
-        <w:t>Submission</w:t>
-      </w:r>
-      <w:proofErr w:type="spellEnd"/>
+        <w:t xml:space="preserve">o aporten información útil y que </w:t>
+      </w:r>
       <w:r>
         <w:rPr>
           <w:rFonts w:ascii="Droid Serif" w:eastAsia="Droid Serif" w:hAnsi="Droid Serif" w:cs="Droid Serif"/>
@@ -8868,7 +9162,7 @@
           <w:szCs w:val="22"/>
           <w:lang w:val="es" w:eastAsia="es-AR"/>
         </w:rPr>
-        <w:t xml:space="preserve"> ID, códigos internos, entre otros), así como variables que no estén relacionadas con el problema planteado. También se revisará la existencia de variables originales y sus correspondientes versiones recodificadas para evitar información redundante.</w:t>
+        <w:t>no estén relacionadas con el problema planteado. También se revisará la existencia de variables originales y sus correspondientes versiones recodificadas para evitar información redundante.</w:t>
       </w:r>
     </w:p>
     <w:p>
@@ -8916,86 +9210,8 @@
           <w:szCs w:val="22"/>
           <w:lang w:val="es" w:eastAsia="es-AR"/>
         </w:rPr>
-        <w:t xml:space="preserve">Se analizará la cantidad y distribución de valores faltantes en las variables seleccionadas. De acuerdo con la proporción y naturaleza de estos valores, se evaluará la eliminación de registros o variables y, cuando corresponda, la aplicación de técnicas de imputación. También se tendrán en cuenta los indicadores de completitud ya presentes en el </w:t>
-      </w:r>
-      <w:proofErr w:type="spellStart"/>
-      <w:r>
-        <w:rPr>
-          <w:rFonts w:ascii="Droid Serif" w:eastAsia="Droid Serif" w:hAnsi="Droid Serif" w:cs="Droid Serif"/>
-          <w:color w:val="666666"/>
-          <w:sz w:val="22"/>
-          <w:szCs w:val="22"/>
-          <w:lang w:val="es" w:eastAsia="es-AR"/>
-        </w:rPr>
-        <w:t>dataset</w:t>
-      </w:r>
-      <w:proofErr w:type="spellEnd"/>
-      <w:r>
-        <w:rPr>
-          <w:rFonts w:ascii="Droid Serif" w:eastAsia="Droid Serif" w:hAnsi="Droid Serif" w:cs="Droid Serif"/>
-          <w:color w:val="666666"/>
-          <w:sz w:val="22"/>
-          <w:szCs w:val="22"/>
-          <w:lang w:val="es" w:eastAsia="es-AR"/>
-        </w:rPr>
-        <w:t xml:space="preserve">, como </w:t>
-      </w:r>
-      <w:proofErr w:type="spellStart"/>
-      <w:r>
-        <w:rPr>
-          <w:rFonts w:ascii="Droid Serif" w:eastAsia="Droid Serif" w:hAnsi="Droid Serif" w:cs="Droid Serif"/>
-          <w:color w:val="666666"/>
-          <w:sz w:val="22"/>
-          <w:szCs w:val="22"/>
-          <w:lang w:val="es" w:eastAsia="es-AR"/>
-        </w:rPr>
-        <w:t>datoscompletoDEMOG</w:t>
-      </w:r>
-      <w:proofErr w:type="spellEnd"/>
-      <w:r>
-        <w:rPr>
-          <w:rFonts w:ascii="Droid Serif" w:eastAsia="Droid Serif" w:hAnsi="Droid Serif" w:cs="Droid Serif"/>
-          <w:color w:val="666666"/>
-          <w:sz w:val="22"/>
-          <w:szCs w:val="22"/>
-          <w:lang w:val="es" w:eastAsia="es-AR"/>
-        </w:rPr>
-        <w:t xml:space="preserve">, </w:t>
-      </w:r>
-      <w:proofErr w:type="spellStart"/>
-      <w:r>
-        <w:rPr>
-          <w:rFonts w:ascii="Droid Serif" w:eastAsia="Droid Serif" w:hAnsi="Droid Serif" w:cs="Droid Serif"/>
-          <w:color w:val="666666"/>
-          <w:sz w:val="22"/>
-          <w:szCs w:val="22"/>
-          <w:lang w:val="es" w:eastAsia="es-AR"/>
-        </w:rPr>
-        <w:t>datoscompletoSUENO</w:t>
-      </w:r>
-      <w:proofErr w:type="spellEnd"/>
-      <w:r>
-        <w:rPr>
-          <w:rFonts w:ascii="Droid Serif" w:eastAsia="Droid Serif" w:hAnsi="Droid Serif" w:cs="Droid Serif"/>
-          <w:color w:val="666666"/>
-          <w:sz w:val="22"/>
-          <w:szCs w:val="22"/>
-          <w:lang w:val="es" w:eastAsia="es-AR"/>
-        </w:rPr>
-        <w:t xml:space="preserve"> y </w:t>
-      </w:r>
-      <w:proofErr w:type="spellStart"/>
-      <w:r>
-        <w:rPr>
-          <w:rFonts w:ascii="Droid Serif" w:eastAsia="Droid Serif" w:hAnsi="Droid Serif" w:cs="Droid Serif"/>
-          <w:color w:val="666666"/>
-          <w:sz w:val="22"/>
-          <w:szCs w:val="22"/>
-          <w:lang w:val="es" w:eastAsia="es-AR"/>
-        </w:rPr>
-        <w:t>datoscompletoPANTALLAS</w:t>
-      </w:r>
-      <w:proofErr w:type="spellEnd"/>
+        <w:t>Se analizará la cantidad y distribución de valores faltantes en las variables seleccionadas. De acuerdo con la proporción y naturaleza de estos valores, se evaluará la eliminación de registros o variables y, cuando corresponda, la aplicación de técnicas de imputación</w:t>
+      </w:r>
       <w:r>
         <w:rPr>
           <w:rFonts w:ascii="Droid Serif" w:eastAsia="Droid Serif" w:hAnsi="Droid Serif" w:cs="Droid Serif"/>
@@ -9052,29 +9268,7 @@
           <w:szCs w:val="22"/>
           <w:lang w:val="es" w:eastAsia="es-AR"/>
         </w:rPr>
-        <w:t xml:space="preserve">Se analizarán principalmente las variables numéricas relacionadas con la duración del sueño y el tiempo de exposición a pantallas para detectar valores atípicos, imposibles o inconsistentes. El </w:t>
-      </w:r>
-      <w:proofErr w:type="spellStart"/>
-      <w:r>
-        <w:rPr>
-          <w:rFonts w:ascii="Droid Serif" w:eastAsia="Droid Serif" w:hAnsi="Droid Serif" w:cs="Droid Serif"/>
-          <w:color w:val="666666"/>
-          <w:sz w:val="22"/>
-          <w:szCs w:val="22"/>
-          <w:lang w:val="es" w:eastAsia="es-AR"/>
-        </w:rPr>
-        <w:t>dataset</w:t>
-      </w:r>
-      <w:proofErr w:type="spellEnd"/>
-      <w:r>
-        <w:rPr>
-          <w:rFonts w:ascii="Droid Serif" w:eastAsia="Droid Serif" w:hAnsi="Droid Serif" w:cs="Droid Serif"/>
-          <w:color w:val="666666"/>
-          <w:sz w:val="22"/>
-          <w:szCs w:val="22"/>
-          <w:lang w:val="es" w:eastAsia="es-AR"/>
-        </w:rPr>
-        <w:t xml:space="preserve"> contiene algunas variables previamente tratadas, identificadas como TRIMMED, por lo que se evaluará si resulta conveniente utilizar dichas versiones o realizar un tratamiento propio sobre las variables originales.</w:t>
+        <w:t xml:space="preserve">Se analizarán principalmente las variables numéricas relacionadas con la duración del sueño y el tiempo de exposición a pantallas para detectar valores atípicos, imposibles o inconsistentes. </w:t>
       </w:r>
     </w:p>
     <w:p>
@@ -9192,9 +9386,8 @@
           <w:szCs w:val="22"/>
           <w:lang w:val="es" w:eastAsia="es-AR"/>
         </w:rPr>
-        <w:t>Se seleccionarán las variables que resulten pertinentes para responder al problema planteado. Como posibles predictores se considerarán características demográficas y variables relacionadas con los hábitos de uso de pantallas, incluyendo tiempo total de exposición, redes sociales, videojuegos, celular/</w:t>
-      </w:r>
-      <w:proofErr w:type="spellStart"/>
+        <w:t xml:space="preserve">Se seleccionarán las variables que resulten pertinentes para responder al problema planteado. </w:t>
+      </w:r>
       <w:r>
         <w:rPr>
           <w:rFonts w:ascii="Droid Serif" w:eastAsia="Droid Serif" w:hAnsi="Droid Serif" w:cs="Droid Serif"/>
@@ -9203,9 +9396,8 @@
           <w:szCs w:val="22"/>
           <w:lang w:val="es" w:eastAsia="es-AR"/>
         </w:rPr>
-        <w:t>tablet</w:t>
-      </w:r>
-      <w:proofErr w:type="spellEnd"/>
+        <w:t xml:space="preserve">Se </w:t>
+      </w:r>
       <w:r>
         <w:rPr>
           <w:rFonts w:ascii="Droid Serif" w:eastAsia="Droid Serif" w:hAnsi="Droid Serif" w:cs="Droid Serif"/>
@@ -9214,7 +9406,7 @@
           <w:szCs w:val="22"/>
           <w:lang w:val="es" w:eastAsia="es-AR"/>
         </w:rPr>
-        <w:t xml:space="preserve">, televisión o </w:t>
+        <w:t>considerarán características demográficas y variables relacionadas con los hábitos de uso de pantallas, incluyendo tiempo total de exposición, redes sociales, videojuegos, celular/</w:t>
       </w:r>
       <w:proofErr w:type="spellStart"/>
       <w:r>
@@ -9225,7 +9417,7 @@
           <w:szCs w:val="22"/>
           <w:lang w:val="es" w:eastAsia="es-AR"/>
         </w:rPr>
-        <w:t>streaming</w:t>
+        <w:t>tablet</w:t>
       </w:r>
       <w:proofErr w:type="spellEnd"/>
       <w:r>
@@ -9236,13 +9428,10 @@
           <w:szCs w:val="22"/>
           <w:lang w:val="es" w:eastAsia="es-AR"/>
         </w:rPr>
-        <w:t xml:space="preserve"> y uso de dispositivos electrónicos antes de dormir.</w:t>
-      </w:r>
-    </w:p>
-    <w:p>
-      <w:pPr>
-        <w:pStyle w:val="NormalWeb"/>
-        <w:jc w:val="both"/>
+        <w:t xml:space="preserve">, televisión o </w:t>
+      </w:r>
+      <w:proofErr w:type="spellStart"/>
+      <w:r>
         <w:rPr>
           <w:rFonts w:ascii="Droid Serif" w:eastAsia="Droid Serif" w:hAnsi="Droid Serif" w:cs="Droid Serif"/>
           <w:color w:val="666666"/>
@@ -9250,38 +9439,10 @@
           <w:szCs w:val="22"/>
           <w:lang w:val="es" w:eastAsia="es-AR"/>
         </w:rPr>
-      </w:pPr>
-      <w:r>
-        <w:rPr>
-          <w:rFonts w:ascii="Droid Serif" w:eastAsia="Droid Serif" w:hAnsi="Droid Serif" w:cs="Droid Serif"/>
-          <w:b/>
-          <w:bCs/>
-          <w:color w:val="666666"/>
-          <w:sz w:val="22"/>
-          <w:szCs w:val="22"/>
-          <w:lang w:val="es" w:eastAsia="es-AR"/>
-        </w:rPr>
-        <w:t xml:space="preserve">6. Definición </w:t>
-      </w:r>
-      <w:proofErr w:type="gramStart"/>
-      <w:r>
-        <w:rPr>
-          <w:rFonts w:ascii="Droid Serif" w:eastAsia="Droid Serif" w:hAnsi="Droid Serif" w:cs="Droid Serif"/>
-          <w:b/>
-          <w:bCs/>
-          <w:color w:val="666666"/>
-          <w:sz w:val="22"/>
-          <w:szCs w:val="22"/>
-          <w:lang w:val="es" w:eastAsia="es-AR"/>
-        </w:rPr>
-        <w:t>de la variable objetivo</w:t>
-      </w:r>
-      <w:proofErr w:type="gramEnd"/>
-    </w:p>
-    <w:p>
-      <w:pPr>
-        <w:pStyle w:val="NormalWeb"/>
-        <w:jc w:val="both"/>
+        <w:t>streaming</w:t>
+      </w:r>
+      <w:proofErr w:type="spellEnd"/>
+      <w:r>
         <w:rPr>
           <w:rFonts w:ascii="Droid Serif" w:eastAsia="Droid Serif" w:hAnsi="Droid Serif" w:cs="Droid Serif"/>
           <w:color w:val="666666"/>
@@ -9289,339 +9450,7 @@
           <w:szCs w:val="22"/>
           <w:lang w:val="es" w:eastAsia="es-AR"/>
         </w:rPr>
-      </w:pPr>
-      <w:r>
-        <w:rPr>
-          <w:rFonts w:ascii="Droid Serif" w:eastAsia="Droid Serif" w:hAnsi="Droid Serif" w:cs="Droid Serif"/>
-          <w:color w:val="666666"/>
-          <w:sz w:val="22"/>
-          <w:szCs w:val="22"/>
-          <w:lang w:val="es" w:eastAsia="es-AR"/>
-        </w:rPr>
-        <w:t>Se definirá una variable objetivo que permita representar el patrón de sueño insuficiente en los adolescentes. Para ello se analizarán las variables disponibles relacionadas con la duración del sueño durante los días de semana y sus versiones procesadas o categorizadas. A partir de esta definición, el problema podrá abordarse como una tarea de clasificación.</w:t>
-      </w:r>
-    </w:p>
-    <w:p>
-      <w:pPr>
-        <w:pStyle w:val="NormalWeb"/>
-        <w:jc w:val="both"/>
-        <w:rPr>
-          <w:rFonts w:ascii="Droid Serif" w:eastAsia="Droid Serif" w:hAnsi="Droid Serif" w:cs="Droid Serif"/>
-          <w:color w:val="666666"/>
-          <w:sz w:val="22"/>
-          <w:szCs w:val="22"/>
-          <w:lang w:val="es" w:eastAsia="es-AR"/>
-        </w:rPr>
-      </w:pPr>
-      <w:r>
-        <w:rPr>
-          <w:rFonts w:ascii="Droid Serif" w:eastAsia="Droid Serif" w:hAnsi="Droid Serif" w:cs="Droid Serif"/>
-          <w:color w:val="666666"/>
-          <w:sz w:val="22"/>
-          <w:szCs w:val="22"/>
-          <w:lang w:val="es" w:eastAsia="es-AR"/>
-        </w:rPr>
-        <w:t>Hay dos detalles que me gustan especialmente de redactarlo así.</w:t>
-      </w:r>
-    </w:p>
-    <w:p>
-      <w:pPr>
-        <w:pStyle w:val="NormalWeb"/>
-        <w:jc w:val="both"/>
-        <w:rPr>
-          <w:rFonts w:ascii="Droid Serif" w:eastAsia="Droid Serif" w:hAnsi="Droid Serif" w:cs="Droid Serif"/>
-          <w:color w:val="666666"/>
-          <w:sz w:val="22"/>
-          <w:szCs w:val="22"/>
-          <w:lang w:val="es" w:eastAsia="es-AR"/>
-        </w:rPr>
-      </w:pPr>
-      <w:r>
-        <w:rPr>
-          <w:rFonts w:ascii="Droid Serif" w:eastAsia="Droid Serif" w:hAnsi="Droid Serif" w:cs="Droid Serif"/>
-          <w:color w:val="666666"/>
-          <w:sz w:val="22"/>
-          <w:szCs w:val="22"/>
-          <w:lang w:val="es" w:eastAsia="es-AR"/>
-        </w:rPr>
-        <w:t xml:space="preserve">Primero, </w:t>
-      </w:r>
-      <w:r>
-        <w:rPr>
-          <w:rFonts w:ascii="Droid Serif" w:eastAsia="Droid Serif" w:hAnsi="Droid Serif" w:cs="Droid Serif"/>
-          <w:b/>
-          <w:bCs/>
-          <w:color w:val="666666"/>
-          <w:sz w:val="22"/>
-          <w:szCs w:val="22"/>
-          <w:lang w:val="es" w:eastAsia="es-AR"/>
-        </w:rPr>
-        <w:t>no estamos inventando decisiones que todavía no tomaron</w:t>
-      </w:r>
-      <w:r>
-        <w:rPr>
-          <w:rFonts w:ascii="Droid Serif" w:eastAsia="Droid Serif" w:hAnsi="Droid Serif" w:cs="Droid Serif"/>
-          <w:color w:val="666666"/>
-          <w:sz w:val="22"/>
-          <w:szCs w:val="22"/>
-          <w:lang w:val="es" w:eastAsia="es-AR"/>
-        </w:rPr>
-        <w:t xml:space="preserve">. Decimos “se analizará”, “se evaluará”, “se seleccionarán”, porque justamente es una </w:t>
-      </w:r>
-      <w:r>
-        <w:rPr>
-          <w:rFonts w:ascii="Droid Serif" w:eastAsia="Droid Serif" w:hAnsi="Droid Serif" w:cs="Droid Serif"/>
-          <w:i/>
-          <w:iCs/>
-          <w:color w:val="666666"/>
-          <w:sz w:val="22"/>
-          <w:szCs w:val="22"/>
-          <w:lang w:val="es" w:eastAsia="es-AR"/>
-        </w:rPr>
-        <w:t>propuesta</w:t>
-      </w:r>
-      <w:r>
-        <w:rPr>
-          <w:rFonts w:ascii="Droid Serif" w:eastAsia="Droid Serif" w:hAnsi="Droid Serif" w:cs="Droid Serif"/>
-          <w:color w:val="666666"/>
-          <w:sz w:val="22"/>
-          <w:szCs w:val="22"/>
-          <w:lang w:val="es" w:eastAsia="es-AR"/>
-        </w:rPr>
-        <w:t xml:space="preserve"> de </w:t>
-      </w:r>
-      <w:proofErr w:type="spellStart"/>
-      <w:r>
-        <w:rPr>
-          <w:rFonts w:ascii="Droid Serif" w:eastAsia="Droid Serif" w:hAnsi="Droid Serif" w:cs="Droid Serif"/>
-          <w:color w:val="666666"/>
-          <w:sz w:val="22"/>
-          <w:szCs w:val="22"/>
-          <w:lang w:val="es" w:eastAsia="es-AR"/>
-        </w:rPr>
-        <w:t>preprocesamiento</w:t>
-      </w:r>
-      <w:proofErr w:type="spellEnd"/>
-      <w:r>
-        <w:rPr>
-          <w:rFonts w:ascii="Droid Serif" w:eastAsia="Droid Serif" w:hAnsi="Droid Serif" w:cs="Droid Serif"/>
-          <w:color w:val="666666"/>
-          <w:sz w:val="22"/>
-          <w:szCs w:val="22"/>
-          <w:lang w:val="es" w:eastAsia="es-AR"/>
-        </w:rPr>
-        <w:t>.</w:t>
-      </w:r>
-    </w:p>
-    <w:p>
-      <w:pPr>
-        <w:pStyle w:val="NormalWeb"/>
-        <w:jc w:val="both"/>
-        <w:rPr>
-          <w:rFonts w:ascii="Droid Serif" w:eastAsia="Droid Serif" w:hAnsi="Droid Serif" w:cs="Droid Serif"/>
-          <w:color w:val="666666"/>
-          <w:sz w:val="22"/>
-          <w:szCs w:val="22"/>
-          <w:lang w:val="es" w:eastAsia="es-AR"/>
-        </w:rPr>
-      </w:pPr>
-      <w:r>
-        <w:rPr>
-          <w:rFonts w:ascii="Droid Serif" w:eastAsia="Droid Serif" w:hAnsi="Droid Serif" w:cs="Droid Serif"/>
-          <w:color w:val="666666"/>
-          <w:sz w:val="22"/>
-          <w:szCs w:val="22"/>
-          <w:lang w:val="es" w:eastAsia="es-AR"/>
-        </w:rPr>
-        <w:lastRenderedPageBreak/>
-        <w:t xml:space="preserve">Segundo, estamos demostrando que </w:t>
-      </w:r>
-      <w:r>
-        <w:rPr>
-          <w:rFonts w:ascii="Droid Serif" w:eastAsia="Droid Serif" w:hAnsi="Droid Serif" w:cs="Droid Serif"/>
-          <w:b/>
-          <w:bCs/>
-          <w:color w:val="666666"/>
-          <w:sz w:val="22"/>
-          <w:szCs w:val="22"/>
-          <w:lang w:val="es" w:eastAsia="es-AR"/>
-        </w:rPr>
-        <w:t xml:space="preserve">ya conocemos el </w:t>
-      </w:r>
-      <w:proofErr w:type="spellStart"/>
-      <w:r>
-        <w:rPr>
-          <w:rFonts w:ascii="Droid Serif" w:eastAsia="Droid Serif" w:hAnsi="Droid Serif" w:cs="Droid Serif"/>
-          <w:b/>
-          <w:bCs/>
-          <w:color w:val="666666"/>
-          <w:sz w:val="22"/>
-          <w:szCs w:val="22"/>
-          <w:lang w:val="es" w:eastAsia="es-AR"/>
-        </w:rPr>
-        <w:t>dataset</w:t>
-      </w:r>
-      <w:proofErr w:type="spellEnd"/>
-      <w:r>
-        <w:rPr>
-          <w:rFonts w:ascii="Droid Serif" w:eastAsia="Droid Serif" w:hAnsi="Droid Serif" w:cs="Droid Serif"/>
-          <w:color w:val="666666"/>
-          <w:sz w:val="22"/>
-          <w:szCs w:val="22"/>
-          <w:lang w:val="es" w:eastAsia="es-AR"/>
-        </w:rPr>
-        <w:t xml:space="preserve">: no ponemos simplemente “trataremos nulos y </w:t>
-      </w:r>
-      <w:proofErr w:type="spellStart"/>
-      <w:r>
-        <w:rPr>
-          <w:rFonts w:ascii="Droid Serif" w:eastAsia="Droid Serif" w:hAnsi="Droid Serif" w:cs="Droid Serif"/>
-          <w:color w:val="666666"/>
-          <w:sz w:val="22"/>
-          <w:szCs w:val="22"/>
-          <w:lang w:val="es" w:eastAsia="es-AR"/>
-        </w:rPr>
-        <w:t>outliers</w:t>
-      </w:r>
-      <w:proofErr w:type="spellEnd"/>
-      <w:r>
-        <w:rPr>
-          <w:rFonts w:ascii="Droid Serif" w:eastAsia="Droid Serif" w:hAnsi="Droid Serif" w:cs="Droid Serif"/>
-          <w:color w:val="666666"/>
-          <w:sz w:val="22"/>
-          <w:szCs w:val="22"/>
-          <w:lang w:val="es" w:eastAsia="es-AR"/>
-        </w:rPr>
-        <w:t xml:space="preserve">”, sino que mencionamos TRIMMED, las variables de completitud, las recodificadas, etc., que efectivamente aparecen en el relevamiento del archivo. </w:t>
-      </w:r>
-    </w:p>
-    <w:p>
-      <w:pPr>
-        <w:pStyle w:val="NormalWeb"/>
-        <w:jc w:val="both"/>
-        <w:rPr>
-          <w:rFonts w:ascii="Droid Serif" w:eastAsia="Droid Serif" w:hAnsi="Droid Serif" w:cs="Droid Serif"/>
-          <w:color w:val="666666"/>
-          <w:sz w:val="22"/>
-          <w:szCs w:val="22"/>
-          <w:lang w:val="es" w:eastAsia="es-AR"/>
-        </w:rPr>
-      </w:pPr>
-      <w:r>
-        <w:rPr>
-          <w:rFonts w:ascii="Droid Serif" w:eastAsia="Droid Serif" w:hAnsi="Droid Serif" w:cs="Droid Serif"/>
-          <w:color w:val="666666"/>
-          <w:sz w:val="22"/>
-          <w:szCs w:val="22"/>
-          <w:lang w:val="es" w:eastAsia="es-AR"/>
-        </w:rPr>
-        <w:t xml:space="preserve">Y haría un cambio pequeñito en el gráfico que tienen abajo: ese flujo muestra </w:t>
-      </w:r>
-      <w:r>
-        <w:rPr>
-          <w:rFonts w:ascii="Droid Serif" w:eastAsia="Droid Serif" w:hAnsi="Droid Serif" w:cs="Droid Serif"/>
-          <w:b/>
-          <w:bCs/>
-          <w:color w:val="666666"/>
-          <w:sz w:val="22"/>
-          <w:szCs w:val="22"/>
-          <w:lang w:val="es" w:eastAsia="es-AR"/>
-        </w:rPr>
-        <w:t xml:space="preserve">todo el proyecto de Machine </w:t>
-      </w:r>
-      <w:proofErr w:type="spellStart"/>
-      <w:r>
-        <w:rPr>
-          <w:rFonts w:ascii="Droid Serif" w:eastAsia="Droid Serif" w:hAnsi="Droid Serif" w:cs="Droid Serif"/>
-          <w:b/>
-          <w:bCs/>
-          <w:color w:val="666666"/>
-          <w:sz w:val="22"/>
-          <w:szCs w:val="22"/>
-          <w:lang w:val="es" w:eastAsia="es-AR"/>
-        </w:rPr>
-        <w:t>Learning</w:t>
-      </w:r>
-      <w:proofErr w:type="spellEnd"/>
-      <w:r>
-        <w:rPr>
-          <w:rFonts w:ascii="Droid Serif" w:eastAsia="Droid Serif" w:hAnsi="Droid Serif" w:cs="Droid Serif"/>
-          <w:color w:val="666666"/>
-          <w:sz w:val="22"/>
-          <w:szCs w:val="22"/>
-          <w:lang w:val="es" w:eastAsia="es-AR"/>
-        </w:rPr>
-        <w:t xml:space="preserve">, incluyendo Train/Test, modelos, evaluación e interpretación. Está bueno como panorama general, pero bajo el título </w:t>
-      </w:r>
-      <w:r>
-        <w:rPr>
-          <w:rFonts w:ascii="Droid Serif" w:eastAsia="Droid Serif" w:hAnsi="Droid Serif" w:cs="Droid Serif"/>
-          <w:i/>
-          <w:iCs/>
-          <w:color w:val="666666"/>
-          <w:sz w:val="22"/>
-          <w:szCs w:val="22"/>
-          <w:lang w:val="es" w:eastAsia="es-AR"/>
-        </w:rPr>
-        <w:t xml:space="preserve">“Propuesta de </w:t>
-      </w:r>
-      <w:proofErr w:type="spellStart"/>
-      <w:r>
-        <w:rPr>
-          <w:rFonts w:ascii="Droid Serif" w:eastAsia="Droid Serif" w:hAnsi="Droid Serif" w:cs="Droid Serif"/>
-          <w:i/>
-          <w:iCs/>
-          <w:color w:val="666666"/>
-          <w:sz w:val="22"/>
-          <w:szCs w:val="22"/>
-          <w:lang w:val="es" w:eastAsia="es-AR"/>
-        </w:rPr>
-        <w:t>preprocesamiento</w:t>
-      </w:r>
-      <w:proofErr w:type="spellEnd"/>
-      <w:r>
-        <w:rPr>
-          <w:rFonts w:ascii="Droid Serif" w:eastAsia="Droid Serif" w:hAnsi="Droid Serif" w:cs="Droid Serif"/>
-          <w:i/>
-          <w:iCs/>
-          <w:color w:val="666666"/>
-          <w:sz w:val="22"/>
-          <w:szCs w:val="22"/>
-          <w:lang w:val="es" w:eastAsia="es-AR"/>
-        </w:rPr>
-        <w:t xml:space="preserve"> y limpieza”</w:t>
-      </w:r>
-      <w:r>
-        <w:rPr>
-          <w:rFonts w:ascii="Droid Serif" w:eastAsia="Droid Serif" w:hAnsi="Droid Serif" w:cs="Droid Serif"/>
-          <w:color w:val="666666"/>
-          <w:sz w:val="22"/>
-          <w:szCs w:val="22"/>
-          <w:lang w:val="es" w:eastAsia="es-AR"/>
-        </w:rPr>
-        <w:t xml:space="preserve"> puede parecer que todo eso forma parte del </w:t>
-      </w:r>
-      <w:proofErr w:type="spellStart"/>
-      <w:r>
-        <w:rPr>
-          <w:rFonts w:ascii="Droid Serif" w:eastAsia="Droid Serif" w:hAnsi="Droid Serif" w:cs="Droid Serif"/>
-          <w:color w:val="666666"/>
-          <w:sz w:val="22"/>
-          <w:szCs w:val="22"/>
-          <w:lang w:val="es" w:eastAsia="es-AR"/>
-        </w:rPr>
-        <w:t>preprocesamiento</w:t>
-      </w:r>
-      <w:proofErr w:type="spellEnd"/>
-      <w:r>
-        <w:rPr>
-          <w:rFonts w:ascii="Droid Serif" w:eastAsia="Droid Serif" w:hAnsi="Droid Serif" w:cs="Droid Serif"/>
-          <w:color w:val="666666"/>
-          <w:sz w:val="22"/>
-          <w:szCs w:val="22"/>
-          <w:lang w:val="es" w:eastAsia="es-AR"/>
-        </w:rPr>
-        <w:t>.</w:t>
+        <w:t xml:space="preserve"> y uso de dispositivos electrónicos antes de dormir.</w:t>
       </w:r>
     </w:p>
     <w:p>
@@ -9638,10 +9467,105 @@
           <w:rStyle w:val="Textoennegrita"/>
         </w:rPr>
       </w:pPr>
-      <w:r>
+    </w:p>
+    <w:p>
+      <w:pPr>
+        <w:pBdr>
+          <w:top w:val="nil"/>
+          <w:left w:val="nil"/>
+          <w:bottom w:val="nil"/>
+          <w:right w:val="nil"/>
+          <w:between w:val="nil"/>
+        </w:pBdr>
+        <w:spacing w:before="0"/>
         <w:rPr>
           <w:rStyle w:val="Textoennegrita"/>
         </w:rPr>
+      </w:pPr>
+      <w:r>
+        <w:rPr>
+          <w:rStyle w:val="Textoennegrita"/>
+        </w:rPr>
+        <w:t>6.</w:t>
+      </w:r>
+      <w:r>
+        <w:rPr>
+          <w:rStyle w:val="Textoennegrita"/>
+        </w:rPr>
+        <w:t>Preparación de conjuntos experimentales</w:t>
+      </w:r>
+    </w:p>
+    <w:p>
+      <w:pPr>
+        <w:pBdr>
+          <w:top w:val="nil"/>
+          <w:left w:val="nil"/>
+          <w:bottom w:val="nil"/>
+          <w:right w:val="nil"/>
+          <w:between w:val="nil"/>
+        </w:pBdr>
+        <w:spacing w:before="0"/>
+        <w:rPr>
+          <w:b/>
+          <w:bCs/>
+        </w:rPr>
+      </w:pPr>
+      <w:r>
+        <w:t>Se construirán distintas configuraciones de variables para comparar si los grupos se sostienen al considerar intensidad, composición del uso, frecuencia de dispositivos y</w:t>
+      </w:r>
+      <w:r>
+        <w:t xml:space="preserve"> contexto de uso antes de dormir.</w:t>
+      </w:r>
+    </w:p>
+    <w:p>
+      <w:pPr>
+        <w:pBdr>
+          <w:top w:val="nil"/>
+          <w:left w:val="nil"/>
+          <w:bottom w:val="nil"/>
+          <w:right w:val="nil"/>
+          <w:between w:val="nil"/>
+        </w:pBdr>
+        <w:spacing w:before="0"/>
+        <w:rPr>
+          <w:rStyle w:val="Textoennegrita"/>
+        </w:rPr>
+      </w:pPr>
+    </w:p>
+    <w:p>
+      <w:pPr>
+        <w:pBdr>
+          <w:top w:val="nil"/>
+          <w:left w:val="nil"/>
+          <w:bottom w:val="nil"/>
+          <w:right w:val="nil"/>
+          <w:between w:val="nil"/>
+        </w:pBdr>
+        <w:spacing w:before="0"/>
+        <w:rPr>
+          <w:rStyle w:val="Textoennegrita"/>
+        </w:rPr>
+      </w:pPr>
+    </w:p>
+    <w:p>
+      <w:pPr>
+        <w:pBdr>
+          <w:top w:val="nil"/>
+          <w:left w:val="nil"/>
+          <w:bottom w:val="nil"/>
+          <w:right w:val="nil"/>
+          <w:between w:val="nil"/>
+        </w:pBdr>
+        <w:spacing w:before="0"/>
+        <w:rPr>
+          <w:rStyle w:val="Textoennegrita"/>
+        </w:rPr>
+      </w:pPr>
+      <w:r>
+        <w:rPr>
+          <w:rStyle w:val="Textoennegrita"/>
+        </w:rPr>
+        <w:lastRenderedPageBreak/>
         <w:t>Flujo general de trabajo:</w:t>
       </w:r>
     </w:p>
@@ -9661,29 +9585,23 @@
         <w:br/>
         <w:t xml:space="preserve">Las tareas de </w:t>
       </w:r>
-      <w:proofErr w:type="spellStart"/>
-      <w:r>
-        <w:t>preprocesamiento</w:t>
-      </w:r>
-      <w:proofErr w:type="spellEnd"/>
+      <w:r>
+        <w:t>pre procesamiento</w:t>
+      </w:r>
       <w:r>
         <w:t xml:space="preserve"> y </w:t>
       </w:r>
-      <w:proofErr w:type="gramStart"/>
-      <w:r>
-        <w:t>limpieza descriptas anteriormente</w:t>
-      </w:r>
-      <w:proofErr w:type="gramEnd"/>
-      <w:r>
-        <w:t xml:space="preserve"> formarán parte de un flujo de trabajo más amplio, que posteriormente incluirá la división de los datos en conjuntos de entrenamiento y prueba, el entrenamiento de modelos de Machine </w:t>
-      </w:r>
-      <w:proofErr w:type="spellStart"/>
-      <w:r>
-        <w:t>Learning</w:t>
-      </w:r>
-      <w:proofErr w:type="spellEnd"/>
-      <w:r>
-        <w:t>, su evaluación y la interpretación de los resultados.</w:t>
+      <w:r>
+        <w:t>limpiezas descriptas anteriormente</w:t>
+      </w:r>
+      <w:r>
+        <w:t xml:space="preserve"> formarán parte de un flujo de trabajo más amplio, que posteriormente incluirá la interpretación de los resultados</w:t>
+      </w:r>
+      <w:r>
+        <w:t xml:space="preserve"> obtenidos</w:t>
+      </w:r>
+      <w:r>
+        <w:t>.</w:t>
       </w:r>
     </w:p>
     <w:p>
@@ -9720,6 +9638,64 @@
     </w:p>
     <w:p>
       <w:pPr>
+        <w:pStyle w:val="NormalWeb"/>
+      </w:pPr>
+      <w:r>
+        <w:rPr>
+          <w:noProof/>
+        </w:rPr>
+        <w:drawing>
+          <wp:inline distT="0" distB="0" distL="0" distR="0" wp14:anchorId="0A874F5E" wp14:editId="1D37BDF6">
+            <wp:extent cx="5797550" cy="3262162"/>
+            <wp:effectExtent l="0" t="0" r="0" b="0"/>
+            <wp:docPr id="3" name="Imagen 3" descr="C:\Users\Leo\Downloads\ChatGPT Image 17 sept 2026, 21_46_48.png"/>
+            <wp:cNvGraphicFramePr>
+              <a:graphicFrameLocks xmlns:a="http://schemas.openxmlformats.org/drawingml/2006/main" noChangeAspect="1"/>
+            </wp:cNvGraphicFramePr>
+            <a:graphic xmlns:a="http://schemas.openxmlformats.org/drawingml/2006/main">
+              <a:graphicData uri="http://schemas.openxmlformats.org/drawingml/2006/picture">
+                <pic:pic xmlns:pic="http://schemas.openxmlformats.org/drawingml/2006/picture">
+                  <pic:nvPicPr>
+                    <pic:cNvPr id="0" name="Picture 1" descr="C:\Users\Leo\Downloads\ChatGPT Image 17 sept 2026, 21_46_48.png"/>
+                    <pic:cNvPicPr>
+                      <a:picLocks noChangeAspect="1" noChangeArrowheads="1"/>
+                    </pic:cNvPicPr>
+                  </pic:nvPicPr>
+                  <pic:blipFill>
+                    <a:blip r:embed="rId9" cstate="print">
+                      <a:extLst>
+                        <a:ext uri="{28A0092B-C50C-407E-A947-70E740481C1C}">
+                          <a14:useLocalDpi xmlns:a14="http://schemas.microsoft.com/office/drawing/2010/main" val="0"/>
+                        </a:ext>
+                      </a:extLst>
+                    </a:blip>
+                    <a:srcRect/>
+                    <a:stretch>
+                      <a:fillRect/>
+                    </a:stretch>
+                  </pic:blipFill>
+                  <pic:spPr bwMode="auto">
+                    <a:xfrm>
+                      <a:off x="0" y="0"/>
+                      <a:ext cx="5822674" cy="3276299"/>
+                    </a:xfrm>
+                    <a:prstGeom prst="rect">
+                      <a:avLst/>
+                    </a:prstGeom>
+                    <a:noFill/>
+                    <a:ln>
+                      <a:noFill/>
+                    </a:ln>
+                  </pic:spPr>
+                </pic:pic>
+              </a:graphicData>
+            </a:graphic>
+          </wp:inline>
+        </w:drawing>
+      </w:r>
+    </w:p>
+    <w:p>
+      <w:pPr>
         <w:pBdr>
           <w:top w:val="nil"/>
           <w:left w:val="nil"/>
@@ -9728,47 +9704,8 @@
           <w:between w:val="nil"/>
         </w:pBdr>
       </w:pPr>
-      <w:r>
-        <w:rPr>
-          <w:noProof/>
-          <w:lang w:val="en-US" w:eastAsia="en-US"/>
-        </w:rPr>
-        <w:drawing>
-          <wp:inline distT="114300" distB="114300" distL="114300" distR="114300" wp14:anchorId="10874A67" wp14:editId="313E03B2">
-            <wp:extent cx="5943600" cy="3238500"/>
-            <wp:effectExtent l="0" t="0" r="0" b="0"/>
-            <wp:docPr id="2" name="image2.jpg"/>
-            <wp:cNvGraphicFramePr/>
-            <a:graphic xmlns:a="http://schemas.openxmlformats.org/drawingml/2006/main">
-              <a:graphicData uri="http://schemas.openxmlformats.org/drawingml/2006/picture">
-                <pic:pic xmlns:pic="http://schemas.openxmlformats.org/drawingml/2006/picture">
-                  <pic:nvPicPr>
-                    <pic:cNvPr id="0" name="image2.jpg"/>
-                    <pic:cNvPicPr preferRelativeResize="0"/>
-                  </pic:nvPicPr>
-                  <pic:blipFill>
-                    <a:blip r:embed="rId9"/>
-                    <a:srcRect/>
-                    <a:stretch>
-                      <a:fillRect/>
-                    </a:stretch>
-                  </pic:blipFill>
-                  <pic:spPr>
-                    <a:xfrm>
-                      <a:off x="0" y="0"/>
-                      <a:ext cx="5943600" cy="3238500"/>
-                    </a:xfrm>
-                    <a:prstGeom prst="rect">
-                      <a:avLst/>
-                    </a:prstGeom>
-                    <a:ln/>
-                  </pic:spPr>
-                </pic:pic>
-              </a:graphicData>
-            </a:graphic>
-          </wp:inline>
-        </w:drawing>
-      </w:r>
+      <w:bookmarkStart w:id="10" w:name="_GoBack"/>
+      <w:bookmarkEnd w:id="10"/>
     </w:p>
     <w:sectPr>
       <w:headerReference w:type="even" r:id="rId10"/>
@@ -9854,7 +9791,7 @@
       <w:rPr>
         <w:noProof/>
       </w:rPr>
-      <w:t>14</w:t>
+      <w:t>16</w:t>
     </w:r>
     <w:r>
       <w:fldChar w:fldCharType="end"/>
@@ -10789,7 +10726,7 @@
     <w:lsdException w:name="Table Web 2" w:semiHidden="1" w:unhideWhenUsed="1"/>
     <w:lsdException w:name="Table Web 3" w:semiHidden="1" w:unhideWhenUsed="1"/>
     <w:lsdException w:name="Balloon Text" w:semiHidden="1" w:unhideWhenUsed="1"/>
-    <w:lsdException w:name="Table Grid" w:uiPriority="39"/>
+    <w:lsdException w:name="Table Grid" w:uiPriority="59"/>
     <w:lsdException w:name="Table Theme" w:semiHidden="1" w:unhideWhenUsed="1"/>
     <w:lsdException w:name="Placeholder Text" w:semiHidden="1"/>
     <w:lsdException w:name="No Spacing" w:uiPriority="1" w:qFormat="1"/>
@@ -11332,6 +11269,183 @@
       <w:iCs/>
     </w:rPr>
   </w:style>
+  <w:style w:type="table" w:styleId="Tablaconcuadrcula">
+    <w:name w:val="Table Grid"/>
+    <w:basedOn w:val="Tablanormal"/>
+    <w:uiPriority w:val="59"/>
+    <w:rsid w:val="001E13AE"/>
+    <w:pPr>
+      <w:widowControl/>
+      <w:spacing w:before="0" w:line="240" w:lineRule="auto"/>
+    </w:pPr>
+    <w:rPr>
+      <w:rFonts w:asciiTheme="minorHAnsi" w:eastAsiaTheme="minorEastAsia" w:hAnsiTheme="minorHAnsi" w:cstheme="minorBidi"/>
+      <w:color w:val="auto"/>
+      <w:lang w:val="en-US" w:eastAsia="en-US"/>
+    </w:rPr>
+    <w:tblPr>
+      <w:tblBorders>
+        <w:top w:val="single" w:sz="4" w:space="0" w:color="auto"/>
+        <w:left w:val="single" w:sz="4" w:space="0" w:color="auto"/>
+        <w:bottom w:val="single" w:sz="4" w:space="0" w:color="auto"/>
+        <w:right w:val="single" w:sz="4" w:space="0" w:color="auto"/>
+        <w:insideH w:val="single" w:sz="4" w:space="0" w:color="auto"/>
+        <w:insideV w:val="single" w:sz="4" w:space="0" w:color="auto"/>
+      </w:tblBorders>
+    </w:tblPr>
+  </w:style>
+  <w:style w:type="table" w:styleId="Tabladecuadrcula4-nfasis1">
+    <w:name w:val="Grid Table 4 Accent 1"/>
+    <w:basedOn w:val="Tablanormal"/>
+    <w:uiPriority w:val="49"/>
+    <w:rsid w:val="001E13AE"/>
+    <w:pPr>
+      <w:spacing w:line="240" w:lineRule="auto"/>
+    </w:pPr>
+    <w:tblPr>
+      <w:tblStyleRowBandSize w:val="1"/>
+      <w:tblStyleColBandSize w:val="1"/>
+      <w:tblBorders>
+        <w:top w:val="single" w:sz="4" w:space="0" w:color="95B3D7" w:themeColor="accent1" w:themeTint="99"/>
+        <w:left w:val="single" w:sz="4" w:space="0" w:color="95B3D7" w:themeColor="accent1" w:themeTint="99"/>
+        <w:bottom w:val="single" w:sz="4" w:space="0" w:color="95B3D7" w:themeColor="accent1" w:themeTint="99"/>
+        <w:right w:val="single" w:sz="4" w:space="0" w:color="95B3D7" w:themeColor="accent1" w:themeTint="99"/>
+        <w:insideH w:val="single" w:sz="4" w:space="0" w:color="95B3D7" w:themeColor="accent1" w:themeTint="99"/>
+        <w:insideV w:val="single" w:sz="4" w:space="0" w:color="95B3D7" w:themeColor="accent1" w:themeTint="99"/>
+      </w:tblBorders>
+    </w:tblPr>
+    <w:tblStylePr w:type="firstRow">
+      <w:rPr>
+        <w:b/>
+        <w:bCs/>
+        <w:color w:val="FFFFFF" w:themeColor="background1"/>
+      </w:rPr>
+      <w:tblPr/>
+      <w:tcPr>
+        <w:tcBorders>
+          <w:top w:val="single" w:sz="4" w:space="0" w:color="4F81BD" w:themeColor="accent1"/>
+          <w:left w:val="single" w:sz="4" w:space="0" w:color="4F81BD" w:themeColor="accent1"/>
+          <w:bottom w:val="single" w:sz="4" w:space="0" w:color="4F81BD" w:themeColor="accent1"/>
+          <w:right w:val="single" w:sz="4" w:space="0" w:color="4F81BD" w:themeColor="accent1"/>
+          <w:insideH w:val="nil"/>
+          <w:insideV w:val="nil"/>
+        </w:tcBorders>
+        <w:shd w:val="clear" w:color="auto" w:fill="4F81BD" w:themeFill="accent1"/>
+      </w:tcPr>
+    </w:tblStylePr>
+    <w:tblStylePr w:type="lastRow">
+      <w:rPr>
+        <w:b/>
+        <w:bCs/>
+      </w:rPr>
+      <w:tblPr/>
+      <w:tcPr>
+        <w:tcBorders>
+          <w:top w:val="double" w:sz="4" w:space="0" w:color="4F81BD" w:themeColor="accent1"/>
+        </w:tcBorders>
+      </w:tcPr>
+    </w:tblStylePr>
+    <w:tblStylePr w:type="firstCol">
+      <w:rPr>
+        <w:b/>
+        <w:bCs/>
+      </w:rPr>
+    </w:tblStylePr>
+    <w:tblStylePr w:type="lastCol">
+      <w:rPr>
+        <w:b/>
+        <w:bCs/>
+      </w:rPr>
+    </w:tblStylePr>
+    <w:tblStylePr w:type="band1Vert">
+      <w:tblPr/>
+      <w:tcPr>
+        <w:shd w:val="clear" w:color="auto" w:fill="DBE5F1" w:themeFill="accent1" w:themeFillTint="33"/>
+      </w:tcPr>
+    </w:tblStylePr>
+    <w:tblStylePr w:type="band1Horz">
+      <w:tblPr/>
+      <w:tcPr>
+        <w:shd w:val="clear" w:color="auto" w:fill="DBE5F1" w:themeFill="accent1" w:themeFillTint="33"/>
+      </w:tcPr>
+    </w:tblStylePr>
+  </w:style>
+  <w:style w:type="table" w:styleId="Tabladecuadrcula4-nfasis5">
+    <w:name w:val="Grid Table 4 Accent 5"/>
+    <w:basedOn w:val="Tablanormal"/>
+    <w:uiPriority w:val="49"/>
+    <w:rsid w:val="001E13AE"/>
+    <w:pPr>
+      <w:spacing w:line="240" w:lineRule="auto"/>
+    </w:pPr>
+    <w:tblPr>
+      <w:tblStyleRowBandSize w:val="1"/>
+      <w:tblStyleColBandSize w:val="1"/>
+      <w:tblBorders>
+        <w:top w:val="single" w:sz="4" w:space="0" w:color="92CDDC" w:themeColor="accent5" w:themeTint="99"/>
+        <w:left w:val="single" w:sz="4" w:space="0" w:color="92CDDC" w:themeColor="accent5" w:themeTint="99"/>
+        <w:bottom w:val="single" w:sz="4" w:space="0" w:color="92CDDC" w:themeColor="accent5" w:themeTint="99"/>
+        <w:right w:val="single" w:sz="4" w:space="0" w:color="92CDDC" w:themeColor="accent5" w:themeTint="99"/>
+        <w:insideH w:val="single" w:sz="4" w:space="0" w:color="92CDDC" w:themeColor="accent5" w:themeTint="99"/>
+        <w:insideV w:val="single" w:sz="4" w:space="0" w:color="92CDDC" w:themeColor="accent5" w:themeTint="99"/>
+      </w:tblBorders>
+    </w:tblPr>
+    <w:tblStylePr w:type="firstRow">
+      <w:rPr>
+        <w:b/>
+        <w:bCs/>
+        <w:color w:val="FFFFFF" w:themeColor="background1"/>
+      </w:rPr>
+      <w:tblPr/>
+      <w:tcPr>
+        <w:tcBorders>
+          <w:top w:val="single" w:sz="4" w:space="0" w:color="4BACC6" w:themeColor="accent5"/>
+          <w:left w:val="single" w:sz="4" w:space="0" w:color="4BACC6" w:themeColor="accent5"/>
+          <w:bottom w:val="single" w:sz="4" w:space="0" w:color="4BACC6" w:themeColor="accent5"/>
+          <w:right w:val="single" w:sz="4" w:space="0" w:color="4BACC6" w:themeColor="accent5"/>
+          <w:insideH w:val="nil"/>
+          <w:insideV w:val="nil"/>
+        </w:tcBorders>
+        <w:shd w:val="clear" w:color="auto" w:fill="4BACC6" w:themeFill="accent5"/>
+      </w:tcPr>
+    </w:tblStylePr>
+    <w:tblStylePr w:type="lastRow">
+      <w:rPr>
+        <w:b/>
+        <w:bCs/>
+      </w:rPr>
+      <w:tblPr/>
+      <w:tcPr>
+        <w:tcBorders>
+          <w:top w:val="double" w:sz="4" w:space="0" w:color="4BACC6" w:themeColor="accent5"/>
+        </w:tcBorders>
+      </w:tcPr>
+    </w:tblStylePr>
+    <w:tblStylePr w:type="firstCol">
+      <w:rPr>
+        <w:b/>
+        <w:bCs/>
+      </w:rPr>
+    </w:tblStylePr>
+    <w:tblStylePr w:type="lastCol">
+      <w:rPr>
+        <w:b/>
+        <w:bCs/>
+      </w:rPr>
+    </w:tblStylePr>
+    <w:tblStylePr w:type="band1Vert">
+      <w:tblPr/>
+      <w:tcPr>
+        <w:shd w:val="clear" w:color="auto" w:fill="DAEEF3" w:themeFill="accent5" w:themeFillTint="33"/>
+      </w:tcPr>
+    </w:tblStylePr>
+    <w:tblStylePr w:type="band1Horz">
+      <w:tblPr/>
+      <w:tcPr>
+        <w:shd w:val="clear" w:color="auto" w:fill="DAEEF3" w:themeFill="accent5" w:themeFillTint="33"/>
+      </w:tcPr>
+    </w:tblStylePr>
+  </w:style>
 </w:styles>
 </file>
 

--- a/tp1/Informe.docx
+++ b/tp1/Informe.docx
@@ -542,10 +542,7 @@
         <w:t xml:space="preserve">onsideramos que </w:t>
       </w:r>
       <w:r>
-        <w:t>e</w:t>
-      </w:r>
-      <w:r>
-        <w:t xml:space="preserve">l </w:t>
+        <w:t xml:space="preserve">el </w:t>
       </w:r>
       <w:proofErr w:type="spellStart"/>
       <w:r>
@@ -714,7 +711,29 @@
           <w:sz w:val="22"/>
           <w:szCs w:val="22"/>
         </w:rPr>
-        <w:t>¿Es posible identificar perfiles diferenciados de adolescentes según sus patrones de uso de pantallas mediante técnicas de aprendizaje automático no supervisado y caracterizar dichos perfiles a partir de sus hábitos de sueño, niveles de somnolencia y otras variables relevantes?</w:t>
+        <w:t>¿Es posible identificar perfiles diferenciados de adolescentes según sus patrones de uso de pantallas mediante técnicas de aprendizaje automático no supervisado y caracterizar dichos perfiles a partir de sus hábitos</w:t>
+      </w:r>
+      <w:r>
+        <w:rPr>
+          <w:rFonts w:ascii="Droid Serif" w:eastAsia="Droid Serif" w:hAnsi="Droid Serif" w:cs="Droid Serif"/>
+          <w:b/>
+          <w:bCs/>
+          <w:color w:val="666666"/>
+          <w:sz w:val="22"/>
+          <w:szCs w:val="22"/>
+        </w:rPr>
+        <w:t xml:space="preserve"> y características</w:t>
+      </w:r>
+      <w:r>
+        <w:rPr>
+          <w:rFonts w:ascii="Droid Serif" w:eastAsia="Droid Serif" w:hAnsi="Droid Serif" w:cs="Droid Serif"/>
+          <w:b/>
+          <w:bCs/>
+          <w:color w:val="666666"/>
+          <w:sz w:val="22"/>
+          <w:szCs w:val="22"/>
+        </w:rPr>
+        <w:t>?</w:t>
       </w:r>
     </w:p>
     <w:p>
@@ -814,7 +833,7 @@
           <w:szCs w:val="22"/>
           <w:lang w:val="es-AR"/>
         </w:rPr>
-        <w:t>Los grupos se formarán exclusivamente a partir de variables seleccionadas para el proceso de segmentación. Posteriormente, se analizarán otras variables —como hábitos de sueño, somnolencia diurna y rendimiento académico— para caracterizar y comprender mejor las particularidades de cada segmento.</w:t>
+        <w:t xml:space="preserve">Los grupos se formarán exclusivamente a partir de variables seleccionadas para el proceso de segmentación. Posteriormente, se analizarán </w:t>
       </w:r>
       <w:r>
         <w:rPr>
@@ -824,7 +843,7 @@
           <w:szCs w:val="22"/>
           <w:lang w:val="es-AR"/>
         </w:rPr>
-        <w:t xml:space="preserve"> Este </w:t>
+        <w:t xml:space="preserve">en comparación con otras, </w:t>
       </w:r>
       <w:r>
         <w:rPr>
@@ -834,7 +853,57 @@
           <w:szCs w:val="22"/>
           <w:lang w:val="es-AR"/>
         </w:rPr>
-        <w:t xml:space="preserve">análisis no busca establecer relaciones causales entre el uso de pantallas y variables como el sueño, la somnolencia o el rendimiento académico, sino </w:t>
+        <w:t>para</w:t>
+      </w:r>
+      <w:r>
+        <w:rPr>
+          <w:rFonts w:ascii="Droid Serif" w:eastAsia="Droid Serif" w:hAnsi="Droid Serif" w:cs="Droid Serif"/>
+          <w:color w:val="666666"/>
+          <w:sz w:val="22"/>
+          <w:szCs w:val="22"/>
+          <w:lang w:val="es-AR"/>
+        </w:rPr>
+        <w:t xml:space="preserve"> caracterizar y comprender mejor las particularidades de cada segmento.</w:t>
+      </w:r>
+      <w:r>
+        <w:rPr>
+          <w:rFonts w:ascii="Droid Serif" w:eastAsia="Droid Serif" w:hAnsi="Droid Serif" w:cs="Droid Serif"/>
+          <w:color w:val="666666"/>
+          <w:sz w:val="22"/>
+          <w:szCs w:val="22"/>
+          <w:lang w:val="es-AR"/>
+        </w:rPr>
+        <w:t xml:space="preserve"> Este </w:t>
+      </w:r>
+      <w:r>
+        <w:rPr>
+          <w:rFonts w:ascii="Droid Serif" w:eastAsia="Droid Serif" w:hAnsi="Droid Serif" w:cs="Droid Serif"/>
+          <w:color w:val="666666"/>
+          <w:sz w:val="22"/>
+          <w:szCs w:val="22"/>
+          <w:lang w:val="es-AR"/>
+        </w:rPr>
+        <w:t>análisis no busca establecer relaciones</w:t>
+      </w:r>
+      <w:r>
+        <w:rPr>
+          <w:rFonts w:ascii="Droid Serif" w:eastAsia="Droid Serif" w:hAnsi="Droid Serif" w:cs="Droid Serif"/>
+          <w:color w:val="666666"/>
+          <w:sz w:val="22"/>
+          <w:szCs w:val="22"/>
+          <w:lang w:val="es-AR"/>
+        </w:rPr>
+        <w:t xml:space="preserve"> causales entre las variables</w:t>
+      </w:r>
+      <w:r>
+        <w:rPr>
+          <w:rFonts w:ascii="Droid Serif" w:eastAsia="Droid Serif" w:hAnsi="Droid Serif" w:cs="Droid Serif"/>
+          <w:color w:val="666666"/>
+          <w:sz w:val="22"/>
+          <w:szCs w:val="22"/>
+          <w:lang w:val="es-AR"/>
+        </w:rPr>
+        <w:t xml:space="preserve">, sino </w:t>
       </w:r>
       <w:r>
         <w:rPr>
@@ -893,6 +962,18 @@
           <w:between w:val="nil"/>
         </w:pBdr>
       </w:pPr>
+    </w:p>
+    <w:p>
+      <w:pPr>
+        <w:pStyle w:val="Ttulo1"/>
+        <w:pBdr>
+          <w:top w:val="nil"/>
+          <w:left w:val="nil"/>
+          <w:bottom w:val="nil"/>
+          <w:right w:val="nil"/>
+          <w:between w:val="nil"/>
+        </w:pBdr>
+      </w:pPr>
       <w:r>
         <w:lastRenderedPageBreak/>
         <w:t xml:space="preserve">Descripción del </w:t>
@@ -917,7 +998,6 @@
     <w:p>
       <w:pPr>
         <w:spacing w:before="240" w:after="240"/>
-        <w:jc w:val="both"/>
         <w:rPr>
           <w:b/>
           <w:bCs/>
@@ -1108,7 +1188,6 @@
     <w:p>
       <w:pPr>
         <w:spacing w:before="240" w:after="240"/>
-        <w:jc w:val="both"/>
       </w:pPr>
       <w:r>
         <w:rPr>
@@ -1128,7 +1207,7 @@
           <w:bCs/>
           <w:lang w:val="es-AR"/>
         </w:rPr>
-        <w:t xml:space="preserve">Daniel Pérez-Chada, Sergio Arias </w:t>
+        <w:t>Daniel Pérez-</w:t>
       </w:r>
       <w:proofErr w:type="spellStart"/>
       <w:r>
@@ -1137,7 +1216,7 @@
           <w:bCs/>
           <w:lang w:val="es-AR"/>
         </w:rPr>
-        <w:t>Bioch</w:t>
+        <w:t>Chada</w:t>
       </w:r>
       <w:proofErr w:type="spellEnd"/>
       <w:r>
@@ -1146,7 +1225,7 @@
           <w:bCs/>
           <w:lang w:val="es-AR"/>
         </w:rPr>
-        <w:t xml:space="preserve">, Daniel </w:t>
+        <w:t xml:space="preserve">, Sergio Arias </w:t>
       </w:r>
       <w:proofErr w:type="spellStart"/>
       <w:r>
@@ -1155,7 +1234,7 @@
           <w:bCs/>
           <w:lang w:val="es-AR"/>
         </w:rPr>
-        <w:t>Schönfeld</w:t>
+        <w:t>Bioch</w:t>
       </w:r>
       <w:proofErr w:type="spellEnd"/>
       <w:r>
@@ -1164,7 +1243,7 @@
           <w:bCs/>
           <w:lang w:val="es-AR"/>
         </w:rPr>
-        <w:t xml:space="preserve">, David </w:t>
+        <w:t xml:space="preserve">, Daniel </w:t>
       </w:r>
       <w:proofErr w:type="spellStart"/>
       <w:r>
@@ -1173,7 +1252,7 @@
           <w:bCs/>
           <w:lang w:val="es-AR"/>
         </w:rPr>
-        <w:t>Gozal</w:t>
+        <w:t>Schönfeld</w:t>
       </w:r>
       <w:proofErr w:type="spellEnd"/>
       <w:r>
@@ -1182,7 +1261,7 @@
           <w:bCs/>
           <w:lang w:val="es-AR"/>
         </w:rPr>
-        <w:t xml:space="preserve"> y Santiago </w:t>
+        <w:t xml:space="preserve">, David </w:t>
       </w:r>
       <w:proofErr w:type="spellStart"/>
       <w:r>
@@ -1191,6 +1270,24 @@
           <w:bCs/>
           <w:lang w:val="es-AR"/>
         </w:rPr>
+        <w:t>Gozal</w:t>
+      </w:r>
+      <w:proofErr w:type="spellEnd"/>
+      <w:r>
+        <w:rPr>
+          <w:b/>
+          <w:bCs/>
+          <w:lang w:val="es-AR"/>
+        </w:rPr>
+        <w:t xml:space="preserve"> y Santiago </w:t>
+      </w:r>
+      <w:proofErr w:type="spellStart"/>
+      <w:r>
+        <w:rPr>
+          <w:b/>
+          <w:bCs/>
+          <w:lang w:val="es-AR"/>
+        </w:rPr>
         <w:t>Perez-Lloret</w:t>
       </w:r>
       <w:proofErr w:type="spellEnd"/>
@@ -1305,7 +1402,6 @@
     <w:p>
       <w:pPr>
         <w:spacing w:before="240" w:after="240"/>
-        <w:jc w:val="both"/>
       </w:pPr>
       <w:r>
         <w:t xml:space="preserve">Los datos fueron recolectados entre </w:t>
@@ -1567,15 +1663,7 @@
         <w:spacing w:before="0" w:after="240"/>
       </w:pPr>
       <w:r>
-        <w:t xml:space="preserve">Rendimiento académico en Lengua y </w:t>
-      </w:r>
-      <w:proofErr w:type="gramStart"/>
-      <w:r>
-        <w:t>Matemática..</w:t>
-      </w:r>
-      <w:proofErr w:type="gramEnd"/>
-      <w:r>
-        <w:t xml:space="preserve"> </w:t>
+        <w:t xml:space="preserve">Rendimiento académico en Lengua y Matemática. </w:t>
       </w:r>
     </w:p>
     <w:p>
@@ -9406,9 +9494,8 @@
           <w:szCs w:val="22"/>
           <w:lang w:val="es" w:eastAsia="es-AR"/>
         </w:rPr>
-        <w:t>considerarán características demográficas y variables relacionadas con los hábitos de uso de pantallas, incluyendo tiempo total de exposición, redes sociales, videojuegos, celular/</w:t>
-      </w:r>
-      <w:proofErr w:type="spellStart"/>
+        <w:t xml:space="preserve">considerarán características demográficas y variables relacionadas con </w:t>
+      </w:r>
       <w:r>
         <w:rPr>
           <w:rFonts w:ascii="Droid Serif" w:eastAsia="Droid Serif" w:hAnsi="Droid Serif" w:cs="Droid Serif"/>
@@ -9417,9 +9504,8 @@
           <w:szCs w:val="22"/>
           <w:lang w:val="es" w:eastAsia="es-AR"/>
         </w:rPr>
-        <w:t>tablet</w:t>
-      </w:r>
-      <w:proofErr w:type="spellEnd"/>
+        <w:t>los hábitos de uso de pantallas</w:t>
+      </w:r>
       <w:r>
         <w:rPr>
           <w:rFonts w:ascii="Droid Serif" w:eastAsia="Droid Serif" w:hAnsi="Droid Serif" w:cs="Droid Serif"/>
@@ -9428,29 +9514,7 @@
           <w:szCs w:val="22"/>
           <w:lang w:val="es" w:eastAsia="es-AR"/>
         </w:rPr>
-        <w:t xml:space="preserve">, televisión o </w:t>
-      </w:r>
-      <w:proofErr w:type="spellStart"/>
-      <w:r>
-        <w:rPr>
-          <w:rFonts w:ascii="Droid Serif" w:eastAsia="Droid Serif" w:hAnsi="Droid Serif" w:cs="Droid Serif"/>
-          <w:color w:val="666666"/>
-          <w:sz w:val="22"/>
-          <w:szCs w:val="22"/>
-          <w:lang w:val="es" w:eastAsia="es-AR"/>
-        </w:rPr>
-        <w:t>streaming</w:t>
-      </w:r>
-      <w:proofErr w:type="spellEnd"/>
-      <w:r>
-        <w:rPr>
-          <w:rFonts w:ascii="Droid Serif" w:eastAsia="Droid Serif" w:hAnsi="Droid Serif" w:cs="Droid Serif"/>
-          <w:color w:val="666666"/>
-          <w:sz w:val="22"/>
-          <w:szCs w:val="22"/>
-          <w:lang w:val="es" w:eastAsia="es-AR"/>
-        </w:rPr>
-        <w:t xml:space="preserve"> y uso de dispositivos electrónicos antes de dormir.</w:t>
+        <w:t>.</w:t>
       </w:r>
     </w:p>
     <w:p>
@@ -9561,6 +9625,38 @@
           <w:rStyle w:val="Textoennegrita"/>
         </w:rPr>
       </w:pPr>
+    </w:p>
+    <w:p>
+      <w:pPr>
+        <w:pBdr>
+          <w:top w:val="nil"/>
+          <w:left w:val="nil"/>
+          <w:bottom w:val="nil"/>
+          <w:right w:val="nil"/>
+          <w:between w:val="nil"/>
+        </w:pBdr>
+        <w:spacing w:before="0"/>
+        <w:rPr>
+          <w:rStyle w:val="Textoennegrita"/>
+        </w:rPr>
+      </w:pPr>
+    </w:p>
+    <w:p>
+      <w:pPr>
+        <w:pBdr>
+          <w:top w:val="nil"/>
+          <w:left w:val="nil"/>
+          <w:bottom w:val="nil"/>
+          <w:right w:val="nil"/>
+          <w:between w:val="nil"/>
+        </w:pBdr>
+        <w:spacing w:before="0"/>
+        <w:rPr>
+          <w:rStyle w:val="Textoennegrita"/>
+        </w:rPr>
+      </w:pPr>
+      <w:bookmarkStart w:id="10" w:name="_GoBack"/>
+      <w:bookmarkEnd w:id="10"/>
       <w:r>
         <w:rPr>
           <w:rStyle w:val="Textoennegrita"/>
@@ -9704,8 +9800,6 @@
           <w:between w:val="nil"/>
         </w:pBdr>
       </w:pPr>
-      <w:bookmarkStart w:id="10" w:name="_GoBack"/>
-      <w:bookmarkEnd w:id="10"/>
     </w:p>
     <w:sectPr>
       <w:headerReference w:type="even" r:id="rId10"/>

--- a/tp1/Informe.docx
+++ b/tp1/Informe.docx
@@ -1,33 +1,7 @@
 
 <file path=word/document.xml><?xml version="1.0" encoding="utf-8"?>
-<w:document xmlns:wpc="http://schemas.microsoft.com/office/word/2010/wordprocessingCanvas" xmlns:cx="http://schemas.microsoft.com/office/drawing/2014/chartex" xmlns:mc="http://schemas.openxmlformats.org/markup-compatibility/2006" xmlns:o="urn:schemas-microsoft-com:office:office" xmlns:r="http://schemas.openxmlformats.org/officeDocument/2006/relationships" xmlns:m="http://schemas.openxmlformats.org/officeDocument/2006/math" xmlns:v="urn:schemas-microsoft-com:vml" xmlns:wp14="http://schemas.microsoft.com/office/word/2010/wordprocessingDrawing" xmlns:wp="http://schemas.openxmlformats.org/drawingml/2006/wordprocessingDrawing" xmlns:w10="urn:schemas-microsoft-com:office:word" xmlns:w="http://schemas.openxmlformats.org/wordprocessingml/2006/main" xmlns:w14="http://schemas.microsoft.com/office/word/2010/wordml" xmlns:w15="http://schemas.microsoft.com/office/word/2012/wordml" xmlns:w16se="http://schemas.microsoft.com/office/word/2015/wordml/symex" xmlns:wpg="http://schemas.microsoft.com/office/word/2010/wordprocessingGroup" xmlns:wpi="http://schemas.microsoft.com/office/word/2010/wordprocessingInk" xmlns:wne="http://schemas.microsoft.com/office/word/2006/wordml" xmlns:wps="http://schemas.microsoft.com/office/word/2010/wordprocessingShape" mc:Ignorable="w14 w15 w16se wp14">
+<w:document xmlns:wpc="http://schemas.microsoft.com/office/word/2010/wordprocessingCanvas" xmlns:cx="http://schemas.microsoft.com/office/drawing/2014/chartex" xmlns:cx1="http://schemas.microsoft.com/office/drawing/2015/9/8/chartex" xmlns:cx2="http://schemas.microsoft.com/office/drawing/2015/10/21/chartex" xmlns:cx3="http://schemas.microsoft.com/office/drawing/2016/5/9/chartex" xmlns:cx4="http://schemas.microsoft.com/office/drawing/2016/5/10/chartex" xmlns:cx5="http://schemas.microsoft.com/office/drawing/2016/5/11/chartex" xmlns:cx6="http://schemas.microsoft.com/office/drawing/2016/5/12/chartex" xmlns:cx7="http://schemas.microsoft.com/office/drawing/2016/5/13/chartex" xmlns:cx8="http://schemas.microsoft.com/office/drawing/2016/5/14/chartex" xmlns:mc="http://schemas.openxmlformats.org/markup-compatibility/2006" xmlns:aink="http://schemas.microsoft.com/office/drawing/2016/ink" xmlns:am3d="http://schemas.microsoft.com/office/drawing/2017/model3d" xmlns:o="urn:schemas-microsoft-com:office:office" xmlns:oel="http://schemas.microsoft.com/office/2019/extlst" xmlns:r="http://schemas.openxmlformats.org/officeDocument/2006/relationships" xmlns:m="http://schemas.openxmlformats.org/officeDocument/2006/math" xmlns:v="urn:schemas-microsoft-com:vml" xmlns:wp14="http://schemas.microsoft.com/office/word/2010/wordprocessingDrawing" xmlns:wp="http://schemas.openxmlformats.org/drawingml/2006/wordprocessingDrawing" xmlns:w10="urn:schemas-microsoft-com:office:word" xmlns:w="http://schemas.openxmlformats.org/wordprocessingml/2006/main" xmlns:w14="http://schemas.microsoft.com/office/word/2010/wordml" xmlns:w15="http://schemas.microsoft.com/office/word/2012/wordml" xmlns:w16cex="http://schemas.microsoft.com/office/word/2018/wordml/cex" xmlns:w16cid="http://schemas.microsoft.com/office/word/2016/wordml/cid" xmlns:w16="http://schemas.microsoft.com/office/word/2018/wordml" xmlns:w16du="http://schemas.microsoft.com/office/word/2023/wordml/word16du" xmlns:w16sdtdh="http://schemas.microsoft.com/office/word/2020/wordml/sdtdatahash" xmlns:w16sdtfl="http://schemas.microsoft.com/office/word/2024/wordml/sdtformatlock" xmlns:w16se="http://schemas.microsoft.com/office/word/2015/wordml/symex" xmlns:wpg="http://schemas.microsoft.com/office/word/2010/wordprocessingGroup" xmlns:wpi="http://schemas.microsoft.com/office/word/2010/wordprocessingInk" xmlns:wne="http://schemas.microsoft.com/office/word/2006/wordml" xmlns:wps="http://schemas.microsoft.com/office/word/2010/wordprocessingShape" mc:Ignorable="w14 w15 w16se w16cid w16 w16cex w16sdtdh w16sdtfl w16du wp14">
   <w:body>
-    <w:p>
-      <w:pPr>
-        <w:pStyle w:val="Ttulo"/>
-        <w:pBdr>
-          <w:top w:val="nil"/>
-          <w:left w:val="nil"/>
-          <w:bottom w:val="nil"/>
-          <w:right w:val="nil"/>
-          <w:between w:val="nil"/>
-        </w:pBdr>
-        <w:rPr>
-          <w:color w:val="1C4587"/>
-        </w:rPr>
-      </w:pPr>
-      <w:bookmarkStart w:id="0" w:name="_nj23sjpj5u97" w:colFirst="0" w:colLast="0"/>
-      <w:bookmarkEnd w:id="0"/>
-      <w:r>
-        <w:rPr>
-          <w:rFonts w:ascii="Cambria" w:eastAsia="Cambria" w:hAnsi="Cambria" w:cs="Cambria"/>
-          <w:i/>
-          <w:iCs/>
-          <w:color w:val="1C4587"/>
-        </w:rPr>
-        <w:t xml:space="preserve">Insuficiencia del Sueño </w:t>
-      </w:r>
-    </w:p>
     <w:p>
       <w:pPr>
         <w:pStyle w:val="Subttulo"/>
@@ -38,16 +12,64 @@
           <w:right w:val="nil"/>
           <w:between w:val="nil"/>
         </w:pBdr>
-      </w:pPr>
-      <w:bookmarkStart w:id="1" w:name="_dw2dac9r7xzm" w:colFirst="0" w:colLast="0"/>
-      <w:bookmarkEnd w:id="1"/>
+        <w:jc w:val="left"/>
+        <w:rPr>
+          <w:rFonts w:ascii="Cambria" w:eastAsia="Cambria" w:hAnsi="Cambria" w:cs="Cambria"/>
+          <w:b/>
+          <w:bCs/>
+          <w:color w:val="1C4587"/>
+          <w:sz w:val="40"/>
+          <w:szCs w:val="40"/>
+        </w:rPr>
+      </w:pPr>
+      <w:bookmarkStart w:id="0" w:name="_dw2dac9r7xzm" w:colFirst="0" w:colLast="0"/>
+      <w:bookmarkEnd w:id="0"/>
+      <w:r>
+        <w:rPr>
+          <w:rFonts w:ascii="Cambria" w:eastAsia="Cambria" w:hAnsi="Cambria" w:cs="Cambria"/>
+          <w:b/>
+          <w:bCs/>
+          <w:color w:val="1C4587"/>
+          <w:sz w:val="40"/>
+          <w:szCs w:val="40"/>
+        </w:rPr>
+        <w:t>Consumo Digital en Adolescentes</w:t>
+      </w:r>
     </w:p>
     <w:p>
       <w:pPr>
+        <w:pStyle w:val="Subttulo"/>
+        <w:pBdr>
+          <w:top w:val="nil"/>
+          <w:left w:val="nil"/>
+          <w:bottom w:val="nil"/>
+          <w:right w:val="nil"/>
+          <w:between w:val="nil"/>
+        </w:pBdr>
+        <w:jc w:val="left"/>
+        <w:rPr>
+          <w:rFonts w:ascii="Cambria" w:eastAsia="Cambria" w:hAnsi="Cambria" w:cs="Cambria"/>
+          <w:color w:val="1C4587"/>
+          <w:sz w:val="28"/>
+          <w:szCs w:val="28"/>
+        </w:rPr>
+      </w:pPr>
+      <w:r>
+        <w:rPr>
+          <w:rFonts w:ascii="Cambria" w:eastAsia="Cambria" w:hAnsi="Cambria" w:cs="Cambria"/>
+          <w:color w:val="1C4587"/>
+          <w:sz w:val="28"/>
+          <w:szCs w:val="28"/>
+        </w:rPr>
+        <w:t>Segmentación y caracterización de perfiles mediante Aprendizaje No Supervisado</w:t>
+      </w:r>
+    </w:p>
+    <w:p>
+      <w:pPr>
         <w:pStyle w:val="Ttulo"/>
       </w:pPr>
-      <w:bookmarkStart w:id="2" w:name="_54aqzjygpvb2" w:colFirst="0" w:colLast="0"/>
-      <w:bookmarkEnd w:id="2"/>
+      <w:bookmarkStart w:id="1" w:name="_54aqzjygpvb2" w:colFirst="0" w:colLast="0"/>
+      <w:bookmarkEnd w:id="1"/>
       <w:r>
         <w:rPr>
           <w:noProof/>
@@ -366,45 +388,8 @@
           <w:sz w:val="20"/>
           <w:szCs w:val="20"/>
         </w:rPr>
-        <w:t xml:space="preserve"> </w:t>
-      </w:r>
-      <w:proofErr w:type="spellStart"/>
-      <w:r>
-        <w:rPr>
-          <w:rFonts w:ascii="Cambria" w:eastAsia="Cambria" w:hAnsi="Cambria" w:cs="Cambria"/>
-          <w:i/>
-          <w:iCs/>
-          <w:color w:val="1C4587"/>
-          <w:sz w:val="20"/>
-          <w:szCs w:val="20"/>
-        </w:rPr>
-        <w:t>Nardin</w:t>
-      </w:r>
-      <w:proofErr w:type="spellEnd"/>
-      <w:r>
-        <w:rPr>
-          <w:rFonts w:ascii="Cambria" w:eastAsia="Cambria" w:hAnsi="Cambria" w:cs="Cambria"/>
-          <w:i/>
-          <w:iCs/>
-          <w:color w:val="1C4587"/>
-          <w:sz w:val="20"/>
-          <w:szCs w:val="20"/>
-        </w:rPr>
-        <w:t xml:space="preserve">, Luján </w:t>
-      </w:r>
-      <w:proofErr w:type="spellStart"/>
-      <w:r>
-        <w:rPr>
-          <w:rFonts w:ascii="Cambria" w:eastAsia="Cambria" w:hAnsi="Cambria" w:cs="Cambria"/>
-          <w:i/>
-          <w:iCs/>
-          <w:color w:val="1C4587"/>
-          <w:sz w:val="20"/>
-          <w:szCs w:val="20"/>
-        </w:rPr>
-        <w:t>Cazenabe</w:t>
-      </w:r>
-      <w:proofErr w:type="spellEnd"/>
+        <w:t xml:space="preserve"> Nardin, Luján Cazenabe</w:t>
+      </w:r>
       <w:r>
         <w:rPr>
           <w:color w:val="783F04"/>
@@ -441,8 +426,8 @@
           <w:between w:val="nil"/>
         </w:pBdr>
       </w:pPr>
-      <w:bookmarkStart w:id="3" w:name="_mnsct9bkmwtq" w:colFirst="0" w:colLast="0"/>
-      <w:bookmarkEnd w:id="3"/>
+      <w:bookmarkStart w:id="2" w:name="_mnsct9bkmwtq" w:colFirst="0" w:colLast="0"/>
+      <w:bookmarkEnd w:id="2"/>
       <w:r>
         <w:lastRenderedPageBreak/>
         <w:t xml:space="preserve">Descripción del contexto y del problema </w:t>
@@ -475,15 +460,7 @@
         <w:jc w:val="both"/>
       </w:pPr>
       <w:r>
-        <w:t xml:space="preserve">El uso de dispositivos electrónicos, redes sociales, videojuegos y servicios de televisión o </w:t>
-      </w:r>
-      <w:proofErr w:type="spellStart"/>
-      <w:r>
-        <w:t>streaming</w:t>
-      </w:r>
-      <w:proofErr w:type="spellEnd"/>
-      <w:r>
-        <w:t xml:space="preserve"> forma parte de la vida cotidiana de los adolescentes. Sin embargo, el comportamiento digital no necesariamente es homogéneo: dos adolescentes pueden presentar una cantidad similar de horas de exposición a pantallas y, aun así, distribuir ese tiempo de manera muy diferente entre redes sociales, videojuegos, juegos en dispositivos móviles, contenido audiovisual u otras actividades.</w:t>
+        <w:t>El uso de dispositivos electrónicos, redes sociales, videojuegos y servicios de televisión o streaming forma parte de la vida cotidiana de los adolescentes. Sin embargo, el comportamiento digital no necesariamente es homogéneo: dos adolescentes pueden presentar una cantidad similar de horas de exposición a pantallas y, aun así, distribuir ese tiempo de manera muy diferente entre redes sociales, videojuegos, juegos en dispositivos móviles, contenido audiovisual u otras actividades.</w:t>
       </w:r>
     </w:p>
     <w:p>
@@ -597,8 +574,8 @@
           <w:between w:val="nil"/>
         </w:pBdr>
       </w:pPr>
-      <w:bookmarkStart w:id="4" w:name="_75rf4vta81ax" w:colFirst="0" w:colLast="0"/>
-      <w:bookmarkEnd w:id="4"/>
+      <w:bookmarkStart w:id="3" w:name="_75rf4vta81ax" w:colFirst="0" w:colLast="0"/>
+      <w:bookmarkEnd w:id="3"/>
     </w:p>
     <w:p>
       <w:pPr>
@@ -1030,290 +1007,206 @@
         </w:rPr>
         <w:t xml:space="preserve"> </w:t>
       </w:r>
-      <w:proofErr w:type="spellStart"/>
       <w:r>
         <w:rPr>
           <w:b/>
           <w:bCs/>
           <w:lang w:val="es-AR"/>
         </w:rPr>
-        <w:t>Screen</w:t>
-      </w:r>
-      <w:proofErr w:type="spellEnd"/>
+        <w:t xml:space="preserve">Screen use, </w:t>
+      </w:r>
+      <w:proofErr w:type="spellStart"/>
       <w:r>
         <w:rPr>
           <w:b/>
           <w:bCs/>
           <w:lang w:val="es-AR"/>
         </w:rPr>
-        <w:t xml:space="preserve"> use, </w:t>
-      </w:r>
-      <w:proofErr w:type="spellStart"/>
+        <w:t>sleep</w:t>
+      </w:r>
+      <w:proofErr w:type="spellEnd"/>
       <w:r>
         <w:rPr>
           <w:b/>
           <w:bCs/>
           <w:lang w:val="es-AR"/>
         </w:rPr>
-        <w:t>sleep</w:t>
-      </w:r>
-      <w:proofErr w:type="spellEnd"/>
+        <w:t xml:space="preserve"> </w:t>
+      </w:r>
+      <w:proofErr w:type="spellStart"/>
       <w:r>
         <w:rPr>
           <w:b/>
           <w:bCs/>
           <w:lang w:val="es-AR"/>
         </w:rPr>
-        <w:t xml:space="preserve"> </w:t>
-      </w:r>
-      <w:proofErr w:type="spellStart"/>
+        <w:t>duration</w:t>
+      </w:r>
+      <w:proofErr w:type="spellEnd"/>
       <w:r>
         <w:rPr>
           <w:b/>
           <w:bCs/>
           <w:lang w:val="es-AR"/>
         </w:rPr>
-        <w:t>duration</w:t>
-      </w:r>
-      <w:proofErr w:type="spellEnd"/>
+        <w:t xml:space="preserve">, </w:t>
+      </w:r>
+      <w:proofErr w:type="spellStart"/>
       <w:r>
         <w:rPr>
           <w:b/>
           <w:bCs/>
           <w:lang w:val="es-AR"/>
         </w:rPr>
-        <w:t xml:space="preserve">, </w:t>
-      </w:r>
-      <w:proofErr w:type="spellStart"/>
+        <w:t>daytime</w:t>
+      </w:r>
+      <w:proofErr w:type="spellEnd"/>
       <w:r>
         <w:rPr>
           <w:b/>
           <w:bCs/>
           <w:lang w:val="es-AR"/>
         </w:rPr>
-        <w:t>daytime</w:t>
-      </w:r>
-      <w:proofErr w:type="spellEnd"/>
+        <w:t xml:space="preserve"> </w:t>
+      </w:r>
+      <w:proofErr w:type="spellStart"/>
       <w:r>
         <w:rPr>
           <w:b/>
           <w:bCs/>
           <w:lang w:val="es-AR"/>
         </w:rPr>
-        <w:t xml:space="preserve"> </w:t>
-      </w:r>
-      <w:proofErr w:type="spellStart"/>
+        <w:t>somnolence</w:t>
+      </w:r>
+      <w:proofErr w:type="spellEnd"/>
       <w:r>
         <w:rPr>
           <w:b/>
           <w:bCs/>
           <w:lang w:val="es-AR"/>
         </w:rPr>
-        <w:t>somnolence</w:t>
-      </w:r>
-      <w:proofErr w:type="spellEnd"/>
+        <w:t xml:space="preserve">, and </w:t>
+      </w:r>
+      <w:proofErr w:type="spellStart"/>
       <w:r>
         <w:rPr>
           <w:b/>
           <w:bCs/>
           <w:lang w:val="es-AR"/>
         </w:rPr>
-        <w:t xml:space="preserve">, and </w:t>
-      </w:r>
-      <w:proofErr w:type="spellStart"/>
+        <w:t>academic</w:t>
+      </w:r>
+      <w:proofErr w:type="spellEnd"/>
       <w:r>
         <w:rPr>
           <w:b/>
           <w:bCs/>
           <w:lang w:val="es-AR"/>
         </w:rPr>
-        <w:t>academic</w:t>
-      </w:r>
-      <w:proofErr w:type="spellEnd"/>
+        <w:t xml:space="preserve"> </w:t>
+      </w:r>
+      <w:proofErr w:type="spellStart"/>
       <w:r>
         <w:rPr>
           <w:b/>
           <w:bCs/>
           <w:lang w:val="es-AR"/>
         </w:rPr>
-        <w:t xml:space="preserve"> </w:t>
-      </w:r>
-      <w:proofErr w:type="spellStart"/>
+        <w:t>failure</w:t>
+      </w:r>
+      <w:proofErr w:type="spellEnd"/>
       <w:r>
         <w:rPr>
           <w:b/>
           <w:bCs/>
           <w:lang w:val="es-AR"/>
         </w:rPr>
-        <w:t>failure</w:t>
-      </w:r>
-      <w:proofErr w:type="spellEnd"/>
+        <w:t xml:space="preserve"> in </w:t>
+      </w:r>
+      <w:proofErr w:type="spellStart"/>
       <w:r>
         <w:rPr>
           <w:b/>
           <w:bCs/>
           <w:lang w:val="es-AR"/>
         </w:rPr>
-        <w:t xml:space="preserve"> in </w:t>
-      </w:r>
-      <w:proofErr w:type="spellStart"/>
+        <w:t>school-aged</w:t>
+      </w:r>
+      <w:proofErr w:type="spellEnd"/>
       <w:r>
         <w:rPr>
           <w:b/>
           <w:bCs/>
           <w:lang w:val="es-AR"/>
         </w:rPr>
-        <w:t>school-aged</w:t>
-      </w:r>
-      <w:proofErr w:type="spellEnd"/>
+        <w:t xml:space="preserve"> </w:t>
+      </w:r>
+      <w:proofErr w:type="spellStart"/>
       <w:r>
         <w:rPr>
           <w:b/>
           <w:bCs/>
           <w:lang w:val="es-AR"/>
         </w:rPr>
+        <w:t>adolescents</w:t>
+      </w:r>
+      <w:proofErr w:type="spellEnd"/>
+    </w:p>
+    <w:p>
+      <w:pPr>
+        <w:spacing w:before="240" w:after="240"/>
+      </w:pPr>
+      <w:r>
+        <w:rPr>
+          <w:lang w:val="es-AR"/>
+        </w:rPr>
+        <w:t>Los autores son</w:t>
+      </w:r>
+      <w:r>
+        <w:rPr>
+          <w:lang w:val="es-AR"/>
+        </w:rPr>
         <w:t xml:space="preserve"> </w:t>
       </w:r>
-      <w:proofErr w:type="spellStart"/>
       <w:r>
         <w:rPr>
           <w:b/>
           <w:bCs/>
           <w:lang w:val="es-AR"/>
         </w:rPr>
-        <w:t>adolescents</w:t>
-      </w:r>
-      <w:proofErr w:type="spellEnd"/>
-    </w:p>
-    <w:p>
-      <w:pPr>
-        <w:spacing w:before="240" w:after="240"/>
-      </w:pPr>
-      <w:r>
-        <w:rPr>
-          <w:lang w:val="es-AR"/>
-        </w:rPr>
-        <w:t>Los autores son</w:t>
-      </w:r>
-      <w:r>
-        <w:rPr>
-          <w:lang w:val="es-AR"/>
-        </w:rPr>
-        <w:t xml:space="preserve"> </w:t>
-      </w:r>
+        <w:t xml:space="preserve">Daniel Pérez-Chada, Sergio Arias Bioch, Daniel Schönfeld, David Gozal y Santiago </w:t>
+      </w:r>
+      <w:proofErr w:type="spellStart"/>
       <w:r>
         <w:rPr>
           <w:b/>
           <w:bCs/>
           <w:lang w:val="es-AR"/>
         </w:rPr>
-        <w:t>Daniel Pérez-</w:t>
-      </w:r>
-      <w:proofErr w:type="spellStart"/>
+        <w:t>Perez</w:t>
+      </w:r>
+      <w:proofErr w:type="spellEnd"/>
       <w:r>
         <w:rPr>
           <w:b/>
           <w:bCs/>
           <w:lang w:val="es-AR"/>
         </w:rPr>
-        <w:t>Chada</w:t>
-      </w:r>
-      <w:proofErr w:type="spellEnd"/>
-      <w:r>
-        <w:rPr>
-          <w:b/>
-          <w:bCs/>
+        <w:t>-Lloret</w:t>
+      </w:r>
+      <w:r>
+        <w:rPr>
           <w:lang w:val="es-AR"/>
         </w:rPr>
-        <w:t xml:space="preserve">, Sergio Arias </w:t>
-      </w:r>
-      <w:proofErr w:type="spellStart"/>
-      <w:r>
-        <w:rPr>
-          <w:b/>
-          <w:bCs/>
-          <w:lang w:val="es-AR"/>
-        </w:rPr>
-        <w:t>Bioch</w:t>
-      </w:r>
-      <w:proofErr w:type="spellEnd"/>
-      <w:r>
-        <w:rPr>
-          <w:b/>
-          <w:bCs/>
-          <w:lang w:val="es-AR"/>
-        </w:rPr>
-        <w:t xml:space="preserve">, Daniel </w:t>
-      </w:r>
-      <w:proofErr w:type="spellStart"/>
-      <w:r>
-        <w:rPr>
-          <w:b/>
-          <w:bCs/>
-          <w:lang w:val="es-AR"/>
-        </w:rPr>
-        <w:t>Schönfeld</w:t>
-      </w:r>
-      <w:proofErr w:type="spellEnd"/>
-      <w:r>
-        <w:rPr>
-          <w:b/>
-          <w:bCs/>
-          <w:lang w:val="es-AR"/>
-        </w:rPr>
-        <w:t xml:space="preserve">, David </w:t>
-      </w:r>
-      <w:proofErr w:type="spellStart"/>
-      <w:r>
-        <w:rPr>
-          <w:b/>
-          <w:bCs/>
-          <w:lang w:val="es-AR"/>
-        </w:rPr>
-        <w:t>Gozal</w:t>
-      </w:r>
-      <w:proofErr w:type="spellEnd"/>
-      <w:r>
-        <w:rPr>
-          <w:b/>
-          <w:bCs/>
-          <w:lang w:val="es-AR"/>
-        </w:rPr>
-        <w:t xml:space="preserve"> y Santiago </w:t>
-      </w:r>
-      <w:proofErr w:type="spellStart"/>
-      <w:r>
-        <w:rPr>
-          <w:b/>
-          <w:bCs/>
-          <w:lang w:val="es-AR"/>
-        </w:rPr>
-        <w:t>Perez-Lloret</w:t>
-      </w:r>
-      <w:proofErr w:type="spellEnd"/>
-      <w:r>
-        <w:rPr>
-          <w:lang w:val="es-AR"/>
-        </w:rPr>
         <w:t xml:space="preserve">, entre otros integrantes del </w:t>
       </w:r>
-      <w:proofErr w:type="spellStart"/>
       <w:r>
         <w:rPr>
           <w:i/>
           <w:iCs/>
           <w:lang w:val="es-AR"/>
         </w:rPr>
-        <w:t>Sleep</w:t>
-      </w:r>
-      <w:proofErr w:type="spellEnd"/>
-      <w:r>
-        <w:rPr>
-          <w:i/>
-          <w:iCs/>
-          <w:lang w:val="es-AR"/>
-        </w:rPr>
-        <w:t xml:space="preserve"> in </w:t>
+        <w:t xml:space="preserve">Sleep in </w:t>
       </w:r>
       <w:proofErr w:type="spellStart"/>
       <w:r>
@@ -1483,8 +1376,8 @@
           <w:between w:val="nil"/>
         </w:pBdr>
       </w:pPr>
-      <w:bookmarkStart w:id="5" w:name="_kn5uvgo00ajj" w:colFirst="0" w:colLast="0"/>
-      <w:bookmarkEnd w:id="5"/>
+      <w:bookmarkStart w:id="4" w:name="_kn5uvgo00ajj" w:colFirst="0" w:colLast="0"/>
+      <w:bookmarkEnd w:id="4"/>
       <w:r>
         <w:t xml:space="preserve">Características del </w:t>
       </w:r>
@@ -1690,8 +1583,8 @@
         </w:pBdr>
         <w:spacing w:after="200"/>
       </w:pPr>
-      <w:bookmarkStart w:id="6" w:name="_o8rmzovhszmh" w:colFirst="0" w:colLast="0"/>
-      <w:bookmarkEnd w:id="6"/>
+      <w:bookmarkStart w:id="5" w:name="_o8rmzovhszmh" w:colFirst="0" w:colLast="0"/>
+      <w:bookmarkEnd w:id="5"/>
     </w:p>
     <w:p>
       <w:pPr>
@@ -1792,8 +1685,8 @@
           <w:between w:val="nil"/>
         </w:pBdr>
       </w:pPr>
-      <w:bookmarkStart w:id="7" w:name="_chou9188p6co" w:colFirst="0" w:colLast="0"/>
-      <w:bookmarkEnd w:id="7"/>
+      <w:bookmarkStart w:id="6" w:name="_chou9188p6co" w:colFirst="0" w:colLast="0"/>
+      <w:bookmarkEnd w:id="6"/>
       <w:r>
         <w:t xml:space="preserve">Semántica de las variables </w:t>
       </w:r>
@@ -8226,15 +8119,15 @@
           </w:tcPr>
           <w:p>
             <w:r>
-              <w:t>Puntaje Z de peso para la edad (</w:t>
+              <w:t>Puntaje Z de peso para la edad (Weight-</w:t>
             </w:r>
             <w:proofErr w:type="spellStart"/>
             <w:r>
-              <w:t>Weight-for-Age</w:t>
+              <w:t>for</w:t>
             </w:r>
             <w:proofErr w:type="spellEnd"/>
             <w:r>
-              <w:t xml:space="preserve"> Z-score).</w:t>
+              <w:t>-Age Z-score).</w:t>
             </w:r>
           </w:p>
         </w:tc>
@@ -8288,15 +8181,15 @@
           </w:tcPr>
           <w:p>
             <w:r>
-              <w:t>Puntaje Z de talla/altura para la edad (</w:t>
+              <w:t>Puntaje Z de talla/altura para la edad (Height-</w:t>
             </w:r>
             <w:proofErr w:type="spellStart"/>
             <w:r>
-              <w:t>Height-for-Age</w:t>
+              <w:t>for</w:t>
             </w:r>
             <w:proofErr w:type="spellEnd"/>
             <w:r>
-              <w:t xml:space="preserve"> Z-score).</w:t>
+              <w:t>-Age Z-score).</w:t>
             </w:r>
           </w:p>
         </w:tc>
@@ -8360,15 +8253,7 @@
             </w:r>
             <w:proofErr w:type="spellEnd"/>
             <w:r>
-              <w:t>-</w:t>
-            </w:r>
-            <w:proofErr w:type="spellStart"/>
-            <w:r>
-              <w:t>Age</w:t>
-            </w:r>
-            <w:proofErr w:type="spellEnd"/>
-            <w:r>
-              <w:t xml:space="preserve"> Z-score).</w:t>
+              <w:t>-Age Z-score).</w:t>
             </w:r>
           </w:p>
         </w:tc>
@@ -9075,10 +8960,10 @@
           <w:between w:val="nil"/>
         </w:pBdr>
       </w:pPr>
-      <w:bookmarkStart w:id="8" w:name="_9erzzv7symc" w:colFirst="0" w:colLast="0"/>
-      <w:bookmarkStart w:id="9" w:name="_upsdn5xevax7" w:colFirst="0" w:colLast="0"/>
+      <w:bookmarkStart w:id="7" w:name="_9erzzv7symc" w:colFirst="0" w:colLast="0"/>
+      <w:bookmarkStart w:id="8" w:name="_upsdn5xevax7" w:colFirst="0" w:colLast="0"/>
+      <w:bookmarkEnd w:id="7"/>
       <w:bookmarkEnd w:id="8"/>
-      <w:bookmarkEnd w:id="9"/>
     </w:p>
     <w:p>
       <w:pPr>
@@ -9129,15 +9014,7 @@
       </w:pPr>
       <w:r>
         <w:lastRenderedPageBreak/>
-        <w:t xml:space="preserve">Propuesta de </w:t>
-      </w:r>
-      <w:proofErr w:type="spellStart"/>
-      <w:r>
-        <w:t>preprocesamiento</w:t>
-      </w:r>
-      <w:proofErr w:type="spellEnd"/>
-      <w:r>
-        <w:t xml:space="preserve"> y limpieza </w:t>
+        <w:t xml:space="preserve">Propuesta de preprocesamiento y limpieza </w:t>
       </w:r>
     </w:p>
     <w:p>
@@ -9528,7 +9405,7 @@
         </w:pBdr>
         <w:spacing w:before="0"/>
         <w:rPr>
-          <w:rStyle w:val="Textoennegrita"/>
+          <w:rStyle w:val="Fuerte"/>
         </w:rPr>
       </w:pPr>
     </w:p>
@@ -9543,18 +9420,18 @@
         </w:pBdr>
         <w:spacing w:before="0"/>
         <w:rPr>
-          <w:rStyle w:val="Textoennegrita"/>
-        </w:rPr>
-      </w:pPr>
-      <w:r>
-        <w:rPr>
-          <w:rStyle w:val="Textoennegrita"/>
+          <w:rStyle w:val="Fuerte"/>
+        </w:rPr>
+      </w:pPr>
+      <w:r>
+        <w:rPr>
+          <w:rStyle w:val="Fuerte"/>
         </w:rPr>
         <w:t>6.</w:t>
       </w:r>
       <w:r>
         <w:rPr>
-          <w:rStyle w:val="Textoennegrita"/>
+          <w:rStyle w:val="Fuerte"/>
         </w:rPr>
         <w:t>Preparación de conjuntos experimentales</w:t>
       </w:r>
@@ -9592,7 +9469,7 @@
         </w:pBdr>
         <w:spacing w:before="0"/>
         <w:rPr>
-          <w:rStyle w:val="Textoennegrita"/>
+          <w:rStyle w:val="Fuerte"/>
         </w:rPr>
       </w:pPr>
     </w:p>
@@ -9607,7 +9484,7 @@
         </w:pBdr>
         <w:spacing w:before="0"/>
         <w:rPr>
-          <w:rStyle w:val="Textoennegrita"/>
+          <w:rStyle w:val="Fuerte"/>
         </w:rPr>
       </w:pPr>
     </w:p>
@@ -9622,7 +9499,7 @@
         </w:pBdr>
         <w:spacing w:before="0"/>
         <w:rPr>
-          <w:rStyle w:val="Textoennegrita"/>
+          <w:rStyle w:val="Fuerte"/>
         </w:rPr>
       </w:pPr>
     </w:p>
@@ -9637,7 +9514,7 @@
         </w:pBdr>
         <w:spacing w:before="0"/>
         <w:rPr>
-          <w:rStyle w:val="Textoennegrita"/>
+          <w:rStyle w:val="Fuerte"/>
         </w:rPr>
       </w:pPr>
     </w:p>
@@ -9652,14 +9529,12 @@
         </w:pBdr>
         <w:spacing w:before="0"/>
         <w:rPr>
-          <w:rStyle w:val="Textoennegrita"/>
-        </w:rPr>
-      </w:pPr>
-      <w:bookmarkStart w:id="10" w:name="_GoBack"/>
-      <w:bookmarkEnd w:id="10"/>
-      <w:r>
-        <w:rPr>
-          <w:rStyle w:val="Textoennegrita"/>
+          <w:rStyle w:val="Fuerte"/>
+        </w:rPr>
+      </w:pPr>
+      <w:r>
+        <w:rPr>
+          <w:rStyle w:val="Fuerte"/>
         </w:rPr>
         <w:lastRenderedPageBreak/>
         <w:t>Flujo general de trabajo:</w:t>
@@ -9819,7 +9694,7 @@
 </file>
 
 <file path=word/endnotes.xml><?xml version="1.0" encoding="utf-8"?>
-<w:endnotes xmlns:wpc="http://schemas.microsoft.com/office/word/2010/wordprocessingCanvas" xmlns:cx="http://schemas.microsoft.com/office/drawing/2014/chartex" xmlns:mc="http://schemas.openxmlformats.org/markup-compatibility/2006" xmlns:o="urn:schemas-microsoft-com:office:office" xmlns:r="http://schemas.openxmlformats.org/officeDocument/2006/relationships" xmlns:m="http://schemas.openxmlformats.org/officeDocument/2006/math" xmlns:v="urn:schemas-microsoft-com:vml" xmlns:wp14="http://schemas.microsoft.com/office/word/2010/wordprocessingDrawing" xmlns:wp="http://schemas.openxmlformats.org/drawingml/2006/wordprocessingDrawing" xmlns:w10="urn:schemas-microsoft-com:office:word" xmlns:w="http://schemas.openxmlformats.org/wordprocessingml/2006/main" xmlns:w14="http://schemas.microsoft.com/office/word/2010/wordml" xmlns:w15="http://schemas.microsoft.com/office/word/2012/wordml" xmlns:w16se="http://schemas.microsoft.com/office/word/2015/wordml/symex" xmlns:wpg="http://schemas.microsoft.com/office/word/2010/wordprocessingGroup" xmlns:wpi="http://schemas.microsoft.com/office/word/2010/wordprocessingInk" xmlns:wne="http://schemas.microsoft.com/office/word/2006/wordml" xmlns:wps="http://schemas.microsoft.com/office/word/2010/wordprocessingShape" mc:Ignorable="w14 w15 w16se wp14">
+<w:endnotes xmlns:wpc="http://schemas.microsoft.com/office/word/2010/wordprocessingCanvas" xmlns:cx="http://schemas.microsoft.com/office/drawing/2014/chartex" xmlns:cx1="http://schemas.microsoft.com/office/drawing/2015/9/8/chartex" xmlns:cx2="http://schemas.microsoft.com/office/drawing/2015/10/21/chartex" xmlns:cx3="http://schemas.microsoft.com/office/drawing/2016/5/9/chartex" xmlns:cx4="http://schemas.microsoft.com/office/drawing/2016/5/10/chartex" xmlns:cx5="http://schemas.microsoft.com/office/drawing/2016/5/11/chartex" xmlns:cx6="http://schemas.microsoft.com/office/drawing/2016/5/12/chartex" xmlns:cx7="http://schemas.microsoft.com/office/drawing/2016/5/13/chartex" xmlns:cx8="http://schemas.microsoft.com/office/drawing/2016/5/14/chartex" xmlns:mc="http://schemas.openxmlformats.org/markup-compatibility/2006" xmlns:aink="http://schemas.microsoft.com/office/drawing/2016/ink" xmlns:am3d="http://schemas.microsoft.com/office/drawing/2017/model3d" xmlns:o="urn:schemas-microsoft-com:office:office" xmlns:oel="http://schemas.microsoft.com/office/2019/extlst" xmlns:r="http://schemas.openxmlformats.org/officeDocument/2006/relationships" xmlns:m="http://schemas.openxmlformats.org/officeDocument/2006/math" xmlns:v="urn:schemas-microsoft-com:vml" xmlns:wp14="http://schemas.microsoft.com/office/word/2010/wordprocessingDrawing" xmlns:wp="http://schemas.openxmlformats.org/drawingml/2006/wordprocessingDrawing" xmlns:w10="urn:schemas-microsoft-com:office:word" xmlns:w="http://schemas.openxmlformats.org/wordprocessingml/2006/main" xmlns:w14="http://schemas.microsoft.com/office/word/2010/wordml" xmlns:w15="http://schemas.microsoft.com/office/word/2012/wordml" xmlns:w16cex="http://schemas.microsoft.com/office/word/2018/wordml/cex" xmlns:w16cid="http://schemas.microsoft.com/office/word/2016/wordml/cid" xmlns:w16="http://schemas.microsoft.com/office/word/2018/wordml" xmlns:w16du="http://schemas.microsoft.com/office/word/2023/wordml/word16du" xmlns:w16sdtdh="http://schemas.microsoft.com/office/word/2020/wordml/sdtdatahash" xmlns:w16sdtfl="http://schemas.microsoft.com/office/word/2024/wordml/sdtformatlock" xmlns:w16se="http://schemas.microsoft.com/office/word/2015/wordml/symex" xmlns:wpg="http://schemas.microsoft.com/office/word/2010/wordprocessingGroup" xmlns:wpi="http://schemas.microsoft.com/office/word/2010/wordprocessingInk" xmlns:wne="http://schemas.microsoft.com/office/word/2006/wordml" xmlns:wps="http://schemas.microsoft.com/office/word/2010/wordprocessingShape" mc:Ignorable="w14 w15 w16se w16cid w16 w16cex w16sdtdh w16sdtfl w16du wp14">
   <w:endnote w:type="separator" w:id="-1">
     <w:p>
       <w:pPr>
@@ -9844,7 +9719,7 @@
 </file>
 
 <file path=word/footer1.xml><?xml version="1.0" encoding="utf-8"?>
-<w:ftr xmlns:wpc="http://schemas.microsoft.com/office/word/2010/wordprocessingCanvas" xmlns:cx="http://schemas.microsoft.com/office/drawing/2014/chartex" xmlns:mc="http://schemas.openxmlformats.org/markup-compatibility/2006" xmlns:o="urn:schemas-microsoft-com:office:office" xmlns:r="http://schemas.openxmlformats.org/officeDocument/2006/relationships" xmlns:m="http://schemas.openxmlformats.org/officeDocument/2006/math" xmlns:v="urn:schemas-microsoft-com:vml" xmlns:wp14="http://schemas.microsoft.com/office/word/2010/wordprocessingDrawing" xmlns:wp="http://schemas.openxmlformats.org/drawingml/2006/wordprocessingDrawing" xmlns:w10="urn:schemas-microsoft-com:office:word" xmlns:w="http://schemas.openxmlformats.org/wordprocessingml/2006/main" xmlns:w14="http://schemas.microsoft.com/office/word/2010/wordml" xmlns:w15="http://schemas.microsoft.com/office/word/2012/wordml" xmlns:w16se="http://schemas.microsoft.com/office/word/2015/wordml/symex" xmlns:wpg="http://schemas.microsoft.com/office/word/2010/wordprocessingGroup" xmlns:wpi="http://schemas.microsoft.com/office/word/2010/wordprocessingInk" xmlns:wne="http://schemas.microsoft.com/office/word/2006/wordml" xmlns:wps="http://schemas.microsoft.com/office/word/2010/wordprocessingShape" mc:Ignorable="w14 w15 w16se wp14">
+<w:ftr xmlns:wpc="http://schemas.microsoft.com/office/word/2010/wordprocessingCanvas" xmlns:cx="http://schemas.microsoft.com/office/drawing/2014/chartex" xmlns:cx1="http://schemas.microsoft.com/office/drawing/2015/9/8/chartex" xmlns:cx2="http://schemas.microsoft.com/office/drawing/2015/10/21/chartex" xmlns:cx3="http://schemas.microsoft.com/office/drawing/2016/5/9/chartex" xmlns:cx4="http://schemas.microsoft.com/office/drawing/2016/5/10/chartex" xmlns:cx5="http://schemas.microsoft.com/office/drawing/2016/5/11/chartex" xmlns:cx6="http://schemas.microsoft.com/office/drawing/2016/5/12/chartex" xmlns:cx7="http://schemas.microsoft.com/office/drawing/2016/5/13/chartex" xmlns:cx8="http://schemas.microsoft.com/office/drawing/2016/5/14/chartex" xmlns:mc="http://schemas.openxmlformats.org/markup-compatibility/2006" xmlns:aink="http://schemas.microsoft.com/office/drawing/2016/ink" xmlns:am3d="http://schemas.microsoft.com/office/drawing/2017/model3d" xmlns:o="urn:schemas-microsoft-com:office:office" xmlns:oel="http://schemas.microsoft.com/office/2019/extlst" xmlns:r="http://schemas.openxmlformats.org/officeDocument/2006/relationships" xmlns:m="http://schemas.openxmlformats.org/officeDocument/2006/math" xmlns:v="urn:schemas-microsoft-com:vml" xmlns:wp14="http://schemas.microsoft.com/office/word/2010/wordprocessingDrawing" xmlns:wp="http://schemas.openxmlformats.org/drawingml/2006/wordprocessingDrawing" xmlns:w10="urn:schemas-microsoft-com:office:word" xmlns:w="http://schemas.openxmlformats.org/wordprocessingml/2006/main" xmlns:w14="http://schemas.microsoft.com/office/word/2010/wordml" xmlns:w15="http://schemas.microsoft.com/office/word/2012/wordml" xmlns:w16cex="http://schemas.microsoft.com/office/word/2018/wordml/cex" xmlns:w16cid="http://schemas.microsoft.com/office/word/2016/wordml/cid" xmlns:w16="http://schemas.microsoft.com/office/word/2018/wordml" xmlns:w16du="http://schemas.microsoft.com/office/word/2023/wordml/word16du" xmlns:w16sdtdh="http://schemas.microsoft.com/office/word/2020/wordml/sdtdatahash" xmlns:w16sdtfl="http://schemas.microsoft.com/office/word/2024/wordml/sdtformatlock" xmlns:w16se="http://schemas.microsoft.com/office/word/2015/wordml/symex" xmlns:wpg="http://schemas.microsoft.com/office/word/2010/wordprocessingGroup" xmlns:wpi="http://schemas.microsoft.com/office/word/2010/wordprocessingInk" xmlns:wne="http://schemas.microsoft.com/office/word/2006/wordml" xmlns:wps="http://schemas.microsoft.com/office/word/2010/wordprocessingShape" mc:Ignorable="w14 w15 w16se w16cid w16 w16cex w16sdtdh w16sdtfl w16du wp14">
   <w:p>
     <w:pPr>
       <w:pStyle w:val="Piedepgina"/>
@@ -9854,9 +9729,9 @@
 </file>
 
 <file path=word/footer2.xml><?xml version="1.0" encoding="utf-8"?>
-<w:ftr xmlns:wpc="http://schemas.microsoft.com/office/word/2010/wordprocessingCanvas" xmlns:cx="http://schemas.microsoft.com/office/drawing/2014/chartex" xmlns:mc="http://schemas.openxmlformats.org/markup-compatibility/2006" xmlns:o="urn:schemas-microsoft-com:office:office" xmlns:r="http://schemas.openxmlformats.org/officeDocument/2006/relationships" xmlns:m="http://schemas.openxmlformats.org/officeDocument/2006/math" xmlns:v="urn:schemas-microsoft-com:vml" xmlns:wp14="http://schemas.microsoft.com/office/word/2010/wordprocessingDrawing" xmlns:wp="http://schemas.openxmlformats.org/drawingml/2006/wordprocessingDrawing" xmlns:w10="urn:schemas-microsoft-com:office:word" xmlns:w="http://schemas.openxmlformats.org/wordprocessingml/2006/main" xmlns:w14="http://schemas.microsoft.com/office/word/2010/wordml" xmlns:w15="http://schemas.microsoft.com/office/word/2012/wordml" xmlns:w16se="http://schemas.microsoft.com/office/word/2015/wordml/symex" xmlns:wpg="http://schemas.microsoft.com/office/word/2010/wordprocessingGroup" xmlns:wpi="http://schemas.microsoft.com/office/word/2010/wordprocessingInk" xmlns:wne="http://schemas.microsoft.com/office/word/2006/wordml" xmlns:wps="http://schemas.microsoft.com/office/word/2010/wordprocessingShape" mc:Ignorable="w14 w15 w16se wp14">
-  <w:bookmarkStart w:id="11" w:name="_37o5xb65948r" w:colFirst="0" w:colLast="0"/>
-  <w:bookmarkEnd w:id="11"/>
+<w:ftr xmlns:wpc="http://schemas.microsoft.com/office/word/2010/wordprocessingCanvas" xmlns:cx="http://schemas.microsoft.com/office/drawing/2014/chartex" xmlns:cx1="http://schemas.microsoft.com/office/drawing/2015/9/8/chartex" xmlns:cx2="http://schemas.microsoft.com/office/drawing/2015/10/21/chartex" xmlns:cx3="http://schemas.microsoft.com/office/drawing/2016/5/9/chartex" xmlns:cx4="http://schemas.microsoft.com/office/drawing/2016/5/10/chartex" xmlns:cx5="http://schemas.microsoft.com/office/drawing/2016/5/11/chartex" xmlns:cx6="http://schemas.microsoft.com/office/drawing/2016/5/12/chartex" xmlns:cx7="http://schemas.microsoft.com/office/drawing/2016/5/13/chartex" xmlns:cx8="http://schemas.microsoft.com/office/drawing/2016/5/14/chartex" xmlns:mc="http://schemas.openxmlformats.org/markup-compatibility/2006" xmlns:aink="http://schemas.microsoft.com/office/drawing/2016/ink" xmlns:am3d="http://schemas.microsoft.com/office/drawing/2017/model3d" xmlns:o="urn:schemas-microsoft-com:office:office" xmlns:oel="http://schemas.microsoft.com/office/2019/extlst" xmlns:r="http://schemas.openxmlformats.org/officeDocument/2006/relationships" xmlns:m="http://schemas.openxmlformats.org/officeDocument/2006/math" xmlns:v="urn:schemas-microsoft-com:vml" xmlns:wp14="http://schemas.microsoft.com/office/word/2010/wordprocessingDrawing" xmlns:wp="http://schemas.openxmlformats.org/drawingml/2006/wordprocessingDrawing" xmlns:w10="urn:schemas-microsoft-com:office:word" xmlns:w="http://schemas.openxmlformats.org/wordprocessingml/2006/main" xmlns:w14="http://schemas.microsoft.com/office/word/2010/wordml" xmlns:w15="http://schemas.microsoft.com/office/word/2012/wordml" xmlns:w16cex="http://schemas.microsoft.com/office/word/2018/wordml/cex" xmlns:w16cid="http://schemas.microsoft.com/office/word/2016/wordml/cid" xmlns:w16="http://schemas.microsoft.com/office/word/2018/wordml" xmlns:w16du="http://schemas.microsoft.com/office/word/2023/wordml/word16du" xmlns:w16sdtdh="http://schemas.microsoft.com/office/word/2020/wordml/sdtdatahash" xmlns:w16sdtfl="http://schemas.microsoft.com/office/word/2024/wordml/sdtformatlock" xmlns:w16se="http://schemas.microsoft.com/office/word/2015/wordml/symex" xmlns:wpg="http://schemas.microsoft.com/office/word/2010/wordprocessingGroup" xmlns:wpi="http://schemas.microsoft.com/office/word/2010/wordprocessingInk" xmlns:wne="http://schemas.microsoft.com/office/word/2006/wordml" xmlns:wps="http://schemas.microsoft.com/office/word/2010/wordprocessingShape" mc:Ignorable="w14 w15 w16se w16cid w16 w16cex w16sdtdh w16sdtfl w16du wp14">
+  <w:bookmarkStart w:id="9" w:name="_37o5xb65948r" w:colFirst="0" w:colLast="0"/>
+  <w:bookmarkEnd w:id="9"/>
   <w:p>
     <w:pPr>
       <w:pStyle w:val="Ttulo4"/>
@@ -9898,7 +9773,7 @@
 </file>
 
 <file path=word/footer3.xml><?xml version="1.0" encoding="utf-8"?>
-<w:ftr xmlns:wpc="http://schemas.microsoft.com/office/word/2010/wordprocessingCanvas" xmlns:cx="http://schemas.microsoft.com/office/drawing/2014/chartex" xmlns:mc="http://schemas.openxmlformats.org/markup-compatibility/2006" xmlns:o="urn:schemas-microsoft-com:office:office" xmlns:r="http://schemas.openxmlformats.org/officeDocument/2006/relationships" xmlns:m="http://schemas.openxmlformats.org/officeDocument/2006/math" xmlns:v="urn:schemas-microsoft-com:vml" xmlns:wp14="http://schemas.microsoft.com/office/word/2010/wordprocessingDrawing" xmlns:wp="http://schemas.openxmlformats.org/drawingml/2006/wordprocessingDrawing" xmlns:w10="urn:schemas-microsoft-com:office:word" xmlns:w="http://schemas.openxmlformats.org/wordprocessingml/2006/main" xmlns:w14="http://schemas.microsoft.com/office/word/2010/wordml" xmlns:w15="http://schemas.microsoft.com/office/word/2012/wordml" xmlns:w16se="http://schemas.microsoft.com/office/word/2015/wordml/symex" xmlns:wpg="http://schemas.microsoft.com/office/word/2010/wordprocessingGroup" xmlns:wpi="http://schemas.microsoft.com/office/word/2010/wordprocessingInk" xmlns:wne="http://schemas.microsoft.com/office/word/2006/wordml" xmlns:wps="http://schemas.microsoft.com/office/word/2010/wordprocessingShape" mc:Ignorable="w14 w15 w16se wp14">
+<w:ftr xmlns:wpc="http://schemas.microsoft.com/office/word/2010/wordprocessingCanvas" xmlns:cx="http://schemas.microsoft.com/office/drawing/2014/chartex" xmlns:cx1="http://schemas.microsoft.com/office/drawing/2015/9/8/chartex" xmlns:cx2="http://schemas.microsoft.com/office/drawing/2015/10/21/chartex" xmlns:cx3="http://schemas.microsoft.com/office/drawing/2016/5/9/chartex" xmlns:cx4="http://schemas.microsoft.com/office/drawing/2016/5/10/chartex" xmlns:cx5="http://schemas.microsoft.com/office/drawing/2016/5/11/chartex" xmlns:cx6="http://schemas.microsoft.com/office/drawing/2016/5/12/chartex" xmlns:cx7="http://schemas.microsoft.com/office/drawing/2016/5/13/chartex" xmlns:cx8="http://schemas.microsoft.com/office/drawing/2016/5/14/chartex" xmlns:mc="http://schemas.openxmlformats.org/markup-compatibility/2006" xmlns:aink="http://schemas.microsoft.com/office/drawing/2016/ink" xmlns:am3d="http://schemas.microsoft.com/office/drawing/2017/model3d" xmlns:o="urn:schemas-microsoft-com:office:office" xmlns:oel="http://schemas.microsoft.com/office/2019/extlst" xmlns:r="http://schemas.openxmlformats.org/officeDocument/2006/relationships" xmlns:m="http://schemas.openxmlformats.org/officeDocument/2006/math" xmlns:v="urn:schemas-microsoft-com:vml" xmlns:wp14="http://schemas.microsoft.com/office/word/2010/wordprocessingDrawing" xmlns:wp="http://schemas.openxmlformats.org/drawingml/2006/wordprocessingDrawing" xmlns:w10="urn:schemas-microsoft-com:office:word" xmlns:w="http://schemas.openxmlformats.org/wordprocessingml/2006/main" xmlns:w14="http://schemas.microsoft.com/office/word/2010/wordml" xmlns:w15="http://schemas.microsoft.com/office/word/2012/wordml" xmlns:w16cex="http://schemas.microsoft.com/office/word/2018/wordml/cex" xmlns:w16cid="http://schemas.microsoft.com/office/word/2016/wordml/cid" xmlns:w16="http://schemas.microsoft.com/office/word/2018/wordml" xmlns:w16du="http://schemas.microsoft.com/office/word/2023/wordml/word16du" xmlns:w16sdtdh="http://schemas.microsoft.com/office/word/2020/wordml/sdtdatahash" xmlns:w16sdtfl="http://schemas.microsoft.com/office/word/2024/wordml/sdtformatlock" xmlns:w16se="http://schemas.microsoft.com/office/word/2015/wordml/symex" xmlns:wpg="http://schemas.microsoft.com/office/word/2010/wordprocessingGroup" xmlns:wpi="http://schemas.microsoft.com/office/word/2010/wordprocessingInk" xmlns:wne="http://schemas.microsoft.com/office/word/2006/wordml" xmlns:wps="http://schemas.microsoft.com/office/word/2010/wordprocessingShape" mc:Ignorable="w14 w15 w16se w16cid w16 w16cex w16sdtdh w16sdtfl w16du wp14">
   <w:p>
     <w:pPr>
       <w:pStyle w:val="Ttulo4"/>
@@ -9910,14 +9785,14 @@
         <w:between w:val="nil"/>
       </w:pBdr>
     </w:pPr>
-    <w:bookmarkStart w:id="12" w:name="_y0ojsicse0ov" w:colFirst="0" w:colLast="0"/>
-    <w:bookmarkEnd w:id="12"/>
+    <w:bookmarkStart w:id="10" w:name="_y0ojsicse0ov" w:colFirst="0" w:colLast="0"/>
+    <w:bookmarkEnd w:id="10"/>
   </w:p>
 </w:ftr>
 </file>
 
 <file path=word/footnotes.xml><?xml version="1.0" encoding="utf-8"?>
-<w:footnotes xmlns:wpc="http://schemas.microsoft.com/office/word/2010/wordprocessingCanvas" xmlns:cx="http://schemas.microsoft.com/office/drawing/2014/chartex" xmlns:mc="http://schemas.openxmlformats.org/markup-compatibility/2006" xmlns:o="urn:schemas-microsoft-com:office:office" xmlns:r="http://schemas.openxmlformats.org/officeDocument/2006/relationships" xmlns:m="http://schemas.openxmlformats.org/officeDocument/2006/math" xmlns:v="urn:schemas-microsoft-com:vml" xmlns:wp14="http://schemas.microsoft.com/office/word/2010/wordprocessingDrawing" xmlns:wp="http://schemas.openxmlformats.org/drawingml/2006/wordprocessingDrawing" xmlns:w10="urn:schemas-microsoft-com:office:word" xmlns:w="http://schemas.openxmlformats.org/wordprocessingml/2006/main" xmlns:w14="http://schemas.microsoft.com/office/word/2010/wordml" xmlns:w15="http://schemas.microsoft.com/office/word/2012/wordml" xmlns:w16se="http://schemas.microsoft.com/office/word/2015/wordml/symex" xmlns:wpg="http://schemas.microsoft.com/office/word/2010/wordprocessingGroup" xmlns:wpi="http://schemas.microsoft.com/office/word/2010/wordprocessingInk" xmlns:wne="http://schemas.microsoft.com/office/word/2006/wordml" xmlns:wps="http://schemas.microsoft.com/office/word/2010/wordprocessingShape" mc:Ignorable="w14 w15 w16se wp14">
+<w:footnotes xmlns:wpc="http://schemas.microsoft.com/office/word/2010/wordprocessingCanvas" xmlns:cx="http://schemas.microsoft.com/office/drawing/2014/chartex" xmlns:cx1="http://schemas.microsoft.com/office/drawing/2015/9/8/chartex" xmlns:cx2="http://schemas.microsoft.com/office/drawing/2015/10/21/chartex" xmlns:cx3="http://schemas.microsoft.com/office/drawing/2016/5/9/chartex" xmlns:cx4="http://schemas.microsoft.com/office/drawing/2016/5/10/chartex" xmlns:cx5="http://schemas.microsoft.com/office/drawing/2016/5/11/chartex" xmlns:cx6="http://schemas.microsoft.com/office/drawing/2016/5/12/chartex" xmlns:cx7="http://schemas.microsoft.com/office/drawing/2016/5/13/chartex" xmlns:cx8="http://schemas.microsoft.com/office/drawing/2016/5/14/chartex" xmlns:mc="http://schemas.openxmlformats.org/markup-compatibility/2006" xmlns:aink="http://schemas.microsoft.com/office/drawing/2016/ink" xmlns:am3d="http://schemas.microsoft.com/office/drawing/2017/model3d" xmlns:o="urn:schemas-microsoft-com:office:office" xmlns:oel="http://schemas.microsoft.com/office/2019/extlst" xmlns:r="http://schemas.openxmlformats.org/officeDocument/2006/relationships" xmlns:m="http://schemas.openxmlformats.org/officeDocument/2006/math" xmlns:v="urn:schemas-microsoft-com:vml" xmlns:wp14="http://schemas.microsoft.com/office/word/2010/wordprocessingDrawing" xmlns:wp="http://schemas.openxmlformats.org/drawingml/2006/wordprocessingDrawing" xmlns:w10="urn:schemas-microsoft-com:office:word" xmlns:w="http://schemas.openxmlformats.org/wordprocessingml/2006/main" xmlns:w14="http://schemas.microsoft.com/office/word/2010/wordml" xmlns:w15="http://schemas.microsoft.com/office/word/2012/wordml" xmlns:w16cex="http://schemas.microsoft.com/office/word/2018/wordml/cex" xmlns:w16cid="http://schemas.microsoft.com/office/word/2016/wordml/cid" xmlns:w16="http://schemas.microsoft.com/office/word/2018/wordml" xmlns:w16du="http://schemas.microsoft.com/office/word/2023/wordml/word16du" xmlns:w16sdtdh="http://schemas.microsoft.com/office/word/2020/wordml/sdtdatahash" xmlns:w16sdtfl="http://schemas.microsoft.com/office/word/2024/wordml/sdtformatlock" xmlns:w16se="http://schemas.microsoft.com/office/word/2015/wordml/symex" xmlns:wpg="http://schemas.microsoft.com/office/word/2010/wordprocessingGroup" xmlns:wpi="http://schemas.microsoft.com/office/word/2010/wordprocessingInk" xmlns:wne="http://schemas.microsoft.com/office/word/2006/wordml" xmlns:wps="http://schemas.microsoft.com/office/word/2010/wordprocessingShape" mc:Ignorable="w14 w15 w16se w16cid w16 w16cex w16sdtdh w16sdtfl w16du wp14">
   <w:footnote w:type="separator" w:id="-1">
     <w:p>
       <w:pPr>
@@ -9942,7 +9817,7 @@
 </file>
 
 <file path=word/header1.xml><?xml version="1.0" encoding="utf-8"?>
-<w:hdr xmlns:wpc="http://schemas.microsoft.com/office/word/2010/wordprocessingCanvas" xmlns:cx="http://schemas.microsoft.com/office/drawing/2014/chartex" xmlns:mc="http://schemas.openxmlformats.org/markup-compatibility/2006" xmlns:o="urn:schemas-microsoft-com:office:office" xmlns:r="http://schemas.openxmlformats.org/officeDocument/2006/relationships" xmlns:m="http://schemas.openxmlformats.org/officeDocument/2006/math" xmlns:v="urn:schemas-microsoft-com:vml" xmlns:wp14="http://schemas.microsoft.com/office/word/2010/wordprocessingDrawing" xmlns:wp="http://schemas.openxmlformats.org/drawingml/2006/wordprocessingDrawing" xmlns:w10="urn:schemas-microsoft-com:office:word" xmlns:w="http://schemas.openxmlformats.org/wordprocessingml/2006/main" xmlns:w14="http://schemas.microsoft.com/office/word/2010/wordml" xmlns:w15="http://schemas.microsoft.com/office/word/2012/wordml" xmlns:w16se="http://schemas.microsoft.com/office/word/2015/wordml/symex" xmlns:wpg="http://schemas.microsoft.com/office/word/2010/wordprocessingGroup" xmlns:wpi="http://schemas.microsoft.com/office/word/2010/wordprocessingInk" xmlns:wne="http://schemas.microsoft.com/office/word/2006/wordml" xmlns:wps="http://schemas.microsoft.com/office/word/2010/wordprocessingShape" mc:Ignorable="w14 w15 w16se wp14">
+<w:hdr xmlns:wpc="http://schemas.microsoft.com/office/word/2010/wordprocessingCanvas" xmlns:cx="http://schemas.microsoft.com/office/drawing/2014/chartex" xmlns:cx1="http://schemas.microsoft.com/office/drawing/2015/9/8/chartex" xmlns:cx2="http://schemas.microsoft.com/office/drawing/2015/10/21/chartex" xmlns:cx3="http://schemas.microsoft.com/office/drawing/2016/5/9/chartex" xmlns:cx4="http://schemas.microsoft.com/office/drawing/2016/5/10/chartex" xmlns:cx5="http://schemas.microsoft.com/office/drawing/2016/5/11/chartex" xmlns:cx6="http://schemas.microsoft.com/office/drawing/2016/5/12/chartex" xmlns:cx7="http://schemas.microsoft.com/office/drawing/2016/5/13/chartex" xmlns:cx8="http://schemas.microsoft.com/office/drawing/2016/5/14/chartex" xmlns:mc="http://schemas.openxmlformats.org/markup-compatibility/2006" xmlns:aink="http://schemas.microsoft.com/office/drawing/2016/ink" xmlns:am3d="http://schemas.microsoft.com/office/drawing/2017/model3d" xmlns:o="urn:schemas-microsoft-com:office:office" xmlns:oel="http://schemas.microsoft.com/office/2019/extlst" xmlns:r="http://schemas.openxmlformats.org/officeDocument/2006/relationships" xmlns:m="http://schemas.openxmlformats.org/officeDocument/2006/math" xmlns:v="urn:schemas-microsoft-com:vml" xmlns:wp14="http://schemas.microsoft.com/office/word/2010/wordprocessingDrawing" xmlns:wp="http://schemas.openxmlformats.org/drawingml/2006/wordprocessingDrawing" xmlns:w10="urn:schemas-microsoft-com:office:word" xmlns:w="http://schemas.openxmlformats.org/wordprocessingml/2006/main" xmlns:w14="http://schemas.microsoft.com/office/word/2010/wordml" xmlns:w15="http://schemas.microsoft.com/office/word/2012/wordml" xmlns:w16cex="http://schemas.microsoft.com/office/word/2018/wordml/cex" xmlns:w16cid="http://schemas.microsoft.com/office/word/2016/wordml/cid" xmlns:w16="http://schemas.microsoft.com/office/word/2018/wordml" xmlns:w16du="http://schemas.microsoft.com/office/word/2023/wordml/word16du" xmlns:w16sdtdh="http://schemas.microsoft.com/office/word/2020/wordml/sdtdatahash" xmlns:w16sdtfl="http://schemas.microsoft.com/office/word/2024/wordml/sdtformatlock" xmlns:w16se="http://schemas.microsoft.com/office/word/2015/wordml/symex" xmlns:wpg="http://schemas.microsoft.com/office/word/2010/wordprocessingGroup" xmlns:wpi="http://schemas.microsoft.com/office/word/2010/wordprocessingInk" xmlns:wne="http://schemas.microsoft.com/office/word/2006/wordml" xmlns:wps="http://schemas.microsoft.com/office/word/2010/wordprocessingShape" mc:Ignorable="w14 w15 w16se w16cid w16 w16cex w16sdtdh w16sdtfl w16du wp14">
   <w:p>
     <w:pPr>
       <w:pStyle w:val="Encabezado"/>
@@ -9971,7 +9846,7 @@
           <v:path o:extrusionok="f" gradientshapeok="t" o:connecttype="rect"/>
           <o:lock v:ext="edit" aspectratio="t"/>
         </v:shapetype>
-        <v:shape id="WordPictureWatermark97664688" o:spid="_x0000_s2059" type="#_x0000_t75" style="position:absolute;margin-left:0;margin-top:0;width:972pt;height:1386pt;z-index:-251657216;mso-position-horizontal:center;mso-position-horizontal-relative:margin;mso-position-vertical:center;mso-position-vertical-relative:margin" o:allowincell="f">
+        <v:shape id="WordPictureWatermark97664688" o:spid="_x0000_s1035" type="#_x0000_t75" style="position:absolute;margin-left:0;margin-top:0;width:972pt;height:1386pt;z-index:-251657216;mso-position-horizontal:center;mso-position-horizontal-relative:margin;mso-position-vertical:center;mso-position-vertical-relative:margin" o:allowincell="f">
           <v:imagedata r:id="rId1" o:title="Fondo_1"/>
           <w10:wrap anchorx="margin" anchory="margin"/>
         </v:shape>
@@ -9982,7 +9857,7 @@
 </file>
 
 <file path=word/header2.xml><?xml version="1.0" encoding="utf-8"?>
-<w:hdr xmlns:wpc="http://schemas.microsoft.com/office/word/2010/wordprocessingCanvas" xmlns:cx="http://schemas.microsoft.com/office/drawing/2014/chartex" xmlns:mc="http://schemas.openxmlformats.org/markup-compatibility/2006" xmlns:o="urn:schemas-microsoft-com:office:office" xmlns:r="http://schemas.openxmlformats.org/officeDocument/2006/relationships" xmlns:m="http://schemas.openxmlformats.org/officeDocument/2006/math" xmlns:v="urn:schemas-microsoft-com:vml" xmlns:wp14="http://schemas.microsoft.com/office/word/2010/wordprocessingDrawing" xmlns:wp="http://schemas.openxmlformats.org/drawingml/2006/wordprocessingDrawing" xmlns:w10="urn:schemas-microsoft-com:office:word" xmlns:w="http://schemas.openxmlformats.org/wordprocessingml/2006/main" xmlns:w14="http://schemas.microsoft.com/office/word/2010/wordml" xmlns:w15="http://schemas.microsoft.com/office/word/2012/wordml" xmlns:w16se="http://schemas.microsoft.com/office/word/2015/wordml/symex" xmlns:wpg="http://schemas.microsoft.com/office/word/2010/wordprocessingGroup" xmlns:wpi="http://schemas.microsoft.com/office/word/2010/wordprocessingInk" xmlns:wne="http://schemas.microsoft.com/office/word/2006/wordml" xmlns:wps="http://schemas.microsoft.com/office/word/2010/wordprocessingShape" mc:Ignorable="w14 w15 w16se wp14">
+<w:hdr xmlns:wpc="http://schemas.microsoft.com/office/word/2010/wordprocessingCanvas" xmlns:cx="http://schemas.microsoft.com/office/drawing/2014/chartex" xmlns:cx1="http://schemas.microsoft.com/office/drawing/2015/9/8/chartex" xmlns:cx2="http://schemas.microsoft.com/office/drawing/2015/10/21/chartex" xmlns:cx3="http://schemas.microsoft.com/office/drawing/2016/5/9/chartex" xmlns:cx4="http://schemas.microsoft.com/office/drawing/2016/5/10/chartex" xmlns:cx5="http://schemas.microsoft.com/office/drawing/2016/5/11/chartex" xmlns:cx6="http://schemas.microsoft.com/office/drawing/2016/5/12/chartex" xmlns:cx7="http://schemas.microsoft.com/office/drawing/2016/5/13/chartex" xmlns:cx8="http://schemas.microsoft.com/office/drawing/2016/5/14/chartex" xmlns:mc="http://schemas.openxmlformats.org/markup-compatibility/2006" xmlns:aink="http://schemas.microsoft.com/office/drawing/2016/ink" xmlns:am3d="http://schemas.microsoft.com/office/drawing/2017/model3d" xmlns:o="urn:schemas-microsoft-com:office:office" xmlns:oel="http://schemas.microsoft.com/office/2019/extlst" xmlns:r="http://schemas.openxmlformats.org/officeDocument/2006/relationships" xmlns:m="http://schemas.openxmlformats.org/officeDocument/2006/math" xmlns:v="urn:schemas-microsoft-com:vml" xmlns:wp14="http://schemas.microsoft.com/office/word/2010/wordprocessingDrawing" xmlns:wp="http://schemas.openxmlformats.org/drawingml/2006/wordprocessingDrawing" xmlns:w10="urn:schemas-microsoft-com:office:word" xmlns:w="http://schemas.openxmlformats.org/wordprocessingml/2006/main" xmlns:w14="http://schemas.microsoft.com/office/word/2010/wordml" xmlns:w15="http://schemas.microsoft.com/office/word/2012/wordml" xmlns:w16cex="http://schemas.microsoft.com/office/word/2018/wordml/cex" xmlns:w16cid="http://schemas.microsoft.com/office/word/2016/wordml/cid" xmlns:w16="http://schemas.microsoft.com/office/word/2018/wordml" xmlns:w16du="http://schemas.microsoft.com/office/word/2023/wordml/word16du" xmlns:w16sdtdh="http://schemas.microsoft.com/office/word/2020/wordml/sdtdatahash" xmlns:w16sdtfl="http://schemas.microsoft.com/office/word/2024/wordml/sdtformatlock" xmlns:w16se="http://schemas.microsoft.com/office/word/2015/wordml/symex" xmlns:wpg="http://schemas.microsoft.com/office/word/2010/wordprocessingGroup" xmlns:wpi="http://schemas.microsoft.com/office/word/2010/wordprocessingInk" xmlns:wne="http://schemas.microsoft.com/office/word/2006/wordml" xmlns:wps="http://schemas.microsoft.com/office/word/2010/wordprocessingShape" mc:Ignorable="w14 w15 w16se w16cid w16 w16cex w16sdtdh w16sdtfl w16du wp14">
   <w:p>
     <w:pPr>
       <w:pStyle w:val="Encabezado"/>
@@ -10011,7 +9886,7 @@
           <v:path o:extrusionok="f" gradientshapeok="t" o:connecttype="rect"/>
           <o:lock v:ext="edit" aspectratio="t"/>
         </v:shapetype>
-        <v:shape id="WordPictureWatermark97664689" o:spid="_x0000_s2060" type="#_x0000_t75" style="position:absolute;margin-left:0;margin-top:0;width:972pt;height:1386pt;z-index:-251656192;mso-position-horizontal:center;mso-position-horizontal-relative:margin;mso-position-vertical:center;mso-position-vertical-relative:margin" o:allowincell="f">
+        <v:shape id="WordPictureWatermark97664689" o:spid="_x0000_s1036" type="#_x0000_t75" style="position:absolute;margin-left:0;margin-top:0;width:972pt;height:1386pt;z-index:-251656192;mso-position-horizontal:center;mso-position-horizontal-relative:margin;mso-position-vertical:center;mso-position-vertical-relative:margin" o:allowincell="f">
           <v:imagedata r:id="rId1" o:title="Fondo_1"/>
           <w10:wrap anchorx="margin" anchory="margin"/>
         </v:shape>
@@ -10022,7 +9897,7 @@
 </file>
 
 <file path=word/header3.xml><?xml version="1.0" encoding="utf-8"?>
-<w:hdr xmlns:wpc="http://schemas.microsoft.com/office/word/2010/wordprocessingCanvas" xmlns:cx="http://schemas.microsoft.com/office/drawing/2014/chartex" xmlns:mc="http://schemas.openxmlformats.org/markup-compatibility/2006" xmlns:o="urn:schemas-microsoft-com:office:office" xmlns:r="http://schemas.openxmlformats.org/officeDocument/2006/relationships" xmlns:m="http://schemas.openxmlformats.org/officeDocument/2006/math" xmlns:v="urn:schemas-microsoft-com:vml" xmlns:wp14="http://schemas.microsoft.com/office/word/2010/wordprocessingDrawing" xmlns:wp="http://schemas.openxmlformats.org/drawingml/2006/wordprocessingDrawing" xmlns:w10="urn:schemas-microsoft-com:office:word" xmlns:w="http://schemas.openxmlformats.org/wordprocessingml/2006/main" xmlns:w14="http://schemas.microsoft.com/office/word/2010/wordml" xmlns:w15="http://schemas.microsoft.com/office/word/2012/wordml" xmlns:w16se="http://schemas.microsoft.com/office/word/2015/wordml/symex" xmlns:wpg="http://schemas.microsoft.com/office/word/2010/wordprocessingGroup" xmlns:wpi="http://schemas.microsoft.com/office/word/2010/wordprocessingInk" xmlns:wne="http://schemas.microsoft.com/office/word/2006/wordml" xmlns:wps="http://schemas.microsoft.com/office/word/2010/wordprocessingShape" mc:Ignorable="w14 w15 w16se wp14">
+<w:hdr xmlns:wpc="http://schemas.microsoft.com/office/word/2010/wordprocessingCanvas" xmlns:cx="http://schemas.microsoft.com/office/drawing/2014/chartex" xmlns:cx1="http://schemas.microsoft.com/office/drawing/2015/9/8/chartex" xmlns:cx2="http://schemas.microsoft.com/office/drawing/2015/10/21/chartex" xmlns:cx3="http://schemas.microsoft.com/office/drawing/2016/5/9/chartex" xmlns:cx4="http://schemas.microsoft.com/office/drawing/2016/5/10/chartex" xmlns:cx5="http://schemas.microsoft.com/office/drawing/2016/5/11/chartex" xmlns:cx6="http://schemas.microsoft.com/office/drawing/2016/5/12/chartex" xmlns:cx7="http://schemas.microsoft.com/office/drawing/2016/5/13/chartex" xmlns:cx8="http://schemas.microsoft.com/office/drawing/2016/5/14/chartex" xmlns:mc="http://schemas.openxmlformats.org/markup-compatibility/2006" xmlns:aink="http://schemas.microsoft.com/office/drawing/2016/ink" xmlns:am3d="http://schemas.microsoft.com/office/drawing/2017/model3d" xmlns:o="urn:schemas-microsoft-com:office:office" xmlns:oel="http://schemas.microsoft.com/office/2019/extlst" xmlns:r="http://schemas.openxmlformats.org/officeDocument/2006/relationships" xmlns:m="http://schemas.openxmlformats.org/officeDocument/2006/math" xmlns:v="urn:schemas-microsoft-com:vml" xmlns:wp14="http://schemas.microsoft.com/office/word/2010/wordprocessingDrawing" xmlns:wp="http://schemas.openxmlformats.org/drawingml/2006/wordprocessingDrawing" xmlns:w10="urn:schemas-microsoft-com:office:word" xmlns:w="http://schemas.openxmlformats.org/wordprocessingml/2006/main" xmlns:w14="http://schemas.microsoft.com/office/word/2010/wordml" xmlns:w15="http://schemas.microsoft.com/office/word/2012/wordml" xmlns:w16cex="http://schemas.microsoft.com/office/word/2018/wordml/cex" xmlns:w16cid="http://schemas.microsoft.com/office/word/2016/wordml/cid" xmlns:w16="http://schemas.microsoft.com/office/word/2018/wordml" xmlns:w16du="http://schemas.microsoft.com/office/word/2023/wordml/word16du" xmlns:w16sdtdh="http://schemas.microsoft.com/office/word/2020/wordml/sdtdatahash" xmlns:w16sdtfl="http://schemas.microsoft.com/office/word/2024/wordml/sdtformatlock" xmlns:w16se="http://schemas.microsoft.com/office/word/2015/wordml/symex" xmlns:wpg="http://schemas.microsoft.com/office/word/2010/wordprocessingGroup" xmlns:wpi="http://schemas.microsoft.com/office/word/2010/wordprocessingInk" xmlns:wne="http://schemas.microsoft.com/office/word/2006/wordml" xmlns:wps="http://schemas.microsoft.com/office/word/2010/wordprocessingShape" mc:Ignorable="w14 w15 w16se w16cid w16 w16cex w16sdtdh w16sdtfl w16du wp14">
   <w:p>
     <w:pPr>
       <w:pStyle w:val="Encabezado"/>
@@ -10051,7 +9926,7 @@
           <v:path o:extrusionok="f" gradientshapeok="t" o:connecttype="rect"/>
           <o:lock v:ext="edit" aspectratio="t"/>
         </v:shapetype>
-        <v:shape id="WordPictureWatermark97664687" o:spid="_x0000_s2058" type="#_x0000_t75" style="position:absolute;margin-left:0;margin-top:0;width:972pt;height:1386pt;z-index:-251658240;mso-position-horizontal:center;mso-position-horizontal-relative:margin;mso-position-vertical:center;mso-position-vertical-relative:margin" o:allowincell="f">
+        <v:shape id="WordPictureWatermark97664687" o:spid="_x0000_s1034" type="#_x0000_t75" style="position:absolute;margin-left:0;margin-top:0;width:972pt;height:1386pt;z-index:-251658240;mso-position-horizontal:center;mso-position-horizontal-relative:margin;mso-position-vertical:center;mso-position-vertical-relative:margin" o:allowincell="f">
           <v:imagedata r:id="rId1" o:title="Fondo_1"/>
           <w10:wrap anchorx="margin" anchory="margin"/>
         </v:shape>
@@ -10062,7 +9937,7 @@
 </file>
 
 <file path=word/numbering.xml><?xml version="1.0" encoding="utf-8"?>
-<w:numbering xmlns:wpc="http://schemas.microsoft.com/office/word/2010/wordprocessingCanvas" xmlns:cx="http://schemas.microsoft.com/office/drawing/2014/chartex" xmlns:mc="http://schemas.openxmlformats.org/markup-compatibility/2006" xmlns:o="urn:schemas-microsoft-com:office:office" xmlns:r="http://schemas.openxmlformats.org/officeDocument/2006/relationships" xmlns:m="http://schemas.openxmlformats.org/officeDocument/2006/math" xmlns:v="urn:schemas-microsoft-com:vml" xmlns:wp14="http://schemas.microsoft.com/office/word/2010/wordprocessingDrawing" xmlns:wp="http://schemas.openxmlformats.org/drawingml/2006/wordprocessingDrawing" xmlns:w10="urn:schemas-microsoft-com:office:word" xmlns:w="http://schemas.openxmlformats.org/wordprocessingml/2006/main" xmlns:w14="http://schemas.microsoft.com/office/word/2010/wordml" xmlns:w15="http://schemas.microsoft.com/office/word/2012/wordml" xmlns:w16se="http://schemas.microsoft.com/office/word/2015/wordml/symex" xmlns:wpg="http://schemas.microsoft.com/office/word/2010/wordprocessingGroup" xmlns:wpi="http://schemas.microsoft.com/office/word/2010/wordprocessingInk" xmlns:wne="http://schemas.microsoft.com/office/word/2006/wordml" xmlns:wps="http://schemas.microsoft.com/office/word/2010/wordprocessingShape" mc:Ignorable="w14 w15 w16se wp14">
+<w:numbering xmlns:wpc="http://schemas.microsoft.com/office/word/2010/wordprocessingCanvas" xmlns:cx="http://schemas.microsoft.com/office/drawing/2014/chartex" xmlns:cx1="http://schemas.microsoft.com/office/drawing/2015/9/8/chartex" xmlns:cx2="http://schemas.microsoft.com/office/drawing/2015/10/21/chartex" xmlns:cx3="http://schemas.microsoft.com/office/drawing/2016/5/9/chartex" xmlns:cx4="http://schemas.microsoft.com/office/drawing/2016/5/10/chartex" xmlns:cx5="http://schemas.microsoft.com/office/drawing/2016/5/11/chartex" xmlns:cx6="http://schemas.microsoft.com/office/drawing/2016/5/12/chartex" xmlns:cx7="http://schemas.microsoft.com/office/drawing/2016/5/13/chartex" xmlns:cx8="http://schemas.microsoft.com/office/drawing/2016/5/14/chartex" xmlns:mc="http://schemas.openxmlformats.org/markup-compatibility/2006" xmlns:aink="http://schemas.microsoft.com/office/drawing/2016/ink" xmlns:am3d="http://schemas.microsoft.com/office/drawing/2017/model3d" xmlns:o="urn:schemas-microsoft-com:office:office" xmlns:oel="http://schemas.microsoft.com/office/2019/extlst" xmlns:r="http://schemas.openxmlformats.org/officeDocument/2006/relationships" xmlns:m="http://schemas.openxmlformats.org/officeDocument/2006/math" xmlns:v="urn:schemas-microsoft-com:vml" xmlns:wp14="http://schemas.microsoft.com/office/word/2010/wordprocessingDrawing" xmlns:wp="http://schemas.openxmlformats.org/drawingml/2006/wordprocessingDrawing" xmlns:w10="urn:schemas-microsoft-com:office:word" xmlns:w="http://schemas.openxmlformats.org/wordprocessingml/2006/main" xmlns:w14="http://schemas.microsoft.com/office/word/2010/wordml" xmlns:w15="http://schemas.microsoft.com/office/word/2012/wordml" xmlns:w16cex="http://schemas.microsoft.com/office/word/2018/wordml/cex" xmlns:w16cid="http://schemas.microsoft.com/office/word/2016/wordml/cid" xmlns:w16="http://schemas.microsoft.com/office/word/2018/wordml" xmlns:w16du="http://schemas.microsoft.com/office/word/2023/wordml/word16du" xmlns:w16sdtdh="http://schemas.microsoft.com/office/word/2020/wordml/sdtdatahash" xmlns:w16sdtfl="http://schemas.microsoft.com/office/word/2024/wordml/sdtformatlock" xmlns:w16se="http://schemas.microsoft.com/office/word/2015/wordml/symex" xmlns:wpg="http://schemas.microsoft.com/office/word/2010/wordprocessingGroup" xmlns:wpi="http://schemas.microsoft.com/office/word/2010/wordprocessingInk" xmlns:wne="http://schemas.microsoft.com/office/word/2006/wordml" xmlns:wps="http://schemas.microsoft.com/office/word/2010/wordprocessingShape" mc:Ignorable="w14 w15 w16se w16cid w16 w16cex w16sdtdh w16sdtfl w16du wp14">
   <w:abstractNum w:abstractNumId="0" w15:restartNumberingAfterBreak="0">
     <w:nsid w:val="046F4AF5"/>
     <w:multiLevelType w:val="multilevel"/>
@@ -10628,26 +10503,26 @@
       </w:rPr>
     </w:lvl>
   </w:abstractNum>
-  <w:num w:numId="1">
+  <w:num w:numId="1" w16cid:durableId="2069915336">
     <w:abstractNumId w:val="0"/>
   </w:num>
-  <w:num w:numId="2">
+  <w:num w:numId="2" w16cid:durableId="1858273927">
     <w:abstractNumId w:val="2"/>
   </w:num>
-  <w:num w:numId="3">
+  <w:num w:numId="3" w16cid:durableId="840007503">
     <w:abstractNumId w:val="1"/>
   </w:num>
-  <w:num w:numId="4">
+  <w:num w:numId="4" w16cid:durableId="1376739476">
     <w:abstractNumId w:val="3"/>
   </w:num>
-  <w:num w:numId="5">
+  <w:num w:numId="5" w16cid:durableId="277761225">
     <w:abstractNumId w:val="4"/>
   </w:num>
 </w:numbering>
 </file>
 
 <file path=word/styles.xml><?xml version="1.0" encoding="utf-8"?>
-<w:styles xmlns:mc="http://schemas.openxmlformats.org/markup-compatibility/2006" xmlns:r="http://schemas.openxmlformats.org/officeDocument/2006/relationships" xmlns:w="http://schemas.openxmlformats.org/wordprocessingml/2006/main" xmlns:w14="http://schemas.microsoft.com/office/word/2010/wordml" xmlns:w15="http://schemas.microsoft.com/office/word/2012/wordml" xmlns:w16se="http://schemas.microsoft.com/office/word/2015/wordml/symex" mc:Ignorable="w14 w15 w16se">
+<w:styles xmlns:mc="http://schemas.openxmlformats.org/markup-compatibility/2006" xmlns:r="http://schemas.openxmlformats.org/officeDocument/2006/relationships" xmlns:w="http://schemas.openxmlformats.org/wordprocessingml/2006/main" xmlns:w14="http://schemas.microsoft.com/office/word/2010/wordml" xmlns:w15="http://schemas.microsoft.com/office/word/2012/wordml" xmlns:w16cex="http://schemas.microsoft.com/office/word/2018/wordml/cex" xmlns:w16cid="http://schemas.microsoft.com/office/word/2016/wordml/cid" xmlns:w16="http://schemas.microsoft.com/office/word/2018/wordml" xmlns:w16du="http://schemas.microsoft.com/office/word/2023/wordml/word16du" xmlns:w16sdtdh="http://schemas.microsoft.com/office/word/2020/wordml/sdtdatahash" xmlns:w16sdtfl="http://schemas.microsoft.com/office/word/2024/wordml/sdtformatlock" xmlns:w16se="http://schemas.microsoft.com/office/word/2015/wordml/symex" mc:Ignorable="w14 w15 w16se w16cid w16 w16cex w16sdtdh w16sdtfl w16du">
   <w:docDefaults>
     <w:rPrDefault>
       <w:rPr>
@@ -10665,7 +10540,7 @@
       </w:pPr>
     </w:pPrDefault>
   </w:docDefaults>
-  <w:latentStyles w:defLockedState="0" w:defUIPriority="99" w:defSemiHidden="0" w:defUnhideWhenUsed="0" w:defQFormat="0" w:count="371">
+  <w:latentStyles w:defLockedState="0" w:defUIPriority="99" w:defSemiHidden="0" w:defUnhideWhenUsed="0" w:defQFormat="0" w:count="376">
     <w:lsdException w:name="Normal" w:uiPriority="0" w:qFormat="1"/>
     <w:lsdException w:name="heading 1" w:uiPriority="9" w:qFormat="1"/>
     <w:lsdException w:name="heading 2" w:semiHidden="1" w:uiPriority="9" w:unhideWhenUsed="1" w:qFormat="1"/>
@@ -11037,6 +10912,11 @@
     <w:lsdException w:name="List Table 5 Dark Accent 6" w:uiPriority="50"/>
     <w:lsdException w:name="List Table 6 Colorful Accent 6" w:uiPriority="51"/>
     <w:lsdException w:name="List Table 7 Colorful Accent 6" w:uiPriority="52"/>
+    <w:lsdException w:name="Mention" w:semiHidden="1" w:unhideWhenUsed="1"/>
+    <w:lsdException w:name="Smart Hyperlink" w:semiHidden="1" w:unhideWhenUsed="1"/>
+    <w:lsdException w:name="Hashtag" w:semiHidden="1" w:unhideWhenUsed="1"/>
+    <w:lsdException w:name="Unresolved Mention" w:semiHidden="1" w:unhideWhenUsed="1"/>
+    <w:lsdException w:name="Smart Link" w:semiHidden="1" w:unhideWhenUsed="1"/>
   </w:latentStyles>
   <w:style w:type="paragraph" w:default="1" w:styleId="Normal">
     <w:name w:val="Normal"/>
@@ -11328,7 +11208,7 @@
       <w:lang w:val="en-US" w:eastAsia="en-US"/>
     </w:rPr>
   </w:style>
-  <w:style w:type="character" w:styleId="Textoennegrita">
+  <w:style w:type="character" w:styleId="Fuerte">
     <w:name w:val="Strong"/>
     <w:basedOn w:val="Fuentedeprrafopredeter"/>
     <w:uiPriority w:val="22"/>
@@ -11388,7 +11268,7 @@
       </w:tblBorders>
     </w:tblPr>
   </w:style>
-  <w:style w:type="table" w:styleId="Tabladecuadrcula4-nfasis1">
+  <w:style w:type="table" w:styleId="Tablaconcuadrcula4-nfasis1">
     <w:name w:val="Grid Table 4 Accent 1"/>
     <w:basedOn w:val="Tablanormal"/>
     <w:uiPriority w:val="49"/>
@@ -11464,7 +11344,7 @@
       </w:tcPr>
     </w:tblStylePr>
   </w:style>
-  <w:style w:type="table" w:styleId="Tabladecuadrcula4-nfasis5">
+  <w:style w:type="table" w:styleId="Tablaconcuadrcula4-nfasis5">
     <w:name w:val="Grid Table 4 Accent 5"/>
     <w:basedOn w:val="Tablanormal"/>
     <w:uiPriority w:val="49"/>
